--- a/EXPORTS/DOCX/published/niveau3/English/BGKW.docx
+++ b/EXPORTS/DOCX/published/niveau3/English/BGKW.docx
@@ -368,7 +368,7 @@
           <w:rFonts w:ascii="Charis SIL Regular" w:hAnsi="Charis SIL Regular" w:eastAsia="Charis SIL Regular"/>
           <w:b w:val="0"/>
           <w:i w:val="0"/>
-          <w:color w:val="0066CC"/>
+          <w:color w:val="0000FF"/>
           <w:sz w:val="24"/>
           <w:u w:val="single"/>
         </w:rPr>
@@ -386,7 +386,7 @@
           <w:rFonts w:ascii="Charis SIL Regular" w:hAnsi="Charis SIL Regular" w:eastAsia="Charis SIL Regular"/>
           <w:b w:val="0"/>
           <w:i w:val="0"/>
-          <w:color w:val="0066CC"/>
+          <w:color w:val="0000FF"/>
           <w:sz w:val="24"/>
           <w:u w:val="single"/>
         </w:rPr>
@@ -397,7 +397,7 @@
           <w:rFonts w:ascii="Charis SIL Regular" w:hAnsi="Charis SIL Regular" w:eastAsia="Charis SIL Regular"/>
           <w:b w:val="0"/>
           <w:i w:val="0"/>
-          <w:color w:val="0066CC"/>
+          <w:color w:val="0000FF"/>
           <w:sz w:val="24"/>
           <w:u w:val="single"/>
         </w:rPr>
@@ -428,11 +428,29 @@
           <w:color w:val="000000"/>
           <w:sz w:val="24"/>
         </w:rPr>
-        <w:t>very few objects were added to the 'cabinet', as the Society's museum was the</w:t>
+        <w:t>very few objects were added to the 'cabinet', as the Society's museum</w:t>
       </w:r>
       <w:r>
         <w:rPr>
-          <w:u w:val="single" w:color="0066cc"/>
+          <w:u w:val="single" w:color="0000ff"/>
+          <w:rFonts w:ascii="Charis SIL Regular" w:hAnsi="Charis SIL Regular" w:eastAsia="Charis SIL Regular"/>
+          <w:b w:val="0"/>
+          <w:i w:val="0"/>
+          <w:color w:val="000000"/>
+          <w:sz w:val="24"/>
+        </w:rPr>
+        <w:hyperlink r:id="rId9" w:history="1">
+          <w:r>
+            <w:rPr>
+              <w:rStyle w:val="Hyperlink"/>
+            </w:rPr>
+            <w:t xml:space="preserve"> was the</w:t>
+          </w:r>
+        </w:hyperlink>
+      </w:r>
+      <w:r>
+        <w:rPr>
+          <w:u w:val="single" w:color="0000ff"/>
           <w:rFonts w:ascii="Charis SIL Regular" w:hAnsi="Charis SIL Regular" w:eastAsia="Charis SIL Regular"/>
           <w:b w:val="0"/>
           <w:i w:val="0"/>
@@ -693,7 +711,7 @@
           <w:rFonts w:ascii="Charis SIL Regular" w:hAnsi="Charis SIL Regular" w:eastAsia="Charis SIL Regular"/>
           <w:b w:val="0"/>
           <w:i w:val="0"/>
-          <w:color w:val="0066CC"/>
+          <w:color w:val="0000FF"/>
           <w:sz w:val="24"/>
           <w:u w:val="single"/>
         </w:rPr>
@@ -711,7 +729,7 @@
           <w:rFonts w:ascii="Charis SIL Regular" w:hAnsi="Charis SIL Regular" w:eastAsia="Charis SIL Regular"/>
           <w:b w:val="0"/>
           <w:i w:val="0"/>
-          <w:color w:val="0066CC"/>
+          <w:color w:val="0000FF"/>
           <w:sz w:val="24"/>
           <w:u w:val="single"/>
         </w:rPr>
@@ -722,7 +740,7 @@
           <w:rFonts w:ascii="Charis SIL Regular" w:hAnsi="Charis SIL Regular" w:eastAsia="Charis SIL Regular"/>
           <w:b w:val="0"/>
           <w:i w:val="0"/>
-          <w:color w:val="0066CC"/>
+          <w:color w:val="0000FF"/>
           <w:sz w:val="24"/>
           <w:u w:val="single"/>
         </w:rPr>
@@ -740,7 +758,7 @@
           <w:rFonts w:ascii="Charis SIL Regular" w:hAnsi="Charis SIL Regular" w:eastAsia="Charis SIL Regular"/>
           <w:b w:val="0"/>
           <w:i w:val="0"/>
-          <w:color w:val="0066CC"/>
+          <w:color w:val="0000FF"/>
           <w:sz w:val="24"/>
           <w:u w:val="single"/>
         </w:rPr>
@@ -751,7 +769,7 @@
           <w:rFonts w:ascii="Charis SIL Regular" w:hAnsi="Charis SIL Regular" w:eastAsia="Charis SIL Regular"/>
           <w:b w:val="0"/>
           <w:i w:val="0"/>
-          <w:color w:val="0066CC"/>
+          <w:color w:val="0000FF"/>
           <w:sz w:val="24"/>
           <w:u w:val="single"/>
         </w:rPr>
@@ -769,7 +787,7 @@
           <w:rFonts w:ascii="Charis SIL Regular" w:hAnsi="Charis SIL Regular" w:eastAsia="Charis SIL Regular"/>
           <w:b w:val="0"/>
           <w:i w:val="0"/>
-          <w:color w:val="0066CC"/>
+          <w:color w:val="0000FF"/>
           <w:sz w:val="24"/>
           <w:u w:val="single"/>
         </w:rPr>
@@ -780,7 +798,7 @@
           <w:rFonts w:ascii="Charis SIL Regular" w:hAnsi="Charis SIL Regular" w:eastAsia="Charis SIL Regular"/>
           <w:b w:val="0"/>
           <w:i w:val="0"/>
-          <w:color w:val="0066CC"/>
+          <w:color w:val="0000FF"/>
           <w:sz w:val="24"/>
           <w:u w:val="single"/>
         </w:rPr>
@@ -798,7 +816,7 @@
           <w:rFonts w:ascii="Charis SIL Regular" w:hAnsi="Charis SIL Regular" w:eastAsia="Charis SIL Regular"/>
           <w:b w:val="0"/>
           <w:i w:val="0"/>
-          <w:color w:val="0066CC"/>
+          <w:color w:val="0000FF"/>
           <w:sz w:val="24"/>
           <w:u w:val="single"/>
         </w:rPr>
@@ -809,7 +827,7 @@
           <w:rFonts w:ascii="Charis SIL Regular" w:hAnsi="Charis SIL Regular" w:eastAsia="Charis SIL Regular"/>
           <w:b w:val="0"/>
           <w:i w:val="0"/>
-          <w:color w:val="0066CC"/>
+          <w:color w:val="0000FF"/>
           <w:sz w:val="24"/>
           <w:u w:val="single"/>
         </w:rPr>
@@ -827,7 +845,7 @@
           <w:rFonts w:ascii="Charis SIL Regular" w:hAnsi="Charis SIL Regular" w:eastAsia="Charis SIL Regular"/>
           <w:b w:val="0"/>
           <w:i w:val="0"/>
-          <w:color w:val="0066CC"/>
+          <w:color w:val="0000FF"/>
           <w:sz w:val="24"/>
           <w:u w:val="single"/>
         </w:rPr>
@@ -838,7 +856,7 @@
           <w:rFonts w:ascii="Charis SIL Regular" w:hAnsi="Charis SIL Regular" w:eastAsia="Charis SIL Regular"/>
           <w:b w:val="0"/>
           <w:i w:val="0"/>
-          <w:color w:val="0066CC"/>
+          <w:color w:val="0000FF"/>
           <w:sz w:val="24"/>
           <w:u w:val="single"/>
         </w:rPr>
@@ -856,7 +874,7 @@
           <w:rFonts w:ascii="Charis SIL Regular" w:hAnsi="Charis SIL Regular" w:eastAsia="Charis SIL Regular"/>
           <w:b w:val="0"/>
           <w:i w:val="0"/>
-          <w:color w:val="0066CC"/>
+          <w:color w:val="0000FF"/>
           <w:sz w:val="24"/>
           <w:u w:val="single"/>
         </w:rPr>
@@ -867,7 +885,7 @@
           <w:rFonts w:ascii="Charis SIL Regular" w:hAnsi="Charis SIL Regular" w:eastAsia="Charis SIL Regular"/>
           <w:b w:val="0"/>
           <w:i w:val="0"/>
-          <w:color w:val="0066CC"/>
+          <w:color w:val="0000FF"/>
           <w:sz w:val="24"/>
           <w:u w:val="single"/>
         </w:rPr>
@@ -964,7 +982,7 @@
           <w:rFonts w:ascii="Charis SIL Regular" w:hAnsi="Charis SIL Regular" w:eastAsia="Charis SIL Regular"/>
           <w:b w:val="0"/>
           <w:i w:val="0"/>
-          <w:color w:val="0066CC"/>
+          <w:color w:val="0000FF"/>
           <w:sz w:val="24"/>
           <w:u w:val="single"/>
         </w:rPr>
@@ -982,7 +1000,7 @@
           <w:rFonts w:ascii="Charis SIL Regular" w:hAnsi="Charis SIL Regular" w:eastAsia="Charis SIL Regular"/>
           <w:b w:val="0"/>
           <w:i w:val="0"/>
-          <w:color w:val="0066CC"/>
+          <w:color w:val="0000FF"/>
           <w:sz w:val="24"/>
           <w:u w:val="single"/>
         </w:rPr>
@@ -993,7 +1011,7 @@
           <w:rFonts w:ascii="Charis SIL Regular" w:hAnsi="Charis SIL Regular" w:eastAsia="Charis SIL Regular"/>
           <w:b w:val="0"/>
           <w:i w:val="0"/>
-          <w:color w:val="0066CC"/>
+          <w:color w:val="0000FF"/>
           <w:sz w:val="24"/>
           <w:u w:val="single"/>
         </w:rPr>
@@ -1011,7 +1029,7 @@
           <w:rFonts w:ascii="Charis SIL Regular" w:hAnsi="Charis SIL Regular" w:eastAsia="Charis SIL Regular"/>
           <w:b w:val="0"/>
           <w:i w:val="0"/>
-          <w:color w:val="0066CC"/>
+          <w:color w:val="0000FF"/>
           <w:sz w:val="24"/>
           <w:u w:val="single"/>
         </w:rPr>
@@ -1022,7 +1040,7 @@
           <w:rFonts w:ascii="Charis SIL Regular" w:hAnsi="Charis SIL Regular" w:eastAsia="Charis SIL Regular"/>
           <w:b w:val="0"/>
           <w:i w:val="0"/>
-          <w:color w:val="0066CC"/>
+          <w:color w:val="0000FF"/>
           <w:sz w:val="24"/>
           <w:u w:val="single"/>
         </w:rPr>
@@ -1060,21 +1078,170 @@
           <w:rFonts w:ascii="Charis SIL Regular" w:hAnsi="Charis SIL Regular" w:eastAsia="Charis SIL Regular"/>
           <w:b w:val="0"/>
           <w:i w:val="0"/>
-          <w:color w:val="0066CC"/>
+          <w:color w:val="0000FF"/>
           <w:sz w:val="24"/>
+          <w:u w:val="single"/>
         </w:rPr>
-        <w:t>Arsip Nasional Republik Ind</w:t>
+        <w:hyperlink r:id="rId12" w:history="1">
+          <w:r>
+            <w:rPr>
+              <w:rStyle w:val="Hyperlink"/>
+            </w:rPr>
+            <w:t>Arsip</w:t>
+          </w:r>
+        </w:hyperlink>
       </w:r>
       <w:r>
         <w:rPr>
           <w:rFonts w:ascii="Charis SIL Regular" w:hAnsi="Charis SIL Regular" w:eastAsia="Charis SIL Regular"/>
           <w:b w:val="0"/>
           <w:i w:val="0"/>
-          <w:color w:val="0066CC"/>
+          <w:color w:val="0000FF"/>
+          <w:sz w:val="24"/>
+          <w:u w:val="single"/>
+        </w:rPr>
+        <w:t xml:space="preserve"> Nas</w:t>
+      </w:r>
+      <w:r>
+        <w:rPr>
+          <w:rFonts w:ascii="Charis SIL Regular" w:hAnsi="Charis SIL Regular" w:eastAsia="Charis SIL Regular"/>
+          <w:b w:val="0"/>
+          <w:i w:val="0"/>
+          <w:color w:val="0000FF"/>
           <w:sz w:val="24"/>
           <w:u w:val="single"/>
         </w:rPr>
         <w:hyperlink r:id="rId11" w:history="1">
+          <w:r>
+            <w:rPr>
+              <w:rStyle w:val="Hyperlink"/>
+            </w:rPr>
+            <w:t>ional</w:t>
+          </w:r>
+        </w:hyperlink>
+      </w:r>
+      <w:r>
+        <w:rPr>
+          <w:rFonts w:ascii="Charis SIL Regular" w:hAnsi="Charis SIL Regular" w:eastAsia="Charis SIL Regular"/>
+          <w:b w:val="0"/>
+          <w:i w:val="0"/>
+          <w:color w:val="0000FF"/>
+          <w:sz w:val="24"/>
+          <w:u w:val="single"/>
+        </w:rPr>
+        <w:t xml:space="preserve"> </w:t>
+      </w:r>
+      <w:r>
+        <w:rPr>
+          <w:rFonts w:ascii="Charis SIL Regular" w:hAnsi="Charis SIL Regular" w:eastAsia="Charis SIL Regular"/>
+          <w:b w:val="0"/>
+          <w:i w:val="0"/>
+          <w:color w:val="0000FF"/>
+          <w:sz w:val="24"/>
+          <w:u w:val="single"/>
+        </w:rPr>
+        <w:hyperlink r:id="rId11" w:history="1">
+          <w:r>
+            <w:rPr>
+              <w:rStyle w:val="Hyperlink"/>
+            </w:rPr>
+            <w:t>Re</w:t>
+          </w:r>
+        </w:hyperlink>
+      </w:r>
+      <w:r>
+        <w:rPr>
+          <w:rFonts w:ascii="Charis SIL Regular" w:hAnsi="Charis SIL Regular" w:eastAsia="Charis SIL Regular"/>
+          <w:b w:val="0"/>
+          <w:i w:val="0"/>
+          <w:color w:val="0000FF"/>
+          <w:sz w:val="24"/>
+          <w:u w:val="single"/>
+        </w:rPr>
+        <w:hyperlink r:id="rId11" w:history="1">
+          <w:r>
+            <w:rPr>
+              <w:rStyle w:val="Hyperlink"/>
+            </w:rPr>
+            <w:t>p</w:t>
+          </w:r>
+        </w:hyperlink>
+      </w:r>
+      <w:r>
+        <w:rPr>
+          <w:rFonts w:ascii="Charis SIL Regular" w:hAnsi="Charis SIL Regular" w:eastAsia="Charis SIL Regular"/>
+          <w:b w:val="0"/>
+          <w:i w:val="0"/>
+          <w:color w:val="0000FF"/>
+          <w:sz w:val="24"/>
+          <w:u w:val="single"/>
+        </w:rPr>
+        <w:hyperlink r:id="rId11" w:history="1">
+          <w:r>
+            <w:rPr>
+              <w:rStyle w:val="Hyperlink"/>
+            </w:rPr>
+            <w:t>ublik</w:t>
+          </w:r>
+        </w:hyperlink>
+      </w:r>
+      <w:r>
+        <w:rPr>
+          <w:rFonts w:ascii="Charis SIL Regular" w:hAnsi="Charis SIL Regular" w:eastAsia="Charis SIL Regular"/>
+          <w:b w:val="0"/>
+          <w:i w:val="0"/>
+          <w:color w:val="0000FF"/>
+          <w:sz w:val="24"/>
+          <w:u w:val="single"/>
+        </w:rPr>
+        <w:t xml:space="preserve"> </w:t>
+      </w:r>
+      <w:r>
+        <w:rPr>
+          <w:rFonts w:ascii="Charis SIL Regular" w:hAnsi="Charis SIL Regular" w:eastAsia="Charis SIL Regular"/>
+          <w:b w:val="0"/>
+          <w:i w:val="0"/>
+          <w:color w:val="0000FF"/>
+          <w:sz w:val="24"/>
+          <w:u w:val="single"/>
+        </w:rPr>
+        <w:hyperlink r:id="rId12" w:history="1">
+          <w:r>
+            <w:rPr>
+              <w:rStyle w:val="Hyperlink"/>
+            </w:rPr>
+            <w:t>In</w:t>
+          </w:r>
+        </w:hyperlink>
+      </w:r>
+      <w:r>
+        <w:rPr>
+          <w:rFonts w:ascii="Charis SIL Regular" w:hAnsi="Charis SIL Regular" w:eastAsia="Charis SIL Regular"/>
+          <w:b w:val="0"/>
+          <w:i w:val="0"/>
+          <w:color w:val="0000FF"/>
+          <w:sz w:val="24"/>
+          <w:u w:val="single"/>
+        </w:rPr>
+        <w:hyperlink r:id="rId12" w:history="1">
+          <w:r>
+            <w:rPr>
+              <w:rStyle w:val="Hyperlink"/>
+            </w:rPr>
+            <w:t>d</w:t>
+          </w:r>
+        </w:hyperlink>
+      </w:r>
+      <w:r>
+        <w:rPr>
+          <w:rFonts w:ascii="Charis SIL Regular" w:hAnsi="Charis SIL Regular" w:eastAsia="Charis SIL Regular"/>
+          <w:b w:val="0"/>
+          <w:i w:val="0"/>
+          <w:color w:val="0000FF"/>
+          <w:sz w:val="24"/>
+          <w:u w:val="single"/>
+        </w:rPr>
+        <w:hyperlink r:id="rId12" w:history="1">
           <w:r>
             <w:rPr>
               <w:rStyle w:val="Hyperlink"/>
@@ -1085,7 +1252,7 @@
       </w:r>
       <w:r>
         <w:rPr>
-          <w:u w:val="single" w:color="0066cc"/>
+          <w:u w:val="single" w:color="0000ff"/>
           <w:rFonts w:ascii="Charis SIL Regular" w:hAnsi="Charis SIL Regular" w:eastAsia="Charis SIL Regular"/>
           <w:b w:val="0"/>
           <w:i w:val="0"/>
@@ -1123,7 +1290,7 @@
       </w:r>
       <w:r>
         <w:rPr>
-          <w:u w:val="single" w:color="0066cc"/>
+          <w:u w:val="single" w:color="0000ff"/>
           <w:rFonts w:ascii="Charis SIL Regular" w:hAnsi="Charis SIL Regular" w:eastAsia="Charis SIL Regular"/>
           <w:b w:val="0"/>
           <w:i w:val="0"/>
@@ -1141,7 +1308,7 @@
       </w:r>
       <w:r>
         <w:rPr>
-          <w:u w:val="single" w:color="0066cc"/>
+          <w:u w:val="single" w:color="0000ff"/>
           <w:rFonts w:ascii="Charis SIL Regular" w:hAnsi="Charis SIL Regular" w:eastAsia="Charis SIL Regular"/>
           <w:b w:val="0"/>
           <w:i w:val="0"/>
@@ -1159,7 +1326,7 @@
       </w:r>
       <w:r>
         <w:rPr>
-          <w:u w:val="single" w:color="0066cc"/>
+          <w:u w:val="single" w:color="0000ff"/>
           <w:rFonts w:ascii="Charis SIL Regular" w:hAnsi="Charis SIL Regular" w:eastAsia="Charis SIL Regular"/>
           <w:b w:val="0"/>
           <w:i w:val="0"/>
@@ -1177,7 +1344,7 @@
       </w:r>
       <w:r>
         <w:rPr>
-          <w:u w:val="single" w:color="0066cc"/>
+          <w:u w:val="single" w:color="0000ff"/>
           <w:rFonts w:ascii="Charis SIL Regular" w:hAnsi="Charis SIL Regular" w:eastAsia="Charis SIL Regular"/>
           <w:b w:val="0"/>
           <w:i w:val="0"/>
@@ -1188,7 +1355,7 @@
       </w:r>
       <w:r>
         <w:rPr>
-          <w:u w:val="single" w:color="0066cc"/>
+          <w:u w:val="single" w:color="0000ff"/>
           <w:rFonts w:ascii="Charis SIL Regular" w:hAnsi="Charis SIL Regular" w:eastAsia="Charis SIL Regular"/>
           <w:b w:val="0"/>
           <w:i w:val="0"/>
@@ -1206,7 +1373,7 @@
       </w:r>
       <w:r>
         <w:rPr>
-          <w:u w:val="single" w:color="0066cc"/>
+          <w:u w:val="single" w:color="0000ff"/>
           <w:rFonts w:ascii="Charis SIL Regular" w:hAnsi="Charis SIL Regular" w:eastAsia="Charis SIL Regular"/>
           <w:b w:val="0"/>
           <w:i w:val="0"/>
@@ -1280,7 +1447,7 @@
           <w:rFonts w:ascii="Charis SIL Regular" w:hAnsi="Charis SIL Regular" w:eastAsia="Charis SIL Regular"/>
           <w:b w:val="0"/>
           <w:i w:val="0"/>
-          <w:color w:val="0066CC"/>
+          <w:color w:val="0000FF"/>
           <w:sz w:val="24"/>
           <w:u w:val="single"/>
         </w:rPr>
@@ -1298,7 +1465,7 @@
           <w:rFonts w:ascii="Charis SIL Regular" w:hAnsi="Charis SIL Regular" w:eastAsia="Charis SIL Regular"/>
           <w:b w:val="0"/>
           <w:i w:val="0"/>
-          <w:color w:val="0066CC"/>
+          <w:color w:val="0000FF"/>
           <w:sz w:val="24"/>
           <w:u w:val="single"/>
         </w:rPr>
@@ -1309,7 +1476,7 @@
           <w:rFonts w:ascii="Charis SIL Regular" w:hAnsi="Charis SIL Regular" w:eastAsia="Charis SIL Regular"/>
           <w:b w:val="0"/>
           <w:i w:val="0"/>
-          <w:color w:val="0066CC"/>
+          <w:color w:val="0000FF"/>
           <w:sz w:val="24"/>
           <w:u w:val="single"/>
         </w:rPr>
@@ -1354,7 +1521,7 @@
       </w:r>
       <w:r>
         <w:rPr>
-          <w:u w:val="single" w:color="0066cc"/>
+          <w:u w:val="single" w:color="0000ff"/>
           <w:rFonts w:ascii="Charis SIL Italic" w:hAnsi="Charis SIL Italic" w:eastAsia="Charis SIL Italic"/>
           <w:b w:val="0"/>
           <w:i/>
@@ -1372,7 +1539,7 @@
       </w:r>
       <w:r>
         <w:rPr>
-          <w:u w:val="single" w:color="0066cc"/>
+          <w:u w:val="single" w:color="0000ff"/>
           <w:rFonts w:ascii="Charis SIL Regular" w:hAnsi="Charis SIL Regular" w:eastAsia="Charis SIL Regular"/>
           <w:b w:val="0"/>
           <w:i w:val="0"/>
@@ -1390,7 +1557,7 @@
       </w:r>
       <w:r>
         <w:rPr>
-          <w:u w:val="single" w:color="0066cc"/>
+          <w:u w:val="single" w:color="0000ff"/>
           <w:rFonts w:ascii="Charis SIL Regular" w:hAnsi="Charis SIL Regular" w:eastAsia="Charis SIL Regular"/>
           <w:b w:val="0"/>
           <w:i w:val="0"/>
@@ -1408,7 +1575,7 @@
       </w:r>
       <w:r>
         <w:rPr>
-          <w:u w:val="single" w:color="0066cc"/>
+          <w:u w:val="single" w:color="0000ff"/>
           <w:rFonts w:ascii="Charis SIL Regular" w:hAnsi="Charis SIL Regular" w:eastAsia="Charis SIL Regular"/>
           <w:b w:val="0"/>
           <w:i w:val="0"/>
@@ -1489,7 +1656,7 @@
           <w:rFonts w:ascii="Charis SIL Regular" w:hAnsi="Charis SIL Regular" w:eastAsia="Charis SIL Regular"/>
           <w:b w:val="0"/>
           <w:i w:val="0"/>
-          <w:color w:val="0066CC"/>
+          <w:color w:val="0000FF"/>
           <w:sz w:val="24"/>
           <w:u w:val="single"/>
         </w:rPr>
@@ -1513,7 +1680,7 @@
           <w:rFonts w:ascii="Charis SIL Regular" w:hAnsi="Charis SIL Regular" w:eastAsia="Charis SIL Regular"/>
           <w:b w:val="0"/>
           <w:i w:val="0"/>
-          <w:color w:val="0066CC"/>
+          <w:color w:val="0000FF"/>
           <w:sz w:val="24"/>
           <w:u w:val="single"/>
         </w:rPr>
@@ -1524,7 +1691,7 @@
           <w:rFonts w:ascii="Charis SIL Regular" w:hAnsi="Charis SIL Regular" w:eastAsia="Charis SIL Regular"/>
           <w:b w:val="0"/>
           <w:i w:val="0"/>
-          <w:color w:val="0066CC"/>
+          <w:color w:val="0000FF"/>
           <w:sz w:val="24"/>
           <w:u w:val="single"/>
         </w:rPr>
@@ -1535,7 +1702,7 @@
           <w:rFonts w:ascii="Charis SIL Regular" w:hAnsi="Charis SIL Regular" w:eastAsia="Charis SIL Regular"/>
           <w:b w:val="0"/>
           <w:i w:val="0"/>
-          <w:color w:val="0066CC"/>
+          <w:color w:val="0000FF"/>
           <w:sz w:val="24"/>
         </w:rPr>
         <w:t>s</w:t>
@@ -1558,7 +1725,7 @@
           <w:rFonts w:ascii="Charis SIL Regular" w:hAnsi="Charis SIL Regular" w:eastAsia="Charis SIL Regular"/>
           <w:b w:val="0"/>
           <w:i w:val="0"/>
-          <w:color w:val="0066CC"/>
+          <w:color w:val="0000FF"/>
           <w:sz w:val="24"/>
           <w:u w:val="single"/>
         </w:rPr>
@@ -1582,10 +1749,21 @@
           <w:rFonts w:ascii="Charis SIL Regular" w:hAnsi="Charis SIL Regular" w:eastAsia="Charis SIL Regular"/>
           <w:b w:val="0"/>
           <w:i w:val="0"/>
-          <w:color w:val="0066CC"/>
+          <w:color w:val="0000FF"/>
+          <w:sz w:val="24"/>
+          <w:u w:val="single"/>
+        </w:rPr>
+        <w:t>Royal Net</w:t>
+      </w:r>
+      <w:r>
+        <w:rPr>
+          <w:rFonts w:ascii="Charis SIL Regular" w:hAnsi="Charis SIL Regular" w:eastAsia="Charis SIL Regular"/>
+          <w:b w:val="0"/>
+          <w:i w:val="0"/>
+          <w:color w:val="0000FF"/>
           <w:sz w:val="24"/>
         </w:rPr>
-        <w:t>Royal Netherlands Institute of Southeast Asian and Caribbean Studies (KITLV)</w:t>
+        <w:t>herlands Institute of Southeast Asian and Caribbean Studies (KITLV)</w:t>
       </w:r>
       <w:r>
         <w:rPr>
@@ -1602,7 +1780,7 @@
           <w:rFonts w:ascii="Charis SIL Regular" w:hAnsi="Charis SIL Regular" w:eastAsia="Charis SIL Regular"/>
           <w:b w:val="0"/>
           <w:i w:val="0"/>
-          <w:color w:val="0066CC"/>
+          <w:color w:val="0000FF"/>
           <w:sz w:val="24"/>
           <w:u w:val="single"/>
         </w:rPr>
@@ -1613,7 +1791,7 @@
           <w:rFonts w:ascii="Charis SIL Regular" w:hAnsi="Charis SIL Regular" w:eastAsia="Charis SIL Regular"/>
           <w:b w:val="0"/>
           <w:i w:val="0"/>
-          <w:color w:val="0066CC"/>
+          <w:color w:val="0000FF"/>
           <w:sz w:val="24"/>
         </w:rPr>
         <w:t>y</w:t>
@@ -1636,7 +1814,7 @@
           <w:rFonts w:ascii="Charis SIL Regular" w:hAnsi="Charis SIL Regular" w:eastAsia="Charis SIL Regular"/>
           <w:b w:val="0"/>
           <w:i w:val="0"/>
-          <w:color w:val="0066CC"/>
+          <w:color w:val="0000FF"/>
           <w:sz w:val="24"/>
           <w:u w:val="single"/>
         </w:rPr>
@@ -1660,7 +1838,7 @@
           <w:rFonts w:ascii="Charis SIL Regular" w:hAnsi="Charis SIL Regular" w:eastAsia="Charis SIL Regular"/>
           <w:b w:val="0"/>
           <w:i w:val="0"/>
-          <w:color w:val="0066CC"/>
+          <w:color w:val="0000FF"/>
           <w:sz w:val="24"/>
           <w:u w:val="single"/>
         </w:rPr>
@@ -1684,7 +1862,7 @@
           <w:rFonts w:ascii="Charis SIL Regular" w:hAnsi="Charis SIL Regular" w:eastAsia="Charis SIL Regular"/>
           <w:b w:val="0"/>
           <w:i w:val="0"/>
-          <w:color w:val="0066CC"/>
+          <w:color w:val="0000FF"/>
           <w:sz w:val="24"/>
           <w:u w:val="single"/>
         </w:rPr>
@@ -1695,7 +1873,7 @@
           <w:rFonts w:ascii="Charis SIL Regular" w:hAnsi="Charis SIL Regular" w:eastAsia="Charis SIL Regular"/>
           <w:b w:val="0"/>
           <w:i w:val="0"/>
-          <w:color w:val="0066CC"/>
+          <w:color w:val="0000FF"/>
           <w:sz w:val="24"/>
           <w:u w:val="single"/>
         </w:rPr>
@@ -1719,7 +1897,7 @@
           <w:rFonts w:ascii="Charis SIL Regular" w:hAnsi="Charis SIL Regular" w:eastAsia="Charis SIL Regular"/>
           <w:b w:val="0"/>
           <w:i w:val="0"/>
-          <w:color w:val="0066CC"/>
+          <w:color w:val="0000FF"/>
           <w:sz w:val="24"/>
           <w:u w:val="single"/>
         </w:rPr>
@@ -1743,7 +1921,7 @@
           <w:rFonts w:ascii="Charis SIL Regular" w:hAnsi="Charis SIL Regular" w:eastAsia="Charis SIL Regular"/>
           <w:b w:val="0"/>
           <w:i w:val="0"/>
-          <w:color w:val="0066CC"/>
+          <w:color w:val="0000FF"/>
           <w:sz w:val="24"/>
           <w:u w:val="single"/>
         </w:rPr>
@@ -1767,7 +1945,7 @@
           <w:rFonts w:ascii="Charis SIL Regular" w:hAnsi="Charis SIL Regular" w:eastAsia="Charis SIL Regular"/>
           <w:b w:val="0"/>
           <w:i w:val="0"/>
-          <w:color w:val="0066CC"/>
+          <w:color w:val="0000FF"/>
           <w:sz w:val="24"/>
           <w:u w:val="single"/>
         </w:rPr>
@@ -1778,7 +1956,7 @@
           <w:rFonts w:ascii="Charis SIL Regular" w:hAnsi="Charis SIL Regular" w:eastAsia="Charis SIL Regular"/>
           <w:b w:val="0"/>
           <w:i w:val="0"/>
-          <w:color w:val="0066CC"/>
+          <w:color w:val="0000FF"/>
           <w:sz w:val="24"/>
           <w:u w:val="single"/>
         </w:rPr>
@@ -1802,7 +1980,7 @@
           <w:rFonts w:ascii="Charis SIL Regular" w:hAnsi="Charis SIL Regular" w:eastAsia="Charis SIL Regular"/>
           <w:b w:val="0"/>
           <w:i w:val="0"/>
-          <w:color w:val="0066CC"/>
+          <w:color w:val="0000FF"/>
           <w:sz w:val="24"/>
           <w:u w:val="single"/>
         </w:rPr>
@@ -1826,7 +2004,7 @@
           <w:rFonts w:ascii="Charis SIL Regular" w:hAnsi="Charis SIL Regular" w:eastAsia="Charis SIL Regular"/>
           <w:b w:val="0"/>
           <w:i w:val="0"/>
-          <w:color w:val="0066CC"/>
+          <w:color w:val="0000FF"/>
           <w:sz w:val="24"/>
           <w:u w:val="single"/>
         </w:rPr>
@@ -1837,7 +2015,7 @@
           <w:rFonts w:ascii="Charis SIL Regular" w:hAnsi="Charis SIL Regular" w:eastAsia="Charis SIL Regular"/>
           <w:b w:val="0"/>
           <w:i w:val="0"/>
-          <w:color w:val="0066CC"/>
+          <w:color w:val="0000FF"/>
           <w:sz w:val="24"/>
           <w:u w:val="single"/>
         </w:rPr>
@@ -1861,7 +2039,7 @@
           <w:rFonts w:ascii="Charis SIL Regular" w:hAnsi="Charis SIL Regular" w:eastAsia="Charis SIL Regular"/>
           <w:b w:val="0"/>
           <w:i w:val="0"/>
-          <w:color w:val="0066CC"/>
+          <w:color w:val="0000FF"/>
           <w:sz w:val="24"/>
           <w:u w:val="single"/>
         </w:rPr>
@@ -1962,7 +2140,7 @@
           <w:rFonts w:ascii="Charis SIL Regular" w:hAnsi="Charis SIL Regular" w:eastAsia="Charis SIL Regular"/>
           <w:b w:val="0"/>
           <w:i w:val="0"/>
-          <w:color w:val="0066CC"/>
+          <w:color w:val="0000FF"/>
           <w:sz w:val="24"/>
           <w:u w:val="single"/>
         </w:rPr>
@@ -1980,7 +2158,7 @@
           <w:rFonts w:ascii="Charis SIL Regular" w:hAnsi="Charis SIL Regular" w:eastAsia="Charis SIL Regular"/>
           <w:b w:val="0"/>
           <w:i w:val="0"/>
-          <w:color w:val="0066CC"/>
+          <w:color w:val="0000FF"/>
           <w:sz w:val="24"/>
           <w:u w:val="single"/>
         </w:rPr>
@@ -1998,7 +2176,7 @@
           <w:rFonts w:ascii="Charis SIL Regular" w:hAnsi="Charis SIL Regular" w:eastAsia="Charis SIL Regular"/>
           <w:b w:val="0"/>
           <w:i w:val="0"/>
-          <w:color w:val="0066CC"/>
+          <w:color w:val="0000FF"/>
           <w:sz w:val="24"/>
           <w:u w:val="single"/>
         </w:rPr>
@@ -2112,7 +2290,7 @@
           <w:rFonts w:ascii="Charis SIL Regular" w:hAnsi="Charis SIL Regular" w:eastAsia="Charis SIL Regular"/>
           <w:b w:val="0"/>
           <w:i w:val="0"/>
-          <w:color w:val="0066CC"/>
+          <w:color w:val="0000FF"/>
           <w:sz w:val="24"/>
           <w:u w:val="single"/>
         </w:rPr>
@@ -2130,7 +2308,7 @@
           <w:rFonts w:ascii="Charis SIL Regular" w:hAnsi="Charis SIL Regular" w:eastAsia="Charis SIL Regular"/>
           <w:b w:val="0"/>
           <w:i w:val="0"/>
-          <w:color w:val="0066CC"/>
+          <w:color w:val="0000FF"/>
           <w:sz w:val="24"/>
           <w:u w:val="single"/>
         </w:rPr>
@@ -2148,7 +2326,7 @@
           <w:rFonts w:ascii="Charis SIL Regular" w:hAnsi="Charis SIL Regular" w:eastAsia="Charis SIL Regular"/>
           <w:b w:val="0"/>
           <w:i w:val="0"/>
-          <w:color w:val="0066CC"/>
+          <w:color w:val="0000FF"/>
           <w:sz w:val="24"/>
           <w:u w:val="single"/>
         </w:rPr>
@@ -2288,7 +2466,7 @@
           <w:rFonts w:ascii="Charis SIL Regular" w:hAnsi="Charis SIL Regular" w:eastAsia="Charis SIL Regular"/>
           <w:b w:val="0"/>
           <w:i w:val="0"/>
-          <w:color w:val="0066CC"/>
+          <w:color w:val="0000FF"/>
           <w:sz w:val="24"/>
           <w:u w:val="single"/>
         </w:rPr>
@@ -2306,7 +2484,7 @@
           <w:rFonts w:ascii="Charis SIL Regular" w:hAnsi="Charis SIL Regular" w:eastAsia="Charis SIL Regular"/>
           <w:b w:val="0"/>
           <w:i w:val="0"/>
-          <w:color w:val="0066CC"/>
+          <w:color w:val="0000FF"/>
           <w:sz w:val="24"/>
           <w:u w:val="single"/>
         </w:rPr>
@@ -2417,7 +2595,7 @@
           <w:rFonts w:ascii="Charis SIL Regular" w:hAnsi="Charis SIL Regular" w:eastAsia="Charis SIL Regular"/>
           <w:b w:val="0"/>
           <w:i w:val="0"/>
-          <w:color w:val="0066CC"/>
+          <w:color w:val="0000FF"/>
           <w:sz w:val="24"/>
           <w:u w:val="single"/>
         </w:rPr>
@@ -2435,7 +2613,7 @@
           <w:rFonts w:ascii="Charis SIL Regular" w:hAnsi="Charis SIL Regular" w:eastAsia="Charis SIL Regular"/>
           <w:b w:val="0"/>
           <w:i w:val="0"/>
-          <w:color w:val="0066CC"/>
+          <w:color w:val="0000FF"/>
           <w:sz w:val="24"/>
           <w:u w:val="single"/>
         </w:rPr>
@@ -2453,7 +2631,7 @@
           <w:rFonts w:ascii="Charis SIL Regular" w:hAnsi="Charis SIL Regular" w:eastAsia="Charis SIL Regular"/>
           <w:b w:val="0"/>
           <w:i w:val="0"/>
-          <w:color w:val="0066CC"/>
+          <w:color w:val="0000FF"/>
           <w:sz w:val="24"/>
           <w:u w:val="single"/>
         </w:rPr>
@@ -2471,7 +2649,7 @@
           <w:rFonts w:ascii="Charis SIL Regular" w:hAnsi="Charis SIL Regular" w:eastAsia="Charis SIL Regular"/>
           <w:b w:val="0"/>
           <w:i w:val="0"/>
-          <w:color w:val="0066CC"/>
+          <w:color w:val="0000FF"/>
           <w:sz w:val="24"/>
           <w:u w:val="single"/>
         </w:rPr>
@@ -2489,7 +2667,7 @@
           <w:rFonts w:ascii="Charis SIL Regular" w:hAnsi="Charis SIL Regular" w:eastAsia="Charis SIL Regular"/>
           <w:b w:val="0"/>
           <w:i w:val="0"/>
-          <w:color w:val="0066CC"/>
+          <w:color w:val="0000FF"/>
           <w:sz w:val="24"/>
           <w:u w:val="single"/>
         </w:rPr>
@@ -2507,7 +2685,7 @@
           <w:rFonts w:ascii="Charis SIL Regular" w:hAnsi="Charis SIL Regular" w:eastAsia="Charis SIL Regular"/>
           <w:b w:val="0"/>
           <w:i w:val="0"/>
-          <w:color w:val="0066CC"/>
+          <w:color w:val="0000FF"/>
           <w:sz w:val="24"/>
           <w:u w:val="single"/>
         </w:rPr>
@@ -2525,7 +2703,7 @@
           <w:rFonts w:ascii="Charis SIL Regular" w:hAnsi="Charis SIL Regular" w:eastAsia="Charis SIL Regular"/>
           <w:b w:val="0"/>
           <w:i w:val="0"/>
-          <w:color w:val="0066CC"/>
+          <w:color w:val="0000FF"/>
           <w:sz w:val="24"/>
           <w:u w:val="single"/>
         </w:rPr>
@@ -2663,7 +2841,7 @@
           <w:rFonts w:ascii="Charis SIL Regular" w:hAnsi="Charis SIL Regular" w:eastAsia="Charis SIL Regular"/>
           <w:b w:val="0"/>
           <w:i w:val="0"/>
-          <w:color w:val="0066CC"/>
+          <w:color w:val="0000FF"/>
           <w:sz w:val="24"/>
           <w:u w:val="single"/>
         </w:rPr>
@@ -2681,7 +2859,7 @@
           <w:rFonts w:ascii="Charis SIL Regular" w:hAnsi="Charis SIL Regular" w:eastAsia="Charis SIL Regular"/>
           <w:b w:val="0"/>
           <w:i w:val="0"/>
-          <w:color w:val="0066CC"/>
+          <w:color w:val="0000FF"/>
           <w:sz w:val="24"/>
           <w:u w:val="single"/>
         </w:rPr>
@@ -2699,7 +2877,7 @@
           <w:rFonts w:ascii="Charis SIL Regular" w:hAnsi="Charis SIL Regular" w:eastAsia="Charis SIL Regular"/>
           <w:b w:val="0"/>
           <w:i w:val="0"/>
-          <w:color w:val="0066CC"/>
+          <w:color w:val="0000FF"/>
           <w:sz w:val="24"/>
           <w:u w:val="single"/>
         </w:rPr>

--- a/EXPORTS/DOCX/published/niveau3/English/BGKW.docx
+++ b/EXPORTS/DOCX/published/niveau3/English/BGKW.docx
@@ -1080,27 +1080,8 @@
           <w:i w:val="0"/>
           <w:color w:val="0000FF"/>
           <w:sz w:val="24"/>
-          <w:u w:val="single"/>
         </w:rPr>
-        <w:hyperlink r:id="rId12" w:history="1">
-          <w:r>
-            <w:rPr>
-              <w:rStyle w:val="Hyperlink"/>
-            </w:rPr>
-            <w:t>Arsip</w:t>
-          </w:r>
-        </w:hyperlink>
-      </w:r>
-      <w:r>
-        <w:rPr>
-          <w:rFonts w:ascii="Charis SIL Regular" w:hAnsi="Charis SIL Regular" w:eastAsia="Charis SIL Regular"/>
-          <w:b w:val="0"/>
-          <w:i w:val="0"/>
-          <w:color w:val="0000FF"/>
-          <w:sz w:val="24"/>
-          <w:u w:val="single"/>
-        </w:rPr>
-        <w:t xml:space="preserve"> Nas</w:t>
+        <w:t>Arsip Nas</w:t>
       </w:r>
       <w:r>
         <w:rPr>
@@ -1684,7 +1665,7 @@
           <w:sz w:val="24"/>
           <w:u w:val="single"/>
         </w:rPr>
-        <w:t>Scientific research in colonised terri</w:t>
+        <w:t>Scientific research in colonised terr</w:t>
       </w:r>
       <w:r>
         <w:rPr>
@@ -1695,7 +1676,7 @@
           <w:sz w:val="24"/>
           <w:u w:val="single"/>
         </w:rPr>
-        <w:t>torie</w:t>
+        <w:t>i</w:t>
       </w:r>
       <w:r>
         <w:rPr>
@@ -1704,8 +1685,9 @@
           <w:i w:val="0"/>
           <w:color w:val="0000FF"/>
           <w:sz w:val="24"/>
+          <w:u w:val="single"/>
         </w:rPr>
-        <w:t>s</w:t>
+        <w:t>tories</w:t>
       </w:r>
       <w:r>
         <w:br/>

--- a/EXPORTS/DOCX/published/niveau3/English/BGKW.docx
+++ b/EXPORTS/DOCX/published/niveau3/English/BGKW.docx
@@ -428,25 +428,7 @@
           <w:color w:val="000000"/>
           <w:sz w:val="24"/>
         </w:rPr>
-        <w:t>very few objects were added to the 'cabinet', as the Society's museum</w:t>
-      </w:r>
-      <w:r>
-        <w:rPr>
-          <w:u w:val="single" w:color="0000ff"/>
-          <w:rFonts w:ascii="Charis SIL Regular" w:hAnsi="Charis SIL Regular" w:eastAsia="Charis SIL Regular"/>
-          <w:b w:val="0"/>
-          <w:i w:val="0"/>
-          <w:color w:val="000000"/>
-          <w:sz w:val="24"/>
-        </w:rPr>
-        <w:hyperlink r:id="rId9" w:history="1">
-          <w:r>
-            <w:rPr>
-              <w:rStyle w:val="Hyperlink"/>
-            </w:rPr>
-            <w:t xml:space="preserve"> was the</w:t>
-          </w:r>
-        </w:hyperlink>
+        <w:t>very few objects were added to the 'cabinet', as the Society's museum was the</w:t>
       </w:r>
       <w:r>
         <w:rPr>
@@ -1080,8 +1062,16 @@
           <w:i w:val="0"/>
           <w:color w:val="0000FF"/>
           <w:sz w:val="24"/>
+          <w:u w:val="single"/>
         </w:rPr>
-        <w:t>Arsip Nas</w:t>
+        <w:hyperlink r:id="rId12" w:history="1">
+          <w:r>
+            <w:rPr>
+              <w:rStyle w:val="Hyperlink"/>
+            </w:rPr>
+            <w:t>Arsip</w:t>
+          </w:r>
+        </w:hyperlink>
       </w:r>
       <w:r>
         <w:rPr>
@@ -1092,7 +1082,36 @@
           <w:sz w:val="24"/>
           <w:u w:val="single"/>
         </w:rPr>
-        <w:hyperlink r:id="rId11" w:history="1">
+        <w:t xml:space="preserve"> </w:t>
+      </w:r>
+      <w:r>
+        <w:rPr>
+          <w:rFonts w:ascii="Charis SIL Regular" w:hAnsi="Charis SIL Regular" w:eastAsia="Charis SIL Regular"/>
+          <w:b w:val="0"/>
+          <w:i w:val="0"/>
+          <w:color w:val="0000FF"/>
+          <w:sz w:val="24"/>
+          <w:u w:val="single"/>
+        </w:rPr>
+        <w:hyperlink r:id="rId12" w:history="1">
+          <w:r>
+            <w:rPr>
+              <w:rStyle w:val="Hyperlink"/>
+            </w:rPr>
+            <w:t>Nas</w:t>
+          </w:r>
+        </w:hyperlink>
+      </w:r>
+      <w:r>
+        <w:rPr>
+          <w:rFonts w:ascii="Charis SIL Regular" w:hAnsi="Charis SIL Regular" w:eastAsia="Charis SIL Regular"/>
+          <w:b w:val="0"/>
+          <w:i w:val="0"/>
+          <w:color w:val="0000FF"/>
+          <w:sz w:val="24"/>
+          <w:u w:val="single"/>
+        </w:rPr>
+        <w:hyperlink r:id="rId12" w:history="1">
           <w:r>
             <w:rPr>
               <w:rStyle w:val="Hyperlink"/>
@@ -1121,7 +1140,7 @@
           <w:sz w:val="24"/>
           <w:u w:val="single"/>
         </w:rPr>
-        <w:hyperlink r:id="rId11" w:history="1">
+        <w:hyperlink r:id="rId12" w:history="1">
           <w:r>
             <w:rPr>
               <w:rStyle w:val="Hyperlink"/>
@@ -1186,7 +1205,7 @@
           <w:sz w:val="24"/>
           <w:u w:val="single"/>
         </w:rPr>
-        <w:hyperlink r:id="rId12" w:history="1">
+        <w:hyperlink r:id="rId11" w:history="1">
           <w:r>
             <w:rPr>
               <w:rStyle w:val="Hyperlink"/>
@@ -1202,16 +1221,8 @@
           <w:i w:val="0"/>
           <w:color w:val="0000FF"/>
           <w:sz w:val="24"/>
-          <w:u w:val="single"/>
         </w:rPr>
-        <w:hyperlink r:id="rId12" w:history="1">
-          <w:r>
-            <w:rPr>
-              <w:rStyle w:val="Hyperlink"/>
-            </w:rPr>
-            <w:t>d</w:t>
-          </w:r>
-        </w:hyperlink>
+        <w:t>d</w:t>
       </w:r>
       <w:r>
         <w:rPr>
@@ -1222,7 +1233,7 @@
           <w:sz w:val="24"/>
           <w:u w:val="single"/>
         </w:rPr>
-        <w:hyperlink r:id="rId12" w:history="1">
+        <w:hyperlink r:id="rId11" w:history="1">
           <w:r>
             <w:rPr>
               <w:rStyle w:val="Hyperlink"/>
@@ -1665,7 +1676,7 @@
           <w:sz w:val="24"/>
           <w:u w:val="single"/>
         </w:rPr>
-        <w:t>Scientific research in colonised terr</w:t>
+        <w:t>Scientific research in colonised terri</w:t>
       </w:r>
       <w:r>
         <w:rPr>
@@ -1676,7 +1687,7 @@
           <w:sz w:val="24"/>
           <w:u w:val="single"/>
         </w:rPr>
-        <w:t>i</w:t>
+        <w:t>torie</w:t>
       </w:r>
       <w:r>
         <w:rPr>
@@ -1685,9 +1696,8 @@
           <w:i w:val="0"/>
           <w:color w:val="0000FF"/>
           <w:sz w:val="24"/>
-          <w:u w:val="single"/>
         </w:rPr>
-        <w:t>tories</w:t>
+        <w:t>s</w:t>
       </w:r>
       <w:r>
         <w:br/>

--- a/EXPORTS/DOCX/published/niveau3/English/BGKW.docx
+++ b/EXPORTS/DOCX/published/niveau3/English/BGKW.docx
@@ -428,7 +428,25 @@
           <w:color w:val="000000"/>
           <w:sz w:val="24"/>
         </w:rPr>
-        <w:t>very few objects were added to the 'cabinet', as the Society's museum was the</w:t>
+        <w:t>very few objects were added to the 'cabinet', as the Society's museum</w:t>
+      </w:r>
+      <w:r>
+        <w:rPr>
+          <w:u w:val="single" w:color="0000ff"/>
+          <w:rFonts w:ascii="Charis SIL Regular" w:hAnsi="Charis SIL Regular" w:eastAsia="Charis SIL Regular"/>
+          <w:b w:val="0"/>
+          <w:i w:val="0"/>
+          <w:color w:val="000000"/>
+          <w:sz w:val="24"/>
+        </w:rPr>
+        <w:hyperlink r:id="rId9" w:history="1">
+          <w:r>
+            <w:rPr>
+              <w:rStyle w:val="Hyperlink"/>
+            </w:rPr>
+            <w:t xml:space="preserve"> was the</w:t>
+          </w:r>
+        </w:hyperlink>
       </w:r>
       <w:r>
         <w:rPr>
@@ -1062,16 +1080,8 @@
           <w:i w:val="0"/>
           <w:color w:val="0000FF"/>
           <w:sz w:val="24"/>
-          <w:u w:val="single"/>
         </w:rPr>
-        <w:hyperlink r:id="rId12" w:history="1">
-          <w:r>
-            <w:rPr>
-              <w:rStyle w:val="Hyperlink"/>
-            </w:rPr>
-            <w:t>Arsip</w:t>
-          </w:r>
-        </w:hyperlink>
+        <w:t>Arsip Nas</w:t>
       </w:r>
       <w:r>
         <w:rPr>
@@ -1082,36 +1092,7 @@
           <w:sz w:val="24"/>
           <w:u w:val="single"/>
         </w:rPr>
-        <w:t xml:space="preserve"> </w:t>
-      </w:r>
-      <w:r>
-        <w:rPr>
-          <w:rFonts w:ascii="Charis SIL Regular" w:hAnsi="Charis SIL Regular" w:eastAsia="Charis SIL Regular"/>
-          <w:b w:val="0"/>
-          <w:i w:val="0"/>
-          <w:color w:val="0000FF"/>
-          <w:sz w:val="24"/>
-          <w:u w:val="single"/>
-        </w:rPr>
-        <w:hyperlink r:id="rId12" w:history="1">
-          <w:r>
-            <w:rPr>
-              <w:rStyle w:val="Hyperlink"/>
-            </w:rPr>
-            <w:t>Nas</w:t>
-          </w:r>
-        </w:hyperlink>
-      </w:r>
-      <w:r>
-        <w:rPr>
-          <w:rFonts w:ascii="Charis SIL Regular" w:hAnsi="Charis SIL Regular" w:eastAsia="Charis SIL Regular"/>
-          <w:b w:val="0"/>
-          <w:i w:val="0"/>
-          <w:color w:val="0000FF"/>
-          <w:sz w:val="24"/>
-          <w:u w:val="single"/>
-        </w:rPr>
-        <w:hyperlink r:id="rId12" w:history="1">
+        <w:hyperlink r:id="rId11" w:history="1">
           <w:r>
             <w:rPr>
               <w:rStyle w:val="Hyperlink"/>
@@ -1140,7 +1121,7 @@
           <w:sz w:val="24"/>
           <w:u w:val="single"/>
         </w:rPr>
-        <w:hyperlink r:id="rId12" w:history="1">
+        <w:hyperlink r:id="rId11" w:history="1">
           <w:r>
             <w:rPr>
               <w:rStyle w:val="Hyperlink"/>
@@ -1221,6 +1202,7 @@
           <w:i w:val="0"/>
           <w:color w:val="0000FF"/>
           <w:sz w:val="24"/>
+          <w:u w:val="single"/>
         </w:rPr>
         <w:t>d</w:t>
       </w:r>
@@ -1676,7 +1658,7 @@
           <w:sz w:val="24"/>
           <w:u w:val="single"/>
         </w:rPr>
-        <w:t>Scientific research in colonised terri</w:t>
+        <w:t>Scientific research in colonised terr</w:t>
       </w:r>
       <w:r>
         <w:rPr>
@@ -1687,7 +1669,7 @@
           <w:sz w:val="24"/>
           <w:u w:val="single"/>
         </w:rPr>
-        <w:t>torie</w:t>
+        <w:t>i</w:t>
       </w:r>
       <w:r>
         <w:rPr>
@@ -1696,8 +1678,9 @@
           <w:i w:val="0"/>
           <w:color w:val="0000FF"/>
           <w:sz w:val="24"/>
+          <w:u w:val="single"/>
         </w:rPr>
-        <w:t>s</w:t>
+        <w:t>tories</w:t>
       </w:r>
       <w:r>
         <w:br/>

--- a/EXPORTS/DOCX/published/niveau3/English/BGKW.docx
+++ b/EXPORTS/DOCX/published/niveau3/English/BGKW.docx
@@ -1080,8 +1080,16 @@
           <w:i w:val="0"/>
           <w:color w:val="0000FF"/>
           <w:sz w:val="24"/>
+          <w:u w:val="single"/>
         </w:rPr>
-        <w:t>Arsip Nas</w:t>
+        <w:hyperlink r:id="rId12" w:history="1">
+          <w:r>
+            <w:rPr>
+              <w:rStyle w:val="Hyperlink"/>
+            </w:rPr>
+            <w:t>Arsip</w:t>
+          </w:r>
+        </w:hyperlink>
       </w:r>
       <w:r>
         <w:rPr>
@@ -1092,7 +1100,36 @@
           <w:sz w:val="24"/>
           <w:u w:val="single"/>
         </w:rPr>
-        <w:hyperlink r:id="rId11" w:history="1">
+        <w:t xml:space="preserve"> </w:t>
+      </w:r>
+      <w:r>
+        <w:rPr>
+          <w:rFonts w:ascii="Charis SIL Regular" w:hAnsi="Charis SIL Regular" w:eastAsia="Charis SIL Regular"/>
+          <w:b w:val="0"/>
+          <w:i w:val="0"/>
+          <w:color w:val="0000FF"/>
+          <w:sz w:val="24"/>
+          <w:u w:val="single"/>
+        </w:rPr>
+        <w:hyperlink r:id="rId12" w:history="1">
+          <w:r>
+            <w:rPr>
+              <w:rStyle w:val="Hyperlink"/>
+            </w:rPr>
+            <w:t>Nas</w:t>
+          </w:r>
+        </w:hyperlink>
+      </w:r>
+      <w:r>
+        <w:rPr>
+          <w:rFonts w:ascii="Charis SIL Regular" w:hAnsi="Charis SIL Regular" w:eastAsia="Charis SIL Regular"/>
+          <w:b w:val="0"/>
+          <w:i w:val="0"/>
+          <w:color w:val="0000FF"/>
+          <w:sz w:val="24"/>
+          <w:u w:val="single"/>
+        </w:rPr>
+        <w:hyperlink r:id="rId12" w:history="1">
           <w:r>
             <w:rPr>
               <w:rStyle w:val="Hyperlink"/>
@@ -1121,7 +1158,7 @@
           <w:sz w:val="24"/>
           <w:u w:val="single"/>
         </w:rPr>
-        <w:hyperlink r:id="rId11" w:history="1">
+        <w:hyperlink r:id="rId12" w:history="1">
           <w:r>
             <w:rPr>
               <w:rStyle w:val="Hyperlink"/>
@@ -1202,7 +1239,6 @@
           <w:i w:val="0"/>
           <w:color w:val="0000FF"/>
           <w:sz w:val="24"/>
-          <w:u w:val="single"/>
         </w:rPr>
         <w:t>d</w:t>
       </w:r>

--- a/EXPORTS/DOCX/published/niveau3/English/BGKW.docx
+++ b/EXPORTS/DOCX/published/niveau3/English/BGKW.docx
@@ -439,14 +439,7 @@
           <w:color w:val="000000"/>
           <w:sz w:val="24"/>
         </w:rPr>
-        <w:hyperlink r:id="rId9" w:history="1">
-          <w:r>
-            <w:rPr>
-              <w:rStyle w:val="Hyperlink"/>
-            </w:rPr>
-            <w:t xml:space="preserve"> was the</w:t>
-          </w:r>
-        </w:hyperlink>
+        <w:t xml:space="preserve"> was the</w:t>
       </w:r>
       <w:r>
         <w:rPr>
@@ -1176,7 +1169,7 @@
           <w:sz w:val="24"/>
           <w:u w:val="single"/>
         </w:rPr>
-        <w:hyperlink r:id="rId11" w:history="1">
+        <w:hyperlink r:id="rId12" w:history="1">
           <w:r>
             <w:rPr>
               <w:rStyle w:val="Hyperlink"/>
@@ -1694,7 +1687,7 @@
           <w:sz w:val="24"/>
           <w:u w:val="single"/>
         </w:rPr>
-        <w:t>Scientific research in colonised terr</w:t>
+        <w:t>Scientific research in colonised terri</w:t>
       </w:r>
       <w:r>
         <w:rPr>
@@ -1705,7 +1698,7 @@
           <w:sz w:val="24"/>
           <w:u w:val="single"/>
         </w:rPr>
-        <w:t>i</w:t>
+        <w:t>torie</w:t>
       </w:r>
       <w:r>
         <w:rPr>
@@ -1714,9 +1707,8 @@
           <w:i w:val="0"/>
           <w:color w:val="0000FF"/>
           <w:sz w:val="24"/>
-          <w:u w:val="single"/>
         </w:rPr>
-        <w:t>tories</w:t>
+        <w:t>s</w:t>
       </w:r>
       <w:r>
         <w:br/>

--- a/EXPORTS/DOCX/published/niveau3/English/BGKW.docx
+++ b/EXPORTS/DOCX/published/niveau3/English/BGKW.docx
@@ -439,7 +439,14 @@
           <w:color w:val="000000"/>
           <w:sz w:val="24"/>
         </w:rPr>
-        <w:t xml:space="preserve"> was the</w:t>
+        <w:hyperlink r:id="rId9" w:history="1">
+          <w:r>
+            <w:rPr>
+              <w:rStyle w:val="Hyperlink"/>
+            </w:rPr>
+            <w:t xml:space="preserve"> was the</w:t>
+          </w:r>
+        </w:hyperlink>
       </w:r>
       <w:r>
         <w:rPr>
@@ -1187,7 +1194,7 @@
           <w:sz w:val="24"/>
           <w:u w:val="single"/>
         </w:rPr>
-        <w:hyperlink r:id="rId11" w:history="1">
+        <w:hyperlink r:id="rId12" w:history="1">
           <w:r>
             <w:rPr>
               <w:rStyle w:val="Hyperlink"/>
@@ -1216,7 +1223,7 @@
           <w:sz w:val="24"/>
           <w:u w:val="single"/>
         </w:rPr>
-        <w:hyperlink r:id="rId11" w:history="1">
+        <w:hyperlink r:id="rId12" w:history="1">
           <w:r>
             <w:rPr>
               <w:rStyle w:val="Hyperlink"/>
@@ -1232,8 +1239,16 @@
           <w:i w:val="0"/>
           <w:color w:val="0000FF"/>
           <w:sz w:val="24"/>
+          <w:u w:val="single"/>
         </w:rPr>
-        <w:t>d</w:t>
+        <w:hyperlink r:id="rId12" w:history="1">
+          <w:r>
+            <w:rPr>
+              <w:rStyle w:val="Hyperlink"/>
+            </w:rPr>
+            <w:t>d</w:t>
+          </w:r>
+        </w:hyperlink>
       </w:r>
       <w:r>
         <w:rPr>
@@ -1244,7 +1259,7 @@
           <w:sz w:val="24"/>
           <w:u w:val="single"/>
         </w:rPr>
-        <w:hyperlink r:id="rId11" w:history="1">
+        <w:hyperlink r:id="rId12" w:history="1">
           <w:r>
             <w:rPr>
               <w:rStyle w:val="Hyperlink"/>
@@ -1687,7 +1702,7 @@
           <w:sz w:val="24"/>
           <w:u w:val="single"/>
         </w:rPr>
-        <w:t>Scientific research in colonised terri</w:t>
+        <w:t>Scientific research in colonised terr</w:t>
       </w:r>
       <w:r>
         <w:rPr>
@@ -1698,7 +1713,7 @@
           <w:sz w:val="24"/>
           <w:u w:val="single"/>
         </w:rPr>
-        <w:t>torie</w:t>
+        <w:t>i</w:t>
       </w:r>
       <w:r>
         <w:rPr>
@@ -1707,8 +1722,9 @@
           <w:i w:val="0"/>
           <w:color w:val="0000FF"/>
           <w:sz w:val="24"/>
+          <w:u w:val="single"/>
         </w:rPr>
-        <w:t>s</w:t>
+        <w:t>tories</w:t>
       </w:r>
       <w:r>
         <w:br/>

--- a/EXPORTS/DOCX/published/niveau3/English/BGKW.docx
+++ b/EXPORTS/DOCX/published/niveau3/English/BGKW.docx
@@ -439,14 +439,7 @@
           <w:color w:val="000000"/>
           <w:sz w:val="24"/>
         </w:rPr>
-        <w:hyperlink r:id="rId9" w:history="1">
-          <w:r>
-            <w:rPr>
-              <w:rStyle w:val="Hyperlink"/>
-            </w:rPr>
-            <w:t xml:space="preserve"> was the</w:t>
-          </w:r>
-        </w:hyperlink>
+        <w:t xml:space="preserve"> was the</w:t>
       </w:r>
       <w:r>
         <w:rPr>
@@ -1194,7 +1187,7 @@
           <w:sz w:val="24"/>
           <w:u w:val="single"/>
         </w:rPr>
-        <w:hyperlink r:id="rId12" w:history="1">
+        <w:hyperlink r:id="rId11" w:history="1">
           <w:r>
             <w:rPr>
               <w:rStyle w:val="Hyperlink"/>
@@ -1223,7 +1216,7 @@
           <w:sz w:val="24"/>
           <w:u w:val="single"/>
         </w:rPr>
-        <w:hyperlink r:id="rId12" w:history="1">
+        <w:hyperlink r:id="rId11" w:history="1">
           <w:r>
             <w:rPr>
               <w:rStyle w:val="Hyperlink"/>
@@ -1239,16 +1232,8 @@
           <w:i w:val="0"/>
           <w:color w:val="0000FF"/>
           <w:sz w:val="24"/>
-          <w:u w:val="single"/>
         </w:rPr>
-        <w:hyperlink r:id="rId12" w:history="1">
-          <w:r>
-            <w:rPr>
-              <w:rStyle w:val="Hyperlink"/>
-            </w:rPr>
-            <w:t>d</w:t>
-          </w:r>
-        </w:hyperlink>
+        <w:t>d</w:t>
       </w:r>
       <w:r>
         <w:rPr>
@@ -1259,7 +1244,7 @@
           <w:sz w:val="24"/>
           <w:u w:val="single"/>
         </w:rPr>
-        <w:hyperlink r:id="rId12" w:history="1">
+        <w:hyperlink r:id="rId11" w:history="1">
           <w:r>
             <w:rPr>
               <w:rStyle w:val="Hyperlink"/>

--- a/EXPORTS/DOCX/published/niveau3/English/BGKW.docx
+++ b/EXPORTS/DOCX/published/niveau3/English/BGKW.docx
@@ -439,7 +439,14 @@
           <w:color w:val="000000"/>
           <w:sz w:val="24"/>
         </w:rPr>
-        <w:t xml:space="preserve"> was the</w:t>
+        <w:hyperlink r:id="rId9" w:history="1">
+          <w:r>
+            <w:rPr>
+              <w:rStyle w:val="Hyperlink"/>
+            </w:rPr>
+            <w:t xml:space="preserve"> was the</w:t>
+          </w:r>
+        </w:hyperlink>
       </w:r>
       <w:r>
         <w:rPr>
@@ -1169,7 +1176,7 @@
           <w:sz w:val="24"/>
           <w:u w:val="single"/>
         </w:rPr>
-        <w:hyperlink r:id="rId12" w:history="1">
+        <w:hyperlink r:id="rId11" w:history="1">
           <w:r>
             <w:rPr>
               <w:rStyle w:val="Hyperlink"/>
@@ -1687,7 +1694,7 @@
           <w:sz w:val="24"/>
           <w:u w:val="single"/>
         </w:rPr>
-        <w:t>Scientific research in colonised terr</w:t>
+        <w:t>Scientific research in colonised terri</w:t>
       </w:r>
       <w:r>
         <w:rPr>
@@ -1698,7 +1705,7 @@
           <w:sz w:val="24"/>
           <w:u w:val="single"/>
         </w:rPr>
-        <w:t>i</w:t>
+        <w:t>torie</w:t>
       </w:r>
       <w:r>
         <w:rPr>
@@ -1707,9 +1714,8 @@
           <w:i w:val="0"/>
           <w:color w:val="0000FF"/>
           <w:sz w:val="24"/>
-          <w:u w:val="single"/>
         </w:rPr>
-        <w:t>tories</w:t>
+        <w:t>s</w:t>
       </w:r>
       <w:r>
         <w:br/>

--- a/EXPORTS/DOCX/published/niveau3/English/BGKW.docx
+++ b/EXPORTS/DOCX/published/niveau3/English/BGKW.docx
@@ -1176,7 +1176,7 @@
           <w:sz w:val="24"/>
           <w:u w:val="single"/>
         </w:rPr>
-        <w:hyperlink r:id="rId11" w:history="1">
+        <w:hyperlink r:id="rId12" w:history="1">
           <w:r>
             <w:rPr>
               <w:rStyle w:val="Hyperlink"/>
@@ -1239,6 +1239,7 @@
           <w:i w:val="0"/>
           <w:color w:val="0000FF"/>
           <w:sz w:val="24"/>
+          <w:u w:val="single"/>
         </w:rPr>
         <w:t>d</w:t>
       </w:r>

--- a/EXPORTS/DOCX/published/niveau3/English/BGKW.docx
+++ b/EXPORTS/DOCX/published/niveau3/English/BGKW.docx
@@ -428,25 +428,7 @@
           <w:color w:val="000000"/>
           <w:sz w:val="24"/>
         </w:rPr>
-        <w:t>very few objects were added to the 'cabinet', as the Society's museum</w:t>
-      </w:r>
-      <w:r>
-        <w:rPr>
-          <w:u w:val="single" w:color="0000ff"/>
-          <w:rFonts w:ascii="Charis SIL Regular" w:hAnsi="Charis SIL Regular" w:eastAsia="Charis SIL Regular"/>
-          <w:b w:val="0"/>
-          <w:i w:val="0"/>
-          <w:color w:val="000000"/>
-          <w:sz w:val="24"/>
-        </w:rPr>
-        <w:hyperlink r:id="rId9" w:history="1">
-          <w:r>
-            <w:rPr>
-              <w:rStyle w:val="Hyperlink"/>
-            </w:rPr>
-            <w:t xml:space="preserve"> was the</w:t>
-          </w:r>
-        </w:hyperlink>
+        <w:t>very few objects were added to the 'cabinet', as the Society's museum was the</w:t>
       </w:r>
       <w:r>
         <w:rPr>
@@ -1194,7 +1176,7 @@
           <w:sz w:val="24"/>
           <w:u w:val="single"/>
         </w:rPr>
-        <w:hyperlink r:id="rId11" w:history="1">
+        <w:hyperlink r:id="rId12" w:history="1">
           <w:r>
             <w:rPr>
               <w:rStyle w:val="Hyperlink"/>
@@ -1223,7 +1205,7 @@
           <w:sz w:val="24"/>
           <w:u w:val="single"/>
         </w:rPr>
-        <w:hyperlink r:id="rId11" w:history="1">
+        <w:hyperlink r:id="rId12" w:history="1">
           <w:r>
             <w:rPr>
               <w:rStyle w:val="Hyperlink"/>
@@ -1241,7 +1223,14 @@
           <w:sz w:val="24"/>
           <w:u w:val="single"/>
         </w:rPr>
-        <w:t>d</w:t>
+        <w:hyperlink r:id="rId12" w:history="1">
+          <w:r>
+            <w:rPr>
+              <w:rStyle w:val="Hyperlink"/>
+            </w:rPr>
+            <w:t>d</w:t>
+          </w:r>
+        </w:hyperlink>
       </w:r>
       <w:r>
         <w:rPr>
@@ -1252,7 +1241,7 @@
           <w:sz w:val="24"/>
           <w:u w:val="single"/>
         </w:rPr>
-        <w:hyperlink r:id="rId11" w:history="1">
+        <w:hyperlink r:id="rId12" w:history="1">
           <w:r>
             <w:rPr>
               <w:rStyle w:val="Hyperlink"/>
@@ -1297,25 +1286,7 @@
           <w:color w:val="000000"/>
           <w:sz w:val="24"/>
         </w:rPr>
-        <w:t>National Archives of Indonesia. The inventory c</w:t>
-      </w:r>
-      <w:r>
-        <w:rPr>
-          <w:u w:val="single" w:color="0000ff"/>
-          <w:rFonts w:ascii="Charis SIL Regular" w:hAnsi="Charis SIL Regular" w:eastAsia="Charis SIL Regular"/>
-          <w:b w:val="0"/>
-          <w:i w:val="0"/>
-          <w:color w:val="000000"/>
-          <w:sz w:val="24"/>
-        </w:rPr>
-        <w:hyperlink r:id="rId12" w:history="1">
-          <w:r>
-            <w:rPr>
-              <w:rStyle w:val="Hyperlink"/>
-            </w:rPr>
-            <w:t>an be</w:t>
-          </w:r>
-        </w:hyperlink>
+        <w:t>National Archives of Indonesia. The inventory can be</w:t>
       </w:r>
       <w:r>
         <w:rPr>
@@ -1695,7 +1666,7 @@
           <w:sz w:val="24"/>
           <w:u w:val="single"/>
         </w:rPr>
-        <w:t>Scientific research in colonised terri</w:t>
+        <w:t>Scientific research in colonised terr</w:t>
       </w:r>
       <w:r>
         <w:rPr>
@@ -1706,7 +1677,7 @@
           <w:sz w:val="24"/>
           <w:u w:val="single"/>
         </w:rPr>
-        <w:t>torie</w:t>
+        <w:t>i</w:t>
       </w:r>
       <w:r>
         <w:rPr>
@@ -1715,8 +1686,9 @@
           <w:i w:val="0"/>
           <w:color w:val="0000FF"/>
           <w:sz w:val="24"/>
+          <w:u w:val="single"/>
         </w:rPr>
-        <w:t>s</w:t>
+        <w:t>tories</w:t>
       </w:r>
       <w:r>
         <w:br/>

--- a/EXPORTS/DOCX/published/niveau3/English/BGKW.docx
+++ b/EXPORTS/DOCX/published/niveau3/English/BGKW.docx
@@ -428,7 +428,18 @@
           <w:color w:val="000000"/>
           <w:sz w:val="24"/>
         </w:rPr>
-        <w:t>very few objects were added to the 'cabinet', as the Society's museum was the</w:t>
+        <w:t>very few objects were added to the 'cabinet', as the Society's museum</w:t>
+      </w:r>
+      <w:r>
+        <w:rPr>
+          <w:u w:val="single" w:color="0000ff"/>
+          <w:rFonts w:ascii="Charis SIL Regular" w:hAnsi="Charis SIL Regular" w:eastAsia="Charis SIL Regular"/>
+          <w:b w:val="0"/>
+          <w:i w:val="0"/>
+          <w:color w:val="000000"/>
+          <w:sz w:val="24"/>
+        </w:rPr>
+        <w:t xml:space="preserve"> was the</w:t>
       </w:r>
       <w:r>
         <w:rPr>
@@ -1091,7 +1102,6 @@
           <w:i w:val="0"/>
           <w:color w:val="0000FF"/>
           <w:sz w:val="24"/>
-          <w:u w:val="single"/>
         </w:rPr>
         <w:hyperlink r:id="rId12" w:history="1">
           <w:r>
@@ -1221,7 +1231,6 @@
           <w:i w:val="0"/>
           <w:color w:val="0000FF"/>
           <w:sz w:val="24"/>
-          <w:u w:val="single"/>
         </w:rPr>
         <w:hyperlink r:id="rId12" w:history="1">
           <w:r>
@@ -1241,7 +1250,7 @@
           <w:sz w:val="24"/>
           <w:u w:val="single"/>
         </w:rPr>
-        <w:hyperlink r:id="rId12" w:history="1">
+        <w:hyperlink r:id="rId11" w:history="1">
           <w:r>
             <w:rPr>
               <w:rStyle w:val="Hyperlink"/>
@@ -1286,7 +1295,25 @@
           <w:color w:val="000000"/>
           <w:sz w:val="24"/>
         </w:rPr>
-        <w:t>National Archives of Indonesia. The inventory can be</w:t>
+        <w:t>National Archives of Indonesia. The inventory c</w:t>
+      </w:r>
+      <w:r>
+        <w:rPr>
+          <w:u w:val="single" w:color="0000ff"/>
+          <w:rFonts w:ascii="Charis SIL Regular" w:hAnsi="Charis SIL Regular" w:eastAsia="Charis SIL Regular"/>
+          <w:b w:val="0"/>
+          <w:i w:val="0"/>
+          <w:color w:val="000000"/>
+          <w:sz w:val="24"/>
+        </w:rPr>
+        <w:hyperlink r:id="rId12" w:history="1">
+          <w:r>
+            <w:rPr>
+              <w:rStyle w:val="Hyperlink"/>
+            </w:rPr>
+            <w:t>an be</w:t>
+          </w:r>
+        </w:hyperlink>
       </w:r>
       <w:r>
         <w:rPr>

--- a/EXPORTS/DOCX/published/niveau3/English/BGKW.docx
+++ b/EXPORTS/DOCX/published/niveau3/English/BGKW.docx
@@ -1093,24 +1093,7 @@
           <w:sz w:val="24"/>
           <w:u w:val="single"/>
         </w:rPr>
-        <w:t xml:space="preserve"> </w:t>
-      </w:r>
-      <w:r>
-        <w:rPr>
-          <w:rFonts w:ascii="Charis SIL Regular" w:hAnsi="Charis SIL Regular" w:eastAsia="Charis SIL Regular"/>
-          <w:b w:val="0"/>
-          <w:i w:val="0"/>
-          <w:color w:val="0000FF"/>
-          <w:sz w:val="24"/>
-        </w:rPr>
-        <w:hyperlink r:id="rId12" w:history="1">
-          <w:r>
-            <w:rPr>
-              <w:rStyle w:val="Hyperlink"/>
-            </w:rPr>
-            <w:t>Nas</w:t>
-          </w:r>
-        </w:hyperlink>
+        <w:t xml:space="preserve"> Nas</w:t>
       </w:r>
       <w:r>
         <w:rPr>
@@ -1121,7 +1104,7 @@
           <w:sz w:val="24"/>
           <w:u w:val="single"/>
         </w:rPr>
-        <w:hyperlink r:id="rId12" w:history="1">
+        <w:hyperlink r:id="rId11" w:history="1">
           <w:r>
             <w:rPr>
               <w:rStyle w:val="Hyperlink"/>
@@ -1250,7 +1233,7 @@
           <w:sz w:val="24"/>
           <w:u w:val="single"/>
         </w:rPr>
-        <w:hyperlink r:id="rId11" w:history="1">
+        <w:hyperlink r:id="rId12" w:history="1">
           <w:r>
             <w:rPr>
               <w:rStyle w:val="Hyperlink"/>
@@ -1295,43 +1278,7 @@
           <w:color w:val="000000"/>
           <w:sz w:val="24"/>
         </w:rPr>
-        <w:t>National Archives of Indonesia. The inventory c</w:t>
-      </w:r>
-      <w:r>
-        <w:rPr>
-          <w:u w:val="single" w:color="0000ff"/>
-          <w:rFonts w:ascii="Charis SIL Regular" w:hAnsi="Charis SIL Regular" w:eastAsia="Charis SIL Regular"/>
-          <w:b w:val="0"/>
-          <w:i w:val="0"/>
-          <w:color w:val="000000"/>
-          <w:sz w:val="24"/>
-        </w:rPr>
-        <w:hyperlink r:id="rId12" w:history="1">
-          <w:r>
-            <w:rPr>
-              <w:rStyle w:val="Hyperlink"/>
-            </w:rPr>
-            <w:t>an be</w:t>
-          </w:r>
-        </w:hyperlink>
-      </w:r>
-      <w:r>
-        <w:rPr>
-          <w:u w:val="single" w:color="0000ff"/>
-          <w:rFonts w:ascii="Charis SIL Regular" w:hAnsi="Charis SIL Regular" w:eastAsia="Charis SIL Regular"/>
-          <w:b w:val="0"/>
-          <w:i w:val="0"/>
-          <w:color w:val="000000"/>
-          <w:sz w:val="24"/>
-        </w:rPr>
-        <w:hyperlink r:id="rId12" w:history="1">
-          <w:r>
-            <w:rPr>
-              <w:rStyle w:val="Hyperlink"/>
-            </w:rPr>
-            <w:t xml:space="preserve"> downloa</w:t>
-          </w:r>
-        </w:hyperlink>
+        <w:t>National Archives of Indonesia. The inventory can be downloa</w:t>
       </w:r>
       <w:r>
         <w:rPr>
@@ -1693,7 +1640,7 @@
           <w:sz w:val="24"/>
           <w:u w:val="single"/>
         </w:rPr>
-        <w:t>Scientific research in colonised terr</w:t>
+        <w:t>Scientific research in colonised terri</w:t>
       </w:r>
       <w:r>
         <w:rPr>
@@ -1704,7 +1651,7 @@
           <w:sz w:val="24"/>
           <w:u w:val="single"/>
         </w:rPr>
-        <w:t>i</w:t>
+        <w:t>torie</w:t>
       </w:r>
       <w:r>
         <w:rPr>
@@ -1713,9 +1660,8 @@
           <w:i w:val="0"/>
           <w:color w:val="0000FF"/>
           <w:sz w:val="24"/>
-          <w:u w:val="single"/>
         </w:rPr>
-        <w:t>tories</w:t>
+        <w:t>s</w:t>
       </w:r>
       <w:r>
         <w:br/>

--- a/EXPORTS/DOCX/published/niveau3/English/BGKW.docx
+++ b/EXPORTS/DOCX/published/niveau3/English/BGKW.docx
@@ -1093,7 +1093,7 @@
           <w:sz w:val="24"/>
           <w:u w:val="single"/>
         </w:rPr>
-        <w:t xml:space="preserve"> Nas</w:t>
+        <w:t xml:space="preserve"> </w:t>
       </w:r>
       <w:r>
         <w:rPr>
@@ -1104,7 +1104,25 @@
           <w:sz w:val="24"/>
           <w:u w:val="single"/>
         </w:rPr>
-        <w:hyperlink r:id="rId11" w:history="1">
+        <w:hyperlink r:id="rId12" w:history="1">
+          <w:r>
+            <w:rPr>
+              <w:rStyle w:val="Hyperlink"/>
+            </w:rPr>
+            <w:t>Nas</w:t>
+          </w:r>
+        </w:hyperlink>
+      </w:r>
+      <w:r>
+        <w:rPr>
+          <w:rFonts w:ascii="Charis SIL Regular" w:hAnsi="Charis SIL Regular" w:eastAsia="Charis SIL Regular"/>
+          <w:b w:val="0"/>
+          <w:i w:val="0"/>
+          <w:color w:val="0000FF"/>
+          <w:sz w:val="24"/>
+          <w:u w:val="single"/>
+        </w:rPr>
+        <w:hyperlink r:id="rId12" w:history="1">
           <w:r>
             <w:rPr>
               <w:rStyle w:val="Hyperlink"/>
@@ -1151,7 +1169,7 @@
           <w:sz w:val="24"/>
           <w:u w:val="single"/>
         </w:rPr>
-        <w:hyperlink r:id="rId12" w:history="1">
+        <w:hyperlink r:id="rId11" w:history="1">
           <w:r>
             <w:rPr>
               <w:rStyle w:val="Hyperlink"/>
@@ -1169,7 +1187,7 @@
           <w:sz w:val="24"/>
           <w:u w:val="single"/>
         </w:rPr>
-        <w:hyperlink r:id="rId12" w:history="1">
+        <w:hyperlink r:id="rId11" w:history="1">
           <w:r>
             <w:rPr>
               <w:rStyle w:val="Hyperlink"/>
@@ -1198,7 +1216,7 @@
           <w:sz w:val="24"/>
           <w:u w:val="single"/>
         </w:rPr>
-        <w:hyperlink r:id="rId12" w:history="1">
+        <w:hyperlink r:id="rId11" w:history="1">
           <w:r>
             <w:rPr>
               <w:rStyle w:val="Hyperlink"/>
@@ -1214,15 +1232,9 @@
           <w:i w:val="0"/>
           <w:color w:val="0000FF"/>
           <w:sz w:val="24"/>
+          <w:u w:val="single"/>
         </w:rPr>
-        <w:hyperlink r:id="rId12" w:history="1">
-          <w:r>
-            <w:rPr>
-              <w:rStyle w:val="Hyperlink"/>
-            </w:rPr>
-            <w:t>d</w:t>
-          </w:r>
-        </w:hyperlink>
+        <w:t>d</w:t>
       </w:r>
       <w:r>
         <w:rPr>
@@ -1233,7 +1245,7 @@
           <w:sz w:val="24"/>
           <w:u w:val="single"/>
         </w:rPr>
-        <w:hyperlink r:id="rId12" w:history="1">
+        <w:hyperlink r:id="rId11" w:history="1">
           <w:r>
             <w:rPr>
               <w:rStyle w:val="Hyperlink"/>
@@ -1278,7 +1290,43 @@
           <w:color w:val="000000"/>
           <w:sz w:val="24"/>
         </w:rPr>
-        <w:t>National Archives of Indonesia. The inventory can be downloa</w:t>
+        <w:t>National Archives of Indonesia. The inventory c</w:t>
+      </w:r>
+      <w:r>
+        <w:rPr>
+          <w:u w:val="single" w:color="0000ff"/>
+          <w:rFonts w:ascii="Charis SIL Regular" w:hAnsi="Charis SIL Regular" w:eastAsia="Charis SIL Regular"/>
+          <w:b w:val="0"/>
+          <w:i w:val="0"/>
+          <w:color w:val="000000"/>
+          <w:sz w:val="24"/>
+        </w:rPr>
+        <w:hyperlink r:id="rId12" w:history="1">
+          <w:r>
+            <w:rPr>
+              <w:rStyle w:val="Hyperlink"/>
+            </w:rPr>
+            <w:t>an be</w:t>
+          </w:r>
+        </w:hyperlink>
+      </w:r>
+      <w:r>
+        <w:rPr>
+          <w:u w:val="single" w:color="0000ff"/>
+          <w:rFonts w:ascii="Charis SIL Regular" w:hAnsi="Charis SIL Regular" w:eastAsia="Charis SIL Regular"/>
+          <w:b w:val="0"/>
+          <w:i w:val="0"/>
+          <w:color w:val="000000"/>
+          <w:sz w:val="24"/>
+        </w:rPr>
+        <w:hyperlink r:id="rId12" w:history="1">
+          <w:r>
+            <w:rPr>
+              <w:rStyle w:val="Hyperlink"/>
+            </w:rPr>
+            <w:t xml:space="preserve"> downloa</w:t>
+          </w:r>
+        </w:hyperlink>
       </w:r>
       <w:r>
         <w:rPr>

--- a/EXPORTS/DOCX/published/niveau3/English/BGKW.docx
+++ b/EXPORTS/DOCX/published/niveau3/English/BGKW.docx
@@ -439,7 +439,14 @@
           <w:color w:val="000000"/>
           <w:sz w:val="24"/>
         </w:rPr>
-        <w:t xml:space="preserve"> was the</w:t>
+        <w:hyperlink r:id="rId9" w:history="1">
+          <w:r>
+            <w:rPr>
+              <w:rStyle w:val="Hyperlink"/>
+            </w:rPr>
+            <w:t xml:space="preserve"> was the</w:t>
+          </w:r>
+        </w:hyperlink>
       </w:r>
       <w:r>
         <w:rPr>
@@ -1073,16 +1080,8 @@
           <w:i w:val="0"/>
           <w:color w:val="0000FF"/>
           <w:sz w:val="24"/>
-          <w:u w:val="single"/>
         </w:rPr>
-        <w:hyperlink r:id="rId12" w:history="1">
-          <w:r>
-            <w:rPr>
-              <w:rStyle w:val="Hyperlink"/>
-            </w:rPr>
-            <w:t>Arsip</w:t>
-          </w:r>
-        </w:hyperlink>
+        <w:t>Arsip Nas</w:t>
       </w:r>
       <w:r>
         <w:rPr>
@@ -1093,36 +1092,7 @@
           <w:sz w:val="24"/>
           <w:u w:val="single"/>
         </w:rPr>
-        <w:t xml:space="preserve"> </w:t>
-      </w:r>
-      <w:r>
-        <w:rPr>
-          <w:rFonts w:ascii="Charis SIL Regular" w:hAnsi="Charis SIL Regular" w:eastAsia="Charis SIL Regular"/>
-          <w:b w:val="0"/>
-          <w:i w:val="0"/>
-          <w:color w:val="0000FF"/>
-          <w:sz w:val="24"/>
-          <w:u w:val="single"/>
-        </w:rPr>
-        <w:hyperlink r:id="rId12" w:history="1">
-          <w:r>
-            <w:rPr>
-              <w:rStyle w:val="Hyperlink"/>
-            </w:rPr>
-            <w:t>Nas</w:t>
-          </w:r>
-        </w:hyperlink>
-      </w:r>
-      <w:r>
-        <w:rPr>
-          <w:rFonts w:ascii="Charis SIL Regular" w:hAnsi="Charis SIL Regular" w:eastAsia="Charis SIL Regular"/>
-          <w:b w:val="0"/>
-          <w:i w:val="0"/>
-          <w:color w:val="0000FF"/>
-          <w:sz w:val="24"/>
-          <w:u w:val="single"/>
-        </w:rPr>
-        <w:hyperlink r:id="rId12" w:history="1">
+        <w:hyperlink r:id="rId11" w:history="1">
           <w:r>
             <w:rPr>
               <w:rStyle w:val="Hyperlink"/>
@@ -1169,7 +1139,7 @@
           <w:sz w:val="24"/>
           <w:u w:val="single"/>
         </w:rPr>
-        <w:hyperlink r:id="rId11" w:history="1">
+        <w:hyperlink r:id="rId12" w:history="1">
           <w:r>
             <w:rPr>
               <w:rStyle w:val="Hyperlink"/>
@@ -1187,7 +1157,7 @@
           <w:sz w:val="24"/>
           <w:u w:val="single"/>
         </w:rPr>
-        <w:hyperlink r:id="rId11" w:history="1">
+        <w:hyperlink r:id="rId12" w:history="1">
           <w:r>
             <w:rPr>
               <w:rStyle w:val="Hyperlink"/>
@@ -1216,7 +1186,7 @@
           <w:sz w:val="24"/>
           <w:u w:val="single"/>
         </w:rPr>
-        <w:hyperlink r:id="rId11" w:history="1">
+        <w:hyperlink r:id="rId12" w:history="1">
           <w:r>
             <w:rPr>
               <w:rStyle w:val="Hyperlink"/>
@@ -1232,9 +1202,15 @@
           <w:i w:val="0"/>
           <w:color w:val="0000FF"/>
           <w:sz w:val="24"/>
-          <w:u w:val="single"/>
         </w:rPr>
-        <w:t>d</w:t>
+        <w:hyperlink r:id="rId12" w:history="1">
+          <w:r>
+            <w:rPr>
+              <w:rStyle w:val="Hyperlink"/>
+            </w:rPr>
+            <w:t>d</w:t>
+          </w:r>
+        </w:hyperlink>
       </w:r>
       <w:r>
         <w:rPr>
@@ -1245,7 +1221,7 @@
           <w:sz w:val="24"/>
           <w:u w:val="single"/>
         </w:rPr>
-        <w:hyperlink r:id="rId11" w:history="1">
+        <w:hyperlink r:id="rId12" w:history="1">
           <w:r>
             <w:rPr>
               <w:rStyle w:val="Hyperlink"/>
@@ -1290,43 +1266,7 @@
           <w:color w:val="000000"/>
           <w:sz w:val="24"/>
         </w:rPr>
-        <w:t>National Archives of Indonesia. The inventory c</w:t>
-      </w:r>
-      <w:r>
-        <w:rPr>
-          <w:u w:val="single" w:color="0000ff"/>
-          <w:rFonts w:ascii="Charis SIL Regular" w:hAnsi="Charis SIL Regular" w:eastAsia="Charis SIL Regular"/>
-          <w:b w:val="0"/>
-          <w:i w:val="0"/>
-          <w:color w:val="000000"/>
-          <w:sz w:val="24"/>
-        </w:rPr>
-        <w:hyperlink r:id="rId12" w:history="1">
-          <w:r>
-            <w:rPr>
-              <w:rStyle w:val="Hyperlink"/>
-            </w:rPr>
-            <w:t>an be</w:t>
-          </w:r>
-        </w:hyperlink>
-      </w:r>
-      <w:r>
-        <w:rPr>
-          <w:u w:val="single" w:color="0000ff"/>
-          <w:rFonts w:ascii="Charis SIL Regular" w:hAnsi="Charis SIL Regular" w:eastAsia="Charis SIL Regular"/>
-          <w:b w:val="0"/>
-          <w:i w:val="0"/>
-          <w:color w:val="000000"/>
-          <w:sz w:val="24"/>
-        </w:rPr>
-        <w:hyperlink r:id="rId12" w:history="1">
-          <w:r>
-            <w:rPr>
-              <w:rStyle w:val="Hyperlink"/>
-            </w:rPr>
-            <w:t xml:space="preserve"> downloa</w:t>
-          </w:r>
-        </w:hyperlink>
+        <w:t>National Archives of Indonesia. The inventory can be downloa</w:t>
       </w:r>
       <w:r>
         <w:rPr>

--- a/EXPORTS/DOCX/published/niveau3/English/BGKW.docx
+++ b/EXPORTS/DOCX/published/niveau3/English/BGKW.docx
@@ -1080,6 +1080,7 @@
           <w:i w:val="0"/>
           <w:color w:val="0000FF"/>
           <w:sz w:val="24"/>
+          <w:u w:val="single"/>
         </w:rPr>
         <w:t>Arsip Nas</w:t>
       </w:r>
@@ -1266,7 +1267,43 @@
           <w:color w:val="000000"/>
           <w:sz w:val="24"/>
         </w:rPr>
-        <w:t>National Archives of Indonesia. The inventory can be downloa</w:t>
+        <w:t>National Archives of Indonesia. The inventory c</w:t>
+      </w:r>
+      <w:r>
+        <w:rPr>
+          <w:u w:val="single" w:color="0000ff"/>
+          <w:rFonts w:ascii="Charis SIL Regular" w:hAnsi="Charis SIL Regular" w:eastAsia="Charis SIL Regular"/>
+          <w:b w:val="0"/>
+          <w:i w:val="0"/>
+          <w:color w:val="000000"/>
+          <w:sz w:val="24"/>
+        </w:rPr>
+        <w:hyperlink r:id="rId12" w:history="1">
+          <w:r>
+            <w:rPr>
+              <w:rStyle w:val="Hyperlink"/>
+            </w:rPr>
+            <w:t>an be</w:t>
+          </w:r>
+        </w:hyperlink>
+      </w:r>
+      <w:r>
+        <w:rPr>
+          <w:u w:val="single" w:color="0000ff"/>
+          <w:rFonts w:ascii="Charis SIL Regular" w:hAnsi="Charis SIL Regular" w:eastAsia="Charis SIL Regular"/>
+          <w:b w:val="0"/>
+          <w:i w:val="0"/>
+          <w:color w:val="000000"/>
+          <w:sz w:val="24"/>
+        </w:rPr>
+        <w:hyperlink r:id="rId12" w:history="1">
+          <w:r>
+            <w:rPr>
+              <w:rStyle w:val="Hyperlink"/>
+            </w:rPr>
+            <w:t xml:space="preserve"> downloa</w:t>
+          </w:r>
+        </w:hyperlink>
       </w:r>
       <w:r>
         <w:rPr>

--- a/EXPORTS/DOCX/published/niveau3/English/BGKW.docx
+++ b/EXPORTS/DOCX/published/niveau3/English/BGKW.docx
@@ -428,25 +428,7 @@
           <w:color w:val="000000"/>
           <w:sz w:val="24"/>
         </w:rPr>
-        <w:t>very few objects were added to the 'cabinet', as the Society's museum</w:t>
-      </w:r>
-      <w:r>
-        <w:rPr>
-          <w:u w:val="single" w:color="0000ff"/>
-          <w:rFonts w:ascii="Charis SIL Regular" w:hAnsi="Charis SIL Regular" w:eastAsia="Charis SIL Regular"/>
-          <w:b w:val="0"/>
-          <w:i w:val="0"/>
-          <w:color w:val="000000"/>
-          <w:sz w:val="24"/>
-        </w:rPr>
-        <w:hyperlink r:id="rId9" w:history="1">
-          <w:r>
-            <w:rPr>
-              <w:rStyle w:val="Hyperlink"/>
-            </w:rPr>
-            <w:t xml:space="preserve"> was the</w:t>
-          </w:r>
-        </w:hyperlink>
+        <w:t>very few objects were added to the 'cabinet', as the Society's museum was the</w:t>
       </w:r>
       <w:r>
         <w:rPr>
@@ -1082,7 +1064,25 @@
           <w:sz w:val="24"/>
           <w:u w:val="single"/>
         </w:rPr>
-        <w:t>Arsip Nas</w:t>
+        <w:hyperlink r:id="rId12" w:history="1">
+          <w:r>
+            <w:rPr>
+              <w:rStyle w:val="Hyperlink"/>
+            </w:rPr>
+            <w:t>Arsip</w:t>
+          </w:r>
+        </w:hyperlink>
+      </w:r>
+      <w:r>
+        <w:rPr>
+          <w:rFonts w:ascii="Charis SIL Regular" w:hAnsi="Charis SIL Regular" w:eastAsia="Charis SIL Regular"/>
+          <w:b w:val="0"/>
+          <w:i w:val="0"/>
+          <w:color w:val="0000FF"/>
+          <w:sz w:val="24"/>
+          <w:u w:val="single"/>
+        </w:rPr>
+        <w:t xml:space="preserve"> Nas</w:t>
       </w:r>
       <w:r>
         <w:rPr>
@@ -1122,7 +1122,7 @@
           <w:sz w:val="24"/>
           <w:u w:val="single"/>
         </w:rPr>
-        <w:hyperlink r:id="rId12" w:history="1">
+        <w:hyperlink r:id="rId11" w:history="1">
           <w:r>
             <w:rPr>
               <w:rStyle w:val="Hyperlink"/>
@@ -1140,7 +1140,7 @@
           <w:sz w:val="24"/>
           <w:u w:val="single"/>
         </w:rPr>
-        <w:hyperlink r:id="rId12" w:history="1">
+        <w:hyperlink r:id="rId11" w:history="1">
           <w:r>
             <w:rPr>
               <w:rStyle w:val="Hyperlink"/>
@@ -1158,7 +1158,7 @@
           <w:sz w:val="24"/>
           <w:u w:val="single"/>
         </w:rPr>
-        <w:hyperlink r:id="rId12" w:history="1">
+        <w:hyperlink r:id="rId11" w:history="1">
           <w:r>
             <w:rPr>
               <w:rStyle w:val="Hyperlink"/>
@@ -1278,32 +1278,7 @@
           <w:color w:val="000000"/>
           <w:sz w:val="24"/>
         </w:rPr>
-        <w:hyperlink r:id="rId12" w:history="1">
-          <w:r>
-            <w:rPr>
-              <w:rStyle w:val="Hyperlink"/>
-            </w:rPr>
-            <w:t>an be</w:t>
-          </w:r>
-        </w:hyperlink>
-      </w:r>
-      <w:r>
-        <w:rPr>
-          <w:u w:val="single" w:color="0000ff"/>
-          <w:rFonts w:ascii="Charis SIL Regular" w:hAnsi="Charis SIL Regular" w:eastAsia="Charis SIL Regular"/>
-          <w:b w:val="0"/>
-          <w:i w:val="0"/>
-          <w:color w:val="000000"/>
-          <w:sz w:val="24"/>
-        </w:rPr>
-        <w:hyperlink r:id="rId12" w:history="1">
-          <w:r>
-            <w:rPr>
-              <w:rStyle w:val="Hyperlink"/>
-            </w:rPr>
-            <w:t xml:space="preserve"> downloa</w:t>
-          </w:r>
-        </w:hyperlink>
+        <w:t>an be downloa</w:t>
       </w:r>
       <w:r>
         <w:rPr>

--- a/EXPORTS/DOCX/published/niveau3/English/BGKW.docx
+++ b/EXPORTS/DOCX/published/niveau3/English/BGKW.docx
@@ -428,7 +428,25 @@
           <w:color w:val="000000"/>
           <w:sz w:val="24"/>
         </w:rPr>
-        <w:t>very few objects were added to the 'cabinet', as the Society's museum was the</w:t>
+        <w:t>very few objects were added to the 'cabinet', as the Society's museum</w:t>
+      </w:r>
+      <w:r>
+        <w:rPr>
+          <w:u w:val="single" w:color="0000ff"/>
+          <w:rFonts w:ascii="Charis SIL Regular" w:hAnsi="Charis SIL Regular" w:eastAsia="Charis SIL Regular"/>
+          <w:b w:val="0"/>
+          <w:i w:val="0"/>
+          <w:color w:val="000000"/>
+          <w:sz w:val="24"/>
+        </w:rPr>
+        <w:hyperlink r:id="rId9" w:history="1">
+          <w:r>
+            <w:rPr>
+              <w:rStyle w:val="Hyperlink"/>
+            </w:rPr>
+            <w:t xml:space="preserve"> was the</w:t>
+          </w:r>
+        </w:hyperlink>
       </w:r>
       <w:r>
         <w:rPr>
@@ -1082,7 +1100,24 @@
           <w:sz w:val="24"/>
           <w:u w:val="single"/>
         </w:rPr>
-        <w:t xml:space="preserve"> Nas</w:t>
+        <w:t xml:space="preserve"> </w:t>
+      </w:r>
+      <w:r>
+        <w:rPr>
+          <w:rFonts w:ascii="Charis SIL Regular" w:hAnsi="Charis SIL Regular" w:eastAsia="Charis SIL Regular"/>
+          <w:b w:val="0"/>
+          <w:i w:val="0"/>
+          <w:color w:val="0000FF"/>
+          <w:sz w:val="24"/>
+        </w:rPr>
+        <w:hyperlink r:id="rId12" w:history="1">
+          <w:r>
+            <w:rPr>
+              <w:rStyle w:val="Hyperlink"/>
+            </w:rPr>
+            <w:t>Nas</w:t>
+          </w:r>
+        </w:hyperlink>
       </w:r>
       <w:r>
         <w:rPr>
@@ -1122,7 +1157,7 @@
           <w:sz w:val="24"/>
           <w:u w:val="single"/>
         </w:rPr>
-        <w:hyperlink r:id="rId11" w:history="1">
+        <w:hyperlink r:id="rId12" w:history="1">
           <w:r>
             <w:rPr>
               <w:rStyle w:val="Hyperlink"/>
@@ -1140,7 +1175,7 @@
           <w:sz w:val="24"/>
           <w:u w:val="single"/>
         </w:rPr>
-        <w:hyperlink r:id="rId11" w:history="1">
+        <w:hyperlink r:id="rId12" w:history="1">
           <w:r>
             <w:rPr>
               <w:rStyle w:val="Hyperlink"/>
@@ -1158,7 +1193,7 @@
           <w:sz w:val="24"/>
           <w:u w:val="single"/>
         </w:rPr>
-        <w:hyperlink r:id="rId11" w:history="1">
+        <w:hyperlink r:id="rId12" w:history="1">
           <w:r>
             <w:rPr>
               <w:rStyle w:val="Hyperlink"/>
@@ -1278,7 +1313,32 @@
           <w:color w:val="000000"/>
           <w:sz w:val="24"/>
         </w:rPr>
-        <w:t>an be downloa</w:t>
+        <w:hyperlink r:id="rId12" w:history="1">
+          <w:r>
+            <w:rPr>
+              <w:rStyle w:val="Hyperlink"/>
+            </w:rPr>
+            <w:t>an be</w:t>
+          </w:r>
+        </w:hyperlink>
+      </w:r>
+      <w:r>
+        <w:rPr>
+          <w:u w:val="single" w:color="0000ff"/>
+          <w:rFonts w:ascii="Charis SIL Regular" w:hAnsi="Charis SIL Regular" w:eastAsia="Charis SIL Regular"/>
+          <w:b w:val="0"/>
+          <w:i w:val="0"/>
+          <w:color w:val="000000"/>
+          <w:sz w:val="24"/>
+        </w:rPr>
+        <w:hyperlink r:id="rId12" w:history="1">
+          <w:r>
+            <w:rPr>
+              <w:rStyle w:val="Hyperlink"/>
+            </w:rPr>
+            <w:t xml:space="preserve"> downloa</w:t>
+          </w:r>
+        </w:hyperlink>
       </w:r>
       <w:r>
         <w:rPr>

--- a/EXPORTS/DOCX/published/niveau3/English/BGKW.docx
+++ b/EXPORTS/DOCX/published/niveau3/English/BGKW.docx
@@ -439,14 +439,7 @@
           <w:color w:val="000000"/>
           <w:sz w:val="24"/>
         </w:rPr>
-        <w:hyperlink r:id="rId9" w:history="1">
-          <w:r>
-            <w:rPr>
-              <w:rStyle w:val="Hyperlink"/>
-            </w:rPr>
-            <w:t xml:space="preserve"> was the</w:t>
-          </w:r>
-        </w:hyperlink>
+        <w:t xml:space="preserve"> was the</w:t>
       </w:r>
       <w:r>
         <w:rPr>
@@ -1080,44 +1073,8 @@
           <w:i w:val="0"/>
           <w:color w:val="0000FF"/>
           <w:sz w:val="24"/>
-          <w:u w:val="single"/>
         </w:rPr>
-        <w:hyperlink r:id="rId12" w:history="1">
-          <w:r>
-            <w:rPr>
-              <w:rStyle w:val="Hyperlink"/>
-            </w:rPr>
-            <w:t>Arsip</w:t>
-          </w:r>
-        </w:hyperlink>
-      </w:r>
-      <w:r>
-        <w:rPr>
-          <w:rFonts w:ascii="Charis SIL Regular" w:hAnsi="Charis SIL Regular" w:eastAsia="Charis SIL Regular"/>
-          <w:b w:val="0"/>
-          <w:i w:val="0"/>
-          <w:color w:val="0000FF"/>
-          <w:sz w:val="24"/>
-          <w:u w:val="single"/>
-        </w:rPr>
-        <w:t xml:space="preserve"> </w:t>
-      </w:r>
-      <w:r>
-        <w:rPr>
-          <w:rFonts w:ascii="Charis SIL Regular" w:hAnsi="Charis SIL Regular" w:eastAsia="Charis SIL Regular"/>
-          <w:b w:val="0"/>
-          <w:i w:val="0"/>
-          <w:color w:val="0000FF"/>
-          <w:sz w:val="24"/>
-        </w:rPr>
-        <w:hyperlink r:id="rId12" w:history="1">
-          <w:r>
-            <w:rPr>
-              <w:rStyle w:val="Hyperlink"/>
-            </w:rPr>
-            <w:t>Nas</w:t>
-          </w:r>
-        </w:hyperlink>
+        <w:t>Arsip Nasional Republik Ind</w:t>
       </w:r>
       <w:r>
         <w:rPr>
@@ -1129,135 +1086,6 @@
           <w:u w:val="single"/>
         </w:rPr>
         <w:hyperlink r:id="rId11" w:history="1">
-          <w:r>
-            <w:rPr>
-              <w:rStyle w:val="Hyperlink"/>
-            </w:rPr>
-            <w:t>ional</w:t>
-          </w:r>
-        </w:hyperlink>
-      </w:r>
-      <w:r>
-        <w:rPr>
-          <w:rFonts w:ascii="Charis SIL Regular" w:hAnsi="Charis SIL Regular" w:eastAsia="Charis SIL Regular"/>
-          <w:b w:val="0"/>
-          <w:i w:val="0"/>
-          <w:color w:val="0000FF"/>
-          <w:sz w:val="24"/>
-          <w:u w:val="single"/>
-        </w:rPr>
-        <w:t xml:space="preserve"> </w:t>
-      </w:r>
-      <w:r>
-        <w:rPr>
-          <w:rFonts w:ascii="Charis SIL Regular" w:hAnsi="Charis SIL Regular" w:eastAsia="Charis SIL Regular"/>
-          <w:b w:val="0"/>
-          <w:i w:val="0"/>
-          <w:color w:val="0000FF"/>
-          <w:sz w:val="24"/>
-          <w:u w:val="single"/>
-        </w:rPr>
-        <w:hyperlink r:id="rId12" w:history="1">
-          <w:r>
-            <w:rPr>
-              <w:rStyle w:val="Hyperlink"/>
-            </w:rPr>
-            <w:t>Re</w:t>
-          </w:r>
-        </w:hyperlink>
-      </w:r>
-      <w:r>
-        <w:rPr>
-          <w:rFonts w:ascii="Charis SIL Regular" w:hAnsi="Charis SIL Regular" w:eastAsia="Charis SIL Regular"/>
-          <w:b w:val="0"/>
-          <w:i w:val="0"/>
-          <w:color w:val="0000FF"/>
-          <w:sz w:val="24"/>
-          <w:u w:val="single"/>
-        </w:rPr>
-        <w:hyperlink r:id="rId12" w:history="1">
-          <w:r>
-            <w:rPr>
-              <w:rStyle w:val="Hyperlink"/>
-            </w:rPr>
-            <w:t>p</w:t>
-          </w:r>
-        </w:hyperlink>
-      </w:r>
-      <w:r>
-        <w:rPr>
-          <w:rFonts w:ascii="Charis SIL Regular" w:hAnsi="Charis SIL Regular" w:eastAsia="Charis SIL Regular"/>
-          <w:b w:val="0"/>
-          <w:i w:val="0"/>
-          <w:color w:val="0000FF"/>
-          <w:sz w:val="24"/>
-          <w:u w:val="single"/>
-        </w:rPr>
-        <w:hyperlink r:id="rId12" w:history="1">
-          <w:r>
-            <w:rPr>
-              <w:rStyle w:val="Hyperlink"/>
-            </w:rPr>
-            <w:t>ublik</w:t>
-          </w:r>
-        </w:hyperlink>
-      </w:r>
-      <w:r>
-        <w:rPr>
-          <w:rFonts w:ascii="Charis SIL Regular" w:hAnsi="Charis SIL Regular" w:eastAsia="Charis SIL Regular"/>
-          <w:b w:val="0"/>
-          <w:i w:val="0"/>
-          <w:color w:val="0000FF"/>
-          <w:sz w:val="24"/>
-          <w:u w:val="single"/>
-        </w:rPr>
-        <w:t xml:space="preserve"> </w:t>
-      </w:r>
-      <w:r>
-        <w:rPr>
-          <w:rFonts w:ascii="Charis SIL Regular" w:hAnsi="Charis SIL Regular" w:eastAsia="Charis SIL Regular"/>
-          <w:b w:val="0"/>
-          <w:i w:val="0"/>
-          <w:color w:val="0000FF"/>
-          <w:sz w:val="24"/>
-          <w:u w:val="single"/>
-        </w:rPr>
-        <w:hyperlink r:id="rId12" w:history="1">
-          <w:r>
-            <w:rPr>
-              <w:rStyle w:val="Hyperlink"/>
-            </w:rPr>
-            <w:t>In</w:t>
-          </w:r>
-        </w:hyperlink>
-      </w:r>
-      <w:r>
-        <w:rPr>
-          <w:rFonts w:ascii="Charis SIL Regular" w:hAnsi="Charis SIL Regular" w:eastAsia="Charis SIL Regular"/>
-          <w:b w:val="0"/>
-          <w:i w:val="0"/>
-          <w:color w:val="0000FF"/>
-          <w:sz w:val="24"/>
-        </w:rPr>
-        <w:hyperlink r:id="rId12" w:history="1">
-          <w:r>
-            <w:rPr>
-              <w:rStyle w:val="Hyperlink"/>
-            </w:rPr>
-            <w:t>d</w:t>
-          </w:r>
-        </w:hyperlink>
-      </w:r>
-      <w:r>
-        <w:rPr>
-          <w:rFonts w:ascii="Charis SIL Regular" w:hAnsi="Charis SIL Regular" w:eastAsia="Charis SIL Regular"/>
-          <w:b w:val="0"/>
-          <w:i w:val="0"/>
-          <w:color w:val="0000FF"/>
-          <w:sz w:val="24"/>
-          <w:u w:val="single"/>
-        </w:rPr>
-        <w:hyperlink r:id="rId12" w:history="1">
           <w:r>
             <w:rPr>
               <w:rStyle w:val="Hyperlink"/>

--- a/EXPORTS/DOCX/published/niveau3/English/BGKW.docx
+++ b/EXPORTS/DOCX/published/niveau3/English/BGKW.docx
@@ -428,18 +428,7 @@
           <w:color w:val="000000"/>
           <w:sz w:val="24"/>
         </w:rPr>
-        <w:t>very few objects were added to the 'cabinet', as the Society's museum</w:t>
-      </w:r>
-      <w:r>
-        <w:rPr>
-          <w:u w:val="single" w:color="0000ff"/>
-          <w:rFonts w:ascii="Charis SIL Regular" w:hAnsi="Charis SIL Regular" w:eastAsia="Charis SIL Regular"/>
-          <w:b w:val="0"/>
-          <w:i w:val="0"/>
-          <w:color w:val="000000"/>
-          <w:sz w:val="24"/>
-        </w:rPr>
-        <w:t xml:space="preserve"> was the</w:t>
+        <w:t>very few objects were added to the 'cabinet', as the Society's museum was the</w:t>
       </w:r>
       <w:r>
         <w:rPr>
@@ -1073,8 +1062,27 @@
           <w:i w:val="0"/>
           <w:color w:val="0000FF"/>
           <w:sz w:val="24"/>
+          <w:u w:val="single"/>
         </w:rPr>
-        <w:t>Arsip Nasional Republik Ind</w:t>
+        <w:hyperlink r:id="rId12" w:history="1">
+          <w:r>
+            <w:rPr>
+              <w:rStyle w:val="Hyperlink"/>
+            </w:rPr>
+            <w:t>Arsip</w:t>
+          </w:r>
+        </w:hyperlink>
+      </w:r>
+      <w:r>
+        <w:rPr>
+          <w:rFonts w:ascii="Charis SIL Regular" w:hAnsi="Charis SIL Regular" w:eastAsia="Charis SIL Regular"/>
+          <w:b w:val="0"/>
+          <w:i w:val="0"/>
+          <w:color w:val="0000FF"/>
+          <w:sz w:val="24"/>
+          <w:u w:val="single"/>
+        </w:rPr>
+        <w:t xml:space="preserve"> Nas</w:t>
       </w:r>
       <w:r>
         <w:rPr>
@@ -1086,6 +1094,135 @@
           <w:u w:val="single"/>
         </w:rPr>
         <w:hyperlink r:id="rId11" w:history="1">
+          <w:r>
+            <w:rPr>
+              <w:rStyle w:val="Hyperlink"/>
+            </w:rPr>
+            <w:t>ional</w:t>
+          </w:r>
+        </w:hyperlink>
+      </w:r>
+      <w:r>
+        <w:rPr>
+          <w:rFonts w:ascii="Charis SIL Regular" w:hAnsi="Charis SIL Regular" w:eastAsia="Charis SIL Regular"/>
+          <w:b w:val="0"/>
+          <w:i w:val="0"/>
+          <w:color w:val="0000FF"/>
+          <w:sz w:val="24"/>
+          <w:u w:val="single"/>
+        </w:rPr>
+        <w:t xml:space="preserve"> </w:t>
+      </w:r>
+      <w:r>
+        <w:rPr>
+          <w:rFonts w:ascii="Charis SIL Regular" w:hAnsi="Charis SIL Regular" w:eastAsia="Charis SIL Regular"/>
+          <w:b w:val="0"/>
+          <w:i w:val="0"/>
+          <w:color w:val="0000FF"/>
+          <w:sz w:val="24"/>
+          <w:u w:val="single"/>
+        </w:rPr>
+        <w:hyperlink r:id="rId12" w:history="1">
+          <w:r>
+            <w:rPr>
+              <w:rStyle w:val="Hyperlink"/>
+            </w:rPr>
+            <w:t>Re</w:t>
+          </w:r>
+        </w:hyperlink>
+      </w:r>
+      <w:r>
+        <w:rPr>
+          <w:rFonts w:ascii="Charis SIL Regular" w:hAnsi="Charis SIL Regular" w:eastAsia="Charis SIL Regular"/>
+          <w:b w:val="0"/>
+          <w:i w:val="0"/>
+          <w:color w:val="0000FF"/>
+          <w:sz w:val="24"/>
+          <w:u w:val="single"/>
+        </w:rPr>
+        <w:hyperlink r:id="rId12" w:history="1">
+          <w:r>
+            <w:rPr>
+              <w:rStyle w:val="Hyperlink"/>
+            </w:rPr>
+            <w:t>p</w:t>
+          </w:r>
+        </w:hyperlink>
+      </w:r>
+      <w:r>
+        <w:rPr>
+          <w:rFonts w:ascii="Charis SIL Regular" w:hAnsi="Charis SIL Regular" w:eastAsia="Charis SIL Regular"/>
+          <w:b w:val="0"/>
+          <w:i w:val="0"/>
+          <w:color w:val="0000FF"/>
+          <w:sz w:val="24"/>
+          <w:u w:val="single"/>
+        </w:rPr>
+        <w:hyperlink r:id="rId12" w:history="1">
+          <w:r>
+            <w:rPr>
+              <w:rStyle w:val="Hyperlink"/>
+            </w:rPr>
+            <w:t>ublik</w:t>
+          </w:r>
+        </w:hyperlink>
+      </w:r>
+      <w:r>
+        <w:rPr>
+          <w:rFonts w:ascii="Charis SIL Regular" w:hAnsi="Charis SIL Regular" w:eastAsia="Charis SIL Regular"/>
+          <w:b w:val="0"/>
+          <w:i w:val="0"/>
+          <w:color w:val="0000FF"/>
+          <w:sz w:val="24"/>
+          <w:u w:val="single"/>
+        </w:rPr>
+        <w:t xml:space="preserve"> </w:t>
+      </w:r>
+      <w:r>
+        <w:rPr>
+          <w:rFonts w:ascii="Charis SIL Regular" w:hAnsi="Charis SIL Regular" w:eastAsia="Charis SIL Regular"/>
+          <w:b w:val="0"/>
+          <w:i w:val="0"/>
+          <w:color w:val="0000FF"/>
+          <w:sz w:val="24"/>
+          <w:u w:val="single"/>
+        </w:rPr>
+        <w:hyperlink r:id="rId12" w:history="1">
+          <w:r>
+            <w:rPr>
+              <w:rStyle w:val="Hyperlink"/>
+            </w:rPr>
+            <w:t>In</w:t>
+          </w:r>
+        </w:hyperlink>
+      </w:r>
+      <w:r>
+        <w:rPr>
+          <w:rFonts w:ascii="Charis SIL Regular" w:hAnsi="Charis SIL Regular" w:eastAsia="Charis SIL Regular"/>
+          <w:b w:val="0"/>
+          <w:i w:val="0"/>
+          <w:color w:val="0000FF"/>
+          <w:sz w:val="24"/>
+        </w:rPr>
+        <w:hyperlink r:id="rId12" w:history="1">
+          <w:r>
+            <w:rPr>
+              <w:rStyle w:val="Hyperlink"/>
+            </w:rPr>
+            <w:t>d</w:t>
+          </w:r>
+        </w:hyperlink>
+      </w:r>
+      <w:r>
+        <w:rPr>
+          <w:rFonts w:ascii="Charis SIL Regular" w:hAnsi="Charis SIL Regular" w:eastAsia="Charis SIL Regular"/>
+          <w:b w:val="0"/>
+          <w:i w:val="0"/>
+          <w:color w:val="0000FF"/>
+          <w:sz w:val="24"/>
+          <w:u w:val="single"/>
+        </w:rPr>
+        <w:hyperlink r:id="rId12" w:history="1">
           <w:r>
             <w:rPr>
               <w:rStyle w:val="Hyperlink"/>
@@ -1130,43 +1267,7 @@
           <w:color w:val="000000"/>
           <w:sz w:val="24"/>
         </w:rPr>
-        <w:t>National Archives of Indonesia. The inventory c</w:t>
-      </w:r>
-      <w:r>
-        <w:rPr>
-          <w:u w:val="single" w:color="0000ff"/>
-          <w:rFonts w:ascii="Charis SIL Regular" w:hAnsi="Charis SIL Regular" w:eastAsia="Charis SIL Regular"/>
-          <w:b w:val="0"/>
-          <w:i w:val="0"/>
-          <w:color w:val="000000"/>
-          <w:sz w:val="24"/>
-        </w:rPr>
-        <w:hyperlink r:id="rId12" w:history="1">
-          <w:r>
-            <w:rPr>
-              <w:rStyle w:val="Hyperlink"/>
-            </w:rPr>
-            <w:t>an be</w:t>
-          </w:r>
-        </w:hyperlink>
-      </w:r>
-      <w:r>
-        <w:rPr>
-          <w:u w:val="single" w:color="0000ff"/>
-          <w:rFonts w:ascii="Charis SIL Regular" w:hAnsi="Charis SIL Regular" w:eastAsia="Charis SIL Regular"/>
-          <w:b w:val="0"/>
-          <w:i w:val="0"/>
-          <w:color w:val="000000"/>
-          <w:sz w:val="24"/>
-        </w:rPr>
-        <w:hyperlink r:id="rId12" w:history="1">
-          <w:r>
-            <w:rPr>
-              <w:rStyle w:val="Hyperlink"/>
-            </w:rPr>
-            <w:t xml:space="preserve"> downloa</w:t>
-          </w:r>
-        </w:hyperlink>
+        <w:t>National Archives of Indonesia. The inventory can be downloa</w:t>
       </w:r>
       <w:r>
         <w:rPr>

--- a/EXPORTS/DOCX/published/niveau3/English/BGKW.docx
+++ b/EXPORTS/DOCX/published/niveau3/English/BGKW.docx
@@ -1082,7 +1082,7 @@
           <w:sz w:val="24"/>
           <w:u w:val="single"/>
         </w:rPr>
-        <w:t xml:space="preserve"> Nas</w:t>
+        <w:t xml:space="preserve"> </w:t>
       </w:r>
       <w:r>
         <w:rPr>
@@ -1093,7 +1093,25 @@
           <w:sz w:val="24"/>
           <w:u w:val="single"/>
         </w:rPr>
-        <w:hyperlink r:id="rId11" w:history="1">
+        <w:hyperlink r:id="rId12" w:history="1">
+          <w:r>
+            <w:rPr>
+              <w:rStyle w:val="Hyperlink"/>
+            </w:rPr>
+            <w:t>Nas</w:t>
+          </w:r>
+        </w:hyperlink>
+      </w:r>
+      <w:r>
+        <w:rPr>
+          <w:rFonts w:ascii="Charis SIL Regular" w:hAnsi="Charis SIL Regular" w:eastAsia="Charis SIL Regular"/>
+          <w:b w:val="0"/>
+          <w:i w:val="0"/>
+          <w:color w:val="0000FF"/>
+          <w:sz w:val="24"/>
+          <w:u w:val="single"/>
+        </w:rPr>
+        <w:hyperlink r:id="rId12" w:history="1">
           <w:r>
             <w:rPr>
               <w:rStyle w:val="Hyperlink"/>
@@ -1158,7 +1176,7 @@
           <w:sz w:val="24"/>
           <w:u w:val="single"/>
         </w:rPr>
-        <w:hyperlink r:id="rId12" w:history="1">
+        <w:hyperlink r:id="rId11" w:history="1">
           <w:r>
             <w:rPr>
               <w:rStyle w:val="Hyperlink"/>
@@ -1187,7 +1205,7 @@
           <w:sz w:val="24"/>
           <w:u w:val="single"/>
         </w:rPr>
-        <w:hyperlink r:id="rId12" w:history="1">
+        <w:hyperlink r:id="rId11" w:history="1">
           <w:r>
             <w:rPr>
               <w:rStyle w:val="Hyperlink"/>
@@ -1204,14 +1222,7 @@
           <w:color w:val="0000FF"/>
           <w:sz w:val="24"/>
         </w:rPr>
-        <w:hyperlink r:id="rId12" w:history="1">
-          <w:r>
-            <w:rPr>
-              <w:rStyle w:val="Hyperlink"/>
-            </w:rPr>
-            <w:t>d</w:t>
-          </w:r>
-        </w:hyperlink>
+        <w:t>d</w:t>
       </w:r>
       <w:r>
         <w:rPr>
@@ -1222,7 +1233,7 @@
           <w:sz w:val="24"/>
           <w:u w:val="single"/>
         </w:rPr>
-        <w:hyperlink r:id="rId12" w:history="1">
+        <w:hyperlink r:id="rId11" w:history="1">
           <w:r>
             <w:rPr>
               <w:rStyle w:val="Hyperlink"/>
@@ -1267,7 +1278,43 @@
           <w:color w:val="000000"/>
           <w:sz w:val="24"/>
         </w:rPr>
-        <w:t>National Archives of Indonesia. The inventory can be downloa</w:t>
+        <w:t>National Archives of Indonesia. The inventory c</w:t>
+      </w:r>
+      <w:r>
+        <w:rPr>
+          <w:u w:val="single" w:color="0000ff"/>
+          <w:rFonts w:ascii="Charis SIL Regular" w:hAnsi="Charis SIL Regular" w:eastAsia="Charis SIL Regular"/>
+          <w:b w:val="0"/>
+          <w:i w:val="0"/>
+          <w:color w:val="000000"/>
+          <w:sz w:val="24"/>
+        </w:rPr>
+        <w:hyperlink r:id="rId12" w:history="1">
+          <w:r>
+            <w:rPr>
+              <w:rStyle w:val="Hyperlink"/>
+            </w:rPr>
+            <w:t>an be</w:t>
+          </w:r>
+        </w:hyperlink>
+      </w:r>
+      <w:r>
+        <w:rPr>
+          <w:u w:val="single" w:color="0000ff"/>
+          <w:rFonts w:ascii="Charis SIL Regular" w:hAnsi="Charis SIL Regular" w:eastAsia="Charis SIL Regular"/>
+          <w:b w:val="0"/>
+          <w:i w:val="0"/>
+          <w:color w:val="000000"/>
+          <w:sz w:val="24"/>
+        </w:rPr>
+        <w:hyperlink r:id="rId12" w:history="1">
+          <w:r>
+            <w:rPr>
+              <w:rStyle w:val="Hyperlink"/>
+            </w:rPr>
+            <w:t xml:space="preserve"> downloa</w:t>
+          </w:r>
+        </w:hyperlink>
       </w:r>
       <w:r>
         <w:rPr>

--- a/EXPORTS/DOCX/published/niveau3/English/BGKW.docx
+++ b/EXPORTS/DOCX/published/niveau3/English/BGKW.docx
@@ -428,7 +428,18 @@
           <w:color w:val="000000"/>
           <w:sz w:val="24"/>
         </w:rPr>
-        <w:t>very few objects were added to the 'cabinet', as the Society's museum was the</w:t>
+        <w:t>very few objects were added to the 'cabinet', as the Society's museum</w:t>
+      </w:r>
+      <w:r>
+        <w:rPr>
+          <w:u w:val="single" w:color="0000ff"/>
+          <w:rFonts w:ascii="Charis SIL Regular" w:hAnsi="Charis SIL Regular" w:eastAsia="Charis SIL Regular"/>
+          <w:b w:val="0"/>
+          <w:i w:val="0"/>
+          <w:color w:val="000000"/>
+          <w:sz w:val="24"/>
+        </w:rPr>
+        <w:t xml:space="preserve"> was the</w:t>
       </w:r>
       <w:r>
         <w:rPr>
@@ -1062,16 +1073,8 @@
           <w:i w:val="0"/>
           <w:color w:val="0000FF"/>
           <w:sz w:val="24"/>
-          <w:u w:val="single"/>
         </w:rPr>
-        <w:hyperlink r:id="rId12" w:history="1">
-          <w:r>
-            <w:rPr>
-              <w:rStyle w:val="Hyperlink"/>
-            </w:rPr>
-            <w:t>Arsip</w:t>
-          </w:r>
-        </w:hyperlink>
+        <w:t>Arsip Nas</w:t>
       </w:r>
       <w:r>
         <w:rPr>
@@ -1082,36 +1085,7 @@
           <w:sz w:val="24"/>
           <w:u w:val="single"/>
         </w:rPr>
-        <w:t xml:space="preserve"> </w:t>
-      </w:r>
-      <w:r>
-        <w:rPr>
-          <w:rFonts w:ascii="Charis SIL Regular" w:hAnsi="Charis SIL Regular" w:eastAsia="Charis SIL Regular"/>
-          <w:b w:val="0"/>
-          <w:i w:val="0"/>
-          <w:color w:val="0000FF"/>
-          <w:sz w:val="24"/>
-          <w:u w:val="single"/>
-        </w:rPr>
-        <w:hyperlink r:id="rId12" w:history="1">
-          <w:r>
-            <w:rPr>
-              <w:rStyle w:val="Hyperlink"/>
-            </w:rPr>
-            <w:t>Nas</w:t>
-          </w:r>
-        </w:hyperlink>
-      </w:r>
-      <w:r>
-        <w:rPr>
-          <w:rFonts w:ascii="Charis SIL Regular" w:hAnsi="Charis SIL Regular" w:eastAsia="Charis SIL Regular"/>
-          <w:b w:val="0"/>
-          <w:i w:val="0"/>
-          <w:color w:val="0000FF"/>
-          <w:sz w:val="24"/>
-          <w:u w:val="single"/>
-        </w:rPr>
-        <w:hyperlink r:id="rId12" w:history="1">
+        <w:hyperlink r:id="rId11" w:history="1">
           <w:r>
             <w:rPr>
               <w:rStyle w:val="Hyperlink"/>
@@ -1176,7 +1150,7 @@
           <w:sz w:val="24"/>
           <w:u w:val="single"/>
         </w:rPr>
-        <w:hyperlink r:id="rId11" w:history="1">
+        <w:hyperlink r:id="rId12" w:history="1">
           <w:r>
             <w:rPr>
               <w:rStyle w:val="Hyperlink"/>
@@ -1205,7 +1179,7 @@
           <w:sz w:val="24"/>
           <w:u w:val="single"/>
         </w:rPr>
-        <w:hyperlink r:id="rId11" w:history="1">
+        <w:hyperlink r:id="rId12" w:history="1">
           <w:r>
             <w:rPr>
               <w:rStyle w:val="Hyperlink"/>
@@ -1221,8 +1195,16 @@
           <w:i w:val="0"/>
           <w:color w:val="0000FF"/>
           <w:sz w:val="24"/>
+          <w:u w:val="single"/>
         </w:rPr>
-        <w:t>d</w:t>
+        <w:hyperlink r:id="rId12" w:history="1">
+          <w:r>
+            <w:rPr>
+              <w:rStyle w:val="Hyperlink"/>
+            </w:rPr>
+            <w:t>d</w:t>
+          </w:r>
+        </w:hyperlink>
       </w:r>
       <w:r>
         <w:rPr>
@@ -1233,7 +1215,7 @@
           <w:sz w:val="24"/>
           <w:u w:val="single"/>
         </w:rPr>
-        <w:hyperlink r:id="rId11" w:history="1">
+        <w:hyperlink r:id="rId12" w:history="1">
           <w:r>
             <w:rPr>
               <w:rStyle w:val="Hyperlink"/>
@@ -1278,43 +1260,7 @@
           <w:color w:val="000000"/>
           <w:sz w:val="24"/>
         </w:rPr>
-        <w:t>National Archives of Indonesia. The inventory c</w:t>
-      </w:r>
-      <w:r>
-        <w:rPr>
-          <w:u w:val="single" w:color="0000ff"/>
-          <w:rFonts w:ascii="Charis SIL Regular" w:hAnsi="Charis SIL Regular" w:eastAsia="Charis SIL Regular"/>
-          <w:b w:val="0"/>
-          <w:i w:val="0"/>
-          <w:color w:val="000000"/>
-          <w:sz w:val="24"/>
-        </w:rPr>
-        <w:hyperlink r:id="rId12" w:history="1">
-          <w:r>
-            <w:rPr>
-              <w:rStyle w:val="Hyperlink"/>
-            </w:rPr>
-            <w:t>an be</w:t>
-          </w:r>
-        </w:hyperlink>
-      </w:r>
-      <w:r>
-        <w:rPr>
-          <w:u w:val="single" w:color="0000ff"/>
-          <w:rFonts w:ascii="Charis SIL Regular" w:hAnsi="Charis SIL Regular" w:eastAsia="Charis SIL Regular"/>
-          <w:b w:val="0"/>
-          <w:i w:val="0"/>
-          <w:color w:val="000000"/>
-          <w:sz w:val="24"/>
-        </w:rPr>
-        <w:hyperlink r:id="rId12" w:history="1">
-          <w:r>
-            <w:rPr>
-              <w:rStyle w:val="Hyperlink"/>
-            </w:rPr>
-            <w:t xml:space="preserve"> downloa</w:t>
-          </w:r>
-        </w:hyperlink>
+        <w:t>National Archives of Indonesia. The inventory can be downloa</w:t>
       </w:r>
       <w:r>
         <w:rPr>

--- a/EXPORTS/DOCX/published/niveau3/English/BGKW.docx
+++ b/EXPORTS/DOCX/published/niveau3/English/BGKW.docx
@@ -439,7 +439,14 @@
           <w:color w:val="000000"/>
           <w:sz w:val="24"/>
         </w:rPr>
-        <w:t xml:space="preserve"> was the</w:t>
+        <w:hyperlink r:id="rId9" w:history="1">
+          <w:r>
+            <w:rPr>
+              <w:rStyle w:val="Hyperlink"/>
+            </w:rPr>
+            <w:t xml:space="preserve"> was the</w:t>
+          </w:r>
+        </w:hyperlink>
       </w:r>
       <w:r>
         <w:rPr>
@@ -1073,8 +1080,26 @@
           <w:i w:val="0"/>
           <w:color w:val="0000FF"/>
           <w:sz w:val="24"/>
+          <w:u w:val="single"/>
         </w:rPr>
-        <w:t>Arsip Nas</w:t>
+        <w:hyperlink r:id="rId12" w:history="1">
+          <w:r>
+            <w:rPr>
+              <w:rStyle w:val="Hyperlink"/>
+            </w:rPr>
+            <w:t>Arsip</w:t>
+          </w:r>
+        </w:hyperlink>
+      </w:r>
+      <w:r>
+        <w:rPr>
+          <w:rFonts w:ascii="Charis SIL Regular" w:hAnsi="Charis SIL Regular" w:eastAsia="Charis SIL Regular"/>
+          <w:b w:val="0"/>
+          <w:i w:val="0"/>
+          <w:color w:val="0000FF"/>
+          <w:sz w:val="24"/>
+        </w:rPr>
+        <w:t xml:space="preserve"> Nas</w:t>
       </w:r>
       <w:r>
         <w:rPr>
@@ -1195,7 +1220,6 @@
           <w:i w:val="0"/>
           <w:color w:val="0000FF"/>
           <w:sz w:val="24"/>
-          <w:u w:val="single"/>
         </w:rPr>
         <w:hyperlink r:id="rId12" w:history="1">
           <w:r>

--- a/EXPORTS/DOCX/published/niveau3/English/BGKW.docx
+++ b/EXPORTS/DOCX/published/niveau3/English/BGKW.docx
@@ -439,14 +439,7 @@
           <w:color w:val="000000"/>
           <w:sz w:val="24"/>
         </w:rPr>
-        <w:hyperlink r:id="rId9" w:history="1">
-          <w:r>
-            <w:rPr>
-              <w:rStyle w:val="Hyperlink"/>
-            </w:rPr>
-            <w:t xml:space="preserve"> was the</w:t>
-          </w:r>
-        </w:hyperlink>
+        <w:t xml:space="preserve"> was the</w:t>
       </w:r>
       <w:r>
         <w:rPr>
@@ -1080,26 +1073,8 @@
           <w:i w:val="0"/>
           <w:color w:val="0000FF"/>
           <w:sz w:val="24"/>
-          <w:u w:val="single"/>
         </w:rPr>
-        <w:hyperlink r:id="rId12" w:history="1">
-          <w:r>
-            <w:rPr>
-              <w:rStyle w:val="Hyperlink"/>
-            </w:rPr>
-            <w:t>Arsip</w:t>
-          </w:r>
-        </w:hyperlink>
-      </w:r>
-      <w:r>
-        <w:rPr>
-          <w:rFonts w:ascii="Charis SIL Regular" w:hAnsi="Charis SIL Regular" w:eastAsia="Charis SIL Regular"/>
-          <w:b w:val="0"/>
-          <w:i w:val="0"/>
-          <w:color w:val="0000FF"/>
-          <w:sz w:val="24"/>
-        </w:rPr>
-        <w:t xml:space="preserve"> Nas</w:t>
+        <w:t>Arsip Nasional Republik Ind</w:t>
       </w:r>
       <w:r>
         <w:rPr>
@@ -1111,135 +1086,6 @@
           <w:u w:val="single"/>
         </w:rPr>
         <w:hyperlink r:id="rId11" w:history="1">
-          <w:r>
-            <w:rPr>
-              <w:rStyle w:val="Hyperlink"/>
-            </w:rPr>
-            <w:t>ional</w:t>
-          </w:r>
-        </w:hyperlink>
-      </w:r>
-      <w:r>
-        <w:rPr>
-          <w:rFonts w:ascii="Charis SIL Regular" w:hAnsi="Charis SIL Regular" w:eastAsia="Charis SIL Regular"/>
-          <w:b w:val="0"/>
-          <w:i w:val="0"/>
-          <w:color w:val="0000FF"/>
-          <w:sz w:val="24"/>
-          <w:u w:val="single"/>
-        </w:rPr>
-        <w:t xml:space="preserve"> </w:t>
-      </w:r>
-      <w:r>
-        <w:rPr>
-          <w:rFonts w:ascii="Charis SIL Regular" w:hAnsi="Charis SIL Regular" w:eastAsia="Charis SIL Regular"/>
-          <w:b w:val="0"/>
-          <w:i w:val="0"/>
-          <w:color w:val="0000FF"/>
-          <w:sz w:val="24"/>
-          <w:u w:val="single"/>
-        </w:rPr>
-        <w:hyperlink r:id="rId12" w:history="1">
-          <w:r>
-            <w:rPr>
-              <w:rStyle w:val="Hyperlink"/>
-            </w:rPr>
-            <w:t>Re</w:t>
-          </w:r>
-        </w:hyperlink>
-      </w:r>
-      <w:r>
-        <w:rPr>
-          <w:rFonts w:ascii="Charis SIL Regular" w:hAnsi="Charis SIL Regular" w:eastAsia="Charis SIL Regular"/>
-          <w:b w:val="0"/>
-          <w:i w:val="0"/>
-          <w:color w:val="0000FF"/>
-          <w:sz w:val="24"/>
-          <w:u w:val="single"/>
-        </w:rPr>
-        <w:hyperlink r:id="rId12" w:history="1">
-          <w:r>
-            <w:rPr>
-              <w:rStyle w:val="Hyperlink"/>
-            </w:rPr>
-            <w:t>p</w:t>
-          </w:r>
-        </w:hyperlink>
-      </w:r>
-      <w:r>
-        <w:rPr>
-          <w:rFonts w:ascii="Charis SIL Regular" w:hAnsi="Charis SIL Regular" w:eastAsia="Charis SIL Regular"/>
-          <w:b w:val="0"/>
-          <w:i w:val="0"/>
-          <w:color w:val="0000FF"/>
-          <w:sz w:val="24"/>
-          <w:u w:val="single"/>
-        </w:rPr>
-        <w:hyperlink r:id="rId12" w:history="1">
-          <w:r>
-            <w:rPr>
-              <w:rStyle w:val="Hyperlink"/>
-            </w:rPr>
-            <w:t>ublik</w:t>
-          </w:r>
-        </w:hyperlink>
-      </w:r>
-      <w:r>
-        <w:rPr>
-          <w:rFonts w:ascii="Charis SIL Regular" w:hAnsi="Charis SIL Regular" w:eastAsia="Charis SIL Regular"/>
-          <w:b w:val="0"/>
-          <w:i w:val="0"/>
-          <w:color w:val="0000FF"/>
-          <w:sz w:val="24"/>
-          <w:u w:val="single"/>
-        </w:rPr>
-        <w:t xml:space="preserve"> </w:t>
-      </w:r>
-      <w:r>
-        <w:rPr>
-          <w:rFonts w:ascii="Charis SIL Regular" w:hAnsi="Charis SIL Regular" w:eastAsia="Charis SIL Regular"/>
-          <w:b w:val="0"/>
-          <w:i w:val="0"/>
-          <w:color w:val="0000FF"/>
-          <w:sz w:val="24"/>
-          <w:u w:val="single"/>
-        </w:rPr>
-        <w:hyperlink r:id="rId12" w:history="1">
-          <w:r>
-            <w:rPr>
-              <w:rStyle w:val="Hyperlink"/>
-            </w:rPr>
-            <w:t>In</w:t>
-          </w:r>
-        </w:hyperlink>
-      </w:r>
-      <w:r>
-        <w:rPr>
-          <w:rFonts w:ascii="Charis SIL Regular" w:hAnsi="Charis SIL Regular" w:eastAsia="Charis SIL Regular"/>
-          <w:b w:val="0"/>
-          <w:i w:val="0"/>
-          <w:color w:val="0000FF"/>
-          <w:sz w:val="24"/>
-        </w:rPr>
-        <w:hyperlink r:id="rId12" w:history="1">
-          <w:r>
-            <w:rPr>
-              <w:rStyle w:val="Hyperlink"/>
-            </w:rPr>
-            <w:t>d</w:t>
-          </w:r>
-        </w:hyperlink>
-      </w:r>
-      <w:r>
-        <w:rPr>
-          <w:rFonts w:ascii="Charis SIL Regular" w:hAnsi="Charis SIL Regular" w:eastAsia="Charis SIL Regular"/>
-          <w:b w:val="0"/>
-          <w:i w:val="0"/>
-          <w:color w:val="0000FF"/>
-          <w:sz w:val="24"/>
-          <w:u w:val="single"/>
-        </w:rPr>
-        <w:hyperlink r:id="rId12" w:history="1">
           <w:r>
             <w:rPr>
               <w:rStyle w:val="Hyperlink"/>
@@ -1284,7 +1130,43 @@
           <w:color w:val="000000"/>
           <w:sz w:val="24"/>
         </w:rPr>
-        <w:t>National Archives of Indonesia. The inventory can be downloa</w:t>
+        <w:t>National Archives of Indonesia. The inventory c</w:t>
+      </w:r>
+      <w:r>
+        <w:rPr>
+          <w:u w:val="single" w:color="0000ff"/>
+          <w:rFonts w:ascii="Charis SIL Regular" w:hAnsi="Charis SIL Regular" w:eastAsia="Charis SIL Regular"/>
+          <w:b w:val="0"/>
+          <w:i w:val="0"/>
+          <w:color w:val="000000"/>
+          <w:sz w:val="24"/>
+        </w:rPr>
+        <w:hyperlink r:id="rId12" w:history="1">
+          <w:r>
+            <w:rPr>
+              <w:rStyle w:val="Hyperlink"/>
+            </w:rPr>
+            <w:t>an be</w:t>
+          </w:r>
+        </w:hyperlink>
+      </w:r>
+      <w:r>
+        <w:rPr>
+          <w:u w:val="single" w:color="0000ff"/>
+          <w:rFonts w:ascii="Charis SIL Regular" w:hAnsi="Charis SIL Regular" w:eastAsia="Charis SIL Regular"/>
+          <w:b w:val="0"/>
+          <w:i w:val="0"/>
+          <w:color w:val="000000"/>
+          <w:sz w:val="24"/>
+        </w:rPr>
+        <w:hyperlink r:id="rId12" w:history="1">
+          <w:r>
+            <w:rPr>
+              <w:rStyle w:val="Hyperlink"/>
+            </w:rPr>
+            <w:t xml:space="preserve"> downloa</w:t>
+          </w:r>
+        </w:hyperlink>
       </w:r>
       <w:r>
         <w:rPr>

--- a/EXPORTS/DOCX/published/niveau3/English/BGKW.docx
+++ b/EXPORTS/DOCX/published/niveau3/English/BGKW.docx
@@ -428,18 +428,7 @@
           <w:color w:val="000000"/>
           <w:sz w:val="24"/>
         </w:rPr>
-        <w:t>very few objects were added to the 'cabinet', as the Society's museum</w:t>
-      </w:r>
-      <w:r>
-        <w:rPr>
-          <w:u w:val="single" w:color="0000ff"/>
-          <w:rFonts w:ascii="Charis SIL Regular" w:hAnsi="Charis SIL Regular" w:eastAsia="Charis SIL Regular"/>
-          <w:b w:val="0"/>
-          <w:i w:val="0"/>
-          <w:color w:val="000000"/>
-          <w:sz w:val="24"/>
-        </w:rPr>
-        <w:t xml:space="preserve"> was the</w:t>
+        <w:t>very few objects were added to the 'cabinet', as the Society's museum was the</w:t>
       </w:r>
       <w:r>
         <w:rPr>
@@ -1073,8 +1062,16 @@
           <w:i w:val="0"/>
           <w:color w:val="0000FF"/>
           <w:sz w:val="24"/>
+          <w:u w:val="single"/>
         </w:rPr>
-        <w:t>Arsip Nasional Republik Ind</w:t>
+        <w:hyperlink r:id="rId12" w:history="1">
+          <w:r>
+            <w:rPr>
+              <w:rStyle w:val="Hyperlink"/>
+            </w:rPr>
+            <w:t>Arsip</w:t>
+          </w:r>
+        </w:hyperlink>
       </w:r>
       <w:r>
         <w:rPr>
@@ -1085,7 +1082,166 @@
           <w:sz w:val="24"/>
           <w:u w:val="single"/>
         </w:rPr>
-        <w:hyperlink r:id="rId11" w:history="1">
+        <w:t xml:space="preserve"> </w:t>
+      </w:r>
+      <w:r>
+        <w:rPr>
+          <w:rFonts w:ascii="Charis SIL Regular" w:hAnsi="Charis SIL Regular" w:eastAsia="Charis SIL Regular"/>
+          <w:b w:val="0"/>
+          <w:i w:val="0"/>
+          <w:color w:val="0000FF"/>
+          <w:sz w:val="24"/>
+          <w:u w:val="single"/>
+        </w:rPr>
+        <w:hyperlink r:id="rId12" w:history="1">
+          <w:r>
+            <w:rPr>
+              <w:rStyle w:val="Hyperlink"/>
+            </w:rPr>
+            <w:t>Nas</w:t>
+          </w:r>
+        </w:hyperlink>
+      </w:r>
+      <w:r>
+        <w:rPr>
+          <w:rFonts w:ascii="Charis SIL Regular" w:hAnsi="Charis SIL Regular" w:eastAsia="Charis SIL Regular"/>
+          <w:b w:val="0"/>
+          <w:i w:val="0"/>
+          <w:color w:val="0000FF"/>
+          <w:sz w:val="24"/>
+          <w:u w:val="single"/>
+        </w:rPr>
+        <w:hyperlink r:id="rId12" w:history="1">
+          <w:r>
+            <w:rPr>
+              <w:rStyle w:val="Hyperlink"/>
+            </w:rPr>
+            <w:t>ional</w:t>
+          </w:r>
+        </w:hyperlink>
+      </w:r>
+      <w:r>
+        <w:rPr>
+          <w:rFonts w:ascii="Charis SIL Regular" w:hAnsi="Charis SIL Regular" w:eastAsia="Charis SIL Regular"/>
+          <w:b w:val="0"/>
+          <w:i w:val="0"/>
+          <w:color w:val="0000FF"/>
+          <w:sz w:val="24"/>
+          <w:u w:val="single"/>
+        </w:rPr>
+        <w:t xml:space="preserve"> </w:t>
+      </w:r>
+      <w:r>
+        <w:rPr>
+          <w:rFonts w:ascii="Charis SIL Regular" w:hAnsi="Charis SIL Regular" w:eastAsia="Charis SIL Regular"/>
+          <w:b w:val="0"/>
+          <w:i w:val="0"/>
+          <w:color w:val="0000FF"/>
+          <w:sz w:val="24"/>
+          <w:u w:val="single"/>
+        </w:rPr>
+        <w:hyperlink r:id="rId12" w:history="1">
+          <w:r>
+            <w:rPr>
+              <w:rStyle w:val="Hyperlink"/>
+            </w:rPr>
+            <w:t>Re</w:t>
+          </w:r>
+        </w:hyperlink>
+      </w:r>
+      <w:r>
+        <w:rPr>
+          <w:rFonts w:ascii="Charis SIL Regular" w:hAnsi="Charis SIL Regular" w:eastAsia="Charis SIL Regular"/>
+          <w:b w:val="0"/>
+          <w:i w:val="0"/>
+          <w:color w:val="0000FF"/>
+          <w:sz w:val="24"/>
+          <w:u w:val="single"/>
+        </w:rPr>
+        <w:hyperlink r:id="rId12" w:history="1">
+          <w:r>
+            <w:rPr>
+              <w:rStyle w:val="Hyperlink"/>
+            </w:rPr>
+            <w:t>p</w:t>
+          </w:r>
+        </w:hyperlink>
+      </w:r>
+      <w:r>
+        <w:rPr>
+          <w:rFonts w:ascii="Charis SIL Regular" w:hAnsi="Charis SIL Regular" w:eastAsia="Charis SIL Regular"/>
+          <w:b w:val="0"/>
+          <w:i w:val="0"/>
+          <w:color w:val="0000FF"/>
+          <w:sz w:val="24"/>
+          <w:u w:val="single"/>
+        </w:rPr>
+        <w:hyperlink r:id="rId12" w:history="1">
+          <w:r>
+            <w:rPr>
+              <w:rStyle w:val="Hyperlink"/>
+            </w:rPr>
+            <w:t>ublik</w:t>
+          </w:r>
+        </w:hyperlink>
+      </w:r>
+      <w:r>
+        <w:rPr>
+          <w:rFonts w:ascii="Charis SIL Regular" w:hAnsi="Charis SIL Regular" w:eastAsia="Charis SIL Regular"/>
+          <w:b w:val="0"/>
+          <w:i w:val="0"/>
+          <w:color w:val="0000FF"/>
+          <w:sz w:val="24"/>
+          <w:u w:val="single"/>
+        </w:rPr>
+        <w:t xml:space="preserve"> </w:t>
+      </w:r>
+      <w:r>
+        <w:rPr>
+          <w:rFonts w:ascii="Charis SIL Regular" w:hAnsi="Charis SIL Regular" w:eastAsia="Charis SIL Regular"/>
+          <w:b w:val="0"/>
+          <w:i w:val="0"/>
+          <w:color w:val="0000FF"/>
+          <w:sz w:val="24"/>
+          <w:u w:val="single"/>
+        </w:rPr>
+        <w:hyperlink r:id="rId12" w:history="1">
+          <w:r>
+            <w:rPr>
+              <w:rStyle w:val="Hyperlink"/>
+            </w:rPr>
+            <w:t>In</w:t>
+          </w:r>
+        </w:hyperlink>
+      </w:r>
+      <w:r>
+        <w:rPr>
+          <w:rFonts w:ascii="Charis SIL Regular" w:hAnsi="Charis SIL Regular" w:eastAsia="Charis SIL Regular"/>
+          <w:b w:val="0"/>
+          <w:i w:val="0"/>
+          <w:color w:val="0000FF"/>
+          <w:sz w:val="24"/>
+          <w:u w:val="single"/>
+        </w:rPr>
+        <w:hyperlink r:id="rId12" w:history="1">
+          <w:r>
+            <w:rPr>
+              <w:rStyle w:val="Hyperlink"/>
+            </w:rPr>
+            <w:t>d</w:t>
+          </w:r>
+        </w:hyperlink>
+      </w:r>
+      <w:r>
+        <w:rPr>
+          <w:rFonts w:ascii="Charis SIL Regular" w:hAnsi="Charis SIL Regular" w:eastAsia="Charis SIL Regular"/>
+          <w:b w:val="0"/>
+          <w:i w:val="0"/>
+          <w:color w:val="0000FF"/>
+          <w:sz w:val="24"/>
+          <w:u w:val="single"/>
+        </w:rPr>
+        <w:hyperlink r:id="rId12" w:history="1">
           <w:r>
             <w:rPr>
               <w:rStyle w:val="Hyperlink"/>
@@ -1528,7 +1684,7 @@
           <w:sz w:val="24"/>
           <w:u w:val="single"/>
         </w:rPr>
-        <w:t>Scientific research in colonised terri</w:t>
+        <w:t>Scientific research in colonised terr</w:t>
       </w:r>
       <w:r>
         <w:rPr>
@@ -1539,7 +1695,7 @@
           <w:sz w:val="24"/>
           <w:u w:val="single"/>
         </w:rPr>
-        <w:t>torie</w:t>
+        <w:t>i</w:t>
       </w:r>
       <w:r>
         <w:rPr>
@@ -1548,8 +1704,9 @@
           <w:i w:val="0"/>
           <w:color w:val="0000FF"/>
           <w:sz w:val="24"/>
+          <w:u w:val="single"/>
         </w:rPr>
-        <w:t>s</w:t>
+        <w:t>tories</w:t>
       </w:r>
       <w:r>
         <w:br/>

--- a/EXPORTS/DOCX/published/niveau3/English/BGKW.docx
+++ b/EXPORTS/DOCX/published/niveau3/English/BGKW.docx
@@ -428,7 +428,18 @@
           <w:color w:val="000000"/>
           <w:sz w:val="24"/>
         </w:rPr>
-        <w:t>very few objects were added to the 'cabinet', as the Society's museum was the</w:t>
+        <w:t>very few objects were added to the 'cabinet', as the Society's museum</w:t>
+      </w:r>
+      <w:r>
+        <w:rPr>
+          <w:u w:val="single" w:color="0000ff"/>
+          <w:rFonts w:ascii="Charis SIL Regular" w:hAnsi="Charis SIL Regular" w:eastAsia="Charis SIL Regular"/>
+          <w:b w:val="0"/>
+          <w:i w:val="0"/>
+          <w:color w:val="000000"/>
+          <w:sz w:val="24"/>
+        </w:rPr>
+        <w:t xml:space="preserve"> was the</w:t>
       </w:r>
       <w:r>
         <w:rPr>
@@ -1684,7 +1695,7 @@
           <w:sz w:val="24"/>
           <w:u w:val="single"/>
         </w:rPr>
-        <w:t>Scientific research in colonised terr</w:t>
+        <w:t>Scientific research in colonised terri</w:t>
       </w:r>
       <w:r>
         <w:rPr>
@@ -1695,7 +1706,7 @@
           <w:sz w:val="24"/>
           <w:u w:val="single"/>
         </w:rPr>
-        <w:t>i</w:t>
+        <w:t>torie</w:t>
       </w:r>
       <w:r>
         <w:rPr>
@@ -1704,9 +1715,8 @@
           <w:i w:val="0"/>
           <w:color w:val="0000FF"/>
           <w:sz w:val="24"/>
-          <w:u w:val="single"/>
         </w:rPr>
-        <w:t>tories</w:t>
+        <w:t>s</w:t>
       </w:r>
       <w:r>
         <w:br/>

--- a/EXPORTS/DOCX/published/niveau3/English/BGKW.docx
+++ b/EXPORTS/DOCX/published/niveau3/English/BGKW.docx
@@ -439,7 +439,14 @@
           <w:color w:val="000000"/>
           <w:sz w:val="24"/>
         </w:rPr>
-        <w:t xml:space="preserve"> was the</w:t>
+        <w:hyperlink r:id="rId9" w:history="1">
+          <w:r>
+            <w:rPr>
+              <w:rStyle w:val="Hyperlink"/>
+            </w:rPr>
+            <w:t xml:space="preserve"> was the</w:t>
+          </w:r>
+        </w:hyperlink>
       </w:r>
       <w:r>
         <w:rPr>
@@ -1075,14 +1082,7 @@
           <w:sz w:val="24"/>
           <w:u w:val="single"/>
         </w:rPr>
-        <w:hyperlink r:id="rId12" w:history="1">
-          <w:r>
-            <w:rPr>
-              <w:rStyle w:val="Hyperlink"/>
-            </w:rPr>
-            <w:t>Arsip</w:t>
-          </w:r>
-        </w:hyperlink>
+        <w:t>Arsip Nas</w:t>
       </w:r>
       <w:r>
         <w:rPr>
@@ -1093,7 +1093,7 @@
           <w:sz w:val="24"/>
           <w:u w:val="single"/>
         </w:rPr>
-        <w:t xml:space="preserve"> </w:t>
+        <w:t xml:space="preserve">ional Republik </w:t>
       </w:r>
       <w:r>
         <w:rPr>
@@ -1109,137 +1109,7 @@
             <w:rPr>
               <w:rStyle w:val="Hyperlink"/>
             </w:rPr>
-            <w:t>Nas</w:t>
-          </w:r>
-        </w:hyperlink>
-      </w:r>
-      <w:r>
-        <w:rPr>
-          <w:rFonts w:ascii="Charis SIL Regular" w:hAnsi="Charis SIL Regular" w:eastAsia="Charis SIL Regular"/>
-          <w:b w:val="0"/>
-          <w:i w:val="0"/>
-          <w:color w:val="0000FF"/>
-          <w:sz w:val="24"/>
-          <w:u w:val="single"/>
-        </w:rPr>
-        <w:hyperlink r:id="rId12" w:history="1">
-          <w:r>
-            <w:rPr>
-              <w:rStyle w:val="Hyperlink"/>
-            </w:rPr>
-            <w:t>ional</w:t>
-          </w:r>
-        </w:hyperlink>
-      </w:r>
-      <w:r>
-        <w:rPr>
-          <w:rFonts w:ascii="Charis SIL Regular" w:hAnsi="Charis SIL Regular" w:eastAsia="Charis SIL Regular"/>
-          <w:b w:val="0"/>
-          <w:i w:val="0"/>
-          <w:color w:val="0000FF"/>
-          <w:sz w:val="24"/>
-          <w:u w:val="single"/>
-        </w:rPr>
-        <w:t xml:space="preserve"> </w:t>
-      </w:r>
-      <w:r>
-        <w:rPr>
-          <w:rFonts w:ascii="Charis SIL Regular" w:hAnsi="Charis SIL Regular" w:eastAsia="Charis SIL Regular"/>
-          <w:b w:val="0"/>
-          <w:i w:val="0"/>
-          <w:color w:val="0000FF"/>
-          <w:sz w:val="24"/>
-          <w:u w:val="single"/>
-        </w:rPr>
-        <w:hyperlink r:id="rId12" w:history="1">
-          <w:r>
-            <w:rPr>
-              <w:rStyle w:val="Hyperlink"/>
-            </w:rPr>
-            <w:t>Re</w:t>
-          </w:r>
-        </w:hyperlink>
-      </w:r>
-      <w:r>
-        <w:rPr>
-          <w:rFonts w:ascii="Charis SIL Regular" w:hAnsi="Charis SIL Regular" w:eastAsia="Charis SIL Regular"/>
-          <w:b w:val="0"/>
-          <w:i w:val="0"/>
-          <w:color w:val="0000FF"/>
-          <w:sz w:val="24"/>
-          <w:u w:val="single"/>
-        </w:rPr>
-        <w:hyperlink r:id="rId12" w:history="1">
-          <w:r>
-            <w:rPr>
-              <w:rStyle w:val="Hyperlink"/>
-            </w:rPr>
-            <w:t>p</w:t>
-          </w:r>
-        </w:hyperlink>
-      </w:r>
-      <w:r>
-        <w:rPr>
-          <w:rFonts w:ascii="Charis SIL Regular" w:hAnsi="Charis SIL Regular" w:eastAsia="Charis SIL Regular"/>
-          <w:b w:val="0"/>
-          <w:i w:val="0"/>
-          <w:color w:val="0000FF"/>
-          <w:sz w:val="24"/>
-          <w:u w:val="single"/>
-        </w:rPr>
-        <w:hyperlink r:id="rId12" w:history="1">
-          <w:r>
-            <w:rPr>
-              <w:rStyle w:val="Hyperlink"/>
-            </w:rPr>
-            <w:t>ublik</w:t>
-          </w:r>
-        </w:hyperlink>
-      </w:r>
-      <w:r>
-        <w:rPr>
-          <w:rFonts w:ascii="Charis SIL Regular" w:hAnsi="Charis SIL Regular" w:eastAsia="Charis SIL Regular"/>
-          <w:b w:val="0"/>
-          <w:i w:val="0"/>
-          <w:color w:val="0000FF"/>
-          <w:sz w:val="24"/>
-          <w:u w:val="single"/>
-        </w:rPr>
-        <w:t xml:space="preserve"> </w:t>
-      </w:r>
-      <w:r>
-        <w:rPr>
-          <w:rFonts w:ascii="Charis SIL Regular" w:hAnsi="Charis SIL Regular" w:eastAsia="Charis SIL Regular"/>
-          <w:b w:val="0"/>
-          <w:i w:val="0"/>
-          <w:color w:val="0000FF"/>
-          <w:sz w:val="24"/>
-          <w:u w:val="single"/>
-        </w:rPr>
-        <w:hyperlink r:id="rId12" w:history="1">
-          <w:r>
-            <w:rPr>
-              <w:rStyle w:val="Hyperlink"/>
-            </w:rPr>
-            <w:t>In</w:t>
-          </w:r>
-        </w:hyperlink>
-      </w:r>
-      <w:r>
-        <w:rPr>
-          <w:rFonts w:ascii="Charis SIL Regular" w:hAnsi="Charis SIL Regular" w:eastAsia="Charis SIL Regular"/>
-          <w:b w:val="0"/>
-          <w:i w:val="0"/>
-          <w:color w:val="0000FF"/>
-          <w:sz w:val="24"/>
-          <w:u w:val="single"/>
-        </w:rPr>
-        <w:hyperlink r:id="rId12" w:history="1">
-          <w:r>
-            <w:rPr>
-              <w:rStyle w:val="Hyperlink"/>
-            </w:rPr>
-            <w:t>d</w:t>
+            <w:t>Ind</w:t>
           </w:r>
         </w:hyperlink>
       </w:r>
@@ -1308,32 +1178,7 @@
           <w:color w:val="000000"/>
           <w:sz w:val="24"/>
         </w:rPr>
-        <w:hyperlink r:id="rId12" w:history="1">
-          <w:r>
-            <w:rPr>
-              <w:rStyle w:val="Hyperlink"/>
-            </w:rPr>
-            <w:t>an be</w:t>
-          </w:r>
-        </w:hyperlink>
-      </w:r>
-      <w:r>
-        <w:rPr>
-          <w:u w:val="single" w:color="0000ff"/>
-          <w:rFonts w:ascii="Charis SIL Regular" w:hAnsi="Charis SIL Regular" w:eastAsia="Charis SIL Regular"/>
-          <w:b w:val="0"/>
-          <w:i w:val="0"/>
-          <w:color w:val="000000"/>
-          <w:sz w:val="24"/>
-        </w:rPr>
-        <w:hyperlink r:id="rId12" w:history="1">
-          <w:r>
-            <w:rPr>
-              <w:rStyle w:val="Hyperlink"/>
-            </w:rPr>
-            <w:t xml:space="preserve"> downloa</w:t>
-          </w:r>
-        </w:hyperlink>
+        <w:t>an be downloa</w:t>
       </w:r>
       <w:r>
         <w:rPr>
@@ -1695,7 +1540,7 @@
           <w:sz w:val="24"/>
           <w:u w:val="single"/>
         </w:rPr>
-        <w:t>Scientific research in colonised terri</w:t>
+        <w:t>Scientific research in colonised terr</w:t>
       </w:r>
       <w:r>
         <w:rPr>
@@ -1706,7 +1551,7 @@
           <w:sz w:val="24"/>
           <w:u w:val="single"/>
         </w:rPr>
-        <w:t>torie</w:t>
+        <w:t>i</w:t>
       </w:r>
       <w:r>
         <w:rPr>
@@ -1715,8 +1560,9 @@
           <w:i w:val="0"/>
           <w:color w:val="0000FF"/>
           <w:sz w:val="24"/>
+          <w:u w:val="single"/>
         </w:rPr>
-        <w:t>s</w:t>
+        <w:t>tories</w:t>
       </w:r>
       <w:r>
         <w:br/>

--- a/EXPORTS/DOCX/published/niveau3/English/BGKW.docx
+++ b/EXPORTS/DOCX/published/niveau3/English/BGKW.docx
@@ -428,25 +428,7 @@
           <w:color w:val="000000"/>
           <w:sz w:val="24"/>
         </w:rPr>
-        <w:t>very few objects were added to the 'cabinet', as the Society's museum</w:t>
-      </w:r>
-      <w:r>
-        <w:rPr>
-          <w:u w:val="single" w:color="0000ff"/>
-          <w:rFonts w:ascii="Charis SIL Regular" w:hAnsi="Charis SIL Regular" w:eastAsia="Charis SIL Regular"/>
-          <w:b w:val="0"/>
-          <w:i w:val="0"/>
-          <w:color w:val="000000"/>
-          <w:sz w:val="24"/>
-        </w:rPr>
-        <w:hyperlink r:id="rId9" w:history="1">
-          <w:r>
-            <w:rPr>
-              <w:rStyle w:val="Hyperlink"/>
-            </w:rPr>
-            <w:t xml:space="preserve"> was the</w:t>
-          </w:r>
-        </w:hyperlink>
+        <w:t>very few objects were added to the 'cabinet', as the Society's museum was the</w:t>
       </w:r>
       <w:r>
         <w:rPr>
@@ -1082,7 +1064,14 @@
           <w:sz w:val="24"/>
           <w:u w:val="single"/>
         </w:rPr>
-        <w:t>Arsip Nas</w:t>
+        <w:hyperlink r:id="rId12" w:history="1">
+          <w:r>
+            <w:rPr>
+              <w:rStyle w:val="Hyperlink"/>
+            </w:rPr>
+            <w:t>Arsip</w:t>
+          </w:r>
+        </w:hyperlink>
       </w:r>
       <w:r>
         <w:rPr>
@@ -1093,7 +1082,7 @@
           <w:sz w:val="24"/>
           <w:u w:val="single"/>
         </w:rPr>
-        <w:t xml:space="preserve">ional Republik </w:t>
+        <w:t xml:space="preserve"> </w:t>
       </w:r>
       <w:r>
         <w:rPr>
@@ -1109,7 +1098,137 @@
             <w:rPr>
               <w:rStyle w:val="Hyperlink"/>
             </w:rPr>
-            <w:t>Ind</w:t>
+            <w:t>Nas</w:t>
+          </w:r>
+        </w:hyperlink>
+      </w:r>
+      <w:r>
+        <w:rPr>
+          <w:rFonts w:ascii="Charis SIL Regular" w:hAnsi="Charis SIL Regular" w:eastAsia="Charis SIL Regular"/>
+          <w:b w:val="0"/>
+          <w:i w:val="0"/>
+          <w:color w:val="0000FF"/>
+          <w:sz w:val="24"/>
+          <w:u w:val="single"/>
+        </w:rPr>
+        <w:hyperlink r:id="rId12" w:history="1">
+          <w:r>
+            <w:rPr>
+              <w:rStyle w:val="Hyperlink"/>
+            </w:rPr>
+            <w:t>ional</w:t>
+          </w:r>
+        </w:hyperlink>
+      </w:r>
+      <w:r>
+        <w:rPr>
+          <w:rFonts w:ascii="Charis SIL Regular" w:hAnsi="Charis SIL Regular" w:eastAsia="Charis SIL Regular"/>
+          <w:b w:val="0"/>
+          <w:i w:val="0"/>
+          <w:color w:val="0000FF"/>
+          <w:sz w:val="24"/>
+          <w:u w:val="single"/>
+        </w:rPr>
+        <w:t xml:space="preserve"> </w:t>
+      </w:r>
+      <w:r>
+        <w:rPr>
+          <w:rFonts w:ascii="Charis SIL Regular" w:hAnsi="Charis SIL Regular" w:eastAsia="Charis SIL Regular"/>
+          <w:b w:val="0"/>
+          <w:i w:val="0"/>
+          <w:color w:val="0000FF"/>
+          <w:sz w:val="24"/>
+          <w:u w:val="single"/>
+        </w:rPr>
+        <w:hyperlink r:id="rId12" w:history="1">
+          <w:r>
+            <w:rPr>
+              <w:rStyle w:val="Hyperlink"/>
+            </w:rPr>
+            <w:t>Re</w:t>
+          </w:r>
+        </w:hyperlink>
+      </w:r>
+      <w:r>
+        <w:rPr>
+          <w:rFonts w:ascii="Charis SIL Regular" w:hAnsi="Charis SIL Regular" w:eastAsia="Charis SIL Regular"/>
+          <w:b w:val="0"/>
+          <w:i w:val="0"/>
+          <w:color w:val="0000FF"/>
+          <w:sz w:val="24"/>
+          <w:u w:val="single"/>
+        </w:rPr>
+        <w:hyperlink r:id="rId12" w:history="1">
+          <w:r>
+            <w:rPr>
+              <w:rStyle w:val="Hyperlink"/>
+            </w:rPr>
+            <w:t>p</w:t>
+          </w:r>
+        </w:hyperlink>
+      </w:r>
+      <w:r>
+        <w:rPr>
+          <w:rFonts w:ascii="Charis SIL Regular" w:hAnsi="Charis SIL Regular" w:eastAsia="Charis SIL Regular"/>
+          <w:b w:val="0"/>
+          <w:i w:val="0"/>
+          <w:color w:val="0000FF"/>
+          <w:sz w:val="24"/>
+          <w:u w:val="single"/>
+        </w:rPr>
+        <w:hyperlink r:id="rId12" w:history="1">
+          <w:r>
+            <w:rPr>
+              <w:rStyle w:val="Hyperlink"/>
+            </w:rPr>
+            <w:t>ublik</w:t>
+          </w:r>
+        </w:hyperlink>
+      </w:r>
+      <w:r>
+        <w:rPr>
+          <w:rFonts w:ascii="Charis SIL Regular" w:hAnsi="Charis SIL Regular" w:eastAsia="Charis SIL Regular"/>
+          <w:b w:val="0"/>
+          <w:i w:val="0"/>
+          <w:color w:val="0000FF"/>
+          <w:sz w:val="24"/>
+          <w:u w:val="single"/>
+        </w:rPr>
+        <w:t xml:space="preserve"> </w:t>
+      </w:r>
+      <w:r>
+        <w:rPr>
+          <w:rFonts w:ascii="Charis SIL Regular" w:hAnsi="Charis SIL Regular" w:eastAsia="Charis SIL Regular"/>
+          <w:b w:val="0"/>
+          <w:i w:val="0"/>
+          <w:color w:val="0000FF"/>
+          <w:sz w:val="24"/>
+          <w:u w:val="single"/>
+        </w:rPr>
+        <w:hyperlink r:id="rId12" w:history="1">
+          <w:r>
+            <w:rPr>
+              <w:rStyle w:val="Hyperlink"/>
+            </w:rPr>
+            <w:t>In</w:t>
+          </w:r>
+        </w:hyperlink>
+      </w:r>
+      <w:r>
+        <w:rPr>
+          <w:rFonts w:ascii="Charis SIL Regular" w:hAnsi="Charis SIL Regular" w:eastAsia="Charis SIL Regular"/>
+          <w:b w:val="0"/>
+          <w:i w:val="0"/>
+          <w:color w:val="0000FF"/>
+          <w:sz w:val="24"/>
+          <w:u w:val="single"/>
+        </w:rPr>
+        <w:hyperlink r:id="rId12" w:history="1">
+          <w:r>
+            <w:rPr>
+              <w:rStyle w:val="Hyperlink"/>
+            </w:rPr>
+            <w:t>d</w:t>
           </w:r>
         </w:hyperlink>
       </w:r>
@@ -1167,7 +1286,7 @@
           <w:color w:val="000000"/>
           <w:sz w:val="24"/>
         </w:rPr>
-        <w:t>National Archives of Indonesia. The inventory c</w:t>
+        <w:t>National Archives of Indonesia. The inventory can be</w:t>
       </w:r>
       <w:r>
         <w:rPr>
@@ -1178,7 +1297,14 @@
           <w:color w:val="000000"/>
           <w:sz w:val="24"/>
         </w:rPr>
-        <w:t>an be downloa</w:t>
+        <w:hyperlink r:id="rId12" w:history="1">
+          <w:r>
+            <w:rPr>
+              <w:rStyle w:val="Hyperlink"/>
+            </w:rPr>
+            <w:t xml:space="preserve"> downloa</w:t>
+          </w:r>
+        </w:hyperlink>
       </w:r>
       <w:r>
         <w:rPr>
@@ -1540,7 +1666,7 @@
           <w:sz w:val="24"/>
           <w:u w:val="single"/>
         </w:rPr>
-        <w:t>Scientific research in colonised terr</w:t>
+        <w:t>Scientific research in colonised terri</w:t>
       </w:r>
       <w:r>
         <w:rPr>
@@ -1551,7 +1677,7 @@
           <w:sz w:val="24"/>
           <w:u w:val="single"/>
         </w:rPr>
-        <w:t>i</w:t>
+        <w:t>torie</w:t>
       </w:r>
       <w:r>
         <w:rPr>
@@ -1560,9 +1686,8 @@
           <w:i w:val="0"/>
           <w:color w:val="0000FF"/>
           <w:sz w:val="24"/>
-          <w:u w:val="single"/>
         </w:rPr>
-        <w:t>tories</w:t>
+        <w:t>s</w:t>
       </w:r>
       <w:r>
         <w:br/>

--- a/EXPORTS/DOCX/published/niveau3/English/BGKW.docx
+++ b/EXPORTS/DOCX/published/niveau3/English/BGKW.docx
@@ -428,7 +428,25 @@
           <w:color w:val="000000"/>
           <w:sz w:val="24"/>
         </w:rPr>
-        <w:t>very few objects were added to the 'cabinet', as the Society's museum was the</w:t>
+        <w:t>very few objects were added to the 'cabinet', as the Society's museum</w:t>
+      </w:r>
+      <w:r>
+        <w:rPr>
+          <w:u w:val="single" w:color="0000ff"/>
+          <w:rFonts w:ascii="Charis SIL Regular" w:hAnsi="Charis SIL Regular" w:eastAsia="Charis SIL Regular"/>
+          <w:b w:val="0"/>
+          <w:i w:val="0"/>
+          <w:color w:val="000000"/>
+          <w:sz w:val="24"/>
+        </w:rPr>
+        <w:hyperlink r:id="rId9" w:history="1">
+          <w:r>
+            <w:rPr>
+              <w:rStyle w:val="Hyperlink"/>
+            </w:rPr>
+            <w:t xml:space="preserve"> was the</w:t>
+          </w:r>
+        </w:hyperlink>
       </w:r>
       <w:r>
         <w:rPr>
@@ -1286,7 +1304,25 @@
           <w:color w:val="000000"/>
           <w:sz w:val="24"/>
         </w:rPr>
-        <w:t>National Archives of Indonesia. The inventory can be</w:t>
+        <w:t>National Archives of Indonesia. The inventory c</w:t>
+      </w:r>
+      <w:r>
+        <w:rPr>
+          <w:u w:val="single" w:color="0000ff"/>
+          <w:rFonts w:ascii="Charis SIL Regular" w:hAnsi="Charis SIL Regular" w:eastAsia="Charis SIL Regular"/>
+          <w:b w:val="0"/>
+          <w:i w:val="0"/>
+          <w:color w:val="000000"/>
+          <w:sz w:val="24"/>
+        </w:rPr>
+        <w:hyperlink r:id="rId12" w:history="1">
+          <w:r>
+            <w:rPr>
+              <w:rStyle w:val="Hyperlink"/>
+            </w:rPr>
+            <w:t>an be</w:t>
+          </w:r>
+        </w:hyperlink>
       </w:r>
       <w:r>
         <w:rPr>

--- a/EXPORTS/DOCX/published/niveau3/English/BGKW.docx
+++ b/EXPORTS/DOCX/published/niveau3/English/BGKW.docx
@@ -439,14 +439,7 @@
           <w:color w:val="000000"/>
           <w:sz w:val="24"/>
         </w:rPr>
-        <w:hyperlink r:id="rId9" w:history="1">
-          <w:r>
-            <w:rPr>
-              <w:rStyle w:val="Hyperlink"/>
-            </w:rPr>
-            <w:t xml:space="preserve"> was the</w:t>
-          </w:r>
-        </w:hyperlink>
+        <w:t xml:space="preserve"> was the</w:t>
       </w:r>
       <w:r>
         <w:rPr>
@@ -1080,16 +1073,8 @@
           <w:i w:val="0"/>
           <w:color w:val="0000FF"/>
           <w:sz w:val="24"/>
-          <w:u w:val="single"/>
         </w:rPr>
-        <w:hyperlink r:id="rId12" w:history="1">
-          <w:r>
-            <w:rPr>
-              <w:rStyle w:val="Hyperlink"/>
-            </w:rPr>
-            <w:t>Arsip</w:t>
-          </w:r>
-        </w:hyperlink>
+        <w:t>Arsip Nasional Republik Ind</w:t>
       </w:r>
       <w:r>
         <w:rPr>
@@ -1100,166 +1085,7 @@
           <w:sz w:val="24"/>
           <w:u w:val="single"/>
         </w:rPr>
-        <w:t xml:space="preserve"> </w:t>
-      </w:r>
-      <w:r>
-        <w:rPr>
-          <w:rFonts w:ascii="Charis SIL Regular" w:hAnsi="Charis SIL Regular" w:eastAsia="Charis SIL Regular"/>
-          <w:b w:val="0"/>
-          <w:i w:val="0"/>
-          <w:color w:val="0000FF"/>
-          <w:sz w:val="24"/>
-          <w:u w:val="single"/>
-        </w:rPr>
-        <w:hyperlink r:id="rId12" w:history="1">
-          <w:r>
-            <w:rPr>
-              <w:rStyle w:val="Hyperlink"/>
-            </w:rPr>
-            <w:t>Nas</w:t>
-          </w:r>
-        </w:hyperlink>
-      </w:r>
-      <w:r>
-        <w:rPr>
-          <w:rFonts w:ascii="Charis SIL Regular" w:hAnsi="Charis SIL Regular" w:eastAsia="Charis SIL Regular"/>
-          <w:b w:val="0"/>
-          <w:i w:val="0"/>
-          <w:color w:val="0000FF"/>
-          <w:sz w:val="24"/>
-          <w:u w:val="single"/>
-        </w:rPr>
-        <w:hyperlink r:id="rId12" w:history="1">
-          <w:r>
-            <w:rPr>
-              <w:rStyle w:val="Hyperlink"/>
-            </w:rPr>
-            <w:t>ional</w:t>
-          </w:r>
-        </w:hyperlink>
-      </w:r>
-      <w:r>
-        <w:rPr>
-          <w:rFonts w:ascii="Charis SIL Regular" w:hAnsi="Charis SIL Regular" w:eastAsia="Charis SIL Regular"/>
-          <w:b w:val="0"/>
-          <w:i w:val="0"/>
-          <w:color w:val="0000FF"/>
-          <w:sz w:val="24"/>
-          <w:u w:val="single"/>
-        </w:rPr>
-        <w:t xml:space="preserve"> </w:t>
-      </w:r>
-      <w:r>
-        <w:rPr>
-          <w:rFonts w:ascii="Charis SIL Regular" w:hAnsi="Charis SIL Regular" w:eastAsia="Charis SIL Regular"/>
-          <w:b w:val="0"/>
-          <w:i w:val="0"/>
-          <w:color w:val="0000FF"/>
-          <w:sz w:val="24"/>
-          <w:u w:val="single"/>
-        </w:rPr>
-        <w:hyperlink r:id="rId12" w:history="1">
-          <w:r>
-            <w:rPr>
-              <w:rStyle w:val="Hyperlink"/>
-            </w:rPr>
-            <w:t>Re</w:t>
-          </w:r>
-        </w:hyperlink>
-      </w:r>
-      <w:r>
-        <w:rPr>
-          <w:rFonts w:ascii="Charis SIL Regular" w:hAnsi="Charis SIL Regular" w:eastAsia="Charis SIL Regular"/>
-          <w:b w:val="0"/>
-          <w:i w:val="0"/>
-          <w:color w:val="0000FF"/>
-          <w:sz w:val="24"/>
-          <w:u w:val="single"/>
-        </w:rPr>
-        <w:hyperlink r:id="rId12" w:history="1">
-          <w:r>
-            <w:rPr>
-              <w:rStyle w:val="Hyperlink"/>
-            </w:rPr>
-            <w:t>p</w:t>
-          </w:r>
-        </w:hyperlink>
-      </w:r>
-      <w:r>
-        <w:rPr>
-          <w:rFonts w:ascii="Charis SIL Regular" w:hAnsi="Charis SIL Regular" w:eastAsia="Charis SIL Regular"/>
-          <w:b w:val="0"/>
-          <w:i w:val="0"/>
-          <w:color w:val="0000FF"/>
-          <w:sz w:val="24"/>
-          <w:u w:val="single"/>
-        </w:rPr>
-        <w:hyperlink r:id="rId12" w:history="1">
-          <w:r>
-            <w:rPr>
-              <w:rStyle w:val="Hyperlink"/>
-            </w:rPr>
-            <w:t>ublik</w:t>
-          </w:r>
-        </w:hyperlink>
-      </w:r>
-      <w:r>
-        <w:rPr>
-          <w:rFonts w:ascii="Charis SIL Regular" w:hAnsi="Charis SIL Regular" w:eastAsia="Charis SIL Regular"/>
-          <w:b w:val="0"/>
-          <w:i w:val="0"/>
-          <w:color w:val="0000FF"/>
-          <w:sz w:val="24"/>
-          <w:u w:val="single"/>
-        </w:rPr>
-        <w:t xml:space="preserve"> </w:t>
-      </w:r>
-      <w:r>
-        <w:rPr>
-          <w:rFonts w:ascii="Charis SIL Regular" w:hAnsi="Charis SIL Regular" w:eastAsia="Charis SIL Regular"/>
-          <w:b w:val="0"/>
-          <w:i w:val="0"/>
-          <w:color w:val="0000FF"/>
-          <w:sz w:val="24"/>
-          <w:u w:val="single"/>
-        </w:rPr>
-        <w:hyperlink r:id="rId12" w:history="1">
-          <w:r>
-            <w:rPr>
-              <w:rStyle w:val="Hyperlink"/>
-            </w:rPr>
-            <w:t>In</w:t>
-          </w:r>
-        </w:hyperlink>
-      </w:r>
-      <w:r>
-        <w:rPr>
-          <w:rFonts w:ascii="Charis SIL Regular" w:hAnsi="Charis SIL Regular" w:eastAsia="Charis SIL Regular"/>
-          <w:b w:val="0"/>
-          <w:i w:val="0"/>
-          <w:color w:val="0000FF"/>
-          <w:sz w:val="24"/>
-          <w:u w:val="single"/>
-        </w:rPr>
-        <w:hyperlink r:id="rId12" w:history="1">
-          <w:r>
-            <w:rPr>
-              <w:rStyle w:val="Hyperlink"/>
-            </w:rPr>
-            <w:t>d</w:t>
-          </w:r>
-        </w:hyperlink>
-      </w:r>
-      <w:r>
-        <w:rPr>
-          <w:rFonts w:ascii="Charis SIL Regular" w:hAnsi="Charis SIL Regular" w:eastAsia="Charis SIL Regular"/>
-          <w:b w:val="0"/>
-          <w:i w:val="0"/>
-          <w:color w:val="0000FF"/>
-          <w:sz w:val="24"/>
-          <w:u w:val="single"/>
-        </w:rPr>
-        <w:hyperlink r:id="rId12" w:history="1">
+        <w:hyperlink r:id="rId11" w:history="1">
           <w:r>
             <w:rPr>
               <w:rStyle w:val="Hyperlink"/>

--- a/EXPORTS/DOCX/published/niveau3/English/BGKW.docx
+++ b/EXPORTS/DOCX/published/niveau3/English/BGKW.docx
@@ -428,18 +428,7 @@
           <w:color w:val="000000"/>
           <w:sz w:val="24"/>
         </w:rPr>
-        <w:t>very few objects were added to the 'cabinet', as the Society's museum</w:t>
-      </w:r>
-      <w:r>
-        <w:rPr>
-          <w:u w:val="single" w:color="0000ff"/>
-          <w:rFonts w:ascii="Charis SIL Regular" w:hAnsi="Charis SIL Regular" w:eastAsia="Charis SIL Regular"/>
-          <w:b w:val="0"/>
-          <w:i w:val="0"/>
-          <w:color w:val="000000"/>
-          <w:sz w:val="24"/>
-        </w:rPr>
-        <w:t xml:space="preserve"> was the</w:t>
+        <w:t>very few objects were added to the 'cabinet', as the Society's museum was the</w:t>
       </w:r>
       <w:r>
         <w:rPr>
@@ -1073,8 +1062,45 @@
           <w:i w:val="0"/>
           <w:color w:val="0000FF"/>
           <w:sz w:val="24"/>
+          <w:u w:val="single"/>
         </w:rPr>
-        <w:t>Arsip Nasional Republik Ind</w:t>
+        <w:hyperlink r:id="rId12" w:history="1">
+          <w:r>
+            <w:rPr>
+              <w:rStyle w:val="Hyperlink"/>
+            </w:rPr>
+            <w:t>Arsip</w:t>
+          </w:r>
+        </w:hyperlink>
+      </w:r>
+      <w:r>
+        <w:rPr>
+          <w:rFonts w:ascii="Charis SIL Regular" w:hAnsi="Charis SIL Regular" w:eastAsia="Charis SIL Regular"/>
+          <w:b w:val="0"/>
+          <w:i w:val="0"/>
+          <w:color w:val="0000FF"/>
+          <w:sz w:val="24"/>
+          <w:u w:val="single"/>
+        </w:rPr>
+        <w:t xml:space="preserve"> </w:t>
+      </w:r>
+      <w:r>
+        <w:rPr>
+          <w:rFonts w:ascii="Charis SIL Regular" w:hAnsi="Charis SIL Regular" w:eastAsia="Charis SIL Regular"/>
+          <w:b w:val="0"/>
+          <w:i w:val="0"/>
+          <w:color w:val="0000FF"/>
+          <w:sz w:val="24"/>
+          <w:u w:val="single"/>
+        </w:rPr>
+        <w:hyperlink r:id="rId12" w:history="1">
+          <w:r>
+            <w:rPr>
+              <w:rStyle w:val="Hyperlink"/>
+            </w:rPr>
+            <w:t>Nas</w:t>
+          </w:r>
+        </w:hyperlink>
       </w:r>
       <w:r>
         <w:rPr>
@@ -1086,6 +1112,135 @@
           <w:u w:val="single"/>
         </w:rPr>
         <w:hyperlink r:id="rId11" w:history="1">
+          <w:r>
+            <w:rPr>
+              <w:rStyle w:val="Hyperlink"/>
+            </w:rPr>
+            <w:t>ional</w:t>
+          </w:r>
+        </w:hyperlink>
+      </w:r>
+      <w:r>
+        <w:rPr>
+          <w:rFonts w:ascii="Charis SIL Regular" w:hAnsi="Charis SIL Regular" w:eastAsia="Charis SIL Regular"/>
+          <w:b w:val="0"/>
+          <w:i w:val="0"/>
+          <w:color w:val="0000FF"/>
+          <w:sz w:val="24"/>
+          <w:u w:val="single"/>
+        </w:rPr>
+        <w:t xml:space="preserve"> </w:t>
+      </w:r>
+      <w:r>
+        <w:rPr>
+          <w:rFonts w:ascii="Charis SIL Regular" w:hAnsi="Charis SIL Regular" w:eastAsia="Charis SIL Regular"/>
+          <w:b w:val="0"/>
+          <w:i w:val="0"/>
+          <w:color w:val="0000FF"/>
+          <w:sz w:val="24"/>
+          <w:u w:val="single"/>
+        </w:rPr>
+        <w:hyperlink r:id="rId11" w:history="1">
+          <w:r>
+            <w:rPr>
+              <w:rStyle w:val="Hyperlink"/>
+            </w:rPr>
+            <w:t>Re</w:t>
+          </w:r>
+        </w:hyperlink>
+      </w:r>
+      <w:r>
+        <w:rPr>
+          <w:rFonts w:ascii="Charis SIL Regular" w:hAnsi="Charis SIL Regular" w:eastAsia="Charis SIL Regular"/>
+          <w:b w:val="0"/>
+          <w:i w:val="0"/>
+          <w:color w:val="0000FF"/>
+          <w:sz w:val="24"/>
+          <w:u w:val="single"/>
+        </w:rPr>
+        <w:hyperlink r:id="rId11" w:history="1">
+          <w:r>
+            <w:rPr>
+              <w:rStyle w:val="Hyperlink"/>
+            </w:rPr>
+            <w:t>p</w:t>
+          </w:r>
+        </w:hyperlink>
+      </w:r>
+      <w:r>
+        <w:rPr>
+          <w:rFonts w:ascii="Charis SIL Regular" w:hAnsi="Charis SIL Regular" w:eastAsia="Charis SIL Regular"/>
+          <w:b w:val="0"/>
+          <w:i w:val="0"/>
+          <w:color w:val="0000FF"/>
+          <w:sz w:val="24"/>
+          <w:u w:val="single"/>
+        </w:rPr>
+        <w:hyperlink r:id="rId11" w:history="1">
+          <w:r>
+            <w:rPr>
+              <w:rStyle w:val="Hyperlink"/>
+            </w:rPr>
+            <w:t>ublik</w:t>
+          </w:r>
+        </w:hyperlink>
+      </w:r>
+      <w:r>
+        <w:rPr>
+          <w:rFonts w:ascii="Charis SIL Regular" w:hAnsi="Charis SIL Regular" w:eastAsia="Charis SIL Regular"/>
+          <w:b w:val="0"/>
+          <w:i w:val="0"/>
+          <w:color w:val="0000FF"/>
+          <w:sz w:val="24"/>
+          <w:u w:val="single"/>
+        </w:rPr>
+        <w:t xml:space="preserve"> </w:t>
+      </w:r>
+      <w:r>
+        <w:rPr>
+          <w:rFonts w:ascii="Charis SIL Regular" w:hAnsi="Charis SIL Regular" w:eastAsia="Charis SIL Regular"/>
+          <w:b w:val="0"/>
+          <w:i w:val="0"/>
+          <w:color w:val="0000FF"/>
+          <w:sz w:val="24"/>
+          <w:u w:val="single"/>
+        </w:rPr>
+        <w:hyperlink r:id="rId12" w:history="1">
+          <w:r>
+            <w:rPr>
+              <w:rStyle w:val="Hyperlink"/>
+            </w:rPr>
+            <w:t>In</w:t>
+          </w:r>
+        </w:hyperlink>
+      </w:r>
+      <w:r>
+        <w:rPr>
+          <w:rFonts w:ascii="Charis SIL Regular" w:hAnsi="Charis SIL Regular" w:eastAsia="Charis SIL Regular"/>
+          <w:b w:val="0"/>
+          <w:i w:val="0"/>
+          <w:color w:val="0000FF"/>
+          <w:sz w:val="24"/>
+        </w:rPr>
+        <w:hyperlink r:id="rId12" w:history="1">
+          <w:r>
+            <w:rPr>
+              <w:rStyle w:val="Hyperlink"/>
+            </w:rPr>
+            <w:t>d</w:t>
+          </w:r>
+        </w:hyperlink>
+      </w:r>
+      <w:r>
+        <w:rPr>
+          <w:rFonts w:ascii="Charis SIL Regular" w:hAnsi="Charis SIL Regular" w:eastAsia="Charis SIL Regular"/>
+          <w:b w:val="0"/>
+          <w:i w:val="0"/>
+          <w:color w:val="0000FF"/>
+          <w:sz w:val="24"/>
+          <w:u w:val="single"/>
+        </w:rPr>
+        <w:hyperlink r:id="rId12" w:history="1">
           <w:r>
             <w:rPr>
               <w:rStyle w:val="Hyperlink"/>

--- a/EXPORTS/DOCX/published/niveau3/English/BGKW.docx
+++ b/EXPORTS/DOCX/published/niveau3/English/BGKW.docx
@@ -1062,45 +1062,8 @@
           <w:i w:val="0"/>
           <w:color w:val="0000FF"/>
           <w:sz w:val="24"/>
-          <w:u w:val="single"/>
         </w:rPr>
-        <w:hyperlink r:id="rId12" w:history="1">
-          <w:r>
-            <w:rPr>
-              <w:rStyle w:val="Hyperlink"/>
-            </w:rPr>
-            <w:t>Arsip</w:t>
-          </w:r>
-        </w:hyperlink>
-      </w:r>
-      <w:r>
-        <w:rPr>
-          <w:rFonts w:ascii="Charis SIL Regular" w:hAnsi="Charis SIL Regular" w:eastAsia="Charis SIL Regular"/>
-          <w:b w:val="0"/>
-          <w:i w:val="0"/>
-          <w:color w:val="0000FF"/>
-          <w:sz w:val="24"/>
-          <w:u w:val="single"/>
-        </w:rPr>
-        <w:t xml:space="preserve"> </w:t>
-      </w:r>
-      <w:r>
-        <w:rPr>
-          <w:rFonts w:ascii="Charis SIL Regular" w:hAnsi="Charis SIL Regular" w:eastAsia="Charis SIL Regular"/>
-          <w:b w:val="0"/>
-          <w:i w:val="0"/>
-          <w:color w:val="0000FF"/>
-          <w:sz w:val="24"/>
-          <w:u w:val="single"/>
-        </w:rPr>
-        <w:hyperlink r:id="rId12" w:history="1">
-          <w:r>
-            <w:rPr>
-              <w:rStyle w:val="Hyperlink"/>
-            </w:rPr>
-            <w:t>Nas</w:t>
-          </w:r>
-        </w:hyperlink>
+        <w:t>Arsip Nas</w:t>
       </w:r>
       <w:r>
         <w:rPr>
@@ -1140,7 +1103,7 @@
           <w:sz w:val="24"/>
           <w:u w:val="single"/>
         </w:rPr>
-        <w:hyperlink r:id="rId11" w:history="1">
+        <w:hyperlink r:id="rId12" w:history="1">
           <w:r>
             <w:rPr>
               <w:rStyle w:val="Hyperlink"/>
@@ -1158,7 +1121,7 @@
           <w:sz w:val="24"/>
           <w:u w:val="single"/>
         </w:rPr>
-        <w:hyperlink r:id="rId11" w:history="1">
+        <w:hyperlink r:id="rId12" w:history="1">
           <w:r>
             <w:rPr>
               <w:rStyle w:val="Hyperlink"/>
@@ -1176,7 +1139,7 @@
           <w:sz w:val="24"/>
           <w:u w:val="single"/>
         </w:rPr>
-        <w:hyperlink r:id="rId11" w:history="1">
+        <w:hyperlink r:id="rId12" w:history="1">
           <w:r>
             <w:rPr>
               <w:rStyle w:val="Hyperlink"/>
@@ -1285,43 +1248,7 @@
           <w:color w:val="000000"/>
           <w:sz w:val="24"/>
         </w:rPr>
-        <w:t>National Archives of Indonesia. The inventory c</w:t>
-      </w:r>
-      <w:r>
-        <w:rPr>
-          <w:u w:val="single" w:color="0000ff"/>
-          <w:rFonts w:ascii="Charis SIL Regular" w:hAnsi="Charis SIL Regular" w:eastAsia="Charis SIL Regular"/>
-          <w:b w:val="0"/>
-          <w:i w:val="0"/>
-          <w:color w:val="000000"/>
-          <w:sz w:val="24"/>
-        </w:rPr>
-        <w:hyperlink r:id="rId12" w:history="1">
-          <w:r>
-            <w:rPr>
-              <w:rStyle w:val="Hyperlink"/>
-            </w:rPr>
-            <w:t>an be</w:t>
-          </w:r>
-        </w:hyperlink>
-      </w:r>
-      <w:r>
-        <w:rPr>
-          <w:u w:val="single" w:color="0000ff"/>
-          <w:rFonts w:ascii="Charis SIL Regular" w:hAnsi="Charis SIL Regular" w:eastAsia="Charis SIL Regular"/>
-          <w:b w:val="0"/>
-          <w:i w:val="0"/>
-          <w:color w:val="000000"/>
-          <w:sz w:val="24"/>
-        </w:rPr>
-        <w:hyperlink r:id="rId12" w:history="1">
-          <w:r>
-            <w:rPr>
-              <w:rStyle w:val="Hyperlink"/>
-            </w:rPr>
-            <w:t xml:space="preserve"> downloa</w:t>
-          </w:r>
-        </w:hyperlink>
+        <w:t>National Archives of Indonesia. The inventory can be downloa</w:t>
       </w:r>
       <w:r>
         <w:rPr>

--- a/EXPORTS/DOCX/published/niveau3/English/BGKW.docx
+++ b/EXPORTS/DOCX/published/niveau3/English/BGKW.docx
@@ -1184,6 +1184,7 @@
           <w:i w:val="0"/>
           <w:color w:val="0000FF"/>
           <w:sz w:val="24"/>
+          <w:u w:val="single"/>
         </w:rPr>
         <w:hyperlink r:id="rId12" w:history="1">
           <w:r>
@@ -1248,7 +1249,43 @@
           <w:color w:val="000000"/>
           <w:sz w:val="24"/>
         </w:rPr>
-        <w:t>National Archives of Indonesia. The inventory can be downloa</w:t>
+        <w:t>National Archives of Indonesia. The inventory c</w:t>
+      </w:r>
+      <w:r>
+        <w:rPr>
+          <w:u w:val="single" w:color="0000ff"/>
+          <w:rFonts w:ascii="Charis SIL Regular" w:hAnsi="Charis SIL Regular" w:eastAsia="Charis SIL Regular"/>
+          <w:b w:val="0"/>
+          <w:i w:val="0"/>
+          <w:color w:val="000000"/>
+          <w:sz w:val="24"/>
+        </w:rPr>
+        <w:hyperlink r:id="rId12" w:history="1">
+          <w:r>
+            <w:rPr>
+              <w:rStyle w:val="Hyperlink"/>
+            </w:rPr>
+            <w:t>an be</w:t>
+          </w:r>
+        </w:hyperlink>
+      </w:r>
+      <w:r>
+        <w:rPr>
+          <w:u w:val="single" w:color="0000ff"/>
+          <w:rFonts w:ascii="Charis SIL Regular" w:hAnsi="Charis SIL Regular" w:eastAsia="Charis SIL Regular"/>
+          <w:b w:val="0"/>
+          <w:i w:val="0"/>
+          <w:color w:val="000000"/>
+          <w:sz w:val="24"/>
+        </w:rPr>
+        <w:hyperlink r:id="rId12" w:history="1">
+          <w:r>
+            <w:rPr>
+              <w:rStyle w:val="Hyperlink"/>
+            </w:rPr>
+            <w:t xml:space="preserve"> downloa</w:t>
+          </w:r>
+        </w:hyperlink>
       </w:r>
       <w:r>
         <w:rPr>

--- a/EXPORTS/DOCX/published/niveau3/English/BGKW.docx
+++ b/EXPORTS/DOCX/published/niveau3/English/BGKW.docx
@@ -428,7 +428,25 @@
           <w:color w:val="000000"/>
           <w:sz w:val="24"/>
         </w:rPr>
-        <w:t>very few objects were added to the 'cabinet', as the Society's museum was the</w:t>
+        <w:t>very few objects were added to the 'cabinet', as the Society's museum</w:t>
+      </w:r>
+      <w:r>
+        <w:rPr>
+          <w:u w:val="single" w:color="0000ff"/>
+          <w:rFonts w:ascii="Charis SIL Regular" w:hAnsi="Charis SIL Regular" w:eastAsia="Charis SIL Regular"/>
+          <w:b w:val="0"/>
+          <w:i w:val="0"/>
+          <w:color w:val="000000"/>
+          <w:sz w:val="24"/>
+        </w:rPr>
+        <w:hyperlink r:id="rId9" w:history="1">
+          <w:r>
+            <w:rPr>
+              <w:rStyle w:val="Hyperlink"/>
+            </w:rPr>
+            <w:t xml:space="preserve"> was the</w:t>
+          </w:r>
+        </w:hyperlink>
       </w:r>
       <w:r>
         <w:rPr>
@@ -1062,8 +1080,26 @@
           <w:i w:val="0"/>
           <w:color w:val="0000FF"/>
           <w:sz w:val="24"/>
+          <w:u w:val="single"/>
         </w:rPr>
-        <w:t>Arsip Nas</w:t>
+        <w:hyperlink r:id="rId12" w:history="1">
+          <w:r>
+            <w:rPr>
+              <w:rStyle w:val="Hyperlink"/>
+            </w:rPr>
+            <w:t>Arsip</w:t>
+          </w:r>
+        </w:hyperlink>
+      </w:r>
+      <w:r>
+        <w:rPr>
+          <w:rFonts w:ascii="Charis SIL Regular" w:hAnsi="Charis SIL Regular" w:eastAsia="Charis SIL Regular"/>
+          <w:b w:val="0"/>
+          <w:i w:val="0"/>
+          <w:color w:val="0000FF"/>
+          <w:sz w:val="24"/>
+        </w:rPr>
+        <w:t xml:space="preserve"> Nasional Republik Ind</w:t>
       </w:r>
       <w:r>
         <w:rPr>
@@ -1075,136 +1111,6 @@
           <w:u w:val="single"/>
         </w:rPr>
         <w:hyperlink r:id="rId11" w:history="1">
-          <w:r>
-            <w:rPr>
-              <w:rStyle w:val="Hyperlink"/>
-            </w:rPr>
-            <w:t>ional</w:t>
-          </w:r>
-        </w:hyperlink>
-      </w:r>
-      <w:r>
-        <w:rPr>
-          <w:rFonts w:ascii="Charis SIL Regular" w:hAnsi="Charis SIL Regular" w:eastAsia="Charis SIL Regular"/>
-          <w:b w:val="0"/>
-          <w:i w:val="0"/>
-          <w:color w:val="0000FF"/>
-          <w:sz w:val="24"/>
-          <w:u w:val="single"/>
-        </w:rPr>
-        <w:t xml:space="preserve"> </w:t>
-      </w:r>
-      <w:r>
-        <w:rPr>
-          <w:rFonts w:ascii="Charis SIL Regular" w:hAnsi="Charis SIL Regular" w:eastAsia="Charis SIL Regular"/>
-          <w:b w:val="0"/>
-          <w:i w:val="0"/>
-          <w:color w:val="0000FF"/>
-          <w:sz w:val="24"/>
-          <w:u w:val="single"/>
-        </w:rPr>
-        <w:hyperlink r:id="rId12" w:history="1">
-          <w:r>
-            <w:rPr>
-              <w:rStyle w:val="Hyperlink"/>
-            </w:rPr>
-            <w:t>Re</w:t>
-          </w:r>
-        </w:hyperlink>
-      </w:r>
-      <w:r>
-        <w:rPr>
-          <w:rFonts w:ascii="Charis SIL Regular" w:hAnsi="Charis SIL Regular" w:eastAsia="Charis SIL Regular"/>
-          <w:b w:val="0"/>
-          <w:i w:val="0"/>
-          <w:color w:val="0000FF"/>
-          <w:sz w:val="24"/>
-          <w:u w:val="single"/>
-        </w:rPr>
-        <w:hyperlink r:id="rId12" w:history="1">
-          <w:r>
-            <w:rPr>
-              <w:rStyle w:val="Hyperlink"/>
-            </w:rPr>
-            <w:t>p</w:t>
-          </w:r>
-        </w:hyperlink>
-      </w:r>
-      <w:r>
-        <w:rPr>
-          <w:rFonts w:ascii="Charis SIL Regular" w:hAnsi="Charis SIL Regular" w:eastAsia="Charis SIL Regular"/>
-          <w:b w:val="0"/>
-          <w:i w:val="0"/>
-          <w:color w:val="0000FF"/>
-          <w:sz w:val="24"/>
-          <w:u w:val="single"/>
-        </w:rPr>
-        <w:hyperlink r:id="rId12" w:history="1">
-          <w:r>
-            <w:rPr>
-              <w:rStyle w:val="Hyperlink"/>
-            </w:rPr>
-            <w:t>ublik</w:t>
-          </w:r>
-        </w:hyperlink>
-      </w:r>
-      <w:r>
-        <w:rPr>
-          <w:rFonts w:ascii="Charis SIL Regular" w:hAnsi="Charis SIL Regular" w:eastAsia="Charis SIL Regular"/>
-          <w:b w:val="0"/>
-          <w:i w:val="0"/>
-          <w:color w:val="0000FF"/>
-          <w:sz w:val="24"/>
-          <w:u w:val="single"/>
-        </w:rPr>
-        <w:t xml:space="preserve"> </w:t>
-      </w:r>
-      <w:r>
-        <w:rPr>
-          <w:rFonts w:ascii="Charis SIL Regular" w:hAnsi="Charis SIL Regular" w:eastAsia="Charis SIL Regular"/>
-          <w:b w:val="0"/>
-          <w:i w:val="0"/>
-          <w:color w:val="0000FF"/>
-          <w:sz w:val="24"/>
-          <w:u w:val="single"/>
-        </w:rPr>
-        <w:hyperlink r:id="rId12" w:history="1">
-          <w:r>
-            <w:rPr>
-              <w:rStyle w:val="Hyperlink"/>
-            </w:rPr>
-            <w:t>In</w:t>
-          </w:r>
-        </w:hyperlink>
-      </w:r>
-      <w:r>
-        <w:rPr>
-          <w:rFonts w:ascii="Charis SIL Regular" w:hAnsi="Charis SIL Regular" w:eastAsia="Charis SIL Regular"/>
-          <w:b w:val="0"/>
-          <w:i w:val="0"/>
-          <w:color w:val="0000FF"/>
-          <w:sz w:val="24"/>
-          <w:u w:val="single"/>
-        </w:rPr>
-        <w:hyperlink r:id="rId12" w:history="1">
-          <w:r>
-            <w:rPr>
-              <w:rStyle w:val="Hyperlink"/>
-            </w:rPr>
-            <w:t>d</w:t>
-          </w:r>
-        </w:hyperlink>
-      </w:r>
-      <w:r>
-        <w:rPr>
-          <w:rFonts w:ascii="Charis SIL Regular" w:hAnsi="Charis SIL Regular" w:eastAsia="Charis SIL Regular"/>
-          <w:b w:val="0"/>
-          <w:i w:val="0"/>
-          <w:color w:val="0000FF"/>
-          <w:sz w:val="24"/>
-          <w:u w:val="single"/>
-        </w:rPr>
-        <w:hyperlink r:id="rId12" w:history="1">
           <w:r>
             <w:rPr>
               <w:rStyle w:val="Hyperlink"/>

--- a/EXPORTS/DOCX/published/niveau3/English/BGKW.docx
+++ b/EXPORTS/DOCX/published/niveau3/English/BGKW.docx
@@ -1080,16 +1080,8 @@
           <w:i w:val="0"/>
           <w:color w:val="0000FF"/>
           <w:sz w:val="24"/>
-          <w:u w:val="single"/>
         </w:rPr>
-        <w:hyperlink r:id="rId12" w:history="1">
-          <w:r>
-            <w:rPr>
-              <w:rStyle w:val="Hyperlink"/>
-            </w:rPr>
-            <w:t>Arsip</w:t>
-          </w:r>
-        </w:hyperlink>
+        <w:t>Arsip Nas</w:t>
       </w:r>
       <w:r>
         <w:rPr>
@@ -1098,8 +1090,9 @@
           <w:i w:val="0"/>
           <w:color w:val="0000FF"/>
           <w:sz w:val="24"/>
+          <w:u w:val="single"/>
         </w:rPr>
-        <w:t xml:space="preserve"> Nasional Republik Ind</w:t>
+        <w:t>ional Republik Ind</w:t>
       </w:r>
       <w:r>
         <w:rPr>
@@ -1553,7 +1546,7 @@
           <w:sz w:val="24"/>
           <w:u w:val="single"/>
         </w:rPr>
-        <w:t>Scientific research in colonised terri</w:t>
+        <w:t>Scientific research in colonised terr</w:t>
       </w:r>
       <w:r>
         <w:rPr>
@@ -1564,7 +1557,7 @@
           <w:sz w:val="24"/>
           <w:u w:val="single"/>
         </w:rPr>
-        <w:t>torie</w:t>
+        <w:t>i</w:t>
       </w:r>
       <w:r>
         <w:rPr>
@@ -1573,8 +1566,9 @@
           <w:i w:val="0"/>
           <w:color w:val="0000FF"/>
           <w:sz w:val="24"/>
+          <w:u w:val="single"/>
         </w:rPr>
-        <w:t>s</w:t>
+        <w:t>tories</w:t>
       </w:r>
       <w:r>
         <w:br/>

--- a/EXPORTS/DOCX/published/niveau3/English/BGKW.docx
+++ b/EXPORTS/DOCX/published/niveau3/English/BGKW.docx
@@ -439,14 +439,7 @@
           <w:color w:val="000000"/>
           <w:sz w:val="24"/>
         </w:rPr>
-        <w:hyperlink r:id="rId9" w:history="1">
-          <w:r>
-            <w:rPr>
-              <w:rStyle w:val="Hyperlink"/>
-            </w:rPr>
-            <w:t xml:space="preserve"> was the</w:t>
-          </w:r>
-        </w:hyperlink>
+        <w:t xml:space="preserve"> was the</w:t>
       </w:r>
       <w:r>
         <w:rPr>
@@ -1080,8 +1073,16 @@
           <w:i w:val="0"/>
           <w:color w:val="0000FF"/>
           <w:sz w:val="24"/>
+          <w:u w:val="single"/>
         </w:rPr>
-        <w:t>Arsip Nas</w:t>
+        <w:hyperlink r:id="rId12" w:history="1">
+          <w:r>
+            <w:rPr>
+              <w:rStyle w:val="Hyperlink"/>
+            </w:rPr>
+            <w:t>Arsip</w:t>
+          </w:r>
+        </w:hyperlink>
       </w:r>
       <w:r>
         <w:rPr>
@@ -1092,7 +1093,147 @@
           <w:sz w:val="24"/>
           <w:u w:val="single"/>
         </w:rPr>
-        <w:t>ional Republik Ind</w:t>
+        <w:t xml:space="preserve"> </w:t>
+      </w:r>
+      <w:r>
+        <w:rPr>
+          <w:rFonts w:ascii="Charis SIL Regular" w:hAnsi="Charis SIL Regular" w:eastAsia="Charis SIL Regular"/>
+          <w:b w:val="0"/>
+          <w:i w:val="0"/>
+          <w:color w:val="0000FF"/>
+          <w:sz w:val="24"/>
+          <w:u w:val="single"/>
+        </w:rPr>
+        <w:hyperlink r:id="rId12" w:history="1">
+          <w:r>
+            <w:rPr>
+              <w:rStyle w:val="Hyperlink"/>
+            </w:rPr>
+            <w:t>Nas</w:t>
+          </w:r>
+        </w:hyperlink>
+      </w:r>
+      <w:r>
+        <w:rPr>
+          <w:rFonts w:ascii="Charis SIL Regular" w:hAnsi="Charis SIL Regular" w:eastAsia="Charis SIL Regular"/>
+          <w:b w:val="0"/>
+          <w:i w:val="0"/>
+          <w:color w:val="0000FF"/>
+          <w:sz w:val="24"/>
+          <w:u w:val="single"/>
+        </w:rPr>
+        <w:hyperlink r:id="rId12" w:history="1">
+          <w:r>
+            <w:rPr>
+              <w:rStyle w:val="Hyperlink"/>
+            </w:rPr>
+            <w:t>ional</w:t>
+          </w:r>
+        </w:hyperlink>
+      </w:r>
+      <w:r>
+        <w:rPr>
+          <w:rFonts w:ascii="Charis SIL Regular" w:hAnsi="Charis SIL Regular" w:eastAsia="Charis SIL Regular"/>
+          <w:b w:val="0"/>
+          <w:i w:val="0"/>
+          <w:color w:val="0000FF"/>
+          <w:sz w:val="24"/>
+          <w:u w:val="single"/>
+        </w:rPr>
+        <w:t xml:space="preserve"> </w:t>
+      </w:r>
+      <w:r>
+        <w:rPr>
+          <w:rFonts w:ascii="Charis SIL Regular" w:hAnsi="Charis SIL Regular" w:eastAsia="Charis SIL Regular"/>
+          <w:b w:val="0"/>
+          <w:i w:val="0"/>
+          <w:color w:val="0000FF"/>
+          <w:sz w:val="24"/>
+          <w:u w:val="single"/>
+        </w:rPr>
+        <w:hyperlink r:id="rId12" w:history="1">
+          <w:r>
+            <w:rPr>
+              <w:rStyle w:val="Hyperlink"/>
+            </w:rPr>
+            <w:t>Re</w:t>
+          </w:r>
+        </w:hyperlink>
+      </w:r>
+      <w:r>
+        <w:rPr>
+          <w:rFonts w:ascii="Charis SIL Regular" w:hAnsi="Charis SIL Regular" w:eastAsia="Charis SIL Regular"/>
+          <w:b w:val="0"/>
+          <w:i w:val="0"/>
+          <w:color w:val="0000FF"/>
+          <w:sz w:val="24"/>
+          <w:u w:val="single"/>
+        </w:rPr>
+        <w:hyperlink r:id="rId11" w:history="1">
+          <w:r>
+            <w:rPr>
+              <w:rStyle w:val="Hyperlink"/>
+            </w:rPr>
+            <w:t>p</w:t>
+          </w:r>
+        </w:hyperlink>
+      </w:r>
+      <w:r>
+        <w:rPr>
+          <w:rFonts w:ascii="Charis SIL Regular" w:hAnsi="Charis SIL Regular" w:eastAsia="Charis SIL Regular"/>
+          <w:b w:val="0"/>
+          <w:i w:val="0"/>
+          <w:color w:val="0000FF"/>
+          <w:sz w:val="24"/>
+          <w:u w:val="single"/>
+        </w:rPr>
+        <w:hyperlink r:id="rId11" w:history="1">
+          <w:r>
+            <w:rPr>
+              <w:rStyle w:val="Hyperlink"/>
+            </w:rPr>
+            <w:t>ublik</w:t>
+          </w:r>
+        </w:hyperlink>
+      </w:r>
+      <w:r>
+        <w:rPr>
+          <w:rFonts w:ascii="Charis SIL Regular" w:hAnsi="Charis SIL Regular" w:eastAsia="Charis SIL Regular"/>
+          <w:b w:val="0"/>
+          <w:i w:val="0"/>
+          <w:color w:val="0000FF"/>
+          <w:sz w:val="24"/>
+          <w:u w:val="single"/>
+        </w:rPr>
+        <w:t xml:space="preserve"> </w:t>
+      </w:r>
+      <w:r>
+        <w:rPr>
+          <w:rFonts w:ascii="Charis SIL Regular" w:hAnsi="Charis SIL Regular" w:eastAsia="Charis SIL Regular"/>
+          <w:b w:val="0"/>
+          <w:i w:val="0"/>
+          <w:color w:val="0000FF"/>
+          <w:sz w:val="24"/>
+          <w:u w:val="single"/>
+        </w:rPr>
+        <w:hyperlink r:id="rId11" w:history="1">
+          <w:r>
+            <w:rPr>
+              <w:rStyle w:val="Hyperlink"/>
+            </w:rPr>
+            <w:t>In</w:t>
+          </w:r>
+        </w:hyperlink>
+      </w:r>
+      <w:r>
+        <w:rPr>
+          <w:rFonts w:ascii="Charis SIL Regular" w:hAnsi="Charis SIL Regular" w:eastAsia="Charis SIL Regular"/>
+          <w:b w:val="0"/>
+          <w:i w:val="0"/>
+          <w:color w:val="0000FF"/>
+          <w:sz w:val="24"/>
+        </w:rPr>
+        <w:t>d</w:t>
       </w:r>
       <w:r>
         <w:rPr>

--- a/EXPORTS/DOCX/published/niveau3/English/BGKW.docx
+++ b/EXPORTS/DOCX/published/niveau3/English/BGKW.docx
@@ -428,18 +428,7 @@
           <w:color w:val="000000"/>
           <w:sz w:val="24"/>
         </w:rPr>
-        <w:t>very few objects were added to the 'cabinet', as the Society's museum</w:t>
-      </w:r>
-      <w:r>
-        <w:rPr>
-          <w:u w:val="single" w:color="0000ff"/>
-          <w:rFonts w:ascii="Charis SIL Regular" w:hAnsi="Charis SIL Regular" w:eastAsia="Charis SIL Regular"/>
-          <w:b w:val="0"/>
-          <w:i w:val="0"/>
-          <w:color w:val="000000"/>
-          <w:sz w:val="24"/>
-        </w:rPr>
-        <w:t xml:space="preserve"> was the</w:t>
+        <w:t>very few objects were added to the 'cabinet', as the Society's museum was the</w:t>
       </w:r>
       <w:r>
         <w:rPr>
@@ -1073,16 +1062,8 @@
           <w:i w:val="0"/>
           <w:color w:val="0000FF"/>
           <w:sz w:val="24"/>
-          <w:u w:val="single"/>
         </w:rPr>
-        <w:hyperlink r:id="rId12" w:history="1">
-          <w:r>
-            <w:rPr>
-              <w:rStyle w:val="Hyperlink"/>
-            </w:rPr>
-            <w:t>Arsip</w:t>
-          </w:r>
-        </w:hyperlink>
+        <w:t>Arsip Nas</w:t>
       </w:r>
       <w:r>
         <w:rPr>
@@ -1093,36 +1074,7 @@
           <w:sz w:val="24"/>
           <w:u w:val="single"/>
         </w:rPr>
-        <w:t xml:space="preserve"> </w:t>
-      </w:r>
-      <w:r>
-        <w:rPr>
-          <w:rFonts w:ascii="Charis SIL Regular" w:hAnsi="Charis SIL Regular" w:eastAsia="Charis SIL Regular"/>
-          <w:b w:val="0"/>
-          <w:i w:val="0"/>
-          <w:color w:val="0000FF"/>
-          <w:sz w:val="24"/>
-          <w:u w:val="single"/>
-        </w:rPr>
-        <w:hyperlink r:id="rId12" w:history="1">
-          <w:r>
-            <w:rPr>
-              <w:rStyle w:val="Hyperlink"/>
-            </w:rPr>
-            <w:t>Nas</w:t>
-          </w:r>
-        </w:hyperlink>
-      </w:r>
-      <w:r>
-        <w:rPr>
-          <w:rFonts w:ascii="Charis SIL Regular" w:hAnsi="Charis SIL Regular" w:eastAsia="Charis SIL Regular"/>
-          <w:b w:val="0"/>
-          <w:i w:val="0"/>
-          <w:color w:val="0000FF"/>
-          <w:sz w:val="24"/>
-          <w:u w:val="single"/>
-        </w:rPr>
-        <w:hyperlink r:id="rId12" w:history="1">
+        <w:hyperlink r:id="rId11" w:history="1">
           <w:r>
             <w:rPr>
               <w:rStyle w:val="Hyperlink"/>
@@ -1169,7 +1121,7 @@
           <w:sz w:val="24"/>
           <w:u w:val="single"/>
         </w:rPr>
-        <w:hyperlink r:id="rId11" w:history="1">
+        <w:hyperlink r:id="rId12" w:history="1">
           <w:r>
             <w:rPr>
               <w:rStyle w:val="Hyperlink"/>
@@ -1187,7 +1139,7 @@
           <w:sz w:val="24"/>
           <w:u w:val="single"/>
         </w:rPr>
-        <w:hyperlink r:id="rId11" w:history="1">
+        <w:hyperlink r:id="rId12" w:history="1">
           <w:r>
             <w:rPr>
               <w:rStyle w:val="Hyperlink"/>
@@ -1216,7 +1168,7 @@
           <w:sz w:val="24"/>
           <w:u w:val="single"/>
         </w:rPr>
-        <w:hyperlink r:id="rId11" w:history="1">
+        <w:hyperlink r:id="rId12" w:history="1">
           <w:r>
             <w:rPr>
               <w:rStyle w:val="Hyperlink"/>
@@ -1232,8 +1184,16 @@
           <w:i w:val="0"/>
           <w:color w:val="0000FF"/>
           <w:sz w:val="24"/>
+          <w:u w:val="single"/>
         </w:rPr>
-        <w:t>d</w:t>
+        <w:hyperlink r:id="rId12" w:history="1">
+          <w:r>
+            <w:rPr>
+              <w:rStyle w:val="Hyperlink"/>
+            </w:rPr>
+            <w:t>d</w:t>
+          </w:r>
+        </w:hyperlink>
       </w:r>
       <w:r>
         <w:rPr>
@@ -1244,7 +1204,7 @@
           <w:sz w:val="24"/>
           <w:u w:val="single"/>
         </w:rPr>
-        <w:hyperlink r:id="rId11" w:history="1">
+        <w:hyperlink r:id="rId12" w:history="1">
           <w:r>
             <w:rPr>
               <w:rStyle w:val="Hyperlink"/>
@@ -1289,25 +1249,7 @@
           <w:color w:val="000000"/>
           <w:sz w:val="24"/>
         </w:rPr>
-        <w:t>National Archives of Indonesia. The inventory c</w:t>
-      </w:r>
-      <w:r>
-        <w:rPr>
-          <w:u w:val="single" w:color="0000ff"/>
-          <w:rFonts w:ascii="Charis SIL Regular" w:hAnsi="Charis SIL Regular" w:eastAsia="Charis SIL Regular"/>
-          <w:b w:val="0"/>
-          <w:i w:val="0"/>
-          <w:color w:val="000000"/>
-          <w:sz w:val="24"/>
-        </w:rPr>
-        <w:hyperlink r:id="rId12" w:history="1">
-          <w:r>
-            <w:rPr>
-              <w:rStyle w:val="Hyperlink"/>
-            </w:rPr>
-            <w:t>an be</w:t>
-          </w:r>
-        </w:hyperlink>
+        <w:t>National Archives of Indonesia. The inventory can be</w:t>
       </w:r>
       <w:r>
         <w:rPr>

--- a/EXPORTS/DOCX/published/niveau3/English/BGKW.docx
+++ b/EXPORTS/DOCX/published/niveau3/English/BGKW.docx
@@ -1063,7 +1063,7 @@
           <w:color w:val="0000FF"/>
           <w:sz w:val="24"/>
         </w:rPr>
-        <w:t>Arsip Nas</w:t>
+        <w:t>Arsip Nasional Republik Ind</w:t>
       </w:r>
       <w:r>
         <w:rPr>
@@ -1075,136 +1075,6 @@
           <w:u w:val="single"/>
         </w:rPr>
         <w:hyperlink r:id="rId11" w:history="1">
-          <w:r>
-            <w:rPr>
-              <w:rStyle w:val="Hyperlink"/>
-            </w:rPr>
-            <w:t>ional</w:t>
-          </w:r>
-        </w:hyperlink>
-      </w:r>
-      <w:r>
-        <w:rPr>
-          <w:rFonts w:ascii="Charis SIL Regular" w:hAnsi="Charis SIL Regular" w:eastAsia="Charis SIL Regular"/>
-          <w:b w:val="0"/>
-          <w:i w:val="0"/>
-          <w:color w:val="0000FF"/>
-          <w:sz w:val="24"/>
-          <w:u w:val="single"/>
-        </w:rPr>
-        <w:t xml:space="preserve"> </w:t>
-      </w:r>
-      <w:r>
-        <w:rPr>
-          <w:rFonts w:ascii="Charis SIL Regular" w:hAnsi="Charis SIL Regular" w:eastAsia="Charis SIL Regular"/>
-          <w:b w:val="0"/>
-          <w:i w:val="0"/>
-          <w:color w:val="0000FF"/>
-          <w:sz w:val="24"/>
-          <w:u w:val="single"/>
-        </w:rPr>
-        <w:hyperlink r:id="rId12" w:history="1">
-          <w:r>
-            <w:rPr>
-              <w:rStyle w:val="Hyperlink"/>
-            </w:rPr>
-            <w:t>Re</w:t>
-          </w:r>
-        </w:hyperlink>
-      </w:r>
-      <w:r>
-        <w:rPr>
-          <w:rFonts w:ascii="Charis SIL Regular" w:hAnsi="Charis SIL Regular" w:eastAsia="Charis SIL Regular"/>
-          <w:b w:val="0"/>
-          <w:i w:val="0"/>
-          <w:color w:val="0000FF"/>
-          <w:sz w:val="24"/>
-          <w:u w:val="single"/>
-        </w:rPr>
-        <w:hyperlink r:id="rId12" w:history="1">
-          <w:r>
-            <w:rPr>
-              <w:rStyle w:val="Hyperlink"/>
-            </w:rPr>
-            <w:t>p</w:t>
-          </w:r>
-        </w:hyperlink>
-      </w:r>
-      <w:r>
-        <w:rPr>
-          <w:rFonts w:ascii="Charis SIL Regular" w:hAnsi="Charis SIL Regular" w:eastAsia="Charis SIL Regular"/>
-          <w:b w:val="0"/>
-          <w:i w:val="0"/>
-          <w:color w:val="0000FF"/>
-          <w:sz w:val="24"/>
-          <w:u w:val="single"/>
-        </w:rPr>
-        <w:hyperlink r:id="rId12" w:history="1">
-          <w:r>
-            <w:rPr>
-              <w:rStyle w:val="Hyperlink"/>
-            </w:rPr>
-            <w:t>ublik</w:t>
-          </w:r>
-        </w:hyperlink>
-      </w:r>
-      <w:r>
-        <w:rPr>
-          <w:rFonts w:ascii="Charis SIL Regular" w:hAnsi="Charis SIL Regular" w:eastAsia="Charis SIL Regular"/>
-          <w:b w:val="0"/>
-          <w:i w:val="0"/>
-          <w:color w:val="0000FF"/>
-          <w:sz w:val="24"/>
-          <w:u w:val="single"/>
-        </w:rPr>
-        <w:t xml:space="preserve"> </w:t>
-      </w:r>
-      <w:r>
-        <w:rPr>
-          <w:rFonts w:ascii="Charis SIL Regular" w:hAnsi="Charis SIL Regular" w:eastAsia="Charis SIL Regular"/>
-          <w:b w:val="0"/>
-          <w:i w:val="0"/>
-          <w:color w:val="0000FF"/>
-          <w:sz w:val="24"/>
-          <w:u w:val="single"/>
-        </w:rPr>
-        <w:hyperlink r:id="rId12" w:history="1">
-          <w:r>
-            <w:rPr>
-              <w:rStyle w:val="Hyperlink"/>
-            </w:rPr>
-            <w:t>In</w:t>
-          </w:r>
-        </w:hyperlink>
-      </w:r>
-      <w:r>
-        <w:rPr>
-          <w:rFonts w:ascii="Charis SIL Regular" w:hAnsi="Charis SIL Regular" w:eastAsia="Charis SIL Regular"/>
-          <w:b w:val="0"/>
-          <w:i w:val="0"/>
-          <w:color w:val="0000FF"/>
-          <w:sz w:val="24"/>
-          <w:u w:val="single"/>
-        </w:rPr>
-        <w:hyperlink r:id="rId12" w:history="1">
-          <w:r>
-            <w:rPr>
-              <w:rStyle w:val="Hyperlink"/>
-            </w:rPr>
-            <w:t>d</w:t>
-          </w:r>
-        </w:hyperlink>
-      </w:r>
-      <w:r>
-        <w:rPr>
-          <w:rFonts w:ascii="Charis SIL Regular" w:hAnsi="Charis SIL Regular" w:eastAsia="Charis SIL Regular"/>
-          <w:b w:val="0"/>
-          <w:i w:val="0"/>
-          <w:color w:val="0000FF"/>
-          <w:sz w:val="24"/>
-          <w:u w:val="single"/>
-        </w:rPr>
-        <w:hyperlink r:id="rId12" w:history="1">
           <w:r>
             <w:rPr>
               <w:rStyle w:val="Hyperlink"/>
@@ -1249,7 +1119,25 @@
           <w:color w:val="000000"/>
           <w:sz w:val="24"/>
         </w:rPr>
-        <w:t>National Archives of Indonesia. The inventory can be</w:t>
+        <w:t>National Archives of Indonesia. The inventory c</w:t>
+      </w:r>
+      <w:r>
+        <w:rPr>
+          <w:u w:val="single" w:color="0000ff"/>
+          <w:rFonts w:ascii="Charis SIL Regular" w:hAnsi="Charis SIL Regular" w:eastAsia="Charis SIL Regular"/>
+          <w:b w:val="0"/>
+          <w:i w:val="0"/>
+          <w:color w:val="000000"/>
+          <w:sz w:val="24"/>
+        </w:rPr>
+        <w:hyperlink r:id="rId12" w:history="1">
+          <w:r>
+            <w:rPr>
+              <w:rStyle w:val="Hyperlink"/>
+            </w:rPr>
+            <w:t>an be</w:t>
+          </w:r>
+        </w:hyperlink>
       </w:r>
       <w:r>
         <w:rPr>
@@ -1629,7 +1517,7 @@
           <w:sz w:val="24"/>
           <w:u w:val="single"/>
         </w:rPr>
-        <w:t>Scientific research in colonised terr</w:t>
+        <w:t>Scientific research in colonised terri</w:t>
       </w:r>
       <w:r>
         <w:rPr>
@@ -1640,7 +1528,7 @@
           <w:sz w:val="24"/>
           <w:u w:val="single"/>
         </w:rPr>
-        <w:t>i</w:t>
+        <w:t>torie</w:t>
       </w:r>
       <w:r>
         <w:rPr>
@@ -1649,9 +1537,8 @@
           <w:i w:val="0"/>
           <w:color w:val="0000FF"/>
           <w:sz w:val="24"/>
-          <w:u w:val="single"/>
         </w:rPr>
-        <w:t>tories</w:t>
+        <w:t>s</w:t>
       </w:r>
       <w:r>
         <w:br/>

--- a/EXPORTS/DOCX/published/niveau3/English/BGKW.docx
+++ b/EXPORTS/DOCX/published/niveau3/English/BGKW.docx
@@ -428,7 +428,18 @@
           <w:color w:val="000000"/>
           <w:sz w:val="24"/>
         </w:rPr>
-        <w:t>very few objects were added to the 'cabinet', as the Society's museum was the</w:t>
+        <w:t>very few objects were added to the 'cabinet', as the Society's museum</w:t>
+      </w:r>
+      <w:r>
+        <w:rPr>
+          <w:u w:val="single" w:color="0000ff"/>
+          <w:rFonts w:ascii="Charis SIL Regular" w:hAnsi="Charis SIL Regular" w:eastAsia="Charis SIL Regular"/>
+          <w:b w:val="0"/>
+          <w:i w:val="0"/>
+          <w:color w:val="000000"/>
+          <w:sz w:val="24"/>
+        </w:rPr>
+        <w:t xml:space="preserve"> was the</w:t>
       </w:r>
       <w:r>
         <w:rPr>
@@ -1062,8 +1073,26 @@
           <w:i w:val="0"/>
           <w:color w:val="0000FF"/>
           <w:sz w:val="24"/>
+          <w:u w:val="single"/>
         </w:rPr>
-        <w:t>Arsip Nasional Republik Ind</w:t>
+        <w:hyperlink r:id="rId12" w:history="1">
+          <w:r>
+            <w:rPr>
+              <w:rStyle w:val="Hyperlink"/>
+            </w:rPr>
+            <w:t>Arsip</w:t>
+          </w:r>
+        </w:hyperlink>
+      </w:r>
+      <w:r>
+        <w:rPr>
+          <w:rFonts w:ascii="Charis SIL Regular" w:hAnsi="Charis SIL Regular" w:eastAsia="Charis SIL Regular"/>
+          <w:b w:val="0"/>
+          <w:i w:val="0"/>
+          <w:color w:val="0000FF"/>
+          <w:sz w:val="24"/>
+        </w:rPr>
+        <w:t xml:space="preserve"> Nas</w:t>
       </w:r>
       <w:r>
         <w:rPr>
@@ -1075,6 +1104,135 @@
           <w:u w:val="single"/>
         </w:rPr>
         <w:hyperlink r:id="rId11" w:history="1">
+          <w:r>
+            <w:rPr>
+              <w:rStyle w:val="Hyperlink"/>
+            </w:rPr>
+            <w:t>ional</w:t>
+          </w:r>
+        </w:hyperlink>
+      </w:r>
+      <w:r>
+        <w:rPr>
+          <w:rFonts w:ascii="Charis SIL Regular" w:hAnsi="Charis SIL Regular" w:eastAsia="Charis SIL Regular"/>
+          <w:b w:val="0"/>
+          <w:i w:val="0"/>
+          <w:color w:val="0000FF"/>
+          <w:sz w:val="24"/>
+          <w:u w:val="single"/>
+        </w:rPr>
+        <w:t xml:space="preserve"> </w:t>
+      </w:r>
+      <w:r>
+        <w:rPr>
+          <w:rFonts w:ascii="Charis SIL Regular" w:hAnsi="Charis SIL Regular" w:eastAsia="Charis SIL Regular"/>
+          <w:b w:val="0"/>
+          <w:i w:val="0"/>
+          <w:color w:val="0000FF"/>
+          <w:sz w:val="24"/>
+          <w:u w:val="single"/>
+        </w:rPr>
+        <w:hyperlink r:id="rId11" w:history="1">
+          <w:r>
+            <w:rPr>
+              <w:rStyle w:val="Hyperlink"/>
+            </w:rPr>
+            <w:t>Re</w:t>
+          </w:r>
+        </w:hyperlink>
+      </w:r>
+      <w:r>
+        <w:rPr>
+          <w:rFonts w:ascii="Charis SIL Regular" w:hAnsi="Charis SIL Regular" w:eastAsia="Charis SIL Regular"/>
+          <w:b w:val="0"/>
+          <w:i w:val="0"/>
+          <w:color w:val="0000FF"/>
+          <w:sz w:val="24"/>
+          <w:u w:val="single"/>
+        </w:rPr>
+        <w:hyperlink r:id="rId11" w:history="1">
+          <w:r>
+            <w:rPr>
+              <w:rStyle w:val="Hyperlink"/>
+            </w:rPr>
+            <w:t>p</w:t>
+          </w:r>
+        </w:hyperlink>
+      </w:r>
+      <w:r>
+        <w:rPr>
+          <w:rFonts w:ascii="Charis SIL Regular" w:hAnsi="Charis SIL Regular" w:eastAsia="Charis SIL Regular"/>
+          <w:b w:val="0"/>
+          <w:i w:val="0"/>
+          <w:color w:val="0000FF"/>
+          <w:sz w:val="24"/>
+          <w:u w:val="single"/>
+        </w:rPr>
+        <w:hyperlink r:id="rId11" w:history="1">
+          <w:r>
+            <w:rPr>
+              <w:rStyle w:val="Hyperlink"/>
+            </w:rPr>
+            <w:t>ublik</w:t>
+          </w:r>
+        </w:hyperlink>
+      </w:r>
+      <w:r>
+        <w:rPr>
+          <w:rFonts w:ascii="Charis SIL Regular" w:hAnsi="Charis SIL Regular" w:eastAsia="Charis SIL Regular"/>
+          <w:b w:val="0"/>
+          <w:i w:val="0"/>
+          <w:color w:val="0000FF"/>
+          <w:sz w:val="24"/>
+          <w:u w:val="single"/>
+        </w:rPr>
+        <w:t xml:space="preserve"> </w:t>
+      </w:r>
+      <w:r>
+        <w:rPr>
+          <w:rFonts w:ascii="Charis SIL Regular" w:hAnsi="Charis SIL Regular" w:eastAsia="Charis SIL Regular"/>
+          <w:b w:val="0"/>
+          <w:i w:val="0"/>
+          <w:color w:val="0000FF"/>
+          <w:sz w:val="24"/>
+          <w:u w:val="single"/>
+        </w:rPr>
+        <w:hyperlink r:id="rId12" w:history="1">
+          <w:r>
+            <w:rPr>
+              <w:rStyle w:val="Hyperlink"/>
+            </w:rPr>
+            <w:t>In</w:t>
+          </w:r>
+        </w:hyperlink>
+      </w:r>
+      <w:r>
+        <w:rPr>
+          <w:rFonts w:ascii="Charis SIL Regular" w:hAnsi="Charis SIL Regular" w:eastAsia="Charis SIL Regular"/>
+          <w:b w:val="0"/>
+          <w:i w:val="0"/>
+          <w:color w:val="0000FF"/>
+          <w:sz w:val="24"/>
+        </w:rPr>
+        <w:hyperlink r:id="rId12" w:history="1">
+          <w:r>
+            <w:rPr>
+              <w:rStyle w:val="Hyperlink"/>
+            </w:rPr>
+            <w:t>d</w:t>
+          </w:r>
+        </w:hyperlink>
+      </w:r>
+      <w:r>
+        <w:rPr>
+          <w:rFonts w:ascii="Charis SIL Regular" w:hAnsi="Charis SIL Regular" w:eastAsia="Charis SIL Regular"/>
+          <w:b w:val="0"/>
+          <w:i w:val="0"/>
+          <w:color w:val="0000FF"/>
+          <w:sz w:val="24"/>
+          <w:u w:val="single"/>
+        </w:rPr>
+        <w:hyperlink r:id="rId12" w:history="1">
           <w:r>
             <w:rPr>
               <w:rStyle w:val="Hyperlink"/>

--- a/EXPORTS/DOCX/published/niveau3/English/BGKW.docx
+++ b/EXPORTS/DOCX/published/niveau3/English/BGKW.docx
@@ -439,7 +439,14 @@
           <w:color w:val="000000"/>
           <w:sz w:val="24"/>
         </w:rPr>
-        <w:t xml:space="preserve"> was the</w:t>
+        <w:hyperlink r:id="rId9" w:history="1">
+          <w:r>
+            <w:rPr>
+              <w:rStyle w:val="Hyperlink"/>
+            </w:rPr>
+            <w:t xml:space="preserve"> was the</w:t>
+          </w:r>
+        </w:hyperlink>
       </w:r>
       <w:r>
         <w:rPr>
@@ -1091,8 +1098,27 @@
           <w:i w:val="0"/>
           <w:color w:val="0000FF"/>
           <w:sz w:val="24"/>
+          <w:u w:val="single"/>
         </w:rPr>
-        <w:t xml:space="preserve"> Nas</w:t>
+        <w:t xml:space="preserve"> </w:t>
+      </w:r>
+      <w:r>
+        <w:rPr>
+          <w:rFonts w:ascii="Charis SIL Regular" w:hAnsi="Charis SIL Regular" w:eastAsia="Charis SIL Regular"/>
+          <w:b w:val="0"/>
+          <w:i w:val="0"/>
+          <w:color w:val="0000FF"/>
+          <w:sz w:val="24"/>
+          <w:u w:val="single"/>
+        </w:rPr>
+        <w:hyperlink r:id="rId12" w:history="1">
+          <w:r>
+            <w:rPr>
+              <w:rStyle w:val="Hyperlink"/>
+            </w:rPr>
+            <w:t>Nas</w:t>
+          </w:r>
+        </w:hyperlink>
       </w:r>
       <w:r>
         <w:rPr>
@@ -1132,7 +1158,7 @@
           <w:sz w:val="24"/>
           <w:u w:val="single"/>
         </w:rPr>
-        <w:hyperlink r:id="rId11" w:history="1">
+        <w:hyperlink r:id="rId12" w:history="1">
           <w:r>
             <w:rPr>
               <w:rStyle w:val="Hyperlink"/>
@@ -1150,7 +1176,7 @@
           <w:sz w:val="24"/>
           <w:u w:val="single"/>
         </w:rPr>
-        <w:hyperlink r:id="rId11" w:history="1">
+        <w:hyperlink r:id="rId12" w:history="1">
           <w:r>
             <w:rPr>
               <w:rStyle w:val="Hyperlink"/>
@@ -1168,7 +1194,7 @@
           <w:sz w:val="24"/>
           <w:u w:val="single"/>
         </w:rPr>
-        <w:hyperlink r:id="rId11" w:history="1">
+        <w:hyperlink r:id="rId12" w:history="1">
           <w:r>
             <w:rPr>
               <w:rStyle w:val="Hyperlink"/>
@@ -1213,6 +1239,7 @@
           <w:i w:val="0"/>
           <w:color w:val="0000FF"/>
           <w:sz w:val="24"/>
+          <w:u w:val="single"/>
         </w:rPr>
         <w:hyperlink r:id="rId12" w:history="1">
           <w:r>
@@ -1277,43 +1304,7 @@
           <w:color w:val="000000"/>
           <w:sz w:val="24"/>
         </w:rPr>
-        <w:t>National Archives of Indonesia. The inventory c</w:t>
-      </w:r>
-      <w:r>
-        <w:rPr>
-          <w:u w:val="single" w:color="0000ff"/>
-          <w:rFonts w:ascii="Charis SIL Regular" w:hAnsi="Charis SIL Regular" w:eastAsia="Charis SIL Regular"/>
-          <w:b w:val="0"/>
-          <w:i w:val="0"/>
-          <w:color w:val="000000"/>
-          <w:sz w:val="24"/>
-        </w:rPr>
-        <w:hyperlink r:id="rId12" w:history="1">
-          <w:r>
-            <w:rPr>
-              <w:rStyle w:val="Hyperlink"/>
-            </w:rPr>
-            <w:t>an be</w:t>
-          </w:r>
-        </w:hyperlink>
-      </w:r>
-      <w:r>
-        <w:rPr>
-          <w:u w:val="single" w:color="0000ff"/>
-          <w:rFonts w:ascii="Charis SIL Regular" w:hAnsi="Charis SIL Regular" w:eastAsia="Charis SIL Regular"/>
-          <w:b w:val="0"/>
-          <w:i w:val="0"/>
-          <w:color w:val="000000"/>
-          <w:sz w:val="24"/>
-        </w:rPr>
-        <w:hyperlink r:id="rId12" w:history="1">
-          <w:r>
-            <w:rPr>
-              <w:rStyle w:val="Hyperlink"/>
-            </w:rPr>
-            <w:t xml:space="preserve"> downloa</w:t>
-          </w:r>
-        </w:hyperlink>
+        <w:t>National Archives of Indonesia. The inventory can be downloa</w:t>
       </w:r>
       <w:r>
         <w:rPr>

--- a/EXPORTS/DOCX/published/niveau3/English/BGKW.docx
+++ b/EXPORTS/DOCX/published/niveau3/English/BGKW.docx
@@ -428,25 +428,7 @@
           <w:color w:val="000000"/>
           <w:sz w:val="24"/>
         </w:rPr>
-        <w:t>very few objects were added to the 'cabinet', as the Society's museum</w:t>
-      </w:r>
-      <w:r>
-        <w:rPr>
-          <w:u w:val="single" w:color="0000ff"/>
-          <w:rFonts w:ascii="Charis SIL Regular" w:hAnsi="Charis SIL Regular" w:eastAsia="Charis SIL Regular"/>
-          <w:b w:val="0"/>
-          <w:i w:val="0"/>
-          <w:color w:val="000000"/>
-          <w:sz w:val="24"/>
-        </w:rPr>
-        <w:hyperlink r:id="rId9" w:history="1">
-          <w:r>
-            <w:rPr>
-              <w:rStyle w:val="Hyperlink"/>
-            </w:rPr>
-            <w:t xml:space="preserve"> was the</w:t>
-          </w:r>
-        </w:hyperlink>
+        <w:t>very few objects were added to the 'cabinet', as the Society's museum was the</w:t>
       </w:r>
       <w:r>
         <w:rPr>
@@ -1129,7 +1111,7 @@
           <w:sz w:val="24"/>
           <w:u w:val="single"/>
         </w:rPr>
-        <w:hyperlink r:id="rId11" w:history="1">
+        <w:hyperlink r:id="rId12" w:history="1">
           <w:r>
             <w:rPr>
               <w:rStyle w:val="Hyperlink"/>
@@ -1304,7 +1286,25 @@
           <w:color w:val="000000"/>
           <w:sz w:val="24"/>
         </w:rPr>
-        <w:t>National Archives of Indonesia. The inventory can be downloa</w:t>
+        <w:t>National Archives of Indonesia. The inventory can be</w:t>
+      </w:r>
+      <w:r>
+        <w:rPr>
+          <w:u w:val="single" w:color="0000ff"/>
+          <w:rFonts w:ascii="Charis SIL Regular" w:hAnsi="Charis SIL Regular" w:eastAsia="Charis SIL Regular"/>
+          <w:b w:val="0"/>
+          <w:i w:val="0"/>
+          <w:color w:val="000000"/>
+          <w:sz w:val="24"/>
+        </w:rPr>
+        <w:hyperlink r:id="rId12" w:history="1">
+          <w:r>
+            <w:rPr>
+              <w:rStyle w:val="Hyperlink"/>
+            </w:rPr>
+            <w:t xml:space="preserve"> downloa</w:t>
+          </w:r>
+        </w:hyperlink>
       </w:r>
       <w:r>
         <w:rPr>

--- a/EXPORTS/DOCX/published/niveau3/English/BGKW.docx
+++ b/EXPORTS/DOCX/published/niveau3/English/BGKW.docx
@@ -428,7 +428,18 @@
           <w:color w:val="000000"/>
           <w:sz w:val="24"/>
         </w:rPr>
-        <w:t>very few objects were added to the 'cabinet', as the Society's museum was the</w:t>
+        <w:t>very few objects were added to the 'cabinet', as the Society's museum</w:t>
+      </w:r>
+      <w:r>
+        <w:rPr>
+          <w:u w:val="single" w:color="0000ff"/>
+          <w:rFonts w:ascii="Charis SIL Regular" w:hAnsi="Charis SIL Regular" w:eastAsia="Charis SIL Regular"/>
+          <w:b w:val="0"/>
+          <w:i w:val="0"/>
+          <w:color w:val="000000"/>
+          <w:sz w:val="24"/>
+        </w:rPr>
+        <w:t xml:space="preserve"> was the</w:t>
       </w:r>
       <w:r>
         <w:rPr>
@@ -1210,25 +1221,7 @@
             <w:rPr>
               <w:rStyle w:val="Hyperlink"/>
             </w:rPr>
-            <w:t>In</w:t>
-          </w:r>
-        </w:hyperlink>
-      </w:r>
-      <w:r>
-        <w:rPr>
-          <w:rFonts w:ascii="Charis SIL Regular" w:hAnsi="Charis SIL Regular" w:eastAsia="Charis SIL Regular"/>
-          <w:b w:val="0"/>
-          <w:i w:val="0"/>
-          <w:color w:val="0000FF"/>
-          <w:sz w:val="24"/>
-          <w:u w:val="single"/>
-        </w:rPr>
-        <w:hyperlink r:id="rId12" w:history="1">
-          <w:r>
-            <w:rPr>
-              <w:rStyle w:val="Hyperlink"/>
-            </w:rPr>
-            <w:t>d</w:t>
+            <w:t>Ind</w:t>
           </w:r>
         </w:hyperlink>
       </w:r>
@@ -1286,7 +1279,18 @@
           <w:color w:val="000000"/>
           <w:sz w:val="24"/>
         </w:rPr>
-        <w:t>National Archives of Indonesia. The inventory can be</w:t>
+        <w:t>National Archives of Indonesia. The inventory c</w:t>
+      </w:r>
+      <w:r>
+        <w:rPr>
+          <w:u w:val="single" w:color="0000ff"/>
+          <w:rFonts w:ascii="Charis SIL Regular" w:hAnsi="Charis SIL Regular" w:eastAsia="Charis SIL Regular"/>
+          <w:b w:val="0"/>
+          <w:i w:val="0"/>
+          <w:color w:val="000000"/>
+          <w:sz w:val="24"/>
+        </w:rPr>
+        <w:t>an be</w:t>
       </w:r>
       <w:r>
         <w:rPr>

--- a/EXPORTS/DOCX/published/niveau3/English/BGKW.docx
+++ b/EXPORTS/DOCX/published/niveau3/English/BGKW.docx
@@ -439,7 +439,14 @@
           <w:color w:val="000000"/>
           <w:sz w:val="24"/>
         </w:rPr>
-        <w:t xml:space="preserve"> was the</w:t>
+        <w:hyperlink r:id="rId9" w:history="1">
+          <w:r>
+            <w:rPr>
+              <w:rStyle w:val="Hyperlink"/>
+            </w:rPr>
+            <w:t xml:space="preserve"> was the</w:t>
+          </w:r>
+        </w:hyperlink>
       </w:r>
       <w:r>
         <w:rPr>
@@ -1093,7 +1100,7 @@
           <w:sz w:val="24"/>
           <w:u w:val="single"/>
         </w:rPr>
-        <w:t xml:space="preserve"> </w:t>
+        <w:t xml:space="preserve"> Nas</w:t>
       </w:r>
       <w:r>
         <w:rPr>
@@ -1104,25 +1111,7 @@
           <w:sz w:val="24"/>
           <w:u w:val="single"/>
         </w:rPr>
-        <w:hyperlink r:id="rId12" w:history="1">
-          <w:r>
-            <w:rPr>
-              <w:rStyle w:val="Hyperlink"/>
-            </w:rPr>
-            <w:t>Nas</w:t>
-          </w:r>
-        </w:hyperlink>
-      </w:r>
-      <w:r>
-        <w:rPr>
-          <w:rFonts w:ascii="Charis SIL Regular" w:hAnsi="Charis SIL Regular" w:eastAsia="Charis SIL Regular"/>
-          <w:b w:val="0"/>
-          <w:i w:val="0"/>
-          <w:color w:val="0000FF"/>
-          <w:sz w:val="24"/>
-          <w:u w:val="single"/>
-        </w:rPr>
-        <w:hyperlink r:id="rId12" w:history="1">
+        <w:hyperlink r:id="rId11" w:history="1">
           <w:r>
             <w:rPr>
               <w:rStyle w:val="Hyperlink"/>
@@ -1151,7 +1140,7 @@
           <w:sz w:val="24"/>
           <w:u w:val="single"/>
         </w:rPr>
-        <w:hyperlink r:id="rId12" w:history="1">
+        <w:hyperlink r:id="rId11" w:history="1">
           <w:r>
             <w:rPr>
               <w:rStyle w:val="Hyperlink"/>
@@ -1169,7 +1158,7 @@
           <w:sz w:val="24"/>
           <w:u w:val="single"/>
         </w:rPr>
-        <w:hyperlink r:id="rId12" w:history="1">
+        <w:hyperlink r:id="rId11" w:history="1">
           <w:r>
             <w:rPr>
               <w:rStyle w:val="Hyperlink"/>
@@ -1187,7 +1176,7 @@
           <w:sz w:val="24"/>
           <w:u w:val="single"/>
         </w:rPr>
-        <w:hyperlink r:id="rId12" w:history="1">
+        <w:hyperlink r:id="rId11" w:history="1">
           <w:r>
             <w:rPr>
               <w:rStyle w:val="Hyperlink"/>
@@ -1221,7 +1210,24 @@
             <w:rPr>
               <w:rStyle w:val="Hyperlink"/>
             </w:rPr>
-            <w:t>Ind</w:t>
+            <w:t>In</w:t>
+          </w:r>
+        </w:hyperlink>
+      </w:r>
+      <w:r>
+        <w:rPr>
+          <w:rFonts w:ascii="Charis SIL Regular" w:hAnsi="Charis SIL Regular" w:eastAsia="Charis SIL Regular"/>
+          <w:b w:val="0"/>
+          <w:i w:val="0"/>
+          <w:color w:val="0000FF"/>
+          <w:sz w:val="24"/>
+        </w:rPr>
+        <w:hyperlink r:id="rId12" w:history="1">
+          <w:r>
+            <w:rPr>
+              <w:rStyle w:val="Hyperlink"/>
+            </w:rPr>
+            <w:t>d</w:t>
           </w:r>
         </w:hyperlink>
       </w:r>
@@ -1290,7 +1296,14 @@
           <w:color w:val="000000"/>
           <w:sz w:val="24"/>
         </w:rPr>
-        <w:t>an be</w:t>
+        <w:hyperlink r:id="rId12" w:history="1">
+          <w:r>
+            <w:rPr>
+              <w:rStyle w:val="Hyperlink"/>
+            </w:rPr>
+            <w:t>an be</w:t>
+          </w:r>
+        </w:hyperlink>
       </w:r>
       <w:r>
         <w:rPr>

--- a/EXPORTS/DOCX/published/niveau3/English/BGKW.docx
+++ b/EXPORTS/DOCX/published/niveau3/English/BGKW.docx
@@ -428,25 +428,7 @@
           <w:color w:val="000000"/>
           <w:sz w:val="24"/>
         </w:rPr>
-        <w:t>very few objects were added to the 'cabinet', as the Society's museum</w:t>
-      </w:r>
-      <w:r>
-        <w:rPr>
-          <w:u w:val="single" w:color="0000ff"/>
-          <w:rFonts w:ascii="Charis SIL Regular" w:hAnsi="Charis SIL Regular" w:eastAsia="Charis SIL Regular"/>
-          <w:b w:val="0"/>
-          <w:i w:val="0"/>
-          <w:color w:val="000000"/>
-          <w:sz w:val="24"/>
-        </w:rPr>
-        <w:hyperlink r:id="rId9" w:history="1">
-          <w:r>
-            <w:rPr>
-              <w:rStyle w:val="Hyperlink"/>
-            </w:rPr>
-            <w:t xml:space="preserve"> was the</w:t>
-          </w:r>
-        </w:hyperlink>
+        <w:t>very few objects were added to the 'cabinet', as the Society's museum was the</w:t>
       </w:r>
       <w:r>
         <w:rPr>
@@ -1100,7 +1082,7 @@
           <w:sz w:val="24"/>
           <w:u w:val="single"/>
         </w:rPr>
-        <w:t xml:space="preserve"> Nas</w:t>
+        <w:t xml:space="preserve"> </w:t>
       </w:r>
       <w:r>
         <w:rPr>
@@ -1111,7 +1093,25 @@
           <w:sz w:val="24"/>
           <w:u w:val="single"/>
         </w:rPr>
-        <w:hyperlink r:id="rId11" w:history="1">
+        <w:hyperlink r:id="rId12" w:history="1">
+          <w:r>
+            <w:rPr>
+              <w:rStyle w:val="Hyperlink"/>
+            </w:rPr>
+            <w:t>Nas</w:t>
+          </w:r>
+        </w:hyperlink>
+      </w:r>
+      <w:r>
+        <w:rPr>
+          <w:rFonts w:ascii="Charis SIL Regular" w:hAnsi="Charis SIL Regular" w:eastAsia="Charis SIL Regular"/>
+          <w:b w:val="0"/>
+          <w:i w:val="0"/>
+          <w:color w:val="0000FF"/>
+          <w:sz w:val="24"/>
+          <w:u w:val="single"/>
+        </w:rPr>
+        <w:hyperlink r:id="rId12" w:history="1">
           <w:r>
             <w:rPr>
               <w:rStyle w:val="Hyperlink"/>
@@ -1140,7 +1140,7 @@
           <w:sz w:val="24"/>
           <w:u w:val="single"/>
         </w:rPr>
-        <w:hyperlink r:id="rId11" w:history="1">
+        <w:hyperlink r:id="rId12" w:history="1">
           <w:r>
             <w:rPr>
               <w:rStyle w:val="Hyperlink"/>
@@ -1158,7 +1158,7 @@
           <w:sz w:val="24"/>
           <w:u w:val="single"/>
         </w:rPr>
-        <w:hyperlink r:id="rId11" w:history="1">
+        <w:hyperlink r:id="rId12" w:history="1">
           <w:r>
             <w:rPr>
               <w:rStyle w:val="Hyperlink"/>
@@ -1176,7 +1176,7 @@
           <w:sz w:val="24"/>
           <w:u w:val="single"/>
         </w:rPr>
-        <w:hyperlink r:id="rId11" w:history="1">
+        <w:hyperlink r:id="rId12" w:history="1">
           <w:r>
             <w:rPr>
               <w:rStyle w:val="Hyperlink"/>
@@ -1210,24 +1210,7 @@
             <w:rPr>
               <w:rStyle w:val="Hyperlink"/>
             </w:rPr>
-            <w:t>In</w:t>
-          </w:r>
-        </w:hyperlink>
-      </w:r>
-      <w:r>
-        <w:rPr>
-          <w:rFonts w:ascii="Charis SIL Regular" w:hAnsi="Charis SIL Regular" w:eastAsia="Charis SIL Regular"/>
-          <w:b w:val="0"/>
-          <w:i w:val="0"/>
-          <w:color w:val="0000FF"/>
-          <w:sz w:val="24"/>
-        </w:rPr>
-        <w:hyperlink r:id="rId12" w:history="1">
-          <w:r>
-            <w:rPr>
-              <w:rStyle w:val="Hyperlink"/>
-            </w:rPr>
-            <w:t>d</w:t>
+            <w:t>Ind</w:t>
           </w:r>
         </w:hyperlink>
       </w:r>
@@ -1240,7 +1223,7 @@
           <w:sz w:val="24"/>
           <w:u w:val="single"/>
         </w:rPr>
-        <w:hyperlink r:id="rId12" w:history="1">
+        <w:hyperlink r:id="rId11" w:history="1">
           <w:r>
             <w:rPr>
               <w:rStyle w:val="Hyperlink"/>

--- a/EXPORTS/DOCX/published/niveau3/English/BGKW.docx
+++ b/EXPORTS/DOCX/published/niveau3/English/BGKW.docx
@@ -428,7 +428,18 @@
           <w:color w:val="000000"/>
           <w:sz w:val="24"/>
         </w:rPr>
-        <w:t>very few objects were added to the 'cabinet', as the Society's museum was the</w:t>
+        <w:t>very few objects were added to the 'cabinet', as the Society's museum</w:t>
+      </w:r>
+      <w:r>
+        <w:rPr>
+          <w:u w:val="single" w:color="0000ff"/>
+          <w:rFonts w:ascii="Charis SIL Regular" w:hAnsi="Charis SIL Regular" w:eastAsia="Charis SIL Regular"/>
+          <w:b w:val="0"/>
+          <w:i w:val="0"/>
+          <w:color w:val="000000"/>
+          <w:sz w:val="24"/>
+        </w:rPr>
+        <w:t xml:space="preserve"> was the</w:t>
       </w:r>
       <w:r>
         <w:rPr>
@@ -1140,79 +1151,7 @@
           <w:sz w:val="24"/>
           <w:u w:val="single"/>
         </w:rPr>
-        <w:hyperlink r:id="rId12" w:history="1">
-          <w:r>
-            <w:rPr>
-              <w:rStyle w:val="Hyperlink"/>
-            </w:rPr>
-            <w:t>Re</w:t>
-          </w:r>
-        </w:hyperlink>
-      </w:r>
-      <w:r>
-        <w:rPr>
-          <w:rFonts w:ascii="Charis SIL Regular" w:hAnsi="Charis SIL Regular" w:eastAsia="Charis SIL Regular"/>
-          <w:b w:val="0"/>
-          <w:i w:val="0"/>
-          <w:color w:val="0000FF"/>
-          <w:sz w:val="24"/>
-          <w:u w:val="single"/>
-        </w:rPr>
-        <w:hyperlink r:id="rId12" w:history="1">
-          <w:r>
-            <w:rPr>
-              <w:rStyle w:val="Hyperlink"/>
-            </w:rPr>
-            <w:t>p</w:t>
-          </w:r>
-        </w:hyperlink>
-      </w:r>
-      <w:r>
-        <w:rPr>
-          <w:rFonts w:ascii="Charis SIL Regular" w:hAnsi="Charis SIL Regular" w:eastAsia="Charis SIL Regular"/>
-          <w:b w:val="0"/>
-          <w:i w:val="0"/>
-          <w:color w:val="0000FF"/>
-          <w:sz w:val="24"/>
-          <w:u w:val="single"/>
-        </w:rPr>
-        <w:hyperlink r:id="rId12" w:history="1">
-          <w:r>
-            <w:rPr>
-              <w:rStyle w:val="Hyperlink"/>
-            </w:rPr>
-            <w:t>ublik</w:t>
-          </w:r>
-        </w:hyperlink>
-      </w:r>
-      <w:r>
-        <w:rPr>
-          <w:rFonts w:ascii="Charis SIL Regular" w:hAnsi="Charis SIL Regular" w:eastAsia="Charis SIL Regular"/>
-          <w:b w:val="0"/>
-          <w:i w:val="0"/>
-          <w:color w:val="0000FF"/>
-          <w:sz w:val="24"/>
-          <w:u w:val="single"/>
-        </w:rPr>
-        <w:t xml:space="preserve"> </w:t>
-      </w:r>
-      <w:r>
-        <w:rPr>
-          <w:rFonts w:ascii="Charis SIL Regular" w:hAnsi="Charis SIL Regular" w:eastAsia="Charis SIL Regular"/>
-          <w:b w:val="0"/>
-          <w:i w:val="0"/>
-          <w:color w:val="0000FF"/>
-          <w:sz w:val="24"/>
-          <w:u w:val="single"/>
-        </w:rPr>
-        <w:hyperlink r:id="rId12" w:history="1">
-          <w:r>
-            <w:rPr>
-              <w:rStyle w:val="Hyperlink"/>
-            </w:rPr>
-            <w:t>Ind</w:t>
-          </w:r>
-        </w:hyperlink>
+        <w:t>Republik Ind</w:t>
       </w:r>
       <w:r>
         <w:rPr>

--- a/EXPORTS/DOCX/published/niveau3/English/BGKW.docx
+++ b/EXPORTS/DOCX/published/niveau3/English/BGKW.docx
@@ -428,18 +428,7 @@
           <w:color w:val="000000"/>
           <w:sz w:val="24"/>
         </w:rPr>
-        <w:t>very few objects were added to the 'cabinet', as the Society's museum</w:t>
-      </w:r>
-      <w:r>
-        <w:rPr>
-          <w:u w:val="single" w:color="0000ff"/>
-          <w:rFonts w:ascii="Charis SIL Regular" w:hAnsi="Charis SIL Regular" w:eastAsia="Charis SIL Regular"/>
-          <w:b w:val="0"/>
-          <w:i w:val="0"/>
-          <w:color w:val="000000"/>
-          <w:sz w:val="24"/>
-        </w:rPr>
-        <w:t xml:space="preserve"> was the</w:t>
+        <w:t>very few objects were added to the 'cabinet', as the Society's museum was the</w:t>
       </w:r>
       <w:r>
         <w:rPr>
@@ -1073,16 +1062,8 @@
           <w:i w:val="0"/>
           <w:color w:val="0000FF"/>
           <w:sz w:val="24"/>
-          <w:u w:val="single"/>
         </w:rPr>
-        <w:hyperlink r:id="rId12" w:history="1">
-          <w:r>
-            <w:rPr>
-              <w:rStyle w:val="Hyperlink"/>
-            </w:rPr>
-            <w:t>Arsip</w:t>
-          </w:r>
-        </w:hyperlink>
+        <w:t>Arsip Nas</w:t>
       </w:r>
       <w:r>
         <w:rPr>
@@ -1093,36 +1074,7 @@
           <w:sz w:val="24"/>
           <w:u w:val="single"/>
         </w:rPr>
-        <w:t xml:space="preserve"> </w:t>
-      </w:r>
-      <w:r>
-        <w:rPr>
-          <w:rFonts w:ascii="Charis SIL Regular" w:hAnsi="Charis SIL Regular" w:eastAsia="Charis SIL Regular"/>
-          <w:b w:val="0"/>
-          <w:i w:val="0"/>
-          <w:color w:val="0000FF"/>
-          <w:sz w:val="24"/>
-          <w:u w:val="single"/>
-        </w:rPr>
-        <w:hyperlink r:id="rId12" w:history="1">
-          <w:r>
-            <w:rPr>
-              <w:rStyle w:val="Hyperlink"/>
-            </w:rPr>
-            <w:t>Nas</w:t>
-          </w:r>
-        </w:hyperlink>
-      </w:r>
-      <w:r>
-        <w:rPr>
-          <w:rFonts w:ascii="Charis SIL Regular" w:hAnsi="Charis SIL Regular" w:eastAsia="Charis SIL Regular"/>
-          <w:b w:val="0"/>
-          <w:i w:val="0"/>
-          <w:color w:val="0000FF"/>
-          <w:sz w:val="24"/>
-          <w:u w:val="single"/>
-        </w:rPr>
-        <w:hyperlink r:id="rId12" w:history="1">
+        <w:hyperlink r:id="rId11" w:history="1">
           <w:r>
             <w:rPr>
               <w:rStyle w:val="Hyperlink"/>
@@ -1151,7 +1103,90 @@
           <w:sz w:val="24"/>
           <w:u w:val="single"/>
         </w:rPr>
-        <w:t>Republik Ind</w:t>
+        <w:hyperlink r:id="rId11" w:history="1">
+          <w:r>
+            <w:rPr>
+              <w:rStyle w:val="Hyperlink"/>
+            </w:rPr>
+            <w:t>Re</w:t>
+          </w:r>
+        </w:hyperlink>
+      </w:r>
+      <w:r>
+        <w:rPr>
+          <w:rFonts w:ascii="Charis SIL Regular" w:hAnsi="Charis SIL Regular" w:eastAsia="Charis SIL Regular"/>
+          <w:b w:val="0"/>
+          <w:i w:val="0"/>
+          <w:color w:val="0000FF"/>
+          <w:sz w:val="24"/>
+          <w:u w:val="single"/>
+        </w:rPr>
+        <w:hyperlink r:id="rId11" w:history="1">
+          <w:r>
+            <w:rPr>
+              <w:rStyle w:val="Hyperlink"/>
+            </w:rPr>
+            <w:t>p</w:t>
+          </w:r>
+        </w:hyperlink>
+      </w:r>
+      <w:r>
+        <w:rPr>
+          <w:rFonts w:ascii="Charis SIL Regular" w:hAnsi="Charis SIL Regular" w:eastAsia="Charis SIL Regular"/>
+          <w:b w:val="0"/>
+          <w:i w:val="0"/>
+          <w:color w:val="0000FF"/>
+          <w:sz w:val="24"/>
+          <w:u w:val="single"/>
+        </w:rPr>
+        <w:hyperlink r:id="rId11" w:history="1">
+          <w:r>
+            <w:rPr>
+              <w:rStyle w:val="Hyperlink"/>
+            </w:rPr>
+            <w:t>ublik</w:t>
+          </w:r>
+        </w:hyperlink>
+      </w:r>
+      <w:r>
+        <w:rPr>
+          <w:rFonts w:ascii="Charis SIL Regular" w:hAnsi="Charis SIL Regular" w:eastAsia="Charis SIL Regular"/>
+          <w:b w:val="0"/>
+          <w:i w:val="0"/>
+          <w:color w:val="0000FF"/>
+          <w:sz w:val="24"/>
+          <w:u w:val="single"/>
+        </w:rPr>
+        <w:t xml:space="preserve"> </w:t>
+      </w:r>
+      <w:r>
+        <w:rPr>
+          <w:rFonts w:ascii="Charis SIL Regular" w:hAnsi="Charis SIL Regular" w:eastAsia="Charis SIL Regular"/>
+          <w:b w:val="0"/>
+          <w:i w:val="0"/>
+          <w:color w:val="0000FF"/>
+          <w:sz w:val="24"/>
+          <w:u w:val="single"/>
+        </w:rPr>
+        <w:hyperlink r:id="rId11" w:history="1">
+          <w:r>
+            <w:rPr>
+              <w:rStyle w:val="Hyperlink"/>
+            </w:rPr>
+            <w:t>In</w:t>
+          </w:r>
+        </w:hyperlink>
+      </w:r>
+      <w:r>
+        <w:rPr>
+          <w:rFonts w:ascii="Charis SIL Regular" w:hAnsi="Charis SIL Regular" w:eastAsia="Charis SIL Regular"/>
+          <w:b w:val="0"/>
+          <w:i w:val="0"/>
+          <w:color w:val="0000FF"/>
+          <w:sz w:val="24"/>
+          <w:u w:val="single"/>
+        </w:rPr>
+        <w:t>d</w:t>
       </w:r>
       <w:r>
         <w:rPr>

--- a/EXPORTS/DOCX/published/niveau3/English/BGKW.docx
+++ b/EXPORTS/DOCX/published/niveau3/English/BGKW.docx
@@ -1062,8 +1062,16 @@
           <w:i w:val="0"/>
           <w:color w:val="0000FF"/>
           <w:sz w:val="24"/>
+          <w:u w:val="single"/>
         </w:rPr>
-        <w:t>Arsip Nas</w:t>
+        <w:hyperlink r:id="rId12" w:history="1">
+          <w:r>
+            <w:rPr>
+              <w:rStyle w:val="Hyperlink"/>
+            </w:rPr>
+            <w:t>Arsip</w:t>
+          </w:r>
+        </w:hyperlink>
       </w:r>
       <w:r>
         <w:rPr>
@@ -1074,7 +1082,36 @@
           <w:sz w:val="24"/>
           <w:u w:val="single"/>
         </w:rPr>
-        <w:hyperlink r:id="rId11" w:history="1">
+        <w:t xml:space="preserve"> </w:t>
+      </w:r>
+      <w:r>
+        <w:rPr>
+          <w:rFonts w:ascii="Charis SIL Regular" w:hAnsi="Charis SIL Regular" w:eastAsia="Charis SIL Regular"/>
+          <w:b w:val="0"/>
+          <w:i w:val="0"/>
+          <w:color w:val="0000FF"/>
+          <w:sz w:val="24"/>
+          <w:u w:val="single"/>
+        </w:rPr>
+        <w:hyperlink r:id="rId12" w:history="1">
+          <w:r>
+            <w:rPr>
+              <w:rStyle w:val="Hyperlink"/>
+            </w:rPr>
+            <w:t>Nas</w:t>
+          </w:r>
+        </w:hyperlink>
+      </w:r>
+      <w:r>
+        <w:rPr>
+          <w:rFonts w:ascii="Charis SIL Regular" w:hAnsi="Charis SIL Regular" w:eastAsia="Charis SIL Regular"/>
+          <w:b w:val="0"/>
+          <w:i w:val="0"/>
+          <w:color w:val="0000FF"/>
+          <w:sz w:val="24"/>
+          <w:u w:val="single"/>
+        </w:rPr>
+        <w:hyperlink r:id="rId12" w:history="1">
           <w:r>
             <w:rPr>
               <w:rStyle w:val="Hyperlink"/>
@@ -1103,7 +1140,7 @@
           <w:sz w:val="24"/>
           <w:u w:val="single"/>
         </w:rPr>
-        <w:hyperlink r:id="rId11" w:history="1">
+        <w:hyperlink r:id="rId12" w:history="1">
           <w:r>
             <w:rPr>
               <w:rStyle w:val="Hyperlink"/>
@@ -1121,7 +1158,7 @@
           <w:sz w:val="24"/>
           <w:u w:val="single"/>
         </w:rPr>
-        <w:hyperlink r:id="rId11" w:history="1">
+        <w:hyperlink r:id="rId12" w:history="1">
           <w:r>
             <w:rPr>
               <w:rStyle w:val="Hyperlink"/>
@@ -1139,7 +1176,7 @@
           <w:sz w:val="24"/>
           <w:u w:val="single"/>
         </w:rPr>
-        <w:hyperlink r:id="rId11" w:history="1">
+        <w:hyperlink r:id="rId12" w:history="1">
           <w:r>
             <w:rPr>
               <w:rStyle w:val="Hyperlink"/>
@@ -1168,7 +1205,7 @@
           <w:sz w:val="24"/>
           <w:u w:val="single"/>
         </w:rPr>
-        <w:hyperlink r:id="rId11" w:history="1">
+        <w:hyperlink r:id="rId12" w:history="1">
           <w:r>
             <w:rPr>
               <w:rStyle w:val="Hyperlink"/>
@@ -1184,9 +1221,15 @@
           <w:i w:val="0"/>
           <w:color w:val="0000FF"/>
           <w:sz w:val="24"/>
-          <w:u w:val="single"/>
         </w:rPr>
-        <w:t>d</w:t>
+        <w:hyperlink r:id="rId12" w:history="1">
+          <w:r>
+            <w:rPr>
+              <w:rStyle w:val="Hyperlink"/>
+            </w:rPr>
+            <w:t>d</w:t>
+          </w:r>
+        </w:hyperlink>
       </w:r>
       <w:r>
         <w:rPr>
@@ -1242,43 +1285,7 @@
           <w:color w:val="000000"/>
           <w:sz w:val="24"/>
         </w:rPr>
-        <w:t>National Archives of Indonesia. The inventory c</w:t>
-      </w:r>
-      <w:r>
-        <w:rPr>
-          <w:u w:val="single" w:color="0000ff"/>
-          <w:rFonts w:ascii="Charis SIL Regular" w:hAnsi="Charis SIL Regular" w:eastAsia="Charis SIL Regular"/>
-          <w:b w:val="0"/>
-          <w:i w:val="0"/>
-          <w:color w:val="000000"/>
-          <w:sz w:val="24"/>
-        </w:rPr>
-        <w:hyperlink r:id="rId12" w:history="1">
-          <w:r>
-            <w:rPr>
-              <w:rStyle w:val="Hyperlink"/>
-            </w:rPr>
-            <w:t>an be</w:t>
-          </w:r>
-        </w:hyperlink>
-      </w:r>
-      <w:r>
-        <w:rPr>
-          <w:u w:val="single" w:color="0000ff"/>
-          <w:rFonts w:ascii="Charis SIL Regular" w:hAnsi="Charis SIL Regular" w:eastAsia="Charis SIL Regular"/>
-          <w:b w:val="0"/>
-          <w:i w:val="0"/>
-          <w:color w:val="000000"/>
-          <w:sz w:val="24"/>
-        </w:rPr>
-        <w:hyperlink r:id="rId12" w:history="1">
-          <w:r>
-            <w:rPr>
-              <w:rStyle w:val="Hyperlink"/>
-            </w:rPr>
-            <w:t xml:space="preserve"> downloa</w:t>
-          </w:r>
-        </w:hyperlink>
+        <w:t>National Archives of Indonesia. The inventory can be downloa</w:t>
       </w:r>
       <w:r>
         <w:rPr>

--- a/EXPORTS/DOCX/published/niveau3/English/BGKW.docx
+++ b/EXPORTS/DOCX/published/niveau3/English/BGKW.docx
@@ -428,7 +428,25 @@
           <w:color w:val="000000"/>
           <w:sz w:val="24"/>
         </w:rPr>
-        <w:t>very few objects were added to the 'cabinet', as the Society's museum was the</w:t>
+        <w:t>very few objects were added to the 'cabinet', as the Society's museum</w:t>
+      </w:r>
+      <w:r>
+        <w:rPr>
+          <w:u w:val="single" w:color="0000ff"/>
+          <w:rFonts w:ascii="Charis SIL Regular" w:hAnsi="Charis SIL Regular" w:eastAsia="Charis SIL Regular"/>
+          <w:b w:val="0"/>
+          <w:i w:val="0"/>
+          <w:color w:val="000000"/>
+          <w:sz w:val="24"/>
+        </w:rPr>
+        <w:hyperlink r:id="rId9" w:history="1">
+          <w:r>
+            <w:rPr>
+              <w:rStyle w:val="Hyperlink"/>
+            </w:rPr>
+            <w:t xml:space="preserve"> was the</w:t>
+          </w:r>
+        </w:hyperlink>
       </w:r>
       <w:r>
         <w:rPr>
@@ -1158,7 +1176,7 @@
           <w:sz w:val="24"/>
           <w:u w:val="single"/>
         </w:rPr>
-        <w:hyperlink r:id="rId12" w:history="1">
+        <w:hyperlink r:id="rId11" w:history="1">
           <w:r>
             <w:rPr>
               <w:rStyle w:val="Hyperlink"/>
@@ -1194,42 +1212,7 @@
           <w:sz w:val="24"/>
           <w:u w:val="single"/>
         </w:rPr>
-        <w:t xml:space="preserve"> </w:t>
-      </w:r>
-      <w:r>
-        <w:rPr>
-          <w:rFonts w:ascii="Charis SIL Regular" w:hAnsi="Charis SIL Regular" w:eastAsia="Charis SIL Regular"/>
-          <w:b w:val="0"/>
-          <w:i w:val="0"/>
-          <w:color w:val="0000FF"/>
-          <w:sz w:val="24"/>
-          <w:u w:val="single"/>
-        </w:rPr>
-        <w:hyperlink r:id="rId12" w:history="1">
-          <w:r>
-            <w:rPr>
-              <w:rStyle w:val="Hyperlink"/>
-            </w:rPr>
-            <w:t>In</w:t>
-          </w:r>
-        </w:hyperlink>
-      </w:r>
-      <w:r>
-        <w:rPr>
-          <w:rFonts w:ascii="Charis SIL Regular" w:hAnsi="Charis SIL Regular" w:eastAsia="Charis SIL Regular"/>
-          <w:b w:val="0"/>
-          <w:i w:val="0"/>
-          <w:color w:val="0000FF"/>
-          <w:sz w:val="24"/>
-        </w:rPr>
-        <w:hyperlink r:id="rId12" w:history="1">
-          <w:r>
-            <w:rPr>
-              <w:rStyle w:val="Hyperlink"/>
-            </w:rPr>
-            <w:t>d</w:t>
-          </w:r>
-        </w:hyperlink>
+        <w:t xml:space="preserve"> Ind</w:t>
       </w:r>
       <w:r>
         <w:rPr>
@@ -1285,7 +1268,43 @@
           <w:color w:val="000000"/>
           <w:sz w:val="24"/>
         </w:rPr>
-        <w:t>National Archives of Indonesia. The inventory can be downloa</w:t>
+        <w:t>National Archives of Indonesia. The inventory c</w:t>
+      </w:r>
+      <w:r>
+        <w:rPr>
+          <w:u w:val="single" w:color="0000ff"/>
+          <w:rFonts w:ascii="Charis SIL Regular" w:hAnsi="Charis SIL Regular" w:eastAsia="Charis SIL Regular"/>
+          <w:b w:val="0"/>
+          <w:i w:val="0"/>
+          <w:color w:val="000000"/>
+          <w:sz w:val="24"/>
+        </w:rPr>
+        <w:hyperlink r:id="rId12" w:history="1">
+          <w:r>
+            <w:rPr>
+              <w:rStyle w:val="Hyperlink"/>
+            </w:rPr>
+            <w:t>an be</w:t>
+          </w:r>
+        </w:hyperlink>
+      </w:r>
+      <w:r>
+        <w:rPr>
+          <w:u w:val="single" w:color="0000ff"/>
+          <w:rFonts w:ascii="Charis SIL Regular" w:hAnsi="Charis SIL Regular" w:eastAsia="Charis SIL Regular"/>
+          <w:b w:val="0"/>
+          <w:i w:val="0"/>
+          <w:color w:val="000000"/>
+          <w:sz w:val="24"/>
+        </w:rPr>
+        <w:hyperlink r:id="rId12" w:history="1">
+          <w:r>
+            <w:rPr>
+              <w:rStyle w:val="Hyperlink"/>
+            </w:rPr>
+            <w:t xml:space="preserve"> downloa</w:t>
+          </w:r>
+        </w:hyperlink>
       </w:r>
       <w:r>
         <w:rPr>
@@ -1647,7 +1666,7 @@
           <w:sz w:val="24"/>
           <w:u w:val="single"/>
         </w:rPr>
-        <w:t>Scientific research in colonised terri</w:t>
+        <w:t>Scientific research in colonised terr</w:t>
       </w:r>
       <w:r>
         <w:rPr>
@@ -1658,7 +1677,7 @@
           <w:sz w:val="24"/>
           <w:u w:val="single"/>
         </w:rPr>
-        <w:t>torie</w:t>
+        <w:t>i</w:t>
       </w:r>
       <w:r>
         <w:rPr>
@@ -1667,8 +1686,9 @@
           <w:i w:val="0"/>
           <w:color w:val="0000FF"/>
           <w:sz w:val="24"/>
+          <w:u w:val="single"/>
         </w:rPr>
-        <w:t>s</w:t>
+        <w:t>tories</w:t>
       </w:r>
       <w:r>
         <w:br/>

--- a/EXPORTS/DOCX/published/niveau3/English/BGKW.docx
+++ b/EXPORTS/DOCX/published/niveau3/English/BGKW.docx
@@ -428,25 +428,7 @@
           <w:color w:val="000000"/>
           <w:sz w:val="24"/>
         </w:rPr>
-        <w:t>very few objects were added to the 'cabinet', as the Society's museum</w:t>
-      </w:r>
-      <w:r>
-        <w:rPr>
-          <w:u w:val="single" w:color="0000ff"/>
-          <w:rFonts w:ascii="Charis SIL Regular" w:hAnsi="Charis SIL Regular" w:eastAsia="Charis SIL Regular"/>
-          <w:b w:val="0"/>
-          <w:i w:val="0"/>
-          <w:color w:val="000000"/>
-          <w:sz w:val="24"/>
-        </w:rPr>
-        <w:hyperlink r:id="rId9" w:history="1">
-          <w:r>
-            <w:rPr>
-              <w:rStyle w:val="Hyperlink"/>
-            </w:rPr>
-            <w:t xml:space="preserve"> was the</w:t>
-          </w:r>
-        </w:hyperlink>
+        <w:t>very few objects were added to the 'cabinet', as the Society's museum was the</w:t>
       </w:r>
       <w:r>
         <w:rPr>
@@ -1176,7 +1158,7 @@
           <w:sz w:val="24"/>
           <w:u w:val="single"/>
         </w:rPr>
-        <w:hyperlink r:id="rId11" w:history="1">
+        <w:hyperlink r:id="rId12" w:history="1">
           <w:r>
             <w:rPr>
               <w:rStyle w:val="Hyperlink"/>
@@ -1212,7 +1194,7 @@
           <w:sz w:val="24"/>
           <w:u w:val="single"/>
         </w:rPr>
-        <w:t xml:space="preserve"> Ind</w:t>
+        <w:t xml:space="preserve"> </w:t>
       </w:r>
       <w:r>
         <w:rPr>
@@ -1223,7 +1205,42 @@
           <w:sz w:val="24"/>
           <w:u w:val="single"/>
         </w:rPr>
-        <w:hyperlink r:id="rId11" w:history="1">
+        <w:hyperlink r:id="rId12" w:history="1">
+          <w:r>
+            <w:rPr>
+              <w:rStyle w:val="Hyperlink"/>
+            </w:rPr>
+            <w:t>In</w:t>
+          </w:r>
+        </w:hyperlink>
+      </w:r>
+      <w:r>
+        <w:rPr>
+          <w:rFonts w:ascii="Charis SIL Regular" w:hAnsi="Charis SIL Regular" w:eastAsia="Charis SIL Regular"/>
+          <w:b w:val="0"/>
+          <w:i w:val="0"/>
+          <w:color w:val="0000FF"/>
+          <w:sz w:val="24"/>
+        </w:rPr>
+        <w:hyperlink r:id="rId12" w:history="1">
+          <w:r>
+            <w:rPr>
+              <w:rStyle w:val="Hyperlink"/>
+            </w:rPr>
+            <w:t>d</w:t>
+          </w:r>
+        </w:hyperlink>
+      </w:r>
+      <w:r>
+        <w:rPr>
+          <w:rFonts w:ascii="Charis SIL Regular" w:hAnsi="Charis SIL Regular" w:eastAsia="Charis SIL Regular"/>
+          <w:b w:val="0"/>
+          <w:i w:val="0"/>
+          <w:color w:val="0000FF"/>
+          <w:sz w:val="24"/>
+          <w:u w:val="single"/>
+        </w:rPr>
+        <w:hyperlink r:id="rId12" w:history="1">
           <w:r>
             <w:rPr>
               <w:rStyle w:val="Hyperlink"/>
@@ -1666,7 +1683,7 @@
           <w:sz w:val="24"/>
           <w:u w:val="single"/>
         </w:rPr>
-        <w:t>Scientific research in colonised terr</w:t>
+        <w:t>Scientific research in colonised terri</w:t>
       </w:r>
       <w:r>
         <w:rPr>
@@ -1677,7 +1694,7 @@
           <w:sz w:val="24"/>
           <w:u w:val="single"/>
         </w:rPr>
-        <w:t>i</w:t>
+        <w:t>torie</w:t>
       </w:r>
       <w:r>
         <w:rPr>
@@ -1686,9 +1703,8 @@
           <w:i w:val="0"/>
           <w:color w:val="0000FF"/>
           <w:sz w:val="24"/>
-          <w:u w:val="single"/>
         </w:rPr>
-        <w:t>tories</w:t>
+        <w:t>s</w:t>
       </w:r>
       <w:r>
         <w:br/>

--- a/EXPORTS/DOCX/published/niveau3/English/BGKW.docx
+++ b/EXPORTS/DOCX/published/niveau3/English/BGKW.docx
@@ -428,7 +428,25 @@
           <w:color w:val="000000"/>
           <w:sz w:val="24"/>
         </w:rPr>
-        <w:t>very few objects were added to the 'cabinet', as the Society's museum was the</w:t>
+        <w:t>very few objects were added to the 'cabinet', as the Society's museum</w:t>
+      </w:r>
+      <w:r>
+        <w:rPr>
+          <w:u w:val="single" w:color="0000ff"/>
+          <w:rFonts w:ascii="Charis SIL Regular" w:hAnsi="Charis SIL Regular" w:eastAsia="Charis SIL Regular"/>
+          <w:b w:val="0"/>
+          <w:i w:val="0"/>
+          <w:color w:val="000000"/>
+          <w:sz w:val="24"/>
+        </w:rPr>
+        <w:hyperlink r:id="rId9" w:history="1">
+          <w:r>
+            <w:rPr>
+              <w:rStyle w:val="Hyperlink"/>
+            </w:rPr>
+            <w:t xml:space="preserve"> was the</w:t>
+          </w:r>
+        </w:hyperlink>
       </w:r>
       <w:r>
         <w:rPr>
@@ -1111,7 +1129,7 @@
           <w:sz w:val="24"/>
           <w:u w:val="single"/>
         </w:rPr>
-        <w:hyperlink r:id="rId12" w:history="1">
+        <w:hyperlink r:id="rId11" w:history="1">
           <w:r>
             <w:rPr>
               <w:rStyle w:val="Hyperlink"/>
@@ -1140,7 +1158,7 @@
           <w:sz w:val="24"/>
           <w:u w:val="single"/>
         </w:rPr>
-        <w:hyperlink r:id="rId12" w:history="1">
+        <w:hyperlink r:id="rId11" w:history="1">
           <w:r>
             <w:rPr>
               <w:rStyle w:val="Hyperlink"/>
@@ -1158,7 +1176,7 @@
           <w:sz w:val="24"/>
           <w:u w:val="single"/>
         </w:rPr>
-        <w:hyperlink r:id="rId12" w:history="1">
+        <w:hyperlink r:id="rId11" w:history="1">
           <w:r>
             <w:rPr>
               <w:rStyle w:val="Hyperlink"/>
@@ -1176,7 +1194,7 @@
           <w:sz w:val="24"/>
           <w:u w:val="single"/>
         </w:rPr>
-        <w:hyperlink r:id="rId12" w:history="1">
+        <w:hyperlink r:id="rId11" w:history="1">
           <w:r>
             <w:rPr>
               <w:rStyle w:val="Hyperlink"/>
@@ -1205,7 +1223,7 @@
           <w:sz w:val="24"/>
           <w:u w:val="single"/>
         </w:rPr>
-        <w:hyperlink r:id="rId12" w:history="1">
+        <w:hyperlink r:id="rId11" w:history="1">
           <w:r>
             <w:rPr>
               <w:rStyle w:val="Hyperlink"/>
@@ -1222,14 +1240,7 @@
           <w:color w:val="0000FF"/>
           <w:sz w:val="24"/>
         </w:rPr>
-        <w:hyperlink r:id="rId12" w:history="1">
-          <w:r>
-            <w:rPr>
-              <w:rStyle w:val="Hyperlink"/>
-            </w:rPr>
-            <w:t>d</w:t>
-          </w:r>
-        </w:hyperlink>
+        <w:t>d</w:t>
       </w:r>
       <w:r>
         <w:rPr>
@@ -1240,7 +1251,7 @@
           <w:sz w:val="24"/>
           <w:u w:val="single"/>
         </w:rPr>
-        <w:hyperlink r:id="rId12" w:history="1">
+        <w:hyperlink r:id="rId11" w:history="1">
           <w:r>
             <w:rPr>
               <w:rStyle w:val="Hyperlink"/>

--- a/EXPORTS/DOCX/published/niveau3/English/BGKW.docx
+++ b/EXPORTS/DOCX/published/niveau3/English/BGKW.docx
@@ -1129,7 +1129,7 @@
           <w:sz w:val="24"/>
           <w:u w:val="single"/>
         </w:rPr>
-        <w:hyperlink r:id="rId11" w:history="1">
+        <w:hyperlink r:id="rId12" w:history="1">
           <w:r>
             <w:rPr>
               <w:rStyle w:val="Hyperlink"/>
@@ -1158,7 +1158,7 @@
           <w:sz w:val="24"/>
           <w:u w:val="single"/>
         </w:rPr>
-        <w:hyperlink r:id="rId11" w:history="1">
+        <w:hyperlink r:id="rId12" w:history="1">
           <w:r>
             <w:rPr>
               <w:rStyle w:val="Hyperlink"/>
@@ -1176,7 +1176,7 @@
           <w:sz w:val="24"/>
           <w:u w:val="single"/>
         </w:rPr>
-        <w:hyperlink r:id="rId11" w:history="1">
+        <w:hyperlink r:id="rId12" w:history="1">
           <w:r>
             <w:rPr>
               <w:rStyle w:val="Hyperlink"/>
@@ -1194,7 +1194,7 @@
           <w:sz w:val="24"/>
           <w:u w:val="single"/>
         </w:rPr>
-        <w:hyperlink r:id="rId11" w:history="1">
+        <w:hyperlink r:id="rId12" w:history="1">
           <w:r>
             <w:rPr>
               <w:rStyle w:val="Hyperlink"/>
@@ -1223,7 +1223,7 @@
           <w:sz w:val="24"/>
           <w:u w:val="single"/>
         </w:rPr>
-        <w:hyperlink r:id="rId11" w:history="1">
+        <w:hyperlink r:id="rId12" w:history="1">
           <w:r>
             <w:rPr>
               <w:rStyle w:val="Hyperlink"/>
@@ -1239,8 +1239,16 @@
           <w:i w:val="0"/>
           <w:color w:val="0000FF"/>
           <w:sz w:val="24"/>
+          <w:u w:val="single"/>
         </w:rPr>
-        <w:t>d</w:t>
+        <w:hyperlink r:id="rId12" w:history="1">
+          <w:r>
+            <w:rPr>
+              <w:rStyle w:val="Hyperlink"/>
+            </w:rPr>
+            <w:t>d</w:t>
+          </w:r>
+        </w:hyperlink>
       </w:r>
       <w:r>
         <w:rPr>
@@ -1251,7 +1259,7 @@
           <w:sz w:val="24"/>
           <w:u w:val="single"/>
         </w:rPr>
-        <w:hyperlink r:id="rId11" w:history="1">
+        <w:hyperlink r:id="rId12" w:history="1">
           <w:r>
             <w:rPr>
               <w:rStyle w:val="Hyperlink"/>

--- a/EXPORTS/DOCX/published/niveau3/English/BGKW.docx
+++ b/EXPORTS/DOCX/published/niveau3/English/BGKW.docx
@@ -1158,7 +1158,7 @@
           <w:sz w:val="24"/>
           <w:u w:val="single"/>
         </w:rPr>
-        <w:hyperlink r:id="rId12" w:history="1">
+        <w:hyperlink r:id="rId11" w:history="1">
           <w:r>
             <w:rPr>
               <w:rStyle w:val="Hyperlink"/>
@@ -1176,7 +1176,7 @@
           <w:sz w:val="24"/>
           <w:u w:val="single"/>
         </w:rPr>
-        <w:hyperlink r:id="rId12" w:history="1">
+        <w:hyperlink r:id="rId11" w:history="1">
           <w:r>
             <w:rPr>
               <w:rStyle w:val="Hyperlink"/>
@@ -1194,7 +1194,7 @@
           <w:sz w:val="24"/>
           <w:u w:val="single"/>
         </w:rPr>
-        <w:hyperlink r:id="rId12" w:history="1">
+        <w:hyperlink r:id="rId11" w:history="1">
           <w:r>
             <w:rPr>
               <w:rStyle w:val="Hyperlink"/>
@@ -1223,7 +1223,7 @@
           <w:sz w:val="24"/>
           <w:u w:val="single"/>
         </w:rPr>
-        <w:hyperlink r:id="rId12" w:history="1">
+        <w:hyperlink r:id="rId11" w:history="1">
           <w:r>
             <w:rPr>
               <w:rStyle w:val="Hyperlink"/>

--- a/EXPORTS/DOCX/published/niveau3/English/BGKW.docx
+++ b/EXPORTS/DOCX/published/niveau3/English/BGKW.docx
@@ -439,14 +439,7 @@
           <w:color w:val="000000"/>
           <w:sz w:val="24"/>
         </w:rPr>
-        <w:hyperlink r:id="rId9" w:history="1">
-          <w:r>
-            <w:rPr>
-              <w:rStyle w:val="Hyperlink"/>
-            </w:rPr>
-            <w:t xml:space="preserve"> was the</w:t>
-          </w:r>
-        </w:hyperlink>
+        <w:t xml:space="preserve"> was the</w:t>
       </w:r>
       <w:r>
         <w:rPr>
@@ -1109,7 +1102,6 @@
           <w:i w:val="0"/>
           <w:color w:val="0000FF"/>
           <w:sz w:val="24"/>
-          <w:u w:val="single"/>
         </w:rPr>
         <w:hyperlink r:id="rId12" w:history="1">
           <w:r>
@@ -1158,7 +1150,7 @@
           <w:sz w:val="24"/>
           <w:u w:val="single"/>
         </w:rPr>
-        <w:hyperlink r:id="rId11" w:history="1">
+        <w:hyperlink r:id="rId12" w:history="1">
           <w:r>
             <w:rPr>
               <w:rStyle w:val="Hyperlink"/>
@@ -1176,7 +1168,7 @@
           <w:sz w:val="24"/>
           <w:u w:val="single"/>
         </w:rPr>
-        <w:hyperlink r:id="rId11" w:history="1">
+        <w:hyperlink r:id="rId12" w:history="1">
           <w:r>
             <w:rPr>
               <w:rStyle w:val="Hyperlink"/>
@@ -1194,7 +1186,7 @@
           <w:sz w:val="24"/>
           <w:u w:val="single"/>
         </w:rPr>
-        <w:hyperlink r:id="rId11" w:history="1">
+        <w:hyperlink r:id="rId12" w:history="1">
           <w:r>
             <w:rPr>
               <w:rStyle w:val="Hyperlink"/>
@@ -1223,7 +1215,7 @@
           <w:sz w:val="24"/>
           <w:u w:val="single"/>
         </w:rPr>
-        <w:hyperlink r:id="rId11" w:history="1">
+        <w:hyperlink r:id="rId12" w:history="1">
           <w:r>
             <w:rPr>
               <w:rStyle w:val="Hyperlink"/>

--- a/EXPORTS/DOCX/published/niveau3/English/BGKW.docx
+++ b/EXPORTS/DOCX/published/niveau3/English/BGKW.docx
@@ -428,18 +428,7 @@
           <w:color w:val="000000"/>
           <w:sz w:val="24"/>
         </w:rPr>
-        <w:t>very few objects were added to the 'cabinet', as the Society's museum</w:t>
-      </w:r>
-      <w:r>
-        <w:rPr>
-          <w:u w:val="single" w:color="0000ff"/>
-          <w:rFonts w:ascii="Charis SIL Regular" w:hAnsi="Charis SIL Regular" w:eastAsia="Charis SIL Regular"/>
-          <w:b w:val="0"/>
-          <w:i w:val="0"/>
-          <w:color w:val="000000"/>
-          <w:sz w:val="24"/>
-        </w:rPr>
-        <w:t xml:space="preserve"> was the</w:t>
+        <w:t>very few objects were added to the 'cabinet', as the Society's museum was the</w:t>
       </w:r>
       <w:r>
         <w:rPr>
@@ -1121,7 +1110,7 @@
           <w:sz w:val="24"/>
           <w:u w:val="single"/>
         </w:rPr>
-        <w:hyperlink r:id="rId12" w:history="1">
+        <w:hyperlink r:id="rId11" w:history="1">
           <w:r>
             <w:rPr>
               <w:rStyle w:val="Hyperlink"/>
@@ -1150,7 +1139,7 @@
           <w:sz w:val="24"/>
           <w:u w:val="single"/>
         </w:rPr>
-        <w:hyperlink r:id="rId12" w:history="1">
+        <w:hyperlink r:id="rId11" w:history="1">
           <w:r>
             <w:rPr>
               <w:rStyle w:val="Hyperlink"/>
@@ -1168,7 +1157,7 @@
           <w:sz w:val="24"/>
           <w:u w:val="single"/>
         </w:rPr>
-        <w:hyperlink r:id="rId12" w:history="1">
+        <w:hyperlink r:id="rId11" w:history="1">
           <w:r>
             <w:rPr>
               <w:rStyle w:val="Hyperlink"/>
@@ -1186,7 +1175,7 @@
           <w:sz w:val="24"/>
           <w:u w:val="single"/>
         </w:rPr>
-        <w:hyperlink r:id="rId12" w:history="1">
+        <w:hyperlink r:id="rId11" w:history="1">
           <w:r>
             <w:rPr>
               <w:rStyle w:val="Hyperlink"/>
@@ -1215,7 +1204,7 @@
           <w:sz w:val="24"/>
           <w:u w:val="single"/>
         </w:rPr>
-        <w:hyperlink r:id="rId12" w:history="1">
+        <w:hyperlink r:id="rId11" w:history="1">
           <w:r>
             <w:rPr>
               <w:rStyle w:val="Hyperlink"/>
@@ -1231,16 +1220,8 @@
           <w:i w:val="0"/>
           <w:color w:val="0000FF"/>
           <w:sz w:val="24"/>
-          <w:u w:val="single"/>
         </w:rPr>
-        <w:hyperlink r:id="rId12" w:history="1">
-          <w:r>
-            <w:rPr>
-              <w:rStyle w:val="Hyperlink"/>
-            </w:rPr>
-            <w:t>d</w:t>
-          </w:r>
-        </w:hyperlink>
+        <w:t>d</w:t>
       </w:r>
       <w:r>
         <w:rPr>
@@ -1251,7 +1232,7 @@
           <w:sz w:val="24"/>
           <w:u w:val="single"/>
         </w:rPr>
-        <w:hyperlink r:id="rId12" w:history="1">
+        <w:hyperlink r:id="rId11" w:history="1">
           <w:r>
             <w:rPr>
               <w:rStyle w:val="Hyperlink"/>

--- a/EXPORTS/DOCX/published/niveau3/English/BGKW.docx
+++ b/EXPORTS/DOCX/published/niveau3/English/BGKW.docx
@@ -1073,16 +1073,8 @@
           <w:i w:val="0"/>
           <w:color w:val="0000FF"/>
           <w:sz w:val="24"/>
-          <w:u w:val="single"/>
         </w:rPr>
-        <w:hyperlink r:id="rId12" w:history="1">
-          <w:r>
-            <w:rPr>
-              <w:rStyle w:val="Hyperlink"/>
-            </w:rPr>
-            <w:t>Arsip</w:t>
-          </w:r>
-        </w:hyperlink>
+        <w:t>Arsip Nas</w:t>
       </w:r>
       <w:r>
         <w:rPr>
@@ -1093,36 +1085,7 @@
           <w:sz w:val="24"/>
           <w:u w:val="single"/>
         </w:rPr>
-        <w:t xml:space="preserve"> </w:t>
-      </w:r>
-      <w:r>
-        <w:rPr>
-          <w:rFonts w:ascii="Charis SIL Regular" w:hAnsi="Charis SIL Regular" w:eastAsia="Charis SIL Regular"/>
-          <w:b w:val="0"/>
-          <w:i w:val="0"/>
-          <w:color w:val="0000FF"/>
-          <w:sz w:val="24"/>
-          <w:u w:val="single"/>
-        </w:rPr>
-        <w:hyperlink r:id="rId12" w:history="1">
-          <w:r>
-            <w:rPr>
-              <w:rStyle w:val="Hyperlink"/>
-            </w:rPr>
-            <w:t>Nas</w:t>
-          </w:r>
-        </w:hyperlink>
-      </w:r>
-      <w:r>
-        <w:rPr>
-          <w:rFonts w:ascii="Charis SIL Regular" w:hAnsi="Charis SIL Regular" w:eastAsia="Charis SIL Regular"/>
-          <w:b w:val="0"/>
-          <w:i w:val="0"/>
-          <w:color w:val="0000FF"/>
-          <w:sz w:val="24"/>
-          <w:u w:val="single"/>
-        </w:rPr>
-        <w:hyperlink r:id="rId12" w:history="1">
+        <w:hyperlink r:id="rId11" w:history="1">
           <w:r>
             <w:rPr>
               <w:rStyle w:val="Hyperlink"/>
@@ -1297,43 +1260,7 @@
           <w:color w:val="000000"/>
           <w:sz w:val="24"/>
         </w:rPr>
-        <w:t>National Archives of Indonesia. The inventory c</w:t>
-      </w:r>
-      <w:r>
-        <w:rPr>
-          <w:u w:val="single" w:color="0000ff"/>
-          <w:rFonts w:ascii="Charis SIL Regular" w:hAnsi="Charis SIL Regular" w:eastAsia="Charis SIL Regular"/>
-          <w:b w:val="0"/>
-          <w:i w:val="0"/>
-          <w:color w:val="000000"/>
-          <w:sz w:val="24"/>
-        </w:rPr>
-        <w:hyperlink r:id="rId12" w:history="1">
-          <w:r>
-            <w:rPr>
-              <w:rStyle w:val="Hyperlink"/>
-            </w:rPr>
-            <w:t>an be</w:t>
-          </w:r>
-        </w:hyperlink>
-      </w:r>
-      <w:r>
-        <w:rPr>
-          <w:u w:val="single" w:color="0000ff"/>
-          <w:rFonts w:ascii="Charis SIL Regular" w:hAnsi="Charis SIL Regular" w:eastAsia="Charis SIL Regular"/>
-          <w:b w:val="0"/>
-          <w:i w:val="0"/>
-          <w:color w:val="000000"/>
-          <w:sz w:val="24"/>
-        </w:rPr>
-        <w:hyperlink r:id="rId12" w:history="1">
-          <w:r>
-            <w:rPr>
-              <w:rStyle w:val="Hyperlink"/>
-            </w:rPr>
-            <w:t xml:space="preserve"> downloa</w:t>
-          </w:r>
-        </w:hyperlink>
+        <w:t>National Archives of Indonesia. The inventory can be downloa</w:t>
       </w:r>
       <w:r>
         <w:rPr>

--- a/EXPORTS/DOCX/published/niveau3/English/BGKW.docx
+++ b/EXPORTS/DOCX/published/niveau3/English/BGKW.docx
@@ -1062,167 +1062,8 @@
           <w:i w:val="0"/>
           <w:color w:val="0000FF"/>
           <w:sz w:val="24"/>
-          <w:u w:val="single"/>
         </w:rPr>
-        <w:hyperlink r:id="rId12" w:history="1">
-          <w:r>
-            <w:rPr>
-              <w:rStyle w:val="Hyperlink"/>
-            </w:rPr>
-            <w:t>Arsip</w:t>
-          </w:r>
-        </w:hyperlink>
-      </w:r>
-      <w:r>
-        <w:rPr>
-          <w:rFonts w:ascii="Charis SIL Regular" w:hAnsi="Charis SIL Regular" w:eastAsia="Charis SIL Regular"/>
-          <w:b w:val="0"/>
-          <w:i w:val="0"/>
-          <w:color w:val="0000FF"/>
-          <w:sz w:val="24"/>
-          <w:u w:val="single"/>
-        </w:rPr>
-        <w:t xml:space="preserve"> </w:t>
-      </w:r>
-      <w:r>
-        <w:rPr>
-          <w:rFonts w:ascii="Charis SIL Regular" w:hAnsi="Charis SIL Regular" w:eastAsia="Charis SIL Regular"/>
-          <w:b w:val="0"/>
-          <w:i w:val="0"/>
-          <w:color w:val="0000FF"/>
-          <w:sz w:val="24"/>
-          <w:u w:val="single"/>
-        </w:rPr>
-        <w:hyperlink r:id="rId12" w:history="1">
-          <w:r>
-            <w:rPr>
-              <w:rStyle w:val="Hyperlink"/>
-            </w:rPr>
-            <w:t>Nas</w:t>
-          </w:r>
-        </w:hyperlink>
-      </w:r>
-      <w:r>
-        <w:rPr>
-          <w:rFonts w:ascii="Charis SIL Regular" w:hAnsi="Charis SIL Regular" w:eastAsia="Charis SIL Regular"/>
-          <w:b w:val="0"/>
-          <w:i w:val="0"/>
-          <w:color w:val="0000FF"/>
-          <w:sz w:val="24"/>
-          <w:u w:val="single"/>
-        </w:rPr>
-        <w:hyperlink r:id="rId12" w:history="1">
-          <w:r>
-            <w:rPr>
-              <w:rStyle w:val="Hyperlink"/>
-            </w:rPr>
-            <w:t>ional</w:t>
-          </w:r>
-        </w:hyperlink>
-      </w:r>
-      <w:r>
-        <w:rPr>
-          <w:rFonts w:ascii="Charis SIL Regular" w:hAnsi="Charis SIL Regular" w:eastAsia="Charis SIL Regular"/>
-          <w:b w:val="0"/>
-          <w:i w:val="0"/>
-          <w:color w:val="0000FF"/>
-          <w:sz w:val="24"/>
-          <w:u w:val="single"/>
-        </w:rPr>
-        <w:t xml:space="preserve"> </w:t>
-      </w:r>
-      <w:r>
-        <w:rPr>
-          <w:rFonts w:ascii="Charis SIL Regular" w:hAnsi="Charis SIL Regular" w:eastAsia="Charis SIL Regular"/>
-          <w:b w:val="0"/>
-          <w:i w:val="0"/>
-          <w:color w:val="0000FF"/>
-          <w:sz w:val="24"/>
-          <w:u w:val="single"/>
-        </w:rPr>
-        <w:hyperlink r:id="rId12" w:history="1">
-          <w:r>
-            <w:rPr>
-              <w:rStyle w:val="Hyperlink"/>
-            </w:rPr>
-            <w:t>Re</w:t>
-          </w:r>
-        </w:hyperlink>
-      </w:r>
-      <w:r>
-        <w:rPr>
-          <w:rFonts w:ascii="Charis SIL Regular" w:hAnsi="Charis SIL Regular" w:eastAsia="Charis SIL Regular"/>
-          <w:b w:val="0"/>
-          <w:i w:val="0"/>
-          <w:color w:val="0000FF"/>
-          <w:sz w:val="24"/>
-          <w:u w:val="single"/>
-        </w:rPr>
-        <w:hyperlink r:id="rId11" w:history="1">
-          <w:r>
-            <w:rPr>
-              <w:rStyle w:val="Hyperlink"/>
-            </w:rPr>
-            <w:t>p</w:t>
-          </w:r>
-        </w:hyperlink>
-      </w:r>
-      <w:r>
-        <w:rPr>
-          <w:rFonts w:ascii="Charis SIL Regular" w:hAnsi="Charis SIL Regular" w:eastAsia="Charis SIL Regular"/>
-          <w:b w:val="0"/>
-          <w:i w:val="0"/>
-          <w:color w:val="0000FF"/>
-          <w:sz w:val="24"/>
-          <w:u w:val="single"/>
-        </w:rPr>
-        <w:hyperlink r:id="rId11" w:history="1">
-          <w:r>
-            <w:rPr>
-              <w:rStyle w:val="Hyperlink"/>
-            </w:rPr>
-            <w:t>ublik</w:t>
-          </w:r>
-        </w:hyperlink>
-      </w:r>
-      <w:r>
-        <w:rPr>
-          <w:rFonts w:ascii="Charis SIL Regular" w:hAnsi="Charis SIL Regular" w:eastAsia="Charis SIL Regular"/>
-          <w:b w:val="0"/>
-          <w:i w:val="0"/>
-          <w:color w:val="0000FF"/>
-          <w:sz w:val="24"/>
-          <w:u w:val="single"/>
-        </w:rPr>
-        <w:t xml:space="preserve"> </w:t>
-      </w:r>
-      <w:r>
-        <w:rPr>
-          <w:rFonts w:ascii="Charis SIL Regular" w:hAnsi="Charis SIL Regular" w:eastAsia="Charis SIL Regular"/>
-          <w:b w:val="0"/>
-          <w:i w:val="0"/>
-          <w:color w:val="0000FF"/>
-          <w:sz w:val="24"/>
-          <w:u w:val="single"/>
-        </w:rPr>
-        <w:hyperlink r:id="rId11" w:history="1">
-          <w:r>
-            <w:rPr>
-              <w:rStyle w:val="Hyperlink"/>
-            </w:rPr>
-            <w:t>In</w:t>
-          </w:r>
-        </w:hyperlink>
-      </w:r>
-      <w:r>
-        <w:rPr>
-          <w:rFonts w:ascii="Charis SIL Regular" w:hAnsi="Charis SIL Regular" w:eastAsia="Charis SIL Regular"/>
-          <w:b w:val="0"/>
-          <w:i w:val="0"/>
-          <w:color w:val="0000FF"/>
-          <w:sz w:val="24"/>
-        </w:rPr>
-        <w:t>d</w:t>
+        <w:t>Arsip Nasional Republik Ind</w:t>
       </w:r>
       <w:r>
         <w:rPr>

--- a/EXPORTS/DOCX/published/niveau3/English/BGKW.docx
+++ b/EXPORTS/DOCX/published/niveau3/English/BGKW.docx
@@ -428,7 +428,18 @@
           <w:color w:val="000000"/>
           <w:sz w:val="24"/>
         </w:rPr>
-        <w:t>very few objects were added to the 'cabinet', as the Society's museum was the</w:t>
+        <w:t>very few objects were added to the 'cabinet', as the Society's museum</w:t>
+      </w:r>
+      <w:r>
+        <w:rPr>
+          <w:u w:val="single" w:color="0000ff"/>
+          <w:rFonts w:ascii="Charis SIL Regular" w:hAnsi="Charis SIL Regular" w:eastAsia="Charis SIL Regular"/>
+          <w:b w:val="0"/>
+          <w:i w:val="0"/>
+          <w:color w:val="000000"/>
+          <w:sz w:val="24"/>
+        </w:rPr>
+        <w:t xml:space="preserve"> was the</w:t>
       </w:r>
       <w:r>
         <w:rPr>
@@ -1062,8 +1073,26 @@
           <w:i w:val="0"/>
           <w:color w:val="0000FF"/>
           <w:sz w:val="24"/>
+          <w:u w:val="single"/>
         </w:rPr>
-        <w:t>Arsip Nasional Republik Ind</w:t>
+        <w:hyperlink r:id="rId12" w:history="1">
+          <w:r>
+            <w:rPr>
+              <w:rStyle w:val="Hyperlink"/>
+            </w:rPr>
+            <w:t>Arsip</w:t>
+          </w:r>
+        </w:hyperlink>
+      </w:r>
+      <w:r>
+        <w:rPr>
+          <w:rFonts w:ascii="Charis SIL Regular" w:hAnsi="Charis SIL Regular" w:eastAsia="Charis SIL Regular"/>
+          <w:b w:val="0"/>
+          <w:i w:val="0"/>
+          <w:color w:val="0000FF"/>
+          <w:sz w:val="24"/>
+        </w:rPr>
+        <w:t xml:space="preserve"> Nas</w:t>
       </w:r>
       <w:r>
         <w:rPr>
@@ -1075,6 +1104,135 @@
           <w:u w:val="single"/>
         </w:rPr>
         <w:hyperlink r:id="rId11" w:history="1">
+          <w:r>
+            <w:rPr>
+              <w:rStyle w:val="Hyperlink"/>
+            </w:rPr>
+            <w:t>ional</w:t>
+          </w:r>
+        </w:hyperlink>
+      </w:r>
+      <w:r>
+        <w:rPr>
+          <w:rFonts w:ascii="Charis SIL Regular" w:hAnsi="Charis SIL Regular" w:eastAsia="Charis SIL Regular"/>
+          <w:b w:val="0"/>
+          <w:i w:val="0"/>
+          <w:color w:val="0000FF"/>
+          <w:sz w:val="24"/>
+          <w:u w:val="single"/>
+        </w:rPr>
+        <w:t xml:space="preserve"> </w:t>
+      </w:r>
+      <w:r>
+        <w:rPr>
+          <w:rFonts w:ascii="Charis SIL Regular" w:hAnsi="Charis SIL Regular" w:eastAsia="Charis SIL Regular"/>
+          <w:b w:val="0"/>
+          <w:i w:val="0"/>
+          <w:color w:val="0000FF"/>
+          <w:sz w:val="24"/>
+          <w:u w:val="single"/>
+        </w:rPr>
+        <w:hyperlink r:id="rId11" w:history="1">
+          <w:r>
+            <w:rPr>
+              <w:rStyle w:val="Hyperlink"/>
+            </w:rPr>
+            <w:t>Re</w:t>
+          </w:r>
+        </w:hyperlink>
+      </w:r>
+      <w:r>
+        <w:rPr>
+          <w:rFonts w:ascii="Charis SIL Regular" w:hAnsi="Charis SIL Regular" w:eastAsia="Charis SIL Regular"/>
+          <w:b w:val="0"/>
+          <w:i w:val="0"/>
+          <w:color w:val="0000FF"/>
+          <w:sz w:val="24"/>
+          <w:u w:val="single"/>
+        </w:rPr>
+        <w:hyperlink r:id="rId11" w:history="1">
+          <w:r>
+            <w:rPr>
+              <w:rStyle w:val="Hyperlink"/>
+            </w:rPr>
+            <w:t>p</w:t>
+          </w:r>
+        </w:hyperlink>
+      </w:r>
+      <w:r>
+        <w:rPr>
+          <w:rFonts w:ascii="Charis SIL Regular" w:hAnsi="Charis SIL Regular" w:eastAsia="Charis SIL Regular"/>
+          <w:b w:val="0"/>
+          <w:i w:val="0"/>
+          <w:color w:val="0000FF"/>
+          <w:sz w:val="24"/>
+          <w:u w:val="single"/>
+        </w:rPr>
+        <w:hyperlink r:id="rId11" w:history="1">
+          <w:r>
+            <w:rPr>
+              <w:rStyle w:val="Hyperlink"/>
+            </w:rPr>
+            <w:t>ublik</w:t>
+          </w:r>
+        </w:hyperlink>
+      </w:r>
+      <w:r>
+        <w:rPr>
+          <w:rFonts w:ascii="Charis SIL Regular" w:hAnsi="Charis SIL Regular" w:eastAsia="Charis SIL Regular"/>
+          <w:b w:val="0"/>
+          <w:i w:val="0"/>
+          <w:color w:val="0000FF"/>
+          <w:sz w:val="24"/>
+          <w:u w:val="single"/>
+        </w:rPr>
+        <w:t xml:space="preserve"> </w:t>
+      </w:r>
+      <w:r>
+        <w:rPr>
+          <w:rFonts w:ascii="Charis SIL Regular" w:hAnsi="Charis SIL Regular" w:eastAsia="Charis SIL Regular"/>
+          <w:b w:val="0"/>
+          <w:i w:val="0"/>
+          <w:color w:val="0000FF"/>
+          <w:sz w:val="24"/>
+          <w:u w:val="single"/>
+        </w:rPr>
+        <w:hyperlink r:id="rId12" w:history="1">
+          <w:r>
+            <w:rPr>
+              <w:rStyle w:val="Hyperlink"/>
+            </w:rPr>
+            <w:t>In</w:t>
+          </w:r>
+        </w:hyperlink>
+      </w:r>
+      <w:r>
+        <w:rPr>
+          <w:rFonts w:ascii="Charis SIL Regular" w:hAnsi="Charis SIL Regular" w:eastAsia="Charis SIL Regular"/>
+          <w:b w:val="0"/>
+          <w:i w:val="0"/>
+          <w:color w:val="0000FF"/>
+          <w:sz w:val="24"/>
+        </w:rPr>
+        <w:hyperlink r:id="rId12" w:history="1">
+          <w:r>
+            <w:rPr>
+              <w:rStyle w:val="Hyperlink"/>
+            </w:rPr>
+            <w:t>d</w:t>
+          </w:r>
+        </w:hyperlink>
+      </w:r>
+      <w:r>
+        <w:rPr>
+          <w:rFonts w:ascii="Charis SIL Regular" w:hAnsi="Charis SIL Regular" w:eastAsia="Charis SIL Regular"/>
+          <w:b w:val="0"/>
+          <w:i w:val="0"/>
+          <w:color w:val="0000FF"/>
+          <w:sz w:val="24"/>
+          <w:u w:val="single"/>
+        </w:rPr>
+        <w:hyperlink r:id="rId12" w:history="1">
           <w:r>
             <w:rPr>
               <w:rStyle w:val="Hyperlink"/>
@@ -2729,7 +2887,7 @@
         <w:autoSpaceDN w:val="0"/>
         <w:autoSpaceDE w:val="0"/>
         <w:widowControl/>
-        <w:spacing w:line="538" w:lineRule="exact" w:before="478" w:after="0"/>
+        <w:spacing w:line="538" w:lineRule="exact" w:before="458" w:after="0"/>
         <w:ind w:left="0" w:right="0" w:firstLine="0"/>
         <w:jc w:val="left"/>
       </w:pPr>

--- a/EXPORTS/DOCX/published/niveau3/English/BGKW.docx
+++ b/EXPORTS/DOCX/published/niveau3/English/BGKW.docx
@@ -428,18 +428,7 @@
           <w:color w:val="000000"/>
           <w:sz w:val="24"/>
         </w:rPr>
-        <w:t>very few objects were added to the 'cabinet', as the Society's museum</w:t>
-      </w:r>
-      <w:r>
-        <w:rPr>
-          <w:u w:val="single" w:color="0000ff"/>
-          <w:rFonts w:ascii="Charis SIL Regular" w:hAnsi="Charis SIL Regular" w:eastAsia="Charis SIL Regular"/>
-          <w:b w:val="0"/>
-          <w:i w:val="0"/>
-          <w:color w:val="000000"/>
-          <w:sz w:val="24"/>
-        </w:rPr>
-        <w:t xml:space="preserve"> was the</w:t>
+        <w:t>very few objects were added to the 'cabinet', as the Society's museum was the</w:t>
       </w:r>
       <w:r>
         <w:rPr>
@@ -1091,8 +1080,9 @@
           <w:i w:val="0"/>
           <w:color w:val="0000FF"/>
           <w:sz w:val="24"/>
+          <w:u w:val="single"/>
         </w:rPr>
-        <w:t xml:space="preserve"> Nas</w:t>
+        <w:t xml:space="preserve"> </w:t>
       </w:r>
       <w:r>
         <w:rPr>
@@ -1103,7 +1093,25 @@
           <w:sz w:val="24"/>
           <w:u w:val="single"/>
         </w:rPr>
-        <w:hyperlink r:id="rId11" w:history="1">
+        <w:hyperlink r:id="rId12" w:history="1">
+          <w:r>
+            <w:rPr>
+              <w:rStyle w:val="Hyperlink"/>
+            </w:rPr>
+            <w:t>Nas</w:t>
+          </w:r>
+        </w:hyperlink>
+      </w:r>
+      <w:r>
+        <w:rPr>
+          <w:rFonts w:ascii="Charis SIL Regular" w:hAnsi="Charis SIL Regular" w:eastAsia="Charis SIL Regular"/>
+          <w:b w:val="0"/>
+          <w:i w:val="0"/>
+          <w:color w:val="0000FF"/>
+          <w:sz w:val="24"/>
+          <w:u w:val="single"/>
+        </w:rPr>
+        <w:hyperlink r:id="rId12" w:history="1">
           <w:r>
             <w:rPr>
               <w:rStyle w:val="Hyperlink"/>
@@ -1132,7 +1140,7 @@
           <w:sz w:val="24"/>
           <w:u w:val="single"/>
         </w:rPr>
-        <w:hyperlink r:id="rId11" w:history="1">
+        <w:hyperlink r:id="rId12" w:history="1">
           <w:r>
             <w:rPr>
               <w:rStyle w:val="Hyperlink"/>
@@ -1150,7 +1158,7 @@
           <w:sz w:val="24"/>
           <w:u w:val="single"/>
         </w:rPr>
-        <w:hyperlink r:id="rId11" w:history="1">
+        <w:hyperlink r:id="rId12" w:history="1">
           <w:r>
             <w:rPr>
               <w:rStyle w:val="Hyperlink"/>
@@ -1197,7 +1205,7 @@
           <w:sz w:val="24"/>
           <w:u w:val="single"/>
         </w:rPr>
-        <w:hyperlink r:id="rId12" w:history="1">
+        <w:hyperlink r:id="rId11" w:history="1">
           <w:r>
             <w:rPr>
               <w:rStyle w:val="Hyperlink"/>
@@ -1214,14 +1222,7 @@
           <w:color w:val="0000FF"/>
           <w:sz w:val="24"/>
         </w:rPr>
-        <w:hyperlink r:id="rId12" w:history="1">
-          <w:r>
-            <w:rPr>
-              <w:rStyle w:val="Hyperlink"/>
-            </w:rPr>
-            <w:t>d</w:t>
-          </w:r>
-        </w:hyperlink>
+        <w:t>d</w:t>
       </w:r>
       <w:r>
         <w:rPr>
@@ -1232,7 +1233,7 @@
           <w:sz w:val="24"/>
           <w:u w:val="single"/>
         </w:rPr>
-        <w:hyperlink r:id="rId12" w:history="1">
+        <w:hyperlink r:id="rId11" w:history="1">
           <w:r>
             <w:rPr>
               <w:rStyle w:val="Hyperlink"/>

--- a/EXPORTS/DOCX/published/niveau3/English/BGKW.docx
+++ b/EXPORTS/DOCX/published/niveau3/English/BGKW.docx
@@ -428,7 +428,25 @@
           <w:color w:val="000000"/>
           <w:sz w:val="24"/>
         </w:rPr>
-        <w:t>very few objects were added to the 'cabinet', as the Society's museum was the</w:t>
+        <w:t>very few objects were added to the 'cabinet', as the Society's museum</w:t>
+      </w:r>
+      <w:r>
+        <w:rPr>
+          <w:u w:val="single" w:color="0000ff"/>
+          <w:rFonts w:ascii="Charis SIL Regular" w:hAnsi="Charis SIL Regular" w:eastAsia="Charis SIL Regular"/>
+          <w:b w:val="0"/>
+          <w:i w:val="0"/>
+          <w:color w:val="000000"/>
+          <w:sz w:val="24"/>
+        </w:rPr>
+        <w:hyperlink r:id="rId9" w:history="1">
+          <w:r>
+            <w:rPr>
+              <w:rStyle w:val="Hyperlink"/>
+            </w:rPr>
+            <w:t xml:space="preserve"> was the</w:t>
+          </w:r>
+        </w:hyperlink>
       </w:r>
       <w:r>
         <w:rPr>
@@ -1158,7 +1176,7 @@
           <w:sz w:val="24"/>
           <w:u w:val="single"/>
         </w:rPr>
-        <w:hyperlink r:id="rId12" w:history="1">
+        <w:hyperlink r:id="rId11" w:history="1">
           <w:r>
             <w:rPr>
               <w:rStyle w:val="Hyperlink"/>

--- a/EXPORTS/DOCX/published/niveau3/English/BGKW.docx
+++ b/EXPORTS/DOCX/published/niveau3/English/BGKW.docx
@@ -428,25 +428,7 @@
           <w:color w:val="000000"/>
           <w:sz w:val="24"/>
         </w:rPr>
-        <w:t>very few objects were added to the 'cabinet', as the Society's museum</w:t>
-      </w:r>
-      <w:r>
-        <w:rPr>
-          <w:u w:val="single" w:color="0000ff"/>
-          <w:rFonts w:ascii="Charis SIL Regular" w:hAnsi="Charis SIL Regular" w:eastAsia="Charis SIL Regular"/>
-          <w:b w:val="0"/>
-          <w:i w:val="0"/>
-          <w:color w:val="000000"/>
-          <w:sz w:val="24"/>
-        </w:rPr>
-        <w:hyperlink r:id="rId9" w:history="1">
-          <w:r>
-            <w:rPr>
-              <w:rStyle w:val="Hyperlink"/>
-            </w:rPr>
-            <w:t xml:space="preserve"> was the</w:t>
-          </w:r>
-        </w:hyperlink>
+        <w:t>very few objects were added to the 'cabinet', as the Society's museum was the</w:t>
       </w:r>
       <w:r>
         <w:rPr>
@@ -1080,16 +1062,8 @@
           <w:i w:val="0"/>
           <w:color w:val="0000FF"/>
           <w:sz w:val="24"/>
-          <w:u w:val="single"/>
         </w:rPr>
-        <w:hyperlink r:id="rId12" w:history="1">
-          <w:r>
-            <w:rPr>
-              <w:rStyle w:val="Hyperlink"/>
-            </w:rPr>
-            <w:t>Arsip</w:t>
-          </w:r>
-        </w:hyperlink>
+        <w:t>Arsip Nas</w:t>
       </w:r>
       <w:r>
         <w:rPr>
@@ -1100,36 +1074,7 @@
           <w:sz w:val="24"/>
           <w:u w:val="single"/>
         </w:rPr>
-        <w:t xml:space="preserve"> </w:t>
-      </w:r>
-      <w:r>
-        <w:rPr>
-          <w:rFonts w:ascii="Charis SIL Regular" w:hAnsi="Charis SIL Regular" w:eastAsia="Charis SIL Regular"/>
-          <w:b w:val="0"/>
-          <w:i w:val="0"/>
-          <w:color w:val="0000FF"/>
-          <w:sz w:val="24"/>
-          <w:u w:val="single"/>
-        </w:rPr>
-        <w:hyperlink r:id="rId12" w:history="1">
-          <w:r>
-            <w:rPr>
-              <w:rStyle w:val="Hyperlink"/>
-            </w:rPr>
-            <w:t>Nas</w:t>
-          </w:r>
-        </w:hyperlink>
-      </w:r>
-      <w:r>
-        <w:rPr>
-          <w:rFonts w:ascii="Charis SIL Regular" w:hAnsi="Charis SIL Regular" w:eastAsia="Charis SIL Regular"/>
-          <w:b w:val="0"/>
-          <w:i w:val="0"/>
-          <w:color w:val="0000FF"/>
-          <w:sz w:val="24"/>
-          <w:u w:val="single"/>
-        </w:rPr>
-        <w:hyperlink r:id="rId12" w:history="1">
+        <w:hyperlink r:id="rId11" w:history="1">
           <w:r>
             <w:rPr>
               <w:rStyle w:val="Hyperlink"/>
@@ -1158,7 +1103,7 @@
           <w:sz w:val="24"/>
           <w:u w:val="single"/>
         </w:rPr>
-        <w:hyperlink r:id="rId12" w:history="1">
+        <w:hyperlink r:id="rId11" w:history="1">
           <w:r>
             <w:rPr>
               <w:rStyle w:val="Hyperlink"/>
@@ -1223,7 +1168,7 @@
           <w:sz w:val="24"/>
           <w:u w:val="single"/>
         </w:rPr>
-        <w:hyperlink r:id="rId11" w:history="1">
+        <w:hyperlink r:id="rId12" w:history="1">
           <w:r>
             <w:rPr>
               <w:rStyle w:val="Hyperlink"/>
@@ -1239,8 +1184,16 @@
           <w:i w:val="0"/>
           <w:color w:val="0000FF"/>
           <w:sz w:val="24"/>
+          <w:u w:val="single"/>
         </w:rPr>
-        <w:t>d</w:t>
+        <w:hyperlink r:id="rId12" w:history="1">
+          <w:r>
+            <w:rPr>
+              <w:rStyle w:val="Hyperlink"/>
+            </w:rPr>
+            <w:t>d</w:t>
+          </w:r>
+        </w:hyperlink>
       </w:r>
       <w:r>
         <w:rPr>
@@ -1251,7 +1204,7 @@
           <w:sz w:val="24"/>
           <w:u w:val="single"/>
         </w:rPr>
-        <w:hyperlink r:id="rId11" w:history="1">
+        <w:hyperlink r:id="rId12" w:history="1">
           <w:r>
             <w:rPr>
               <w:rStyle w:val="Hyperlink"/>
@@ -1694,7 +1647,7 @@
           <w:sz w:val="24"/>
           <w:u w:val="single"/>
         </w:rPr>
-        <w:t>Scientific research in colonised terri</w:t>
+        <w:t>Scientific research in colonised terr</w:t>
       </w:r>
       <w:r>
         <w:rPr>
@@ -1705,7 +1658,7 @@
           <w:sz w:val="24"/>
           <w:u w:val="single"/>
         </w:rPr>
-        <w:t>torie</w:t>
+        <w:t>i</w:t>
       </w:r>
       <w:r>
         <w:rPr>
@@ -1714,8 +1667,9 @@
           <w:i w:val="0"/>
           <w:color w:val="0000FF"/>
           <w:sz w:val="24"/>
+          <w:u w:val="single"/>
         </w:rPr>
-        <w:t>s</w:t>
+        <w:t>tories</w:t>
       </w:r>
       <w:r>
         <w:br/>

--- a/EXPORTS/DOCX/published/niveau3/English/BGKW.docx
+++ b/EXPORTS/DOCX/published/niveau3/English/BGKW.docx
@@ -428,7 +428,18 @@
           <w:color w:val="000000"/>
           <w:sz w:val="24"/>
         </w:rPr>
-        <w:t>very few objects were added to the 'cabinet', as the Society's museum was the</w:t>
+        <w:t>very few objects were added to the 'cabinet', as the Society's museum</w:t>
+      </w:r>
+      <w:r>
+        <w:rPr>
+          <w:u w:val="single" w:color="0000ff"/>
+          <w:rFonts w:ascii="Charis SIL Regular" w:hAnsi="Charis SIL Regular" w:eastAsia="Charis SIL Regular"/>
+          <w:b w:val="0"/>
+          <w:i w:val="0"/>
+          <w:color w:val="000000"/>
+          <w:sz w:val="24"/>
+        </w:rPr>
+        <w:t xml:space="preserve"> was the</w:t>
       </w:r>
       <w:r>
         <w:rPr>
@@ -1062,8 +1073,27 @@
           <w:i w:val="0"/>
           <w:color w:val="0000FF"/>
           <w:sz w:val="24"/>
+          <w:u w:val="single"/>
         </w:rPr>
-        <w:t>Arsip Nas</w:t>
+        <w:hyperlink r:id="rId12" w:history="1">
+          <w:r>
+            <w:rPr>
+              <w:rStyle w:val="Hyperlink"/>
+            </w:rPr>
+            <w:t>Arsip</w:t>
+          </w:r>
+        </w:hyperlink>
+      </w:r>
+      <w:r>
+        <w:rPr>
+          <w:rFonts w:ascii="Charis SIL Regular" w:hAnsi="Charis SIL Regular" w:eastAsia="Charis SIL Regular"/>
+          <w:b w:val="0"/>
+          <w:i w:val="0"/>
+          <w:color w:val="0000FF"/>
+          <w:sz w:val="24"/>
+          <w:u w:val="single"/>
+        </w:rPr>
+        <w:t xml:space="preserve"> Nas</w:t>
       </w:r>
       <w:r>
         <w:rPr>
@@ -1139,7 +1169,7 @@
           <w:sz w:val="24"/>
           <w:u w:val="single"/>
         </w:rPr>
-        <w:hyperlink r:id="rId11" w:history="1">
+        <w:hyperlink r:id="rId12" w:history="1">
           <w:r>
             <w:rPr>
               <w:rStyle w:val="Hyperlink"/>
@@ -1166,32 +1196,13 @@
           <w:i w:val="0"/>
           <w:color w:val="0000FF"/>
           <w:sz w:val="24"/>
-          <w:u w:val="single"/>
         </w:rPr>
         <w:hyperlink r:id="rId12" w:history="1">
           <w:r>
             <w:rPr>
               <w:rStyle w:val="Hyperlink"/>
             </w:rPr>
-            <w:t>In</w:t>
-          </w:r>
-        </w:hyperlink>
-      </w:r>
-      <w:r>
-        <w:rPr>
-          <w:rFonts w:ascii="Charis SIL Regular" w:hAnsi="Charis SIL Regular" w:eastAsia="Charis SIL Regular"/>
-          <w:b w:val="0"/>
-          <w:i w:val="0"/>
-          <w:color w:val="0000FF"/>
-          <w:sz w:val="24"/>
-          <w:u w:val="single"/>
-        </w:rPr>
-        <w:hyperlink r:id="rId12" w:history="1">
-          <w:r>
-            <w:rPr>
-              <w:rStyle w:val="Hyperlink"/>
-            </w:rPr>
-            <w:t>d</w:t>
+            <w:t>Ind</w:t>
           </w:r>
         </w:hyperlink>
       </w:r>
@@ -1647,7 +1658,7 @@
           <w:sz w:val="24"/>
           <w:u w:val="single"/>
         </w:rPr>
-        <w:t>Scientific research in colonised terr</w:t>
+        <w:t>Scientific research in colonised terri</w:t>
       </w:r>
       <w:r>
         <w:rPr>
@@ -1658,7 +1669,7 @@
           <w:sz w:val="24"/>
           <w:u w:val="single"/>
         </w:rPr>
-        <w:t>i</w:t>
+        <w:t>torie</w:t>
       </w:r>
       <w:r>
         <w:rPr>
@@ -1667,9 +1678,8 @@
           <w:i w:val="0"/>
           <w:color w:val="0000FF"/>
           <w:sz w:val="24"/>
-          <w:u w:val="single"/>
         </w:rPr>
-        <w:t>tories</w:t>
+        <w:t>s</w:t>
       </w:r>
       <w:r>
         <w:br/>

--- a/EXPORTS/DOCX/published/niveau3/English/BGKW.docx
+++ b/EXPORTS/DOCX/published/niveau3/English/BGKW.docx
@@ -428,18 +428,7 @@
           <w:color w:val="000000"/>
           <w:sz w:val="24"/>
         </w:rPr>
-        <w:t>very few objects were added to the 'cabinet', as the Society's museum</w:t>
-      </w:r>
-      <w:r>
-        <w:rPr>
-          <w:u w:val="single" w:color="0000ff"/>
-          <w:rFonts w:ascii="Charis SIL Regular" w:hAnsi="Charis SIL Regular" w:eastAsia="Charis SIL Regular"/>
-          <w:b w:val="0"/>
-          <w:i w:val="0"/>
-          <w:color w:val="000000"/>
-          <w:sz w:val="24"/>
-        </w:rPr>
-        <w:t xml:space="preserve"> was the</w:t>
+        <w:t>very few objects were added to the 'cabinet', as the Society's museum was the</w:t>
       </w:r>
       <w:r>
         <w:rPr>
@@ -1169,7 +1158,7 @@
           <w:sz w:val="24"/>
           <w:u w:val="single"/>
         </w:rPr>
-        <w:hyperlink r:id="rId12" w:history="1">
+        <w:hyperlink r:id="rId11" w:history="1">
           <w:r>
             <w:rPr>
               <w:rStyle w:val="Hyperlink"/>
@@ -1196,13 +1185,14 @@
           <w:i w:val="0"/>
           <w:color w:val="0000FF"/>
           <w:sz w:val="24"/>
+          <w:u w:val="single"/>
         </w:rPr>
-        <w:hyperlink r:id="rId12" w:history="1">
+        <w:hyperlink r:id="rId11" w:history="1">
           <w:r>
             <w:rPr>
               <w:rStyle w:val="Hyperlink"/>
             </w:rPr>
-            <w:t>Ind</w:t>
+            <w:t>In</w:t>
           </w:r>
         </w:hyperlink>
       </w:r>
@@ -1213,9 +1203,19 @@
           <w:i w:val="0"/>
           <w:color w:val="0000FF"/>
           <w:sz w:val="24"/>
+        </w:rPr>
+        <w:t>d</w:t>
+      </w:r>
+      <w:r>
+        <w:rPr>
+          <w:rFonts w:ascii="Charis SIL Regular" w:hAnsi="Charis SIL Regular" w:eastAsia="Charis SIL Regular"/>
+          <w:b w:val="0"/>
+          <w:i w:val="0"/>
+          <w:color w:val="0000FF"/>
+          <w:sz w:val="24"/>
           <w:u w:val="single"/>
         </w:rPr>
-        <w:hyperlink r:id="rId12" w:history="1">
+        <w:hyperlink r:id="rId11" w:history="1">
           <w:r>
             <w:rPr>
               <w:rStyle w:val="Hyperlink"/>

--- a/EXPORTS/DOCX/published/niveau3/English/BGKW.docx
+++ b/EXPORTS/DOCX/published/niveau3/English/BGKW.docx
@@ -428,7 +428,25 @@
           <w:color w:val="000000"/>
           <w:sz w:val="24"/>
         </w:rPr>
-        <w:t>very few objects were added to the 'cabinet', as the Society's museum was the</w:t>
+        <w:t>very few objects were added to the 'cabinet', as the Society's museum</w:t>
+      </w:r>
+      <w:r>
+        <w:rPr>
+          <w:u w:val="single" w:color="0000ff"/>
+          <w:rFonts w:ascii="Charis SIL Regular" w:hAnsi="Charis SIL Regular" w:eastAsia="Charis SIL Regular"/>
+          <w:b w:val="0"/>
+          <w:i w:val="0"/>
+          <w:color w:val="000000"/>
+          <w:sz w:val="24"/>
+        </w:rPr>
+        <w:hyperlink r:id="rId9" w:history="1">
+          <w:r>
+            <w:rPr>
+              <w:rStyle w:val="Hyperlink"/>
+            </w:rPr>
+            <w:t xml:space="preserve"> was the</w:t>
+          </w:r>
+        </w:hyperlink>
       </w:r>
       <w:r>
         <w:rPr>
@@ -1064,25 +1082,7 @@
           <w:sz w:val="24"/>
           <w:u w:val="single"/>
         </w:rPr>
-        <w:hyperlink r:id="rId12" w:history="1">
-          <w:r>
-            <w:rPr>
-              <w:rStyle w:val="Hyperlink"/>
-            </w:rPr>
-            <w:t>Arsip</w:t>
-          </w:r>
-        </w:hyperlink>
-      </w:r>
-      <w:r>
-        <w:rPr>
-          <w:rFonts w:ascii="Charis SIL Regular" w:hAnsi="Charis SIL Regular" w:eastAsia="Charis SIL Regular"/>
-          <w:b w:val="0"/>
-          <w:i w:val="0"/>
-          <w:color w:val="0000FF"/>
-          <w:sz w:val="24"/>
-          <w:u w:val="single"/>
-        </w:rPr>
-        <w:t xml:space="preserve"> Nas</w:t>
+        <w:t>Arsip Nas</w:t>
       </w:r>
       <w:r>
         <w:rPr>
@@ -1187,7 +1187,7 @@
           <w:sz w:val="24"/>
           <w:u w:val="single"/>
         </w:rPr>
-        <w:hyperlink r:id="rId11" w:history="1">
+        <w:hyperlink r:id="rId12" w:history="1">
           <w:r>
             <w:rPr>
               <w:rStyle w:val="Hyperlink"/>
@@ -1204,7 +1204,14 @@
           <w:color w:val="0000FF"/>
           <w:sz w:val="24"/>
         </w:rPr>
-        <w:t>d</w:t>
+        <w:hyperlink r:id="rId12" w:history="1">
+          <w:r>
+            <w:rPr>
+              <w:rStyle w:val="Hyperlink"/>
+            </w:rPr>
+            <w:t>d</w:t>
+          </w:r>
+        </w:hyperlink>
       </w:r>
       <w:r>
         <w:rPr>
@@ -1215,7 +1222,7 @@
           <w:sz w:val="24"/>
           <w:u w:val="single"/>
         </w:rPr>
-        <w:hyperlink r:id="rId11" w:history="1">
+        <w:hyperlink r:id="rId12" w:history="1">
           <w:r>
             <w:rPr>
               <w:rStyle w:val="Hyperlink"/>

--- a/EXPORTS/DOCX/published/niveau3/English/BGKW.docx
+++ b/EXPORTS/DOCX/published/niveau3/English/BGKW.docx
@@ -1082,7 +1082,14 @@
           <w:sz w:val="24"/>
           <w:u w:val="single"/>
         </w:rPr>
-        <w:t>Arsip Nas</w:t>
+        <w:hyperlink r:id="rId12" w:history="1">
+          <w:r>
+            <w:rPr>
+              <w:rStyle w:val="Hyperlink"/>
+            </w:rPr>
+            <w:t>Arsip</w:t>
+          </w:r>
+        </w:hyperlink>
       </w:r>
       <w:r>
         <w:rPr>
@@ -1093,7 +1100,36 @@
           <w:sz w:val="24"/>
           <w:u w:val="single"/>
         </w:rPr>
-        <w:hyperlink r:id="rId11" w:history="1">
+        <w:t xml:space="preserve"> </w:t>
+      </w:r>
+      <w:r>
+        <w:rPr>
+          <w:rFonts w:ascii="Charis SIL Regular" w:hAnsi="Charis SIL Regular" w:eastAsia="Charis SIL Regular"/>
+          <w:b w:val="0"/>
+          <w:i w:val="0"/>
+          <w:color w:val="0000FF"/>
+          <w:sz w:val="24"/>
+          <w:u w:val="single"/>
+        </w:rPr>
+        <w:hyperlink r:id="rId12" w:history="1">
+          <w:r>
+            <w:rPr>
+              <w:rStyle w:val="Hyperlink"/>
+            </w:rPr>
+            <w:t>Nas</w:t>
+          </w:r>
+        </w:hyperlink>
+      </w:r>
+      <w:r>
+        <w:rPr>
+          <w:rFonts w:ascii="Charis SIL Regular" w:hAnsi="Charis SIL Regular" w:eastAsia="Charis SIL Regular"/>
+          <w:b w:val="0"/>
+          <w:i w:val="0"/>
+          <w:color w:val="0000FF"/>
+          <w:sz w:val="24"/>
+          <w:u w:val="single"/>
+        </w:rPr>
+        <w:hyperlink r:id="rId12" w:history="1">
           <w:r>
             <w:rPr>
               <w:rStyle w:val="Hyperlink"/>
@@ -1122,7 +1158,7 @@
           <w:sz w:val="24"/>
           <w:u w:val="single"/>
         </w:rPr>
-        <w:hyperlink r:id="rId11" w:history="1">
+        <w:hyperlink r:id="rId12" w:history="1">
           <w:r>
             <w:rPr>
               <w:rStyle w:val="Hyperlink"/>
@@ -1187,7 +1223,7 @@
           <w:sz w:val="24"/>
           <w:u w:val="single"/>
         </w:rPr>
-        <w:hyperlink r:id="rId12" w:history="1">
+        <w:hyperlink r:id="rId11" w:history="1">
           <w:r>
             <w:rPr>
               <w:rStyle w:val="Hyperlink"/>
@@ -1204,14 +1240,7 @@
           <w:color w:val="0000FF"/>
           <w:sz w:val="24"/>
         </w:rPr>
-        <w:hyperlink r:id="rId12" w:history="1">
-          <w:r>
-            <w:rPr>
-              <w:rStyle w:val="Hyperlink"/>
-            </w:rPr>
-            <w:t>d</w:t>
-          </w:r>
-        </w:hyperlink>
+        <w:t>d</w:t>
       </w:r>
       <w:r>
         <w:rPr>
@@ -1222,7 +1251,7 @@
           <w:sz w:val="24"/>
           <w:u w:val="single"/>
         </w:rPr>
-        <w:hyperlink r:id="rId12" w:history="1">
+        <w:hyperlink r:id="rId11" w:history="1">
           <w:r>
             <w:rPr>
               <w:rStyle w:val="Hyperlink"/>

--- a/EXPORTS/DOCX/published/niveau3/English/BGKW.docx
+++ b/EXPORTS/DOCX/published/niveau3/English/BGKW.docx
@@ -1129,7 +1129,7 @@
           <w:sz w:val="24"/>
           <w:u w:val="single"/>
         </w:rPr>
-        <w:hyperlink r:id="rId12" w:history="1">
+        <w:hyperlink r:id="rId11" w:history="1">
           <w:r>
             <w:rPr>
               <w:rStyle w:val="Hyperlink"/>
@@ -1176,7 +1176,7 @@
           <w:sz w:val="24"/>
           <w:u w:val="single"/>
         </w:rPr>
-        <w:hyperlink r:id="rId11" w:history="1">
+        <w:hyperlink r:id="rId12" w:history="1">
           <w:r>
             <w:rPr>
               <w:rStyle w:val="Hyperlink"/>
@@ -1194,7 +1194,7 @@
           <w:sz w:val="24"/>
           <w:u w:val="single"/>
         </w:rPr>
-        <w:hyperlink r:id="rId11" w:history="1">
+        <w:hyperlink r:id="rId12" w:history="1">
           <w:r>
             <w:rPr>
               <w:rStyle w:val="Hyperlink"/>
@@ -1223,7 +1223,7 @@
           <w:sz w:val="24"/>
           <w:u w:val="single"/>
         </w:rPr>
-        <w:hyperlink r:id="rId11" w:history="1">
+        <w:hyperlink r:id="rId12" w:history="1">
           <w:r>
             <w:rPr>
               <w:rStyle w:val="Hyperlink"/>
@@ -1239,8 +1239,16 @@
           <w:i w:val="0"/>
           <w:color w:val="0000FF"/>
           <w:sz w:val="24"/>
+          <w:u w:val="single"/>
         </w:rPr>
-        <w:t>d</w:t>
+        <w:hyperlink r:id="rId12" w:history="1">
+          <w:r>
+            <w:rPr>
+              <w:rStyle w:val="Hyperlink"/>
+            </w:rPr>
+            <w:t>d</w:t>
+          </w:r>
+        </w:hyperlink>
       </w:r>
       <w:r>
         <w:rPr>
@@ -1251,7 +1259,7 @@
           <w:sz w:val="24"/>
           <w:u w:val="single"/>
         </w:rPr>
-        <w:hyperlink r:id="rId11" w:history="1">
+        <w:hyperlink r:id="rId12" w:history="1">
           <w:r>
             <w:rPr>
               <w:rStyle w:val="Hyperlink"/>
@@ -1296,43 +1304,7 @@
           <w:color w:val="000000"/>
           <w:sz w:val="24"/>
         </w:rPr>
-        <w:t>National Archives of Indonesia. The inventory c</w:t>
-      </w:r>
-      <w:r>
-        <w:rPr>
-          <w:u w:val="single" w:color="0000ff"/>
-          <w:rFonts w:ascii="Charis SIL Regular" w:hAnsi="Charis SIL Regular" w:eastAsia="Charis SIL Regular"/>
-          <w:b w:val="0"/>
-          <w:i w:val="0"/>
-          <w:color w:val="000000"/>
-          <w:sz w:val="24"/>
-        </w:rPr>
-        <w:hyperlink r:id="rId12" w:history="1">
-          <w:r>
-            <w:rPr>
-              <w:rStyle w:val="Hyperlink"/>
-            </w:rPr>
-            <w:t>an be</w:t>
-          </w:r>
-        </w:hyperlink>
-      </w:r>
-      <w:r>
-        <w:rPr>
-          <w:u w:val="single" w:color="0000ff"/>
-          <w:rFonts w:ascii="Charis SIL Regular" w:hAnsi="Charis SIL Regular" w:eastAsia="Charis SIL Regular"/>
-          <w:b w:val="0"/>
-          <w:i w:val="0"/>
-          <w:color w:val="000000"/>
-          <w:sz w:val="24"/>
-        </w:rPr>
-        <w:hyperlink r:id="rId12" w:history="1">
-          <w:r>
-            <w:rPr>
-              <w:rStyle w:val="Hyperlink"/>
-            </w:rPr>
-            <w:t xml:space="preserve"> downloa</w:t>
-          </w:r>
-        </w:hyperlink>
+        <w:t>National Archives of Indonesia. The inventory can be downloa</w:t>
       </w:r>
       <w:r>
         <w:rPr>

--- a/EXPORTS/DOCX/published/niveau3/English/BGKW.docx
+++ b/EXPORTS/DOCX/published/niveau3/English/BGKW.docx
@@ -428,25 +428,7 @@
           <w:color w:val="000000"/>
           <w:sz w:val="24"/>
         </w:rPr>
-        <w:t>very few objects were added to the 'cabinet', as the Society's museum</w:t>
-      </w:r>
-      <w:r>
-        <w:rPr>
-          <w:u w:val="single" w:color="0000ff"/>
-          <w:rFonts w:ascii="Charis SIL Regular" w:hAnsi="Charis SIL Regular" w:eastAsia="Charis SIL Regular"/>
-          <w:b w:val="0"/>
-          <w:i w:val="0"/>
-          <w:color w:val="000000"/>
-          <w:sz w:val="24"/>
-        </w:rPr>
-        <w:hyperlink r:id="rId9" w:history="1">
-          <w:r>
-            <w:rPr>
-              <w:rStyle w:val="Hyperlink"/>
-            </w:rPr>
-            <w:t xml:space="preserve"> was the</w:t>
-          </w:r>
-        </w:hyperlink>
+        <w:t>very few objects were added to the 'cabinet', as the Society's museum was the</w:t>
       </w:r>
       <w:r>
         <w:rPr>
@@ -1080,45 +1062,8 @@
           <w:i w:val="0"/>
           <w:color w:val="0000FF"/>
           <w:sz w:val="24"/>
-          <w:u w:val="single"/>
         </w:rPr>
-        <w:hyperlink r:id="rId12" w:history="1">
-          <w:r>
-            <w:rPr>
-              <w:rStyle w:val="Hyperlink"/>
-            </w:rPr>
-            <w:t>Arsip</w:t>
-          </w:r>
-        </w:hyperlink>
-      </w:r>
-      <w:r>
-        <w:rPr>
-          <w:rFonts w:ascii="Charis SIL Regular" w:hAnsi="Charis SIL Regular" w:eastAsia="Charis SIL Regular"/>
-          <w:b w:val="0"/>
-          <w:i w:val="0"/>
-          <w:color w:val="0000FF"/>
-          <w:sz w:val="24"/>
-          <w:u w:val="single"/>
-        </w:rPr>
-        <w:t xml:space="preserve"> </w:t>
-      </w:r>
-      <w:r>
-        <w:rPr>
-          <w:rFonts w:ascii="Charis SIL Regular" w:hAnsi="Charis SIL Regular" w:eastAsia="Charis SIL Regular"/>
-          <w:b w:val="0"/>
-          <w:i w:val="0"/>
-          <w:color w:val="0000FF"/>
-          <w:sz w:val="24"/>
-          <w:u w:val="single"/>
-        </w:rPr>
-        <w:hyperlink r:id="rId12" w:history="1">
-          <w:r>
-            <w:rPr>
-              <w:rStyle w:val="Hyperlink"/>
-            </w:rPr>
-            <w:t>Nas</w:t>
-          </w:r>
-        </w:hyperlink>
+        <w:t>Arsip Nasional Republik Ind</w:t>
       </w:r>
       <w:r>
         <w:rPr>
@@ -1130,136 +1075,6 @@
           <w:u w:val="single"/>
         </w:rPr>
         <w:hyperlink r:id="rId11" w:history="1">
-          <w:r>
-            <w:rPr>
-              <w:rStyle w:val="Hyperlink"/>
-            </w:rPr>
-            <w:t>ional</w:t>
-          </w:r>
-        </w:hyperlink>
-      </w:r>
-      <w:r>
-        <w:rPr>
-          <w:rFonts w:ascii="Charis SIL Regular" w:hAnsi="Charis SIL Regular" w:eastAsia="Charis SIL Regular"/>
-          <w:b w:val="0"/>
-          <w:i w:val="0"/>
-          <w:color w:val="0000FF"/>
-          <w:sz w:val="24"/>
-          <w:u w:val="single"/>
-        </w:rPr>
-        <w:t xml:space="preserve"> </w:t>
-      </w:r>
-      <w:r>
-        <w:rPr>
-          <w:rFonts w:ascii="Charis SIL Regular" w:hAnsi="Charis SIL Regular" w:eastAsia="Charis SIL Regular"/>
-          <w:b w:val="0"/>
-          <w:i w:val="0"/>
-          <w:color w:val="0000FF"/>
-          <w:sz w:val="24"/>
-          <w:u w:val="single"/>
-        </w:rPr>
-        <w:hyperlink r:id="rId12" w:history="1">
-          <w:r>
-            <w:rPr>
-              <w:rStyle w:val="Hyperlink"/>
-            </w:rPr>
-            <w:t>Re</w:t>
-          </w:r>
-        </w:hyperlink>
-      </w:r>
-      <w:r>
-        <w:rPr>
-          <w:rFonts w:ascii="Charis SIL Regular" w:hAnsi="Charis SIL Regular" w:eastAsia="Charis SIL Regular"/>
-          <w:b w:val="0"/>
-          <w:i w:val="0"/>
-          <w:color w:val="0000FF"/>
-          <w:sz w:val="24"/>
-          <w:u w:val="single"/>
-        </w:rPr>
-        <w:hyperlink r:id="rId12" w:history="1">
-          <w:r>
-            <w:rPr>
-              <w:rStyle w:val="Hyperlink"/>
-            </w:rPr>
-            <w:t>p</w:t>
-          </w:r>
-        </w:hyperlink>
-      </w:r>
-      <w:r>
-        <w:rPr>
-          <w:rFonts w:ascii="Charis SIL Regular" w:hAnsi="Charis SIL Regular" w:eastAsia="Charis SIL Regular"/>
-          <w:b w:val="0"/>
-          <w:i w:val="0"/>
-          <w:color w:val="0000FF"/>
-          <w:sz w:val="24"/>
-          <w:u w:val="single"/>
-        </w:rPr>
-        <w:hyperlink r:id="rId12" w:history="1">
-          <w:r>
-            <w:rPr>
-              <w:rStyle w:val="Hyperlink"/>
-            </w:rPr>
-            <w:t>ublik</w:t>
-          </w:r>
-        </w:hyperlink>
-      </w:r>
-      <w:r>
-        <w:rPr>
-          <w:rFonts w:ascii="Charis SIL Regular" w:hAnsi="Charis SIL Regular" w:eastAsia="Charis SIL Regular"/>
-          <w:b w:val="0"/>
-          <w:i w:val="0"/>
-          <w:color w:val="0000FF"/>
-          <w:sz w:val="24"/>
-          <w:u w:val="single"/>
-        </w:rPr>
-        <w:t xml:space="preserve"> </w:t>
-      </w:r>
-      <w:r>
-        <w:rPr>
-          <w:rFonts w:ascii="Charis SIL Regular" w:hAnsi="Charis SIL Regular" w:eastAsia="Charis SIL Regular"/>
-          <w:b w:val="0"/>
-          <w:i w:val="0"/>
-          <w:color w:val="0000FF"/>
-          <w:sz w:val="24"/>
-          <w:u w:val="single"/>
-        </w:rPr>
-        <w:hyperlink r:id="rId12" w:history="1">
-          <w:r>
-            <w:rPr>
-              <w:rStyle w:val="Hyperlink"/>
-            </w:rPr>
-            <w:t>In</w:t>
-          </w:r>
-        </w:hyperlink>
-      </w:r>
-      <w:r>
-        <w:rPr>
-          <w:rFonts w:ascii="Charis SIL Regular" w:hAnsi="Charis SIL Regular" w:eastAsia="Charis SIL Regular"/>
-          <w:b w:val="0"/>
-          <w:i w:val="0"/>
-          <w:color w:val="0000FF"/>
-          <w:sz w:val="24"/>
-          <w:u w:val="single"/>
-        </w:rPr>
-        <w:hyperlink r:id="rId12" w:history="1">
-          <w:r>
-            <w:rPr>
-              <w:rStyle w:val="Hyperlink"/>
-            </w:rPr>
-            <w:t>d</w:t>
-          </w:r>
-        </w:hyperlink>
-      </w:r>
-      <w:r>
-        <w:rPr>
-          <w:rFonts w:ascii="Charis SIL Regular" w:hAnsi="Charis SIL Regular" w:eastAsia="Charis SIL Regular"/>
-          <w:b w:val="0"/>
-          <w:i w:val="0"/>
-          <w:color w:val="0000FF"/>
-          <w:sz w:val="24"/>
-          <w:u w:val="single"/>
-        </w:rPr>
-        <w:hyperlink r:id="rId12" w:history="1">
           <w:r>
             <w:rPr>
               <w:rStyle w:val="Hyperlink"/>
@@ -1304,7 +1119,43 @@
           <w:color w:val="000000"/>
           <w:sz w:val="24"/>
         </w:rPr>
-        <w:t>National Archives of Indonesia. The inventory can be downloa</w:t>
+        <w:t>National Archives of Indonesia. The inventory c</w:t>
+      </w:r>
+      <w:r>
+        <w:rPr>
+          <w:u w:val="single" w:color="0000ff"/>
+          <w:rFonts w:ascii="Charis SIL Regular" w:hAnsi="Charis SIL Regular" w:eastAsia="Charis SIL Regular"/>
+          <w:b w:val="0"/>
+          <w:i w:val="0"/>
+          <w:color w:val="000000"/>
+          <w:sz w:val="24"/>
+        </w:rPr>
+        <w:hyperlink r:id="rId12" w:history="1">
+          <w:r>
+            <w:rPr>
+              <w:rStyle w:val="Hyperlink"/>
+            </w:rPr>
+            <w:t>an be</w:t>
+          </w:r>
+        </w:hyperlink>
+      </w:r>
+      <w:r>
+        <w:rPr>
+          <w:u w:val="single" w:color="0000ff"/>
+          <w:rFonts w:ascii="Charis SIL Regular" w:hAnsi="Charis SIL Regular" w:eastAsia="Charis SIL Regular"/>
+          <w:b w:val="0"/>
+          <w:i w:val="0"/>
+          <w:color w:val="000000"/>
+          <w:sz w:val="24"/>
+        </w:rPr>
+        <w:hyperlink r:id="rId12" w:history="1">
+          <w:r>
+            <w:rPr>
+              <w:rStyle w:val="Hyperlink"/>
+            </w:rPr>
+            <w:t xml:space="preserve"> downloa</w:t>
+          </w:r>
+        </w:hyperlink>
       </w:r>
       <w:r>
         <w:rPr>

--- a/EXPORTS/DOCX/published/niveau3/English/BGKW.docx
+++ b/EXPORTS/DOCX/published/niveau3/English/BGKW.docx
@@ -428,7 +428,25 @@
           <w:color w:val="000000"/>
           <w:sz w:val="24"/>
         </w:rPr>
-        <w:t>very few objects were added to the 'cabinet', as the Society's museum was the</w:t>
+        <w:t>very few objects were added to the 'cabinet', as the Society's museum</w:t>
+      </w:r>
+      <w:r>
+        <w:rPr>
+          <w:u w:val="single" w:color="0000ff"/>
+          <w:rFonts w:ascii="Charis SIL Regular" w:hAnsi="Charis SIL Regular" w:eastAsia="Charis SIL Regular"/>
+          <w:b w:val="0"/>
+          <w:i w:val="0"/>
+          <w:color w:val="000000"/>
+          <w:sz w:val="24"/>
+        </w:rPr>
+        <w:hyperlink r:id="rId9" w:history="1">
+          <w:r>
+            <w:rPr>
+              <w:rStyle w:val="Hyperlink"/>
+            </w:rPr>
+            <w:t xml:space="preserve"> was the</w:t>
+          </w:r>
+        </w:hyperlink>
       </w:r>
       <w:r>
         <w:rPr>
@@ -1062,8 +1080,16 @@
           <w:i w:val="0"/>
           <w:color w:val="0000FF"/>
           <w:sz w:val="24"/>
+          <w:u w:val="single"/>
         </w:rPr>
-        <w:t>Arsip Nasional Republik Ind</w:t>
+        <w:hyperlink r:id="rId12" w:history="1">
+          <w:r>
+            <w:rPr>
+              <w:rStyle w:val="Hyperlink"/>
+            </w:rPr>
+            <w:t>Arsip</w:t>
+          </w:r>
+        </w:hyperlink>
       </w:r>
       <w:r>
         <w:rPr>
@@ -1074,7 +1100,166 @@
           <w:sz w:val="24"/>
           <w:u w:val="single"/>
         </w:rPr>
-        <w:hyperlink r:id="rId11" w:history="1">
+        <w:t xml:space="preserve"> </w:t>
+      </w:r>
+      <w:r>
+        <w:rPr>
+          <w:rFonts w:ascii="Charis SIL Regular" w:hAnsi="Charis SIL Regular" w:eastAsia="Charis SIL Regular"/>
+          <w:b w:val="0"/>
+          <w:i w:val="0"/>
+          <w:color w:val="0000FF"/>
+          <w:sz w:val="24"/>
+          <w:u w:val="single"/>
+        </w:rPr>
+        <w:hyperlink r:id="rId12" w:history="1">
+          <w:r>
+            <w:rPr>
+              <w:rStyle w:val="Hyperlink"/>
+            </w:rPr>
+            <w:t>Nas</w:t>
+          </w:r>
+        </w:hyperlink>
+      </w:r>
+      <w:r>
+        <w:rPr>
+          <w:rFonts w:ascii="Charis SIL Regular" w:hAnsi="Charis SIL Regular" w:eastAsia="Charis SIL Regular"/>
+          <w:b w:val="0"/>
+          <w:i w:val="0"/>
+          <w:color w:val="0000FF"/>
+          <w:sz w:val="24"/>
+          <w:u w:val="single"/>
+        </w:rPr>
+        <w:hyperlink r:id="rId12" w:history="1">
+          <w:r>
+            <w:rPr>
+              <w:rStyle w:val="Hyperlink"/>
+            </w:rPr>
+            <w:t>ional</w:t>
+          </w:r>
+        </w:hyperlink>
+      </w:r>
+      <w:r>
+        <w:rPr>
+          <w:rFonts w:ascii="Charis SIL Regular" w:hAnsi="Charis SIL Regular" w:eastAsia="Charis SIL Regular"/>
+          <w:b w:val="0"/>
+          <w:i w:val="0"/>
+          <w:color w:val="0000FF"/>
+          <w:sz w:val="24"/>
+          <w:u w:val="single"/>
+        </w:rPr>
+        <w:t xml:space="preserve"> </w:t>
+      </w:r>
+      <w:r>
+        <w:rPr>
+          <w:rFonts w:ascii="Charis SIL Regular" w:hAnsi="Charis SIL Regular" w:eastAsia="Charis SIL Regular"/>
+          <w:b w:val="0"/>
+          <w:i w:val="0"/>
+          <w:color w:val="0000FF"/>
+          <w:sz w:val="24"/>
+          <w:u w:val="single"/>
+        </w:rPr>
+        <w:hyperlink r:id="rId12" w:history="1">
+          <w:r>
+            <w:rPr>
+              <w:rStyle w:val="Hyperlink"/>
+            </w:rPr>
+            <w:t>Re</w:t>
+          </w:r>
+        </w:hyperlink>
+      </w:r>
+      <w:r>
+        <w:rPr>
+          <w:rFonts w:ascii="Charis SIL Regular" w:hAnsi="Charis SIL Regular" w:eastAsia="Charis SIL Regular"/>
+          <w:b w:val="0"/>
+          <w:i w:val="0"/>
+          <w:color w:val="0000FF"/>
+          <w:sz w:val="24"/>
+          <w:u w:val="single"/>
+        </w:rPr>
+        <w:hyperlink r:id="rId12" w:history="1">
+          <w:r>
+            <w:rPr>
+              <w:rStyle w:val="Hyperlink"/>
+            </w:rPr>
+            <w:t>p</w:t>
+          </w:r>
+        </w:hyperlink>
+      </w:r>
+      <w:r>
+        <w:rPr>
+          <w:rFonts w:ascii="Charis SIL Regular" w:hAnsi="Charis SIL Regular" w:eastAsia="Charis SIL Regular"/>
+          <w:b w:val="0"/>
+          <w:i w:val="0"/>
+          <w:color w:val="0000FF"/>
+          <w:sz w:val="24"/>
+          <w:u w:val="single"/>
+        </w:rPr>
+        <w:hyperlink r:id="rId12" w:history="1">
+          <w:r>
+            <w:rPr>
+              <w:rStyle w:val="Hyperlink"/>
+            </w:rPr>
+            <w:t>ublik</w:t>
+          </w:r>
+        </w:hyperlink>
+      </w:r>
+      <w:r>
+        <w:rPr>
+          <w:rFonts w:ascii="Charis SIL Regular" w:hAnsi="Charis SIL Regular" w:eastAsia="Charis SIL Regular"/>
+          <w:b w:val="0"/>
+          <w:i w:val="0"/>
+          <w:color w:val="0000FF"/>
+          <w:sz w:val="24"/>
+          <w:u w:val="single"/>
+        </w:rPr>
+        <w:t xml:space="preserve"> </w:t>
+      </w:r>
+      <w:r>
+        <w:rPr>
+          <w:rFonts w:ascii="Charis SIL Regular" w:hAnsi="Charis SIL Regular" w:eastAsia="Charis SIL Regular"/>
+          <w:b w:val="0"/>
+          <w:i w:val="0"/>
+          <w:color w:val="0000FF"/>
+          <w:sz w:val="24"/>
+          <w:u w:val="single"/>
+        </w:rPr>
+        <w:hyperlink r:id="rId12" w:history="1">
+          <w:r>
+            <w:rPr>
+              <w:rStyle w:val="Hyperlink"/>
+            </w:rPr>
+            <w:t>In</w:t>
+          </w:r>
+        </w:hyperlink>
+      </w:r>
+      <w:r>
+        <w:rPr>
+          <w:rFonts w:ascii="Charis SIL Regular" w:hAnsi="Charis SIL Regular" w:eastAsia="Charis SIL Regular"/>
+          <w:b w:val="0"/>
+          <w:i w:val="0"/>
+          <w:color w:val="0000FF"/>
+          <w:sz w:val="24"/>
+          <w:u w:val="single"/>
+        </w:rPr>
+        <w:hyperlink r:id="rId12" w:history="1">
+          <w:r>
+            <w:rPr>
+              <w:rStyle w:val="Hyperlink"/>
+            </w:rPr>
+            <w:t>d</w:t>
+          </w:r>
+        </w:hyperlink>
+      </w:r>
+      <w:r>
+        <w:rPr>
+          <w:rFonts w:ascii="Charis SIL Regular" w:hAnsi="Charis SIL Regular" w:eastAsia="Charis SIL Regular"/>
+          <w:b w:val="0"/>
+          <w:i w:val="0"/>
+          <w:color w:val="0000FF"/>
+          <w:sz w:val="24"/>
+          <w:u w:val="single"/>
+        </w:rPr>
+        <w:hyperlink r:id="rId12" w:history="1">
           <w:r>
             <w:rPr>
               <w:rStyle w:val="Hyperlink"/>
@@ -1119,25 +1304,7 @@
           <w:color w:val="000000"/>
           <w:sz w:val="24"/>
         </w:rPr>
-        <w:t>National Archives of Indonesia. The inventory c</w:t>
-      </w:r>
-      <w:r>
-        <w:rPr>
-          <w:u w:val="single" w:color="0000ff"/>
-          <w:rFonts w:ascii="Charis SIL Regular" w:hAnsi="Charis SIL Regular" w:eastAsia="Charis SIL Regular"/>
-          <w:b w:val="0"/>
-          <w:i w:val="0"/>
-          <w:color w:val="000000"/>
-          <w:sz w:val="24"/>
-        </w:rPr>
-        <w:hyperlink r:id="rId12" w:history="1">
-          <w:r>
-            <w:rPr>
-              <w:rStyle w:val="Hyperlink"/>
-            </w:rPr>
-            <w:t>an be</w:t>
-          </w:r>
-        </w:hyperlink>
+        <w:t>National Archives of Indonesia. The inventory can be</w:t>
       </w:r>
       <w:r>
         <w:rPr>

--- a/EXPORTS/DOCX/published/niveau3/English/BGKW.docx
+++ b/EXPORTS/DOCX/published/niveau3/English/BGKW.docx
@@ -428,25 +428,7 @@
           <w:color w:val="000000"/>
           <w:sz w:val="24"/>
         </w:rPr>
-        <w:t>very few objects were added to the 'cabinet', as the Society's museum</w:t>
-      </w:r>
-      <w:r>
-        <w:rPr>
-          <w:u w:val="single" w:color="0000ff"/>
-          <w:rFonts w:ascii="Charis SIL Regular" w:hAnsi="Charis SIL Regular" w:eastAsia="Charis SIL Regular"/>
-          <w:b w:val="0"/>
-          <w:i w:val="0"/>
-          <w:color w:val="000000"/>
-          <w:sz w:val="24"/>
-        </w:rPr>
-        <w:hyperlink r:id="rId9" w:history="1">
-          <w:r>
-            <w:rPr>
-              <w:rStyle w:val="Hyperlink"/>
-            </w:rPr>
-            <w:t xml:space="preserve"> was the</w:t>
-          </w:r>
-        </w:hyperlink>
+        <w:t>very few objects were added to the 'cabinet', as the Society's museum was the</w:t>
       </w:r>
       <w:r>
         <w:rPr>
@@ -1082,14 +1064,7 @@
           <w:sz w:val="24"/>
           <w:u w:val="single"/>
         </w:rPr>
-        <w:hyperlink r:id="rId12" w:history="1">
-          <w:r>
-            <w:rPr>
-              <w:rStyle w:val="Hyperlink"/>
-            </w:rPr>
-            <w:t>Arsip</w:t>
-          </w:r>
-        </w:hyperlink>
+        <w:t>Arsip Nas</w:t>
       </w:r>
       <w:r>
         <w:rPr>
@@ -1100,36 +1075,7 @@
           <w:sz w:val="24"/>
           <w:u w:val="single"/>
         </w:rPr>
-        <w:t xml:space="preserve"> </w:t>
-      </w:r>
-      <w:r>
-        <w:rPr>
-          <w:rFonts w:ascii="Charis SIL Regular" w:hAnsi="Charis SIL Regular" w:eastAsia="Charis SIL Regular"/>
-          <w:b w:val="0"/>
-          <w:i w:val="0"/>
-          <w:color w:val="0000FF"/>
-          <w:sz w:val="24"/>
-          <w:u w:val="single"/>
-        </w:rPr>
-        <w:hyperlink r:id="rId12" w:history="1">
-          <w:r>
-            <w:rPr>
-              <w:rStyle w:val="Hyperlink"/>
-            </w:rPr>
-            <w:t>Nas</w:t>
-          </w:r>
-        </w:hyperlink>
-      </w:r>
-      <w:r>
-        <w:rPr>
-          <w:rFonts w:ascii="Charis SIL Regular" w:hAnsi="Charis SIL Regular" w:eastAsia="Charis SIL Regular"/>
-          <w:b w:val="0"/>
-          <w:i w:val="0"/>
-          <w:color w:val="0000FF"/>
-          <w:sz w:val="24"/>
-          <w:u w:val="single"/>
-        </w:rPr>
-        <w:hyperlink r:id="rId12" w:history="1">
+        <w:hyperlink r:id="rId11" w:history="1">
           <w:r>
             <w:rPr>
               <w:rStyle w:val="Hyperlink"/>
@@ -1158,7 +1104,7 @@
           <w:sz w:val="24"/>
           <w:u w:val="single"/>
         </w:rPr>
-        <w:hyperlink r:id="rId12" w:history="1">
+        <w:hyperlink r:id="rId11" w:history="1">
           <w:r>
             <w:rPr>
               <w:rStyle w:val="Hyperlink"/>
@@ -1176,7 +1122,7 @@
           <w:sz w:val="24"/>
           <w:u w:val="single"/>
         </w:rPr>
-        <w:hyperlink r:id="rId12" w:history="1">
+        <w:hyperlink r:id="rId11" w:history="1">
           <w:r>
             <w:rPr>
               <w:rStyle w:val="Hyperlink"/>
@@ -1194,7 +1140,7 @@
           <w:sz w:val="24"/>
           <w:u w:val="single"/>
         </w:rPr>
-        <w:hyperlink r:id="rId12" w:history="1">
+        <w:hyperlink r:id="rId11" w:history="1">
           <w:r>
             <w:rPr>
               <w:rStyle w:val="Hyperlink"/>
@@ -1223,7 +1169,7 @@
           <w:sz w:val="24"/>
           <w:u w:val="single"/>
         </w:rPr>
-        <w:hyperlink r:id="rId12" w:history="1">
+        <w:hyperlink r:id="rId11" w:history="1">
           <w:r>
             <w:rPr>
               <w:rStyle w:val="Hyperlink"/>
@@ -1241,14 +1187,7 @@
           <w:sz w:val="24"/>
           <w:u w:val="single"/>
         </w:rPr>
-        <w:hyperlink r:id="rId12" w:history="1">
-          <w:r>
-            <w:rPr>
-              <w:rStyle w:val="Hyperlink"/>
-            </w:rPr>
-            <w:t>d</w:t>
-          </w:r>
-        </w:hyperlink>
+        <w:t>d</w:t>
       </w:r>
       <w:r>
         <w:rPr>
@@ -1259,7 +1198,7 @@
           <w:sz w:val="24"/>
           <w:u w:val="single"/>
         </w:rPr>
-        <w:hyperlink r:id="rId12" w:history="1">
+        <w:hyperlink r:id="rId11" w:history="1">
           <w:r>
             <w:rPr>
               <w:rStyle w:val="Hyperlink"/>
@@ -1304,7 +1243,25 @@
           <w:color w:val="000000"/>
           <w:sz w:val="24"/>
         </w:rPr>
-        <w:t>National Archives of Indonesia. The inventory can be</w:t>
+        <w:t>National Archives of Indonesia. The inventory c</w:t>
+      </w:r>
+      <w:r>
+        <w:rPr>
+          <w:u w:val="single" w:color="0000ff"/>
+          <w:rFonts w:ascii="Charis SIL Regular" w:hAnsi="Charis SIL Regular" w:eastAsia="Charis SIL Regular"/>
+          <w:b w:val="0"/>
+          <w:i w:val="0"/>
+          <w:color w:val="000000"/>
+          <w:sz w:val="24"/>
+        </w:rPr>
+        <w:hyperlink r:id="rId12" w:history="1">
+          <w:r>
+            <w:rPr>
+              <w:rStyle w:val="Hyperlink"/>
+            </w:rPr>
+            <w:t>an be</w:t>
+          </w:r>
+        </w:hyperlink>
       </w:r>
       <w:r>
         <w:rPr>
@@ -1684,7 +1641,7 @@
           <w:sz w:val="24"/>
           <w:u w:val="single"/>
         </w:rPr>
-        <w:t>Scientific research in colonised terri</w:t>
+        <w:t>Scientific research in colonised terr</w:t>
       </w:r>
       <w:r>
         <w:rPr>
@@ -1695,7 +1652,7 @@
           <w:sz w:val="24"/>
           <w:u w:val="single"/>
         </w:rPr>
-        <w:t>torie</w:t>
+        <w:t>i</w:t>
       </w:r>
       <w:r>
         <w:rPr>
@@ -1704,8 +1661,9 @@
           <w:i w:val="0"/>
           <w:color w:val="0000FF"/>
           <w:sz w:val="24"/>
+          <w:u w:val="single"/>
         </w:rPr>
-        <w:t>s</w:t>
+        <w:t>tories</w:t>
       </w:r>
       <w:r>
         <w:br/>

--- a/EXPORTS/DOCX/published/niveau3/English/BGKW.docx
+++ b/EXPORTS/DOCX/published/niveau3/English/BGKW.docx
@@ -1064,7 +1064,14 @@
           <w:sz w:val="24"/>
           <w:u w:val="single"/>
         </w:rPr>
-        <w:t>Arsip Nas</w:t>
+        <w:hyperlink r:id="rId12" w:history="1">
+          <w:r>
+            <w:rPr>
+              <w:rStyle w:val="Hyperlink"/>
+            </w:rPr>
+            <w:t>Arsip</w:t>
+          </w:r>
+        </w:hyperlink>
       </w:r>
       <w:r>
         <w:rPr>
@@ -1075,7 +1082,36 @@
           <w:sz w:val="24"/>
           <w:u w:val="single"/>
         </w:rPr>
-        <w:hyperlink r:id="rId11" w:history="1">
+        <w:t xml:space="preserve"> </w:t>
+      </w:r>
+      <w:r>
+        <w:rPr>
+          <w:rFonts w:ascii="Charis SIL Regular" w:hAnsi="Charis SIL Regular" w:eastAsia="Charis SIL Regular"/>
+          <w:b w:val="0"/>
+          <w:i w:val="0"/>
+          <w:color w:val="0000FF"/>
+          <w:sz w:val="24"/>
+          <w:u w:val="single"/>
+        </w:rPr>
+        <w:hyperlink r:id="rId12" w:history="1">
+          <w:r>
+            <w:rPr>
+              <w:rStyle w:val="Hyperlink"/>
+            </w:rPr>
+            <w:t>Nas</w:t>
+          </w:r>
+        </w:hyperlink>
+      </w:r>
+      <w:r>
+        <w:rPr>
+          <w:rFonts w:ascii="Charis SIL Regular" w:hAnsi="Charis SIL Regular" w:eastAsia="Charis SIL Regular"/>
+          <w:b w:val="0"/>
+          <w:i w:val="0"/>
+          <w:color w:val="0000FF"/>
+          <w:sz w:val="24"/>
+          <w:u w:val="single"/>
+        </w:rPr>
+        <w:hyperlink r:id="rId12" w:history="1">
           <w:r>
             <w:rPr>
               <w:rStyle w:val="Hyperlink"/>
@@ -1104,7 +1140,7 @@
           <w:sz w:val="24"/>
           <w:u w:val="single"/>
         </w:rPr>
-        <w:hyperlink r:id="rId11" w:history="1">
+        <w:hyperlink r:id="rId12" w:history="1">
           <w:r>
             <w:rPr>
               <w:rStyle w:val="Hyperlink"/>
@@ -1122,7 +1158,7 @@
           <w:sz w:val="24"/>
           <w:u w:val="single"/>
         </w:rPr>
-        <w:hyperlink r:id="rId11" w:history="1">
+        <w:hyperlink r:id="rId12" w:history="1">
           <w:r>
             <w:rPr>
               <w:rStyle w:val="Hyperlink"/>
@@ -1140,7 +1176,7 @@
           <w:sz w:val="24"/>
           <w:u w:val="single"/>
         </w:rPr>
-        <w:hyperlink r:id="rId11" w:history="1">
+        <w:hyperlink r:id="rId12" w:history="1">
           <w:r>
             <w:rPr>
               <w:rStyle w:val="Hyperlink"/>
@@ -1169,7 +1205,7 @@
           <w:sz w:val="24"/>
           <w:u w:val="single"/>
         </w:rPr>
-        <w:hyperlink r:id="rId11" w:history="1">
+        <w:hyperlink r:id="rId12" w:history="1">
           <w:r>
             <w:rPr>
               <w:rStyle w:val="Hyperlink"/>
@@ -1187,7 +1223,14 @@
           <w:sz w:val="24"/>
           <w:u w:val="single"/>
         </w:rPr>
-        <w:t>d</w:t>
+        <w:hyperlink r:id="rId12" w:history="1">
+          <w:r>
+            <w:rPr>
+              <w:rStyle w:val="Hyperlink"/>
+            </w:rPr>
+            <w:t>d</w:t>
+          </w:r>
+        </w:hyperlink>
       </w:r>
       <w:r>
         <w:rPr>
@@ -1198,7 +1241,7 @@
           <w:sz w:val="24"/>
           <w:u w:val="single"/>
         </w:rPr>
-        <w:hyperlink r:id="rId11" w:history="1">
+        <w:hyperlink r:id="rId12" w:history="1">
           <w:r>
             <w:rPr>
               <w:rStyle w:val="Hyperlink"/>

--- a/EXPORTS/DOCX/published/niveau3/English/BGKW.docx
+++ b/EXPORTS/DOCX/published/niveau3/English/BGKW.docx
@@ -428,7 +428,25 @@
           <w:color w:val="000000"/>
           <w:sz w:val="24"/>
         </w:rPr>
-        <w:t>very few objects were added to the 'cabinet', as the Society's museum was the</w:t>
+        <w:t>very few objects were added to the 'cabinet', as the Society's museum</w:t>
+      </w:r>
+      <w:r>
+        <w:rPr>
+          <w:u w:val="single" w:color="0000ff"/>
+          <w:rFonts w:ascii="Charis SIL Regular" w:hAnsi="Charis SIL Regular" w:eastAsia="Charis SIL Regular"/>
+          <w:b w:val="0"/>
+          <w:i w:val="0"/>
+          <w:color w:val="000000"/>
+          <w:sz w:val="24"/>
+        </w:rPr>
+        <w:hyperlink r:id="rId9" w:history="1">
+          <w:r>
+            <w:rPr>
+              <w:rStyle w:val="Hyperlink"/>
+            </w:rPr>
+            <w:t xml:space="preserve"> was the</w:t>
+          </w:r>
+        </w:hyperlink>
       </w:r>
       <w:r>
         <w:rPr>
@@ -1080,9 +1098,8 @@
           <w:i w:val="0"/>
           <w:color w:val="0000FF"/>
           <w:sz w:val="24"/>
-          <w:u w:val="single"/>
         </w:rPr>
-        <w:t xml:space="preserve"> </w:t>
+        <w:t xml:space="preserve"> Nas</w:t>
       </w:r>
       <w:r>
         <w:rPr>
@@ -1093,25 +1110,7 @@
           <w:sz w:val="24"/>
           <w:u w:val="single"/>
         </w:rPr>
-        <w:hyperlink r:id="rId12" w:history="1">
-          <w:r>
-            <w:rPr>
-              <w:rStyle w:val="Hyperlink"/>
-            </w:rPr>
-            <w:t>Nas</w:t>
-          </w:r>
-        </w:hyperlink>
-      </w:r>
-      <w:r>
-        <w:rPr>
-          <w:rFonts w:ascii="Charis SIL Regular" w:hAnsi="Charis SIL Regular" w:eastAsia="Charis SIL Regular"/>
-          <w:b w:val="0"/>
-          <w:i w:val="0"/>
-          <w:color w:val="0000FF"/>
-          <w:sz w:val="24"/>
-          <w:u w:val="single"/>
-        </w:rPr>
-        <w:hyperlink r:id="rId12" w:history="1">
+        <w:hyperlink r:id="rId11" w:history="1">
           <w:r>
             <w:rPr>
               <w:rStyle w:val="Hyperlink"/>
@@ -1140,7 +1139,7 @@
           <w:sz w:val="24"/>
           <w:u w:val="single"/>
         </w:rPr>
-        <w:hyperlink r:id="rId12" w:history="1">
+        <w:hyperlink r:id="rId11" w:history="1">
           <w:r>
             <w:rPr>
               <w:rStyle w:val="Hyperlink"/>
@@ -1158,7 +1157,7 @@
           <w:sz w:val="24"/>
           <w:u w:val="single"/>
         </w:rPr>
-        <w:hyperlink r:id="rId12" w:history="1">
+        <w:hyperlink r:id="rId11" w:history="1">
           <w:r>
             <w:rPr>
               <w:rStyle w:val="Hyperlink"/>
@@ -1176,7 +1175,7 @@
           <w:sz w:val="24"/>
           <w:u w:val="single"/>
         </w:rPr>
-        <w:hyperlink r:id="rId12" w:history="1">
+        <w:hyperlink r:id="rId11" w:history="1">
           <w:r>
             <w:rPr>
               <w:rStyle w:val="Hyperlink"/>
@@ -1221,7 +1220,6 @@
           <w:i w:val="0"/>
           <w:color w:val="0000FF"/>
           <w:sz w:val="24"/>
-          <w:u w:val="single"/>
         </w:rPr>
         <w:hyperlink r:id="rId12" w:history="1">
           <w:r>

--- a/EXPORTS/DOCX/published/niveau3/English/BGKW.docx
+++ b/EXPORTS/DOCX/published/niveau3/English/BGKW.docx
@@ -439,14 +439,7 @@
           <w:color w:val="000000"/>
           <w:sz w:val="24"/>
         </w:rPr>
-        <w:hyperlink r:id="rId9" w:history="1">
-          <w:r>
-            <w:rPr>
-              <w:rStyle w:val="Hyperlink"/>
-            </w:rPr>
-            <w:t xml:space="preserve"> was the</w:t>
-          </w:r>
-        </w:hyperlink>
+        <w:t xml:space="preserve"> was the</w:t>
       </w:r>
       <w:r>
         <w:rPr>
@@ -1098,8 +1091,9 @@
           <w:i w:val="0"/>
           <w:color w:val="0000FF"/>
           <w:sz w:val="24"/>
+          <w:u w:val="single"/>
         </w:rPr>
-        <w:t xml:space="preserve"> Nas</w:t>
+        <w:t xml:space="preserve"> </w:t>
       </w:r>
       <w:r>
         <w:rPr>
@@ -1110,7 +1104,25 @@
           <w:sz w:val="24"/>
           <w:u w:val="single"/>
         </w:rPr>
-        <w:hyperlink r:id="rId11" w:history="1">
+        <w:hyperlink r:id="rId12" w:history="1">
+          <w:r>
+            <w:rPr>
+              <w:rStyle w:val="Hyperlink"/>
+            </w:rPr>
+            <w:t>Nas</w:t>
+          </w:r>
+        </w:hyperlink>
+      </w:r>
+      <w:r>
+        <w:rPr>
+          <w:rFonts w:ascii="Charis SIL Regular" w:hAnsi="Charis SIL Regular" w:eastAsia="Charis SIL Regular"/>
+          <w:b w:val="0"/>
+          <w:i w:val="0"/>
+          <w:color w:val="0000FF"/>
+          <w:sz w:val="24"/>
+          <w:u w:val="single"/>
+        </w:rPr>
+        <w:hyperlink r:id="rId12" w:history="1">
           <w:r>
             <w:rPr>
               <w:rStyle w:val="Hyperlink"/>
@@ -1139,7 +1151,7 @@
           <w:sz w:val="24"/>
           <w:u w:val="single"/>
         </w:rPr>
-        <w:hyperlink r:id="rId11" w:history="1">
+        <w:hyperlink r:id="rId12" w:history="1">
           <w:r>
             <w:rPr>
               <w:rStyle w:val="Hyperlink"/>
@@ -1204,7 +1216,7 @@
           <w:sz w:val="24"/>
           <w:u w:val="single"/>
         </w:rPr>
-        <w:hyperlink r:id="rId12" w:history="1">
+        <w:hyperlink r:id="rId11" w:history="1">
           <w:r>
             <w:rPr>
               <w:rStyle w:val="Hyperlink"/>
@@ -1220,15 +1232,9 @@
           <w:i w:val="0"/>
           <w:color w:val="0000FF"/>
           <w:sz w:val="24"/>
+          <w:u w:val="single"/>
         </w:rPr>
-        <w:hyperlink r:id="rId12" w:history="1">
-          <w:r>
-            <w:rPr>
-              <w:rStyle w:val="Hyperlink"/>
-            </w:rPr>
-            <w:t>d</w:t>
-          </w:r>
-        </w:hyperlink>
+        <w:t>d</w:t>
       </w:r>
       <w:r>
         <w:rPr>
@@ -1239,7 +1245,7 @@
           <w:sz w:val="24"/>
           <w:u w:val="single"/>
         </w:rPr>
-        <w:hyperlink r:id="rId12" w:history="1">
+        <w:hyperlink r:id="rId11" w:history="1">
           <w:r>
             <w:rPr>
               <w:rStyle w:val="Hyperlink"/>
@@ -1682,7 +1688,7 @@
           <w:sz w:val="24"/>
           <w:u w:val="single"/>
         </w:rPr>
-        <w:t>Scientific research in colonised terr</w:t>
+        <w:t>Scientific research in colonised terri</w:t>
       </w:r>
       <w:r>
         <w:rPr>
@@ -1693,7 +1699,7 @@
           <w:sz w:val="24"/>
           <w:u w:val="single"/>
         </w:rPr>
-        <w:t>i</w:t>
+        <w:t>torie</w:t>
       </w:r>
       <w:r>
         <w:rPr>
@@ -1702,9 +1708,8 @@
           <w:i w:val="0"/>
           <w:color w:val="0000FF"/>
           <w:sz w:val="24"/>
-          <w:u w:val="single"/>
         </w:rPr>
-        <w:t>tories</w:t>
+        <w:t>s</w:t>
       </w:r>
       <w:r>
         <w:br/>

--- a/EXPORTS/DOCX/published/niveau3/English/BGKW.docx
+++ b/EXPORTS/DOCX/published/niveau3/English/BGKW.docx
@@ -1169,7 +1169,7 @@
           <w:sz w:val="24"/>
           <w:u w:val="single"/>
         </w:rPr>
-        <w:hyperlink r:id="rId11" w:history="1">
+        <w:hyperlink r:id="rId12" w:history="1">
           <w:r>
             <w:rPr>
               <w:rStyle w:val="Hyperlink"/>
@@ -1187,7 +1187,7 @@
           <w:sz w:val="24"/>
           <w:u w:val="single"/>
         </w:rPr>
-        <w:hyperlink r:id="rId11" w:history="1">
+        <w:hyperlink r:id="rId12" w:history="1">
           <w:r>
             <w:rPr>
               <w:rStyle w:val="Hyperlink"/>
@@ -1216,7 +1216,7 @@
           <w:sz w:val="24"/>
           <w:u w:val="single"/>
         </w:rPr>
-        <w:hyperlink r:id="rId11" w:history="1">
+        <w:hyperlink r:id="rId12" w:history="1">
           <w:r>
             <w:rPr>
               <w:rStyle w:val="Hyperlink"/>
@@ -1234,7 +1234,14 @@
           <w:sz w:val="24"/>
           <w:u w:val="single"/>
         </w:rPr>
-        <w:t>d</w:t>
+        <w:hyperlink r:id="rId12" w:history="1">
+          <w:r>
+            <w:rPr>
+              <w:rStyle w:val="Hyperlink"/>
+            </w:rPr>
+            <w:t>d</w:t>
+          </w:r>
+        </w:hyperlink>
       </w:r>
       <w:r>
         <w:rPr>
@@ -1245,7 +1252,7 @@
           <w:sz w:val="24"/>
           <w:u w:val="single"/>
         </w:rPr>
-        <w:hyperlink r:id="rId11" w:history="1">
+        <w:hyperlink r:id="rId12" w:history="1">
           <w:r>
             <w:rPr>
               <w:rStyle w:val="Hyperlink"/>
@@ -1290,25 +1297,7 @@
           <w:color w:val="000000"/>
           <w:sz w:val="24"/>
         </w:rPr>
-        <w:t>National Archives of Indonesia. The inventory c</w:t>
-      </w:r>
-      <w:r>
-        <w:rPr>
-          <w:u w:val="single" w:color="0000ff"/>
-          <w:rFonts w:ascii="Charis SIL Regular" w:hAnsi="Charis SIL Regular" w:eastAsia="Charis SIL Regular"/>
-          <w:b w:val="0"/>
-          <w:i w:val="0"/>
-          <w:color w:val="000000"/>
-          <w:sz w:val="24"/>
-        </w:rPr>
-        <w:hyperlink r:id="rId12" w:history="1">
-          <w:r>
-            <w:rPr>
-              <w:rStyle w:val="Hyperlink"/>
-            </w:rPr>
-            <w:t>an be</w:t>
-          </w:r>
-        </w:hyperlink>
+        <w:t>National Archives of Indonesia. The inventory can be</w:t>
       </w:r>
       <w:r>
         <w:rPr>

--- a/EXPORTS/DOCX/published/niveau3/English/BGKW.docx
+++ b/EXPORTS/DOCX/published/niveau3/English/BGKW.docx
@@ -439,7 +439,14 @@
           <w:color w:val="000000"/>
           <w:sz w:val="24"/>
         </w:rPr>
-        <w:t xml:space="preserve"> was the</w:t>
+        <w:hyperlink r:id="rId9" w:history="1">
+          <w:r>
+            <w:rPr>
+              <w:rStyle w:val="Hyperlink"/>
+            </w:rPr>
+            <w:t xml:space="preserve"> was the</w:t>
+          </w:r>
+        </w:hyperlink>
       </w:r>
       <w:r>
         <w:rPr>
@@ -1169,7 +1176,7 @@
           <w:sz w:val="24"/>
           <w:u w:val="single"/>
         </w:rPr>
-        <w:hyperlink r:id="rId12" w:history="1">
+        <w:hyperlink r:id="rId11" w:history="1">
           <w:r>
             <w:rPr>
               <w:rStyle w:val="Hyperlink"/>
@@ -1187,7 +1194,7 @@
           <w:sz w:val="24"/>
           <w:u w:val="single"/>
         </w:rPr>
-        <w:hyperlink r:id="rId12" w:history="1">
+        <w:hyperlink r:id="rId11" w:history="1">
           <w:r>
             <w:rPr>
               <w:rStyle w:val="Hyperlink"/>
@@ -1216,7 +1223,7 @@
           <w:sz w:val="24"/>
           <w:u w:val="single"/>
         </w:rPr>
-        <w:hyperlink r:id="rId12" w:history="1">
+        <w:hyperlink r:id="rId11" w:history="1">
           <w:r>
             <w:rPr>
               <w:rStyle w:val="Hyperlink"/>
@@ -1232,16 +1239,8 @@
           <w:i w:val="0"/>
           <w:color w:val="0000FF"/>
           <w:sz w:val="24"/>
-          <w:u w:val="single"/>
         </w:rPr>
-        <w:hyperlink r:id="rId12" w:history="1">
-          <w:r>
-            <w:rPr>
-              <w:rStyle w:val="Hyperlink"/>
-            </w:rPr>
-            <w:t>d</w:t>
-          </w:r>
-        </w:hyperlink>
+        <w:t>d</w:t>
       </w:r>
       <w:r>
         <w:rPr>
@@ -1252,7 +1251,7 @@
           <w:sz w:val="24"/>
           <w:u w:val="single"/>
         </w:rPr>
-        <w:hyperlink r:id="rId12" w:history="1">
+        <w:hyperlink r:id="rId11" w:history="1">
           <w:r>
             <w:rPr>
               <w:rStyle w:val="Hyperlink"/>
@@ -1297,7 +1296,25 @@
           <w:color w:val="000000"/>
           <w:sz w:val="24"/>
         </w:rPr>
-        <w:t>National Archives of Indonesia. The inventory can be</w:t>
+        <w:t>National Archives of Indonesia. The inventory c</w:t>
+      </w:r>
+      <w:r>
+        <w:rPr>
+          <w:u w:val="single" w:color="0000ff"/>
+          <w:rFonts w:ascii="Charis SIL Regular" w:hAnsi="Charis SIL Regular" w:eastAsia="Charis SIL Regular"/>
+          <w:b w:val="0"/>
+          <w:i w:val="0"/>
+          <w:color w:val="000000"/>
+          <w:sz w:val="24"/>
+        </w:rPr>
+        <w:hyperlink r:id="rId12" w:history="1">
+          <w:r>
+            <w:rPr>
+              <w:rStyle w:val="Hyperlink"/>
+            </w:rPr>
+            <w:t>an be</w:t>
+          </w:r>
+        </w:hyperlink>
       </w:r>
       <w:r>
         <w:rPr>
@@ -1677,7 +1694,7 @@
           <w:sz w:val="24"/>
           <w:u w:val="single"/>
         </w:rPr>
-        <w:t>Scientific research in colonised terri</w:t>
+        <w:t>Scientific research in colonised terr</w:t>
       </w:r>
       <w:r>
         <w:rPr>
@@ -1688,7 +1705,7 @@
           <w:sz w:val="24"/>
           <w:u w:val="single"/>
         </w:rPr>
-        <w:t>torie</w:t>
+        <w:t>i</w:t>
       </w:r>
       <w:r>
         <w:rPr>
@@ -1697,8 +1714,9 @@
           <w:i w:val="0"/>
           <w:color w:val="0000FF"/>
           <w:sz w:val="24"/>
+          <w:u w:val="single"/>
         </w:rPr>
-        <w:t>s</w:t>
+        <w:t>tories</w:t>
       </w:r>
       <w:r>
         <w:br/>

--- a/EXPORTS/DOCX/published/niveau3/English/BGKW.docx
+++ b/EXPORTS/DOCX/published/niveau3/English/BGKW.docx
@@ -428,25 +428,7 @@
           <w:color w:val="000000"/>
           <w:sz w:val="24"/>
         </w:rPr>
-        <w:t>very few objects were added to the 'cabinet', as the Society's museum</w:t>
-      </w:r>
-      <w:r>
-        <w:rPr>
-          <w:u w:val="single" w:color="0000ff"/>
-          <w:rFonts w:ascii="Charis SIL Regular" w:hAnsi="Charis SIL Regular" w:eastAsia="Charis SIL Regular"/>
-          <w:b w:val="0"/>
-          <w:i w:val="0"/>
-          <w:color w:val="000000"/>
-          <w:sz w:val="24"/>
-        </w:rPr>
-        <w:hyperlink r:id="rId9" w:history="1">
-          <w:r>
-            <w:rPr>
-              <w:rStyle w:val="Hyperlink"/>
-            </w:rPr>
-            <w:t xml:space="preserve"> was the</w:t>
-          </w:r>
-        </w:hyperlink>
+        <w:t>very few objects were added to the 'cabinet', as the Society's museum was the</w:t>
       </w:r>
       <w:r>
         <w:rPr>
@@ -1176,7 +1158,7 @@
           <w:sz w:val="24"/>
           <w:u w:val="single"/>
         </w:rPr>
-        <w:hyperlink r:id="rId11" w:history="1">
+        <w:hyperlink r:id="rId12" w:history="1">
           <w:r>
             <w:rPr>
               <w:rStyle w:val="Hyperlink"/>
@@ -1194,7 +1176,7 @@
           <w:sz w:val="24"/>
           <w:u w:val="single"/>
         </w:rPr>
-        <w:hyperlink r:id="rId11" w:history="1">
+        <w:hyperlink r:id="rId12" w:history="1">
           <w:r>
             <w:rPr>
               <w:rStyle w:val="Hyperlink"/>
@@ -1223,7 +1205,7 @@
           <w:sz w:val="24"/>
           <w:u w:val="single"/>
         </w:rPr>
-        <w:hyperlink r:id="rId11" w:history="1">
+        <w:hyperlink r:id="rId12" w:history="1">
           <w:r>
             <w:rPr>
               <w:rStyle w:val="Hyperlink"/>
@@ -1239,8 +1221,16 @@
           <w:i w:val="0"/>
           <w:color w:val="0000FF"/>
           <w:sz w:val="24"/>
+          <w:u w:val="single"/>
         </w:rPr>
-        <w:t>d</w:t>
+        <w:hyperlink r:id="rId12" w:history="1">
+          <w:r>
+            <w:rPr>
+              <w:rStyle w:val="Hyperlink"/>
+            </w:rPr>
+            <w:t>d</w:t>
+          </w:r>
+        </w:hyperlink>
       </w:r>
       <w:r>
         <w:rPr>
@@ -1694,7 +1684,7 @@
           <w:sz w:val="24"/>
           <w:u w:val="single"/>
         </w:rPr>
-        <w:t>Scientific research in colonised terr</w:t>
+        <w:t>Scientific research in colonised terri</w:t>
       </w:r>
       <w:r>
         <w:rPr>
@@ -1705,7 +1695,7 @@
           <w:sz w:val="24"/>
           <w:u w:val="single"/>
         </w:rPr>
-        <w:t>i</w:t>
+        <w:t>torie</w:t>
       </w:r>
       <w:r>
         <w:rPr>
@@ -1714,9 +1704,8 @@
           <w:i w:val="0"/>
           <w:color w:val="0000FF"/>
           <w:sz w:val="24"/>
-          <w:u w:val="single"/>
         </w:rPr>
-        <w:t>tories</w:t>
+        <w:t>s</w:t>
       </w:r>
       <w:r>
         <w:br/>

--- a/EXPORTS/DOCX/published/niveau3/English/BGKW.docx
+++ b/EXPORTS/DOCX/published/niveau3/English/BGKW.docx
@@ -428,7 +428,25 @@
           <w:color w:val="000000"/>
           <w:sz w:val="24"/>
         </w:rPr>
-        <w:t>very few objects were added to the 'cabinet', as the Society's museum was the</w:t>
+        <w:t>very few objects were added to the 'cabinet', as the Society's museum</w:t>
+      </w:r>
+      <w:r>
+        <w:rPr>
+          <w:u w:val="single" w:color="0000ff"/>
+          <w:rFonts w:ascii="Charis SIL Regular" w:hAnsi="Charis SIL Regular" w:eastAsia="Charis SIL Regular"/>
+          <w:b w:val="0"/>
+          <w:i w:val="0"/>
+          <w:color w:val="000000"/>
+          <w:sz w:val="24"/>
+        </w:rPr>
+        <w:hyperlink r:id="rId9" w:history="1">
+          <w:r>
+            <w:rPr>
+              <w:rStyle w:val="Hyperlink"/>
+            </w:rPr>
+            <w:t xml:space="preserve"> was the</w:t>
+          </w:r>
+        </w:hyperlink>
       </w:r>
       <w:r>
         <w:rPr>
@@ -1062,16 +1080,8 @@
           <w:i w:val="0"/>
           <w:color w:val="0000FF"/>
           <w:sz w:val="24"/>
-          <w:u w:val="single"/>
         </w:rPr>
-        <w:hyperlink r:id="rId12" w:history="1">
-          <w:r>
-            <w:rPr>
-              <w:rStyle w:val="Hyperlink"/>
-            </w:rPr>
-            <w:t>Arsip</w:t>
-          </w:r>
-        </w:hyperlink>
+        <w:t>Arsip Nas</w:t>
       </w:r>
       <w:r>
         <w:rPr>
@@ -1082,36 +1092,7 @@
           <w:sz w:val="24"/>
           <w:u w:val="single"/>
         </w:rPr>
-        <w:t xml:space="preserve"> </w:t>
-      </w:r>
-      <w:r>
-        <w:rPr>
-          <w:rFonts w:ascii="Charis SIL Regular" w:hAnsi="Charis SIL Regular" w:eastAsia="Charis SIL Regular"/>
-          <w:b w:val="0"/>
-          <w:i w:val="0"/>
-          <w:color w:val="0000FF"/>
-          <w:sz w:val="24"/>
-          <w:u w:val="single"/>
-        </w:rPr>
-        <w:hyperlink r:id="rId12" w:history="1">
-          <w:r>
-            <w:rPr>
-              <w:rStyle w:val="Hyperlink"/>
-            </w:rPr>
-            <w:t>Nas</w:t>
-          </w:r>
-        </w:hyperlink>
-      </w:r>
-      <w:r>
-        <w:rPr>
-          <w:rFonts w:ascii="Charis SIL Regular" w:hAnsi="Charis SIL Regular" w:eastAsia="Charis SIL Regular"/>
-          <w:b w:val="0"/>
-          <w:i w:val="0"/>
-          <w:color w:val="0000FF"/>
-          <w:sz w:val="24"/>
-          <w:u w:val="single"/>
-        </w:rPr>
-        <w:hyperlink r:id="rId12" w:history="1">
+        <w:hyperlink r:id="rId11" w:history="1">
           <w:r>
             <w:rPr>
               <w:rStyle w:val="Hyperlink"/>
@@ -1140,7 +1121,7 @@
           <w:sz w:val="24"/>
           <w:u w:val="single"/>
         </w:rPr>
-        <w:hyperlink r:id="rId12" w:history="1">
+        <w:hyperlink r:id="rId11" w:history="1">
           <w:r>
             <w:rPr>
               <w:rStyle w:val="Hyperlink"/>
@@ -1158,7 +1139,7 @@
           <w:sz w:val="24"/>
           <w:u w:val="single"/>
         </w:rPr>
-        <w:hyperlink r:id="rId12" w:history="1">
+        <w:hyperlink r:id="rId11" w:history="1">
           <w:r>
             <w:rPr>
               <w:rStyle w:val="Hyperlink"/>
@@ -1176,7 +1157,7 @@
           <w:sz w:val="24"/>
           <w:u w:val="single"/>
         </w:rPr>
-        <w:hyperlink r:id="rId12" w:history="1">
+        <w:hyperlink r:id="rId11" w:history="1">
           <w:r>
             <w:rPr>
               <w:rStyle w:val="Hyperlink"/>
@@ -1241,7 +1222,7 @@
           <w:sz w:val="24"/>
           <w:u w:val="single"/>
         </w:rPr>
-        <w:hyperlink r:id="rId11" w:history="1">
+        <w:hyperlink r:id="rId12" w:history="1">
           <w:r>
             <w:rPr>
               <w:rStyle w:val="Hyperlink"/>

--- a/EXPORTS/DOCX/published/niveau3/English/BGKW.docx
+++ b/EXPORTS/DOCX/published/niveau3/English/BGKW.docx
@@ -439,14 +439,7 @@
           <w:color w:val="000000"/>
           <w:sz w:val="24"/>
         </w:rPr>
-        <w:hyperlink r:id="rId9" w:history="1">
-          <w:r>
-            <w:rPr>
-              <w:rStyle w:val="Hyperlink"/>
-            </w:rPr>
-            <w:t xml:space="preserve"> was the</w:t>
-          </w:r>
-        </w:hyperlink>
+        <w:t xml:space="preserve"> was the</w:t>
       </w:r>
       <w:r>
         <w:rPr>
@@ -1080,8 +1073,16 @@
           <w:i w:val="0"/>
           <w:color w:val="0000FF"/>
           <w:sz w:val="24"/>
+          <w:u w:val="single"/>
         </w:rPr>
-        <w:t>Arsip Nas</w:t>
+        <w:hyperlink r:id="rId12" w:history="1">
+          <w:r>
+            <w:rPr>
+              <w:rStyle w:val="Hyperlink"/>
+            </w:rPr>
+            <w:t>Arsip</w:t>
+          </w:r>
+        </w:hyperlink>
       </w:r>
       <w:r>
         <w:rPr>
@@ -1092,7 +1093,36 @@
           <w:sz w:val="24"/>
           <w:u w:val="single"/>
         </w:rPr>
-        <w:hyperlink r:id="rId11" w:history="1">
+        <w:t xml:space="preserve"> </w:t>
+      </w:r>
+      <w:r>
+        <w:rPr>
+          <w:rFonts w:ascii="Charis SIL Regular" w:hAnsi="Charis SIL Regular" w:eastAsia="Charis SIL Regular"/>
+          <w:b w:val="0"/>
+          <w:i w:val="0"/>
+          <w:color w:val="0000FF"/>
+          <w:sz w:val="24"/>
+          <w:u w:val="single"/>
+        </w:rPr>
+        <w:hyperlink r:id="rId12" w:history="1">
+          <w:r>
+            <w:rPr>
+              <w:rStyle w:val="Hyperlink"/>
+            </w:rPr>
+            <w:t>Nas</w:t>
+          </w:r>
+        </w:hyperlink>
+      </w:r>
+      <w:r>
+        <w:rPr>
+          <w:rFonts w:ascii="Charis SIL Regular" w:hAnsi="Charis SIL Regular" w:eastAsia="Charis SIL Regular"/>
+          <w:b w:val="0"/>
+          <w:i w:val="0"/>
+          <w:color w:val="0000FF"/>
+          <w:sz w:val="24"/>
+          <w:u w:val="single"/>
+        </w:rPr>
+        <w:hyperlink r:id="rId12" w:history="1">
           <w:r>
             <w:rPr>
               <w:rStyle w:val="Hyperlink"/>
@@ -1121,7 +1151,7 @@
           <w:sz w:val="24"/>
           <w:u w:val="single"/>
         </w:rPr>
-        <w:hyperlink r:id="rId11" w:history="1">
+        <w:hyperlink r:id="rId12" w:history="1">
           <w:r>
             <w:rPr>
               <w:rStyle w:val="Hyperlink"/>
@@ -1139,7 +1169,7 @@
           <w:sz w:val="24"/>
           <w:u w:val="single"/>
         </w:rPr>
-        <w:hyperlink r:id="rId11" w:history="1">
+        <w:hyperlink r:id="rId12" w:history="1">
           <w:r>
             <w:rPr>
               <w:rStyle w:val="Hyperlink"/>
@@ -1157,7 +1187,7 @@
           <w:sz w:val="24"/>
           <w:u w:val="single"/>
         </w:rPr>
-        <w:hyperlink r:id="rId11" w:history="1">
+        <w:hyperlink r:id="rId12" w:history="1">
           <w:r>
             <w:rPr>
               <w:rStyle w:val="Hyperlink"/>
@@ -1222,7 +1252,7 @@
           <w:sz w:val="24"/>
           <w:u w:val="single"/>
         </w:rPr>
-        <w:hyperlink r:id="rId12" w:history="1">
+        <w:hyperlink r:id="rId11" w:history="1">
           <w:r>
             <w:rPr>
               <w:rStyle w:val="Hyperlink"/>
@@ -1665,7 +1695,7 @@
           <w:sz w:val="24"/>
           <w:u w:val="single"/>
         </w:rPr>
-        <w:t>Scientific research in colonised terri</w:t>
+        <w:t>Scientific research in colonised terr</w:t>
       </w:r>
       <w:r>
         <w:rPr>
@@ -1676,7 +1706,7 @@
           <w:sz w:val="24"/>
           <w:u w:val="single"/>
         </w:rPr>
-        <w:t>torie</w:t>
+        <w:t>i</w:t>
       </w:r>
       <w:r>
         <w:rPr>
@@ -1685,8 +1715,9 @@
           <w:i w:val="0"/>
           <w:color w:val="0000FF"/>
           <w:sz w:val="24"/>
+          <w:u w:val="single"/>
         </w:rPr>
-        <w:t>s</w:t>
+        <w:t>tories</w:t>
       </w:r>
       <w:r>
         <w:br/>

--- a/EXPORTS/DOCX/published/niveau3/English/BGKW.docx
+++ b/EXPORTS/DOCX/published/niveau3/English/BGKW.docx
@@ -439,7 +439,14 @@
           <w:color w:val="000000"/>
           <w:sz w:val="24"/>
         </w:rPr>
-        <w:t xml:space="preserve"> was the</w:t>
+        <w:hyperlink r:id="rId9" w:history="1">
+          <w:r>
+            <w:rPr>
+              <w:rStyle w:val="Hyperlink"/>
+            </w:rPr>
+            <w:t xml:space="preserve"> was the</w:t>
+          </w:r>
+        </w:hyperlink>
       </w:r>
       <w:r>
         <w:rPr>
@@ -1169,7 +1176,7 @@
           <w:sz w:val="24"/>
           <w:u w:val="single"/>
         </w:rPr>
-        <w:hyperlink r:id="rId12" w:history="1">
+        <w:hyperlink r:id="rId11" w:history="1">
           <w:r>
             <w:rPr>
               <w:rStyle w:val="Hyperlink"/>
@@ -1187,7 +1194,7 @@
           <w:sz w:val="24"/>
           <w:u w:val="single"/>
         </w:rPr>
-        <w:hyperlink r:id="rId12" w:history="1">
+        <w:hyperlink r:id="rId11" w:history="1">
           <w:r>
             <w:rPr>
               <w:rStyle w:val="Hyperlink"/>
@@ -1216,7 +1223,7 @@
           <w:sz w:val="24"/>
           <w:u w:val="single"/>
         </w:rPr>
-        <w:hyperlink r:id="rId12" w:history="1">
+        <w:hyperlink r:id="rId11" w:history="1">
           <w:r>
             <w:rPr>
               <w:rStyle w:val="Hyperlink"/>
@@ -1232,16 +1239,8 @@
           <w:i w:val="0"/>
           <w:color w:val="0000FF"/>
           <w:sz w:val="24"/>
-          <w:u w:val="single"/>
         </w:rPr>
-        <w:hyperlink r:id="rId12" w:history="1">
-          <w:r>
-            <w:rPr>
-              <w:rStyle w:val="Hyperlink"/>
-            </w:rPr>
-            <w:t>d</w:t>
-          </w:r>
-        </w:hyperlink>
+        <w:t>d</w:t>
       </w:r>
       <w:r>
         <w:rPr>
@@ -1695,7 +1694,7 @@
           <w:sz w:val="24"/>
           <w:u w:val="single"/>
         </w:rPr>
-        <w:t>Scientific research in colonised terr</w:t>
+        <w:t>Scientific research in colonised terri</w:t>
       </w:r>
       <w:r>
         <w:rPr>
@@ -1706,7 +1705,7 @@
           <w:sz w:val="24"/>
           <w:u w:val="single"/>
         </w:rPr>
-        <w:t>i</w:t>
+        <w:t>torie</w:t>
       </w:r>
       <w:r>
         <w:rPr>
@@ -1715,9 +1714,8 @@
           <w:i w:val="0"/>
           <w:color w:val="0000FF"/>
           <w:sz w:val="24"/>
-          <w:u w:val="single"/>
         </w:rPr>
-        <w:t>tories</w:t>
+        <w:t>s</w:t>
       </w:r>
       <w:r>
         <w:br/>

--- a/EXPORTS/DOCX/published/niveau3/English/BGKW.docx
+++ b/EXPORTS/DOCX/published/niveau3/English/BGKW.docx
@@ -428,25 +428,7 @@
           <w:color w:val="000000"/>
           <w:sz w:val="24"/>
         </w:rPr>
-        <w:t>very few objects were added to the 'cabinet', as the Society's museum</w:t>
-      </w:r>
-      <w:r>
-        <w:rPr>
-          <w:u w:val="single" w:color="0000ff"/>
-          <w:rFonts w:ascii="Charis SIL Regular" w:hAnsi="Charis SIL Regular" w:eastAsia="Charis SIL Regular"/>
-          <w:b w:val="0"/>
-          <w:i w:val="0"/>
-          <w:color w:val="000000"/>
-          <w:sz w:val="24"/>
-        </w:rPr>
-        <w:hyperlink r:id="rId9" w:history="1">
-          <w:r>
-            <w:rPr>
-              <w:rStyle w:val="Hyperlink"/>
-            </w:rPr>
-            <w:t xml:space="preserve"> was the</w:t>
-          </w:r>
-        </w:hyperlink>
+        <w:t>very few objects were added to the 'cabinet', as the Society's museum was the</w:t>
       </w:r>
       <w:r>
         <w:rPr>
@@ -1176,7 +1158,7 @@
           <w:sz w:val="24"/>
           <w:u w:val="single"/>
         </w:rPr>
-        <w:hyperlink r:id="rId11" w:history="1">
+        <w:hyperlink r:id="rId12" w:history="1">
           <w:r>
             <w:rPr>
               <w:rStyle w:val="Hyperlink"/>
@@ -1239,6 +1221,7 @@
           <w:i w:val="0"/>
           <w:color w:val="0000FF"/>
           <w:sz w:val="24"/>
+          <w:u w:val="single"/>
         </w:rPr>
         <w:t>d</w:t>
       </w:r>
@@ -1694,7 +1677,7 @@
           <w:sz w:val="24"/>
           <w:u w:val="single"/>
         </w:rPr>
-        <w:t>Scientific research in colonised terri</w:t>
+        <w:t>Scientific research in colonised terr</w:t>
       </w:r>
       <w:r>
         <w:rPr>
@@ -1705,7 +1688,7 @@
           <w:sz w:val="24"/>
           <w:u w:val="single"/>
         </w:rPr>
-        <w:t>torie</w:t>
+        <w:t>i</w:t>
       </w:r>
       <w:r>
         <w:rPr>
@@ -1714,8 +1697,9 @@
           <w:i w:val="0"/>
           <w:color w:val="0000FF"/>
           <w:sz w:val="24"/>
+          <w:u w:val="single"/>
         </w:rPr>
-        <w:t>s</w:t>
+        <w:t>tories</w:t>
       </w:r>
       <w:r>
         <w:br/>

--- a/EXPORTS/DOCX/published/niveau3/English/BGKW.docx
+++ b/EXPORTS/DOCX/published/niveau3/English/BGKW.docx
@@ -1158,7 +1158,7 @@
           <w:sz w:val="24"/>
           <w:u w:val="single"/>
         </w:rPr>
-        <w:hyperlink r:id="rId12" w:history="1">
+        <w:hyperlink r:id="rId11" w:history="1">
           <w:r>
             <w:rPr>
               <w:rStyle w:val="Hyperlink"/>

--- a/EXPORTS/DOCX/published/niveau3/English/BGKW.docx
+++ b/EXPORTS/DOCX/published/niveau3/English/BGKW.docx
@@ -428,7 +428,18 @@
           <w:color w:val="000000"/>
           <w:sz w:val="24"/>
         </w:rPr>
-        <w:t>very few objects were added to the 'cabinet', as the Society's museum was the</w:t>
+        <w:t>very few objects were added to the 'cabinet', as the Society's museum</w:t>
+      </w:r>
+      <w:r>
+        <w:rPr>
+          <w:u w:val="single" w:color="0000ff"/>
+          <w:rFonts w:ascii="Charis SIL Regular" w:hAnsi="Charis SIL Regular" w:eastAsia="Charis SIL Regular"/>
+          <w:b w:val="0"/>
+          <w:i w:val="0"/>
+          <w:color w:val="000000"/>
+          <w:sz w:val="24"/>
+        </w:rPr>
+        <w:t xml:space="preserve"> was the</w:t>
       </w:r>
       <w:r>
         <w:rPr>
@@ -1111,7 +1122,7 @@
           <w:sz w:val="24"/>
           <w:u w:val="single"/>
         </w:rPr>
-        <w:hyperlink r:id="rId12" w:history="1">
+        <w:hyperlink r:id="rId11" w:history="1">
           <w:r>
             <w:rPr>
               <w:rStyle w:val="Hyperlink"/>
@@ -1158,7 +1169,7 @@
           <w:sz w:val="24"/>
           <w:u w:val="single"/>
         </w:rPr>
-        <w:hyperlink r:id="rId11" w:history="1">
+        <w:hyperlink r:id="rId12" w:history="1">
           <w:r>
             <w:rPr>
               <w:rStyle w:val="Hyperlink"/>
@@ -1176,7 +1187,7 @@
           <w:sz w:val="24"/>
           <w:u w:val="single"/>
         </w:rPr>
-        <w:hyperlink r:id="rId11" w:history="1">
+        <w:hyperlink r:id="rId12" w:history="1">
           <w:r>
             <w:rPr>
               <w:rStyle w:val="Hyperlink"/>
@@ -1205,7 +1216,7 @@
           <w:sz w:val="24"/>
           <w:u w:val="single"/>
         </w:rPr>
-        <w:hyperlink r:id="rId11" w:history="1">
+        <w:hyperlink r:id="rId12" w:history="1">
           <w:r>
             <w:rPr>
               <w:rStyle w:val="Hyperlink"/>
@@ -1223,7 +1234,14 @@
           <w:sz w:val="24"/>
           <w:u w:val="single"/>
         </w:rPr>
-        <w:t>d</w:t>
+        <w:hyperlink r:id="rId12" w:history="1">
+          <w:r>
+            <w:rPr>
+              <w:rStyle w:val="Hyperlink"/>
+            </w:rPr>
+            <w:t>d</w:t>
+          </w:r>
+        </w:hyperlink>
       </w:r>
       <w:r>
         <w:rPr>
@@ -1234,7 +1252,7 @@
           <w:sz w:val="24"/>
           <w:u w:val="single"/>
         </w:rPr>
-        <w:hyperlink r:id="rId11" w:history="1">
+        <w:hyperlink r:id="rId12" w:history="1">
           <w:r>
             <w:rPr>
               <w:rStyle w:val="Hyperlink"/>
@@ -1279,43 +1297,7 @@
           <w:color w:val="000000"/>
           <w:sz w:val="24"/>
         </w:rPr>
-        <w:t>National Archives of Indonesia. The inventory c</w:t>
-      </w:r>
-      <w:r>
-        <w:rPr>
-          <w:u w:val="single" w:color="0000ff"/>
-          <w:rFonts w:ascii="Charis SIL Regular" w:hAnsi="Charis SIL Regular" w:eastAsia="Charis SIL Regular"/>
-          <w:b w:val="0"/>
-          <w:i w:val="0"/>
-          <w:color w:val="000000"/>
-          <w:sz w:val="24"/>
-        </w:rPr>
-        <w:hyperlink r:id="rId12" w:history="1">
-          <w:r>
-            <w:rPr>
-              <w:rStyle w:val="Hyperlink"/>
-            </w:rPr>
-            <w:t>an be</w:t>
-          </w:r>
-        </w:hyperlink>
-      </w:r>
-      <w:r>
-        <w:rPr>
-          <w:u w:val="single" w:color="0000ff"/>
-          <w:rFonts w:ascii="Charis SIL Regular" w:hAnsi="Charis SIL Regular" w:eastAsia="Charis SIL Regular"/>
-          <w:b w:val="0"/>
-          <w:i w:val="0"/>
-          <w:color w:val="000000"/>
-          <w:sz w:val="24"/>
-        </w:rPr>
-        <w:hyperlink r:id="rId12" w:history="1">
-          <w:r>
-            <w:rPr>
-              <w:rStyle w:val="Hyperlink"/>
-            </w:rPr>
-            <w:t xml:space="preserve"> downloa</w:t>
-          </w:r>
-        </w:hyperlink>
+        <w:t>National Archives of Indonesia. The inventory can be downloa</w:t>
       </w:r>
       <w:r>
         <w:rPr>
@@ -1677,7 +1659,7 @@
           <w:sz w:val="24"/>
           <w:u w:val="single"/>
         </w:rPr>
-        <w:t>Scientific research in colonised terr</w:t>
+        <w:t>Scientific research in colonised terri</w:t>
       </w:r>
       <w:r>
         <w:rPr>
@@ -1688,7 +1670,7 @@
           <w:sz w:val="24"/>
           <w:u w:val="single"/>
         </w:rPr>
-        <w:t>i</w:t>
+        <w:t>torie</w:t>
       </w:r>
       <w:r>
         <w:rPr>
@@ -1697,9 +1679,8 @@
           <w:i w:val="0"/>
           <w:color w:val="0000FF"/>
           <w:sz w:val="24"/>
-          <w:u w:val="single"/>
         </w:rPr>
-        <w:t>tories</w:t>
+        <w:t>s</w:t>
       </w:r>
       <w:r>
         <w:br/>
